--- a/kit_workshop/resultados_de_referencia/Caso_C_alta_agua_producida_agria_resultados_N25.docx
+++ b/kit_workshop/resultados_de_referencia/Caso_C_alta_agua_producida_agria_resultados_N25.docx
@@ -3011,6 +3011,84 @@
               <w:rPr>
                 <w:sz w:val="18"/>
               </w:rPr>
+              <w:t>Carrera = apertura × carrera nominal (2 in (50,8 mm) estimada; puerto 2 5/8 in (66,7 mm) estimado)</w:t>
+            </w:r>
+          </w:p>
+        </w:tc>
+        <w:tc>
+          <w:tcPr>
+            <w:tcW w:type="dxa" w:w="986"/>
+          </w:tcPr>
+          <w:p>
+            <w:r>
+              <w:rPr>
+                <w:sz w:val="18"/>
+              </w:rPr>
+            </w:r>
+          </w:p>
+        </w:tc>
+        <w:tc>
+          <w:tcPr>
+            <w:tcW w:type="dxa" w:w="1710"/>
+            <w:shd w:val="clear" w:color="auto" w:fill="E3F1E6"/>
+          </w:tcPr>
+          <w:p>
+            <w:pPr>
+              <w:jc w:val="right"/>
+            </w:pPr>
+            <w:r>
+              <w:rPr>
+                <w:sz w:val="18"/>
+              </w:rPr>
+              <w:t>7,9 mm (0,31 in)</w:t>
+            </w:r>
+          </w:p>
+        </w:tc>
+        <w:tc>
+          <w:tcPr>
+            <w:tcW w:type="dxa" w:w="1710"/>
+            <w:shd w:val="clear" w:color="auto" w:fill="E3F1E6"/>
+          </w:tcPr>
+          <w:p>
+            <w:pPr>
+              <w:jc w:val="right"/>
+            </w:pPr>
+            <w:r>
+              <w:rPr>
+                <w:sz w:val="18"/>
+              </w:rPr>
+              <w:t>20,2 mm (0,80 in)</w:t>
+            </w:r>
+          </w:p>
+        </w:tc>
+        <w:tc>
+          <w:tcPr>
+            <w:tcW w:type="dxa" w:w="1710"/>
+            <w:shd w:val="clear" w:color="auto" w:fill="E3F1E6"/>
+          </w:tcPr>
+          <w:p>
+            <w:pPr>
+              <w:jc w:val="right"/>
+            </w:pPr>
+            <w:r>
+              <w:rPr>
+                <w:sz w:val="18"/>
+              </w:rPr>
+              <w:t>30,5 mm (1,20 in)</w:t>
+            </w:r>
+          </w:p>
+        </w:tc>
+      </w:tr>
+      <w:tr>
+        <w:tc>
+          <w:tcPr>
+            <w:tcW w:type="dxa" w:w="3749"/>
+          </w:tcPr>
+          <w:p>
+            <w:r>
+              <w:rPr>
+                <w:sz w:val="18"/>
+              </w:rPr>
               <w:t>LpAe,1m (IEC 60534-8-4)</w:t>
             </w:r>
           </w:p>
@@ -3351,6 +3429,84 @@
                 <w:sz w:val="18"/>
               </w:rPr>
               <w:t>60,0</w:t>
+            </w:r>
+          </w:p>
+        </w:tc>
+      </w:tr>
+      <w:tr>
+        <w:tc>
+          <w:tcPr>
+            <w:tcW w:type="dxa" w:w="3749"/>
+          </w:tcPr>
+          <w:p>
+            <w:r>
+              <w:rPr>
+                <w:sz w:val="18"/>
+              </w:rPr>
+              <w:t>Carrera de operación</w:t>
+            </w:r>
+          </w:p>
+        </w:tc>
+        <w:tc>
+          <w:tcPr>
+            <w:tcW w:type="dxa" w:w="986"/>
+          </w:tcPr>
+          <w:p>
+            <w:r>
+              <w:rPr>
+                <w:sz w:val="18"/>
+              </w:rPr>
+            </w:r>
+          </w:p>
+        </w:tc>
+        <w:tc>
+          <w:tcPr>
+            <w:tcW w:type="dxa" w:w="1710"/>
+            <w:shd w:val="clear" w:color="auto" w:fill="E3F1E6"/>
+          </w:tcPr>
+          <w:p>
+            <w:pPr>
+              <w:jc w:val="right"/>
+            </w:pPr>
+            <w:r>
+              <w:rPr>
+                <w:sz w:val="18"/>
+              </w:rPr>
+              <w:t>7,9 mm (0,31 in)</w:t>
+            </w:r>
+          </w:p>
+        </w:tc>
+        <w:tc>
+          <w:tcPr>
+            <w:tcW w:type="dxa" w:w="1710"/>
+            <w:shd w:val="clear" w:color="auto" w:fill="E3F1E6"/>
+          </w:tcPr>
+          <w:p>
+            <w:pPr>
+              <w:jc w:val="right"/>
+            </w:pPr>
+            <w:r>
+              <w:rPr>
+                <w:sz w:val="18"/>
+              </w:rPr>
+              <w:t>20,2 mm (0,80 in)</w:t>
+            </w:r>
+          </w:p>
+        </w:tc>
+        <w:tc>
+          <w:tcPr>
+            <w:tcW w:type="dxa" w:w="1710"/>
+            <w:shd w:val="clear" w:color="auto" w:fill="E3F1E6"/>
+          </w:tcPr>
+          <w:p>
+            <w:pPr>
+              <w:jc w:val="right"/>
+            </w:pPr>
+            <w:r>
+              <w:rPr>
+                <w:sz w:val="18"/>
+              </w:rPr>
+              <w:t>30,5 mm (1,20 in)</w:t>
             </w:r>
           </w:p>
         </w:tc>
@@ -6122,7 +6278,7 @@
         <w:pStyle w:val="ListBullet"/>
       </w:pPr>
       <w:r>
-        <w:t>Materiales descartados: 23 (detalle en la solapa 3-Materiales, botón Análisis).</w:t>
+        <w:t>Materiales descartados: 26 (detalle en la solapa 3-Materiales, botón Análisis).</w:t>
       </w:r>
     </w:p>
     <w:p>
@@ -6239,7 +6395,7 @@
         <w:pStyle w:val="ListBullet"/>
       </w:pPr>
       <w:r>
-        <w:t>Materiales descartados: 26 (detalle en la solapa 3-Materiales, botón Análisis).</w:t>
+        <w:t>Materiales descartados: 31 (detalle en la solapa 3-Materiales, botón Análisis).</w:t>
       </w:r>
     </w:p>
     <w:p>
@@ -6361,7 +6517,7 @@
         <w:pStyle w:val="ListBullet"/>
       </w:pPr>
       <w:r>
-        <w:t>Materiales descartados: 27 (detalle en la solapa 3-Materiales, botón Análisis).</w:t>
+        <w:t>Materiales descartados: 31 (detalle en la solapa 3-Materiales, botón Análisis).</w:t>
       </w:r>
     </w:p>
     <w:p>
@@ -6478,7 +6634,7 @@
         <w:pStyle w:val="ListBullet"/>
       </w:pPr>
       <w:r>
-        <w:t>Materiales descartados: 12 (detalle en la solapa 3-Materiales, botón Análisis).</w:t>
+        <w:t>Materiales descartados: 16 (detalle en la solapa 3-Materiales, botón Análisis).</w:t>
       </w:r>
     </w:p>
     <w:p>
@@ -6743,7 +6899,161 @@
         <w:pStyle w:val="Heading3"/>
       </w:pPr>
       <w:r>
-        <w:t>5.8 Empaquetadura y bonete</w:t>
+        <w:t>5.8 Juego de internos</w:t>
+      </w:r>
+    </w:p>
+    <w:p>
+      <w:r>
+        <w:t>Cada juego estándar se evalúa con las mismas reglas que los materiales sueltos (temperatura, química, servicio agrio, dureza y resistencia al desgaste) más el galling de las parejas obturador–asiento y obturador–jaula y el tipo de asiento que pide la clase de cierre.</w:t>
+      </w:r>
+    </w:p>
+    <w:p>
+      <w:r>
+        <w:t>Combinación especial (ningún juego estándar es apto).</w:t>
+      </w:r>
+    </w:p>
+    <w:p>
+      <w:pPr>
+        <w:pStyle w:val="ListBullet"/>
+      </w:pPr>
+      <w:r>
+        <w:t>N25-T01 — Martensítico endurecido: no apto. Asiento (416): Incompatible químicamente: Cl⁻ (85.000,0 mg/L, 110 °C, con agua): regla D — no usar. No aceptable según ISO 15156 / MR0175: Aceros de fácil mecanizado (S alto) no aceptables. Dureza 40 HRC (≈ 371 HB) menor que la requerida (55 HRC). Resistencia a la cavitación 5/10 menor que la requerida (8/10). Resistencia a la erosión 5/10 menor que la requerida (8/10). Jaula caracterizada (CB7Cu1): Incompatible químicamente: Cl⁻ (85.000,0 mg/L, 110 °C, con agua): regla D — no usar. No aceptable según ISO 15156 / MR0175: Solo condición H1150D doble envejecido ≤ 33 HRC. Dureza 36 HRC (≈ 336 HB) menor que la requerida (55 HRC). Resistencia a la cavitación 6/10 menor que la requerida (8/10). Resistencia a la erosión 6/10 menor que la requerida (8/10). (índice 3,06)</w:t>
+      </w:r>
+    </w:p>
+    <w:p>
+      <w:pPr>
+        <w:pStyle w:val="ListBullet"/>
+      </w:pPr>
+      <w:r>
+        <w:t>N25-T02 — Inoxidable 316 con jaula ENC: no apto. Asiento (316): Incompatible químicamente: Cl⁻ (85.000,0 mg/L, 110 °C, con agua): regla D — no usar. Temperatura 110 °C supera el límite ambiental (60 °C) en servicio agrio. Dureza 150 HB menor que la requerida (55 HRC). Resistencia a la cavitación 2/10 menor que la requerida (8/10). Resistencia a la erosión 2/10 menor que la requerida (8/10). Jaula caracterizada (316_ENC): Incompatible químicamente: Cl⁻ (85.000,0 mg/L, 110 °C, con agua): regla D — no usar. Temperatura 110 °C supera el límite ambiental (60 °C) en servicio agrio. Dureza 50 HRC (≈ 475 HB) menor que la requerida (55 HRC). Resistencia a la cavitación 3/10 menor que la requerida (8/10). Resistencia a la erosión 4/10 menor que la requerida (8/10). (índice 4,11)</w:t>
+      </w:r>
+    </w:p>
+    <w:p>
+      <w:pPr>
+        <w:pStyle w:val="ListBullet"/>
+      </w:pPr>
+      <w:r>
+        <w:t>N25-T03 — Inoxidable 316 con jaula ENC y asiento blando: no apto. Asiento (316): Incompatible químicamente: Cl⁻ (85.000,0 mg/L, 110 °C, con agua): regla D — no usar. Temperatura 110 °C supera el límite ambiental (60 °C) en servicio agrio. Dureza 150 HB menor que la requerida (55 HRC). Resistencia a la cavitación 2/10 menor que la requerida (8/10). Resistencia a la erosión 2/10 menor que la requerida (8/10). Jaula caracterizada (316_ENC): Incompatible químicamente: Cl⁻ (85.000,0 mg/L, 110 °C, con agua): regla D — no usar. Temperatura 110 °C supera el límite ambiental (60 °C) en servicio agrio. Dureza 50 HRC (≈ 475 HB) menor que la requerida (55 HRC). Resistencia a la cavitación 3/10 menor que la requerida (8/10). Resistencia a la erosión 4/10 menor que la requerida (8/10). (índice 4,11)</w:t>
+      </w:r>
+    </w:p>
+    <w:p>
+      <w:pPr>
+        <w:pStyle w:val="ListBullet"/>
+      </w:pPr>
+      <w:r>
+        <w:t>N25-T04 — 316 con Stellite en asiento y guía, jaula ENC: no apto. Asiento (ST6): Incompatible químicamente: Cl⁻ (85.000,0 mg/L, 110 °C, con agua): regla D — no usar. Dureza 40 HRC (≈ 371 HB) menor que la requerida (55 HRC). Jaula caracterizada (316_ENC): Incompatible químicamente: Cl⁻ (85.000,0 mg/L, 110 °C, con agua): regla D — no usar. Temperatura 110 °C supera el límite ambiental (60 °C) en servicio agrio. Dureza 50 HRC (≈ 475 HB) menor que la requerida (55 HRC). Resistencia a la cavitación 3/10 menor que la requerida (8/10). Resistencia a la erosión 4/10 menor que la requerida (8/10). (índice 9,99)</w:t>
+      </w:r>
+    </w:p>
+    <w:p>
+      <w:pPr>
+        <w:pStyle w:val="ListBullet"/>
+      </w:pPr>
+      <w:r>
+        <w:t>N25-T05 — 316 con Stellite, jaula ENC y asiento blando: no apto. Asiento (316_ST6): Incompatible químicamente: Cl⁻ (85.000,0 mg/L, 110 °C, con agua): regla D — no usar. Dureza 40 HRC (≈ 371 HB) menor que la requerida (55 HRC). Jaula caracterizada (316_ENC): Incompatible químicamente: Cl⁻ (85.000,0 mg/L, 110 °C, con agua): regla D — no usar. Temperatura 110 °C supera el límite ambiental (60 °C) en servicio agrio. Dureza 50 HRC (≈ 475 HB) menor que la requerida (55 HRC). Resistencia a la cavitación 3/10 menor que la requerida (8/10). Resistencia a la erosión 4/10 menor que la requerida (8/10). (índice 6,19)</w:t>
+      </w:r>
+    </w:p>
+    <w:p>
+      <w:pPr>
+        <w:pStyle w:val="ListBullet"/>
+      </w:pPr>
+      <w:r>
+        <w:t>N25-T06 — Stellite macizo en asiento y jaula: no apto. Asiento (ST6): Incompatible químicamente: Cl⁻ (85.000,0 mg/L, 110 °C, con agua): regla D — no usar. Dureza 40 HRC (≈ 371 HB) menor que la requerida (55 HRC). Jaula caracterizada (ST6): Incompatible químicamente: Cl⁻ (85.000,0 mg/L, 110 °C, con agua): regla D — no usar. Dureza 40 HRC (≈ 371 HB) menor que la requerida (55 HRC). (índice 14,2)</w:t>
+      </w:r>
+    </w:p>
+    <w:p>
+      <w:pPr>
+        <w:pStyle w:val="ListBullet"/>
+      </w:pPr>
+      <w:r>
+        <w:t>N25-T07 — Stellite macizo con asiento blando: no apto. Asiento (316_ST6): Incompatible químicamente: Cl⁻ (85.000,0 mg/L, 110 °C, con agua): regla D — no usar. Dureza 40 HRC (≈ 371 HB) menor que la requerida (55 HRC). Jaula caracterizada (ST6): Incompatible químicamente: Cl⁻ (85.000,0 mg/L, 110 °C, con agua): regla D — no usar. Dureza 40 HRC (≈ 371 HB) menor que la requerida (55 HRC). (índice 10,4)</w:t>
+      </w:r>
+    </w:p>
+    <w:p>
+      <w:pPr>
+        <w:pStyle w:val="ListBullet"/>
+      </w:pPr>
+      <w:r>
+        <w:t>N25-T08 — 316L con jaula ENC: no apto. Asiento (316L): Incompatible químicamente: Cl⁻ (85.000,0 mg/L, 110 °C, con agua): regla D — no usar. Temperatura 110 °C supera el límite ambiental (60 °C) en servicio agrio. Dureza 150 HB menor que la requerida (55 HRC). Resistencia a la cavitación 2/10 menor que la requerida (8/10). Resistencia a la erosión 2/10 menor que la requerida (8/10). Jaula caracterizada (316_ENC): Incompatible químicamente: Cl⁻ (85.000,0 mg/L, 110 °C, con agua): regla D — no usar. Temperatura 110 °C supera el límite ambiental (60 °C) en servicio agrio. Dureza 50 HRC (≈ 475 HB) menor que la requerida (55 HRC). Resistencia a la cavitación 3/10 menor que la requerida (8/10). Resistencia a la erosión 4/10 menor que la requerida (8/10). (índice 4,23)</w:t>
+      </w:r>
+    </w:p>
+    <w:p>
+      <w:pPr>
+        <w:pStyle w:val="ListBullet"/>
+      </w:pPr>
+      <w:r>
+        <w:t>N25-T09 — 321 estabilizado con jaula 347 ENC: no apto. Asiento (321): Incompatible químicamente: Cl⁻ (85.000,0 mg/L, 110 °C, con agua): regla D — no usar. Temperatura 110 °C supera el límite ambiental (60 °C) en servicio agrio. Dureza 160 HB menor que la requerida (55 HRC). Resistencia a la cavitación 2/10 menor que la requerida (8/10). Resistencia a la erosión 2/10 menor que la requerida (8/10). Jaula caracterizada (CF8C_ENC): Incompatible químicamente: Cl⁻ (85.000,0 mg/L, 110 °C, con agua): regla D — no usar. Temperatura 110 °C supera el límite ambiental (60 °C) en servicio agrio. Dureza 50 HRC (≈ 475 HB) menor que la requerida (55 HRC). Resistencia a la cavitación 3/10 menor que la requerida (8/10). Resistencia a la erosión 4/10 menor que la requerida (8/10). (índice 4,68)</w:t>
+      </w:r>
+    </w:p>
+    <w:p>
+      <w:pPr>
+        <w:pStyle w:val="ListBullet"/>
+      </w:pPr>
+      <w:r>
+        <w:t>N25-T10 — Stellite en asiento con jaula 17-4PH: no apto. Asiento (ST6): Incompatible químicamente: Cl⁻ (85.000,0 mg/L, 110 °C, con agua): regla D — no usar. Dureza 40 HRC (≈ 371 HB) menor que la requerida (55 HRC). Jaula caracterizada (CB7Cu1): Incompatible químicamente: Cl⁻ (85.000,0 mg/L, 110 °C, con agua): regla D — no usar. No aceptable según ISO 15156 / MR0175: Solo condición H1150D doble envejecido ≤ 33 HRC. Dureza 36 HRC (≈ 336 HB) menor que la requerida (55 HRC). Resistencia a la cavitación 6/10 menor que la requerida (8/10). Resistencia a la erosión 6/10 menor que la requerida (8/10). (índice 9,60)</w:t>
+      </w:r>
+    </w:p>
+    <w:p>
+      <w:pPr>
+        <w:pStyle w:val="ListBullet"/>
+      </w:pPr>
+      <w:r>
+        <w:t>N25-T11 — 316 con Stellite y jaula 17-4PH: no apto. Asiento (316_ST6): Incompatible químicamente: Cl⁻ (85.000,0 mg/L, 110 °C, con agua): regla D — no usar. Dureza 40 HRC (≈ 371 HB) menor que la requerida (55 HRC). Jaula caracterizada (CB7Cu1): Incompatible químicamente: Cl⁻ (85.000,0 mg/L, 110 °C, con agua): regla D — no usar. No aceptable según ISO 15156 / MR0175: Solo condición H1150D doble envejecido ≤ 33 HRC. Dureza 36 HRC (≈ 336 HB) menor que la requerida (55 HRC). Resistencia a la cavitación 6/10 menor que la requerida (8/10). Resistencia a la erosión 6/10 menor que la requerida (8/10). (índice 5,80)</w:t>
+      </w:r>
+    </w:p>
+    <w:p>
+      <w:pPr>
+        <w:pStyle w:val="ListBullet"/>
+      </w:pPr>
+      <w:r>
+        <w:t>N25-T12 — Inoxidable 316 con jaula 17-4PH: no apto. Asiento (316): Incompatible químicamente: Cl⁻ (85.000,0 mg/L, 110 °C, con agua): regla D — no usar. Temperatura 110 °C supera el límite ambiental (60 °C) en servicio agrio. Dureza 150 HB menor que la requerida (55 HRC). Resistencia a la cavitación 2/10 menor que la requerida (8/10). Resistencia a la erosión 2/10 menor que la requerida (8/10). Jaula caracterizada (CB7Cu1): Incompatible químicamente: Cl⁻ (85.000,0 mg/L, 110 °C, con agua): regla D — no usar. No aceptable según ISO 15156 / MR0175: Solo condición H1150D doble envejecido ≤ 33 HRC. Dureza 36 HRC (≈ 336 HB) menor que la requerida (55 HRC). Resistencia a la cavitación 6/10 menor que la requerida (8/10). Resistencia a la erosión 6/10 menor que la requerida (8/10). (índice 3,72)</w:t>
+      </w:r>
+    </w:p>
+    <w:p>
+      <w:pPr>
+        <w:pStyle w:val="ListBullet"/>
+      </w:pPr>
+      <w:r>
+        <w:t>N25-T13 — 440C con jaula 17-4PH: no apto. Asiento (440C): Incompatible químicamente: Cl⁻ (85.000,0 mg/L, 110 °C, con agua): regla D — no usar. No aceptable según ISO 15156 / MR0175: No aceptable (dureza muy superior a los límites). Jaula caracterizada (CB7Cu1): Incompatible químicamente: Cl⁻ (85.000,0 mg/L, 110 °C, con agua): regla D — no usar. No aceptable según ISO 15156 / MR0175: Solo condición H1150D doble envejecido ≤ 33 HRC. Dureza 36 HRC (≈ 336 HB) menor que la requerida (55 HRC). Resistencia a la cavitación 6/10 menor que la requerida (8/10). Resistencia a la erosión 6/10 menor que la requerida (8/10). (índice 3,60)</w:t>
+      </w:r>
+    </w:p>
+    <w:p>
+      <w:pPr>
+        <w:pStyle w:val="ListBullet"/>
+      </w:pPr>
+      <w:r>
+        <w:t>N25-T14 — 316 con asiento blando y jaula 17-4PH: no apto. Asiento (316): Incompatible químicamente: Cl⁻ (85.000,0 mg/L, 110 °C, con agua): regla D — no usar. Temperatura 110 °C supera el límite ambiental (60 °C) en servicio agrio. Dureza 150 HB menor que la requerida (55 HRC). Resistencia a la cavitación 2/10 menor que la requerida (8/10). Resistencia a la erosión 2/10 menor que la requerida (8/10). Jaula caracterizada (CB7Cu1): Incompatible químicamente: Cl⁻ (85.000,0 mg/L, 110 °C, con agua): regla D — no usar. No aceptable según ISO 15156 / MR0175: Solo condición H1150D doble envejecido ≤ 33 HRC. Dureza 36 HRC (≈ 336 HB) menor que la requerida (55 HRC). Resistencia a la cavitación 6/10 menor que la requerida (8/10). Resistencia a la erosión 6/10 menor que la requerida (8/10). (índice 3,72)</w:t>
+      </w:r>
+    </w:p>
+    <w:p>
+      <w:pPr>
+        <w:pStyle w:val="ListBullet"/>
+      </w:pPr>
+      <w:r>
+        <w:t>N25-T15 — Asiento blando con obturador 416 y jaula 17-4PH: no apto. Asiento (316): Incompatible químicamente: Cl⁻ (85.000,0 mg/L, 110 °C, con agua): regla D — no usar. Temperatura 110 °C supera el límite ambiental (60 °C) en servicio agrio. Dureza 150 HB menor que la requerida (55 HRC). Resistencia a la cavitación 2/10 menor que la requerida (8/10). Resistencia a la erosión 2/10 menor que la requerida (8/10). Jaula caracterizada (CB7Cu1): Incompatible químicamente: Cl⁻ (85.000,0 mg/L, 110 °C, con agua): regla D — no usar. No aceptable según ISO 15156 / MR0175: Solo condición H1150D doble envejecido ≤ 33 HRC. Dureza 36 HRC (≈ 336 HB) menor que la requerida (55 HRC). Resistencia a la cavitación 6/10 menor que la requerida (8/10). Resistencia a la erosión 6/10 menor que la requerida (8/10). (índice 3,39)</w:t>
+      </w:r>
+    </w:p>
+    <w:p>
+      <w:pPr>
+        <w:pStyle w:val="ListBullet"/>
+      </w:pPr>
+      <w:r>
+        <w:t>N25-T16 — NACE de alta resistencia: no apto. Asiento (ST6): Incompatible químicamente: Cl⁻ (85.000,0 mg/L, 110 °C, con agua): regla D — no usar. Dureza 40 HRC (≈ 371 HB) menor que la requerida (55 HRC). Jaula caracterizada (CB7Cu1_CR): Incompatible químicamente: Cl⁻ (85.000,0 mg/L, 110 °C, con agua): regla D — no usar. Resistencia a la cavitación 4/10 menor que la requerida (8/10). Resistencia a la erosión 5/10 menor que la requerida (8/10). (índice 10,8)</w:t>
+      </w:r>
+    </w:p>
+    <w:p>
+      <w:pPr>
+        <w:pStyle w:val="ListBullet"/>
+      </w:pPr>
+      <w:r>
+        <w:t>N25-T17 — Martensítico NACE (CA6NM): no apto. Asiento (410_NACE): Incompatible químicamente: Cl⁻ (85.000,0 mg/L, 110 °C, con agua): regla D — no usar. Dureza 22 HRC (≈ 237 HB) menor que la requerida (55 HRC). Resistencia a la cavitación 3/10 menor que la requerida (8/10). Resistencia a la erosión 4/10 menor que la requerida (8/10). Jaula caracterizada (CB7Cu1): Incompatible químicamente: Cl⁻ (85.000,0 mg/L, 110 °C, con agua): regla D — no usar. No aceptable según ISO 15156 / MR0175: Solo condición H1150D doble envejecido ≤ 33 HRC. Dureza 36 HRC (≈ 336 HB) menor que la requerida (55 HRC). Resistencia a la cavitación 6/10 menor que la requerida (8/10). Resistencia a la erosión 6/10 menor que la requerida (8/10). (índice 3,42)</w:t>
+      </w:r>
+    </w:p>
+    <w:p>
+      <w:pPr>
+        <w:pStyle w:val="Heading3"/>
+      </w:pPr>
+      <w:r>
+        <w:t>5.9 Empaquetadura y bonete</w:t>
       </w:r>
     </w:p>
     <w:p>
@@ -6865,7 +7175,7 @@
         <w:pStyle w:val="ListBullet"/>
       </w:pPr>
       <w:r>
-        <w:t>Alternativas aptas: PTFE con carga viva (resortes Belleville), baja emisión (índice 2,50); Grafito con carga viva (resortes Belleville), baja emisión (índice 3,45)</w:t>
+        <w:t>Alternativas aptas: PTFE con carga viva (resortes Belleville), baja emisión (índice 2,50); PTFE/vidrio con carga viva, baja emisión (índice 2,60); PTFE/carbono con carga viva, doble juego, baja emisión (índice 3,00); Grafito de baja fricción con carga viva (resortes Belleville), baja emisión (índice 3,45)</w:t>
       </w:r>
     </w:p>
     <w:p>
@@ -6881,7 +7191,39 @@
         <w:pStyle w:val="ListBullet"/>
       </w:pPr>
       <w:r>
-        <w:t>Descartada: Anillos en V de PTFE, doble (opuestos). Fluido tóxico: no cumple la emisión fugitiva requerida. Con sólidos conviene un anillo distanciador (lantern ring) con purga o barrido.</w:t>
+        <w:t>Descartada: PTFE doble en V, para presión (dos juegos en serie). Fluido tóxico: no cumple la emisión fugitiva requerida. Con sólidos conviene un anillo distanciador (lantern ring) con purga o barrido.</w:t>
+      </w:r>
+    </w:p>
+    <w:p>
+      <w:pPr>
+        <w:pStyle w:val="ListBullet"/>
+      </w:pPr>
+      <w:r>
+        <w:t>Descartada: PTFE doble en V, para vacío (juegos invertidos). Presión de diseño 85,0 bar g mayor que su límite típico de 4 bar. Fluido tóxico: no cumple la emisión fugitiva requerida. Con sólidos conviene un anillo distanciador (lantern ring) con purga o barrido.</w:t>
+      </w:r>
+    </w:p>
+    <w:p>
+      <w:pPr>
+        <w:pStyle w:val="ListBullet"/>
+      </w:pPr>
+      <w:r>
+        <w:t>Descartada: PTFE doble en V, para presión y vacío (juegos opuestos). Fluido tóxico: no cumple la emisión fugitiva requerida. Con sólidos conviene un anillo distanciador (lantern ring) con purga o barrido.</w:t>
+      </w:r>
+    </w:p>
+    <w:p>
+      <w:pPr>
+        <w:pStyle w:val="ListBullet"/>
+      </w:pPr>
+      <w:r>
+        <w:t>Descartada: PTFE trenzado (empaquetadura de compresión). Presión de diseño 85,0 bar g mayor que su límite típico de 69 bar. Fluido tóxico: no cumple la emisión fugitiva requerida. Con sólidos conviene un anillo distanciador (lantern ring) con purga o barrido.</w:t>
+      </w:r>
+    </w:p>
+    <w:p>
+      <w:pPr>
+        <w:pStyle w:val="ListBullet"/>
+      </w:pPr>
+      <w:r>
+        <w:t>Descartada: PTFE trenzado con lubricador y válvula de aislamiento. Presión de diseño 85,0 bar g mayor que su límite típico de 69 bar. Fluido tóxico: no cumple la emisión fugitiva requerida. Con sólidos conviene un anillo distanciador (lantern ring) con purga o barrido.</w:t>
       </w:r>
     </w:p>
     <w:p>
@@ -6897,7 +7239,7 @@
         <w:pStyle w:val="ListBullet"/>
       </w:pPr>
       <w:r>
-        <w:t>Descartada: Grafito flexible (anillos laminados + trenzas de carbono antiextrusión). Fluido tóxico: no cumple la emisión fugitiva requerida. Con sólidos conviene un anillo distanciador (lantern ring) con purga o barrido.</w:t>
+        <w:t>Descartada: Grafito simple: cinta moldeada + trenzas de carbono antiextrusión. Fluido tóxico: no cumple la emisión fugitiva requerida. Con sólidos conviene un anillo distanciador (lantern ring) con purga o barrido.</w:t>
       </w:r>
     </w:p>
     <w:p>
@@ -8508,6 +8850,81 @@
               <w:rPr>
                 <w:sz w:val="18"/>
               </w:rPr>
+              <w:t>Carrera de operación</w:t>
+            </w:r>
+          </w:p>
+        </w:tc>
+        <w:tc>
+          <w:tcPr>
+            <w:tcW w:type="dxa" w:w="986"/>
+          </w:tcPr>
+          <w:p>
+            <w:r>
+              <w:rPr>
+                <w:sz w:val="18"/>
+              </w:rPr>
+            </w:r>
+          </w:p>
+        </w:tc>
+        <w:tc>
+          <w:tcPr>
+            <w:tcW w:type="dxa" w:w="1710"/>
+          </w:tcPr>
+          <w:p>
+            <w:pPr>
+              <w:jc w:val="right"/>
+            </w:pPr>
+            <w:r>
+              <w:rPr>
+                <w:sz w:val="18"/>
+              </w:rPr>
+              <w:t>7,9 mm (0,31 in)</w:t>
+            </w:r>
+          </w:p>
+        </w:tc>
+        <w:tc>
+          <w:tcPr>
+            <w:tcW w:type="dxa" w:w="1710"/>
+          </w:tcPr>
+          <w:p>
+            <w:pPr>
+              <w:jc w:val="right"/>
+            </w:pPr>
+            <w:r>
+              <w:rPr>
+                <w:sz w:val="18"/>
+              </w:rPr>
+              <w:t>20,2 mm (0,80 in)</w:t>
+            </w:r>
+          </w:p>
+        </w:tc>
+        <w:tc>
+          <w:tcPr>
+            <w:tcW w:type="dxa" w:w="1710"/>
+          </w:tcPr>
+          <w:p>
+            <w:pPr>
+              <w:jc w:val="right"/>
+            </w:pPr>
+            <w:r>
+              <w:rPr>
+                <w:sz w:val="18"/>
+              </w:rPr>
+              <w:t>30,5 mm (1,20 in)</w:t>
+            </w:r>
+          </w:p>
+        </w:tc>
+      </w:tr>
+      <w:tr>
+        <w:tc>
+          <w:tcPr>
+            <w:tcW w:type="dxa" w:w="3749"/>
+          </w:tcPr>
+          <w:p>
+            <w:r>
+              <w:rPr>
+                <w:sz w:val="18"/>
+              </w:rPr>
               <w:t>Kapp / Kc</w:t>
             </w:r>
           </w:p>
@@ -9717,7 +10134,7 @@
                 <w:b/>
                 <w:sz w:val="18"/>
               </w:rPr>
-              <w:t>Guía y obturador</w:t>
+              <w:t>Tamaño del trim (diámetro del puerto)</w:t>
             </w:r>
           </w:p>
         </w:tc>
@@ -9730,7 +10147,7 @@
               <w:rPr>
                 <w:sz w:val="18"/>
               </w:rPr>
-              <w:t>Obturador guiado por jaula, desbalanceado (elegido). Con esta ΔP y diámetro conviene balanceado para reducir el empuje del actuador.</w:t>
+              <w:t>2 5/8 in (66,7 mm) estimado</w:t>
             </w:r>
           </w:p>
         </w:tc>
@@ -9747,7 +10164,7 @@
                 <w:b/>
                 <w:sz w:val="18"/>
               </w:rPr>
-              <w:t>Clase de cierre</w:t>
+              <w:t>Carrera nominal del vástago</w:t>
             </w:r>
           </w:p>
         </w:tc>
@@ -9760,7 +10177,7 @@
               <w:rPr>
                 <w:sz w:val="18"/>
               </w:rPr>
-              <w:t>ANSI Clase V (ANSI/FCI 70-2 / IEC 60534-4)</w:t>
+              <w:t>2 in (50,8 mm) estimada</w:t>
             </w:r>
           </w:p>
         </w:tc>
@@ -9777,7 +10194,7 @@
                 <w:b/>
                 <w:sz w:val="18"/>
               </w:rPr>
-              <w:t>Fuga admisible</w:t>
+              <w:t>Carrera de operación</w:t>
             </w:r>
           </w:p>
         </w:tc>
@@ -9790,7 +10207,7 @@
               <w:rPr>
                 <w:sz w:val="18"/>
               </w:rPr>
-              <w:t>5·10⁻⁴ ml/min de agua por pulgada de diámetro de puerto y por psi de ΔP.</w:t>
+              <w:t>Mínimo: 7,9 mm (0,31 in) · Normal: 20,2 mm (0,80 in) · Máximo: 30,5 mm (1,20 in)</w:t>
             </w:r>
           </w:p>
         </w:tc>
@@ -9807,7 +10224,7 @@
                 <w:b/>
                 <w:sz w:val="18"/>
               </w:rPr>
-              <w:t>Material obturador</w:t>
+              <w:t>Guía y obturador</w:t>
             </w:r>
           </w:p>
         </w:tc>
@@ -9820,7 +10237,7 @@
               <w:rPr>
                 <w:sz w:val="18"/>
               </w:rPr>
-              <w:t>Carburo de tungsteno con ligante de níquel (inserto) · 70 HRC · Especificación del fabricante</w:t>
+              <w:t>Obturador guiado por jaula, desbalanceado (elegido). Con esta ΔP y diámetro conviene balanceado para reducir el empuje del actuador.</w:t>
             </w:r>
           </w:p>
         </w:tc>
@@ -9837,7 +10254,7 @@
                 <w:b/>
                 <w:sz w:val="18"/>
               </w:rPr>
-              <w:t>Material asiento</w:t>
+              <w:t>Clase de cierre</w:t>
             </w:r>
           </w:p>
         </w:tc>
@@ -9850,7 +10267,7 @@
               <w:rPr>
                 <w:sz w:val="18"/>
               </w:rPr>
-              <w:t>Carburo de tungsteno con ligante de níquel (inserto) · 70 HRC · Especificación del fabricante</w:t>
+              <w:t>ANSI Clase V (ANSI/FCI 70-2 / IEC 60534-4)</w:t>
             </w:r>
           </w:p>
         </w:tc>
@@ -9867,7 +10284,7 @@
                 <w:b/>
                 <w:sz w:val="18"/>
               </w:rPr>
-              <w:t>Material jaula caracterizada</w:t>
+              <w:t>Fuga admisible</w:t>
             </w:r>
           </w:p>
         </w:tc>
@@ -9880,7 +10297,7 @@
               <w:rPr>
                 <w:sz w:val="18"/>
               </w:rPr>
-              <w:t>Carburo de tungsteno con ligante de níquel (inserto) · 70 HRC · Especificación del fabricante</w:t>
+              <w:t>5·10⁻⁴ ml/min de agua por pulgada de diámetro de puerto y por psi de ΔP.</w:t>
             </w:r>
           </w:p>
         </w:tc>
@@ -9897,7 +10314,7 @@
                 <w:b/>
                 <w:sz w:val="18"/>
               </w:rPr>
-              <w:t>Material vástago</w:t>
+              <w:t>Material obturador</w:t>
             </w:r>
           </w:p>
         </w:tc>
@@ -9910,7 +10327,7 @@
               <w:rPr>
                 <w:sz w:val="18"/>
               </w:rPr>
-              <w:t>Inconel 625 (N06625) barra · 200 HB · ASTM B446 N06625</w:t>
+              <w:t>Carburo de tungsteno con ligante de níquel (inserto) · 70 HRC · Especificación del fabricante</w:t>
             </w:r>
           </w:p>
         </w:tc>
@@ -9927,7 +10344,7 @@
                 <w:b/>
                 <w:sz w:val="18"/>
               </w:rPr>
-              <w:t>Servicio agrio</w:t>
+              <w:t>Material asiento</w:t>
             </w:r>
           </w:p>
         </w:tc>
@@ -9940,7 +10357,7 @@
               <w:rPr>
                 <w:sz w:val="18"/>
               </w:rPr>
-              <w:t>Sí: materiales según ISO 15156 / MR0175</w:t>
+              <w:t>Carburo de tungsteno con ligante de níquel (inserto) · 70 HRC · Especificación del fabricante</w:t>
             </w:r>
           </w:p>
         </w:tc>
@@ -9957,6 +10374,126 @@
                 <w:b/>
                 <w:sz w:val="18"/>
               </w:rPr>
+              <w:t>Material jaula caracterizada</w:t>
+            </w:r>
+          </w:p>
+        </w:tc>
+        <w:tc>
+          <w:tcPr>
+            <w:tcW w:type="dxa" w:w="6412"/>
+          </w:tcPr>
+          <w:p>
+            <w:r>
+              <w:rPr>
+                <w:sz w:val="18"/>
+              </w:rPr>
+              <w:t>Carburo de tungsteno con ligante de níquel (inserto) · 70 HRC · Especificación del fabricante</w:t>
+            </w:r>
+          </w:p>
+        </w:tc>
+      </w:tr>
+      <w:tr>
+        <w:tc>
+          <w:tcPr>
+            <w:tcW w:type="dxa" w:w="3453"/>
+            <w:shd w:val="clear" w:color="auto" w:fill="EEF2F6"/>
+          </w:tcPr>
+          <w:p>
+            <w:r>
+              <w:rPr>
+                <w:b/>
+                <w:sz w:val="18"/>
+              </w:rPr>
+              <w:t>Material vástago</w:t>
+            </w:r>
+          </w:p>
+        </w:tc>
+        <w:tc>
+          <w:tcPr>
+            <w:tcW w:type="dxa" w:w="6412"/>
+          </w:tcPr>
+          <w:p>
+            <w:r>
+              <w:rPr>
+                <w:sz w:val="18"/>
+              </w:rPr>
+              <w:t>Inconel 625 (N06625) barra · 200 HB · ASTM B446 N06625</w:t>
+            </w:r>
+          </w:p>
+        </w:tc>
+      </w:tr>
+      <w:tr>
+        <w:tc>
+          <w:tcPr>
+            <w:tcW w:type="dxa" w:w="3453"/>
+            <w:shd w:val="clear" w:color="auto" w:fill="EEF2F6"/>
+          </w:tcPr>
+          <w:p>
+            <w:r>
+              <w:rPr>
+                <w:b/>
+                <w:sz w:val="18"/>
+              </w:rPr>
+              <w:t>Juego de internos</w:t>
+            </w:r>
+          </w:p>
+        </w:tc>
+        <w:tc>
+          <w:tcPr>
+            <w:tcW w:type="dxa" w:w="6412"/>
+          </w:tcPr>
+          <w:p>
+            <w:r>
+              <w:rPr>
+                <w:sz w:val="18"/>
+              </w:rPr>
+              <w:t>Combinación especial (ningún juego estándar es apto)</w:t>
+            </w:r>
+          </w:p>
+        </w:tc>
+      </w:tr>
+      <w:tr>
+        <w:tc>
+          <w:tcPr>
+            <w:tcW w:type="dxa" w:w="3453"/>
+            <w:shd w:val="clear" w:color="auto" w:fill="EEF2F6"/>
+          </w:tcPr>
+          <w:p>
+            <w:r>
+              <w:rPr>
+                <w:b/>
+                <w:sz w:val="18"/>
+              </w:rPr>
+              <w:t>Servicio agrio</w:t>
+            </w:r>
+          </w:p>
+        </w:tc>
+        <w:tc>
+          <w:tcPr>
+            <w:tcW w:type="dxa" w:w="6412"/>
+          </w:tcPr>
+          <w:p>
+            <w:r>
+              <w:rPr>
+                <w:sz w:val="18"/>
+              </w:rPr>
+              <w:t>Sí: materiales según ISO 15156 / MR0175</w:t>
+            </w:r>
+          </w:p>
+        </w:tc>
+      </w:tr>
+      <w:tr>
+        <w:tc>
+          <w:tcPr>
+            <w:tcW w:type="dxa" w:w="3453"/>
+            <w:shd w:val="clear" w:color="auto" w:fill="EEF2F6"/>
+          </w:tcPr>
+          <w:p>
+            <w:r>
+              <w:rPr>
+                <w:b/>
+                <w:sz w:val="18"/>
+              </w:rPr>
               <w:t>Empaquetadura</w:t>
             </w:r>
           </w:p>
@@ -9971,6 +10508,36 @@
                 <w:sz w:val="18"/>
               </w:rPr>
               <w:t>Bonete con fuelle metálico + empaquetadura de respaldo (fuelle de Inconel 625)</w:t>
+            </w:r>
+          </w:p>
+        </w:tc>
+      </w:tr>
+      <w:tr>
+        <w:tc>
+          <w:tcPr>
+            <w:tcW w:type="dxa" w:w="3453"/>
+            <w:shd w:val="clear" w:color="auto" w:fill="EEF2F6"/>
+          </w:tcPr>
+          <w:p>
+            <w:r>
+              <w:rPr>
+                <w:b/>
+                <w:sz w:val="18"/>
+              </w:rPr>
+              <w:t>Tipo de empaquetadura</w:t>
+            </w:r>
+          </w:p>
+        </w:tc>
+        <w:tc>
+          <w:tcPr>
+            <w:tcW w:type="dxa" w:w="6412"/>
+          </w:tcPr>
+          <w:p>
+            <w:r>
+              <w:rPr>
+                <w:sz w:val="18"/>
+              </w:rPr>
+              <w:t>Fuelle + respaldo · carga viva: no · Por encima de 232 °C (450 °F), hasta 538 °C</w:t>
             </w:r>
           </w:p>
         </w:tc>
@@ -12325,6 +12892,84 @@
                 <w:sz w:val="18"/>
               </w:rPr>
               <w:t>60,0</w:t>
+            </w:r>
+          </w:p>
+        </w:tc>
+      </w:tr>
+      <w:tr>
+        <w:tc>
+          <w:tcPr>
+            <w:tcW w:type="dxa" w:w="3749"/>
+          </w:tcPr>
+          <w:p>
+            <w:r>
+              <w:rPr>
+                <w:sz w:val="18"/>
+              </w:rPr>
+              <w:t>Carrera de operación</w:t>
+            </w:r>
+          </w:p>
+        </w:tc>
+        <w:tc>
+          <w:tcPr>
+            <w:tcW w:type="dxa" w:w="986"/>
+          </w:tcPr>
+          <w:p>
+            <w:r>
+              <w:rPr>
+                <w:sz w:val="18"/>
+              </w:rPr>
+            </w:r>
+          </w:p>
+        </w:tc>
+        <w:tc>
+          <w:tcPr>
+            <w:tcW w:type="dxa" w:w="1710"/>
+            <w:shd w:val="clear" w:color="auto" w:fill="E3F1E6"/>
+          </w:tcPr>
+          <w:p>
+            <w:pPr>
+              <w:jc w:val="right"/>
+            </w:pPr>
+            <w:r>
+              <w:rPr>
+                <w:sz w:val="18"/>
+              </w:rPr>
+              <w:t>7,9 mm (0,31 in)</w:t>
+            </w:r>
+          </w:p>
+        </w:tc>
+        <w:tc>
+          <w:tcPr>
+            <w:tcW w:type="dxa" w:w="1710"/>
+            <w:shd w:val="clear" w:color="auto" w:fill="E3F1E6"/>
+          </w:tcPr>
+          <w:p>
+            <w:pPr>
+              <w:jc w:val="right"/>
+            </w:pPr>
+            <w:r>
+              <w:rPr>
+                <w:sz w:val="18"/>
+              </w:rPr>
+              <w:t>20,2 mm (0,80 in)</w:t>
+            </w:r>
+          </w:p>
+        </w:tc>
+        <w:tc>
+          <w:tcPr>
+            <w:tcW w:type="dxa" w:w="1710"/>
+            <w:shd w:val="clear" w:color="auto" w:fill="E3F1E6"/>
+          </w:tcPr>
+          <w:p>
+            <w:pPr>
+              <w:jc w:val="right"/>
+            </w:pPr>
+            <w:r>
+              <w:rPr>
+                <w:sz w:val="18"/>
+              </w:rPr>
+              <w:t>30,5 mm (1,20 in)</w:t>
             </w:r>
           </w:p>
         </w:tc>
@@ -15450,6 +16095,24 @@
         <w:pStyle w:val="Heading3"/>
       </w:pPr>
       <w:r>
+        <w:t>Juego de internos</w:t>
+      </w:r>
+    </w:p>
+    <w:p>
+      <w:r>
+        <w:t>Combinación especial (ningún juego estándar es apto).</w:t>
+      </w:r>
+    </w:p>
+    <w:p>
+      <w:r>
+        <w:t>Juegos estándar aptos para este servicio: ninguno.</w:t>
+      </w:r>
+    </w:p>
+    <w:p>
+      <w:pPr>
+        <w:pStyle w:val="Heading3"/>
+      </w:pPr>
+      <w:r>
         <w:t>Empaquetadura y bonete</w:t>
       </w:r>
     </w:p>
@@ -15491,6 +16154,36 @@
                 <w:sz w:val="18"/>
               </w:rPr>
               <w:t>Bonete con fuelle metálico + empaquetadura de respaldo (fuelle de Inconel 625) (AUTOMÁTICO)</w:t>
+            </w:r>
+          </w:p>
+        </w:tc>
+      </w:tr>
+      <w:tr>
+        <w:tc>
+          <w:tcPr>
+            <w:tcW w:type="dxa" w:w="2466"/>
+            <w:shd w:val="clear" w:color="auto" w:fill="EEF2F6"/>
+          </w:tcPr>
+          <w:p>
+            <w:r>
+              <w:rPr>
+                <w:b/>
+                <w:sz w:val="18"/>
+              </w:rPr>
+              <w:t>Tipo de empaquetadura</w:t>
+            </w:r>
+          </w:p>
+        </w:tc>
+        <w:tc>
+          <w:tcPr>
+            <w:tcW w:type="dxa" w:w="7398"/>
+          </w:tcPr>
+          <w:p>
+            <w:r>
+              <w:rPr>
+                <w:sz w:val="18"/>
+              </w:rPr>
+              <w:t>Fuelle + respaldo; carga viva: no; Por encima de 232 °C (450 °F), hasta 538 °C</w:t>
             </w:r>
           </w:p>
         </w:tc>
@@ -15714,7 +16407,7 @@
         <w:pStyle w:val="ListBullet"/>
       </w:pPr>
       <w:r>
-        <w:t>Calculado con N25 Valves Sizing 0.8.1 de INSTRUMATIK S.A.S.. Software independiente de fabricantes.</w:t>
+        <w:t>Calculado con N25 Valves Sizing 0.8.2 de INSTRUMATIK S.A.S.. Software independiente de fabricantes.</w:t>
       </w:r>
     </w:p>
     <w:sectPr>
@@ -15740,7 +16433,7 @@
       <w:rPr>
         <w:sz w:val="16"/>
       </w:rPr>
-      <w:t xml:space="preserve">N25 Valves Sizing 0.8.1 · Página </w:t>
+      <w:t xml:space="preserve">N25 Valves Sizing 0.8.2 · Página </w:t>
     </w:r>
     <w:r>
       <w:fldChar w:fldCharType="begin"/>

--- a/kit_workshop/resultados_de_referencia/Caso_C_alta_agua_producida_agria_resultados_N25.docx
+++ b/kit_workshop/resultados_de_referencia/Caso_C_alta_agua_producida_agria_resultados_N25.docx
@@ -7247,7 +7247,1917 @@
         <w:pStyle w:val="Heading2"/>
       </w:pPr>
       <w:r>
-        <w:t>6. Conclusión</w:t>
+        <w:t>6. Actuador, posicionador y accesorios</w:t>
+      </w:r>
+    </w:p>
+    <w:p>
+      <w:r>
+        <w:t>Método de fuerzas para válvulas de vástago deslizante: F = A + B + C + D, donde A es el desbalance estático del fluido sobre el obturador y el vástago, B la carga de asiento de la clase de cierre, C la fricción de la empaquetadura y D las fuerzas adicionales. Presiones manométricas a cierre en psi, áreas en in² y fuerzas en lbf (con su equivalente en N).</w:t>
+      </w:r>
+    </w:p>
+    <w:tbl>
+      <w:tblPr>
+        <w:tblStyle w:val="TableGrid"/>
+        <w:tblW w:type="auto" w:w="0"/>
+        <w:jc w:val="center"/>
+        <w:tblLayout w:type="fixed"/>
+        <w:tblLook w:firstColumn="1" w:firstRow="1" w:lastColumn="0" w:lastRow="0" w:noHBand="0" w:noVBand="1" w:val="04A0"/>
+      </w:tblPr>
+      <w:tblGrid>
+        <w:gridCol w:w="3289"/>
+        <w:gridCol w:w="3289"/>
+        <w:gridCol w:w="3289"/>
+      </w:tblGrid>
+      <w:tr>
+        <w:tc>
+          <w:tcPr>
+            <w:tcW w:type="dxa" w:w="2959"/>
+            <w:shd w:val="clear" w:color="auto" w:fill="0D3B66"/>
+          </w:tcPr>
+          <w:p>
+            <w:r>
+              <w:rPr>
+                <w:b/>
+                <w:color w:val="FFFFFF"/>
+                <w:sz w:val="18"/>
+              </w:rPr>
+              <w:t>Componente</w:t>
+            </w:r>
+          </w:p>
+        </w:tc>
+        <w:tc>
+          <w:tcPr>
+            <w:tcW w:type="dxa" w:w="2466"/>
+            <w:shd w:val="clear" w:color="auto" w:fill="0D3B66"/>
+          </w:tcPr>
+          <w:p>
+            <w:r>
+              <w:rPr>
+                <w:b/>
+                <w:color w:val="FFFFFF"/>
+                <w:sz w:val="18"/>
+              </w:rPr>
+              <w:t>Valor</w:t>
+            </w:r>
+          </w:p>
+        </w:tc>
+        <w:tc>
+          <w:tcPr>
+            <w:tcW w:type="dxa" w:w="4439"/>
+            <w:shd w:val="clear" w:color="auto" w:fill="0D3B66"/>
+          </w:tcPr>
+          <w:p>
+            <w:r>
+              <w:rPr>
+                <w:b/>
+                <w:color w:val="FFFFFF"/>
+                <w:sz w:val="18"/>
+              </w:rPr>
+              <w:t>Fórmula / base</w:t>
+            </w:r>
+          </w:p>
+        </w:tc>
+      </w:tr>
+      <w:tr>
+        <w:tc>
+          <w:tcPr>
+            <w:tcW w:type="dxa" w:w="2959"/>
+          </w:tcPr>
+          <w:p>
+            <w:r>
+              <w:rPr>
+                <w:sz w:val="18"/>
+              </w:rPr>
+              <w:t>A, desbalance estático (cierre)</w:t>
+            </w:r>
+          </w:p>
+        </w:tc>
+        <w:tc>
+          <w:tcPr>
+            <w:tcW w:type="dxa" w:w="2466"/>
+          </w:tcPr>
+          <w:p>
+            <w:r>
+              <w:rPr>
+                <w:sz w:val="18"/>
+              </w:rPr>
+              <w:t>26,19 kN (5.887 lbf)</w:t>
+            </w:r>
+          </w:p>
+        </w:tc>
+        <w:tc>
+          <w:tcPr>
+            <w:tcW w:type="dxa" w:w="4439"/>
+          </w:tcPr>
+          <w:p>
+            <w:pPr>
+              <w:jc w:val="right"/>
+            </w:pPr>
+            <w:r>
+              <w:rPr>
+                <w:sz w:val="18"/>
+              </w:rPr>
+              <w:t>ΔP·A_puerto + P2·A_vástago = 1.087,8·5,412 + 0,0·1,340</w:t>
+            </w:r>
+          </w:p>
+        </w:tc>
+      </w:tr>
+      <w:tr>
+        <w:tc>
+          <w:tcPr>
+            <w:tcW w:type="dxa" w:w="2959"/>
+          </w:tcPr>
+          <w:p>
+            <w:r>
+              <w:rPr>
+                <w:sz w:val="18"/>
+              </w:rPr>
+              <w:t>B, carga de asiento</w:t>
+            </w:r>
+          </w:p>
+        </w:tc>
+        <w:tc>
+          <w:tcPr>
+            <w:tcW w:type="dxa" w:w="2466"/>
+          </w:tcPr>
+          <w:p>
+            <w:r>
+              <w:rPr>
+                <w:sz w:val="18"/>
+              </w:rPr>
+              <w:t>8,54 kN (1.919 lbf)</w:t>
+            </w:r>
+          </w:p>
+        </w:tc>
+        <w:tc>
+          <w:tcPr>
+            <w:tcW w:type="dxa" w:w="4439"/>
+          </w:tcPr>
+          <w:p>
+            <w:pPr>
+              <w:jc w:val="right"/>
+            </w:pPr>
+            <w:r>
+              <w:rPr>
+                <w:sz w:val="18"/>
+              </w:rPr>
+              <w:t>(100 + 0,122·ΔP)·PC (clase V, asiento metálico); PC = π·2,625 in</w:t>
+            </w:r>
+          </w:p>
+        </w:tc>
+      </w:tr>
+      <w:tr>
+        <w:tc>
+          <w:tcPr>
+            <w:tcW w:type="dxa" w:w="2959"/>
+          </w:tcPr>
+          <w:p>
+            <w:r>
+              <w:rPr>
+                <w:sz w:val="18"/>
+              </w:rPr>
+              <w:t>C, fricción de empaquetadura</w:t>
+            </w:r>
+          </w:p>
+        </w:tc>
+        <w:tc>
+          <w:tcPr>
+            <w:tcW w:type="dxa" w:w="2466"/>
+          </w:tcPr>
+          <w:p>
+            <w:r>
+              <w:rPr>
+                <w:sz w:val="18"/>
+              </w:rPr>
+              <w:t>334 N (75 lbf)</w:t>
+            </w:r>
+          </w:p>
+        </w:tc>
+        <w:tc>
+          <w:tcPr>
+            <w:tcW w:type="dxa" w:w="4439"/>
+          </w:tcPr>
+          <w:p>
+            <w:pPr>
+              <w:jc w:val="right"/>
+            </w:pPr>
+            <w:r>
+              <w:rPr>
+                <w:sz w:val="18"/>
+              </w:rPr>
+              <w:t>PTFE simple ≈ 100 lbf por pulgada de vástago (empaquetadura de respaldo del fuelle); vástago 19,0 mm (0,750 in)</w:t>
+            </w:r>
+          </w:p>
+        </w:tc>
+      </w:tr>
+      <w:tr>
+        <w:tc>
+          <w:tcPr>
+            <w:tcW w:type="dxa" w:w="2959"/>
+          </w:tcPr>
+          <w:p>
+            <w:r>
+              <w:rPr>
+                <w:sz w:val="18"/>
+              </w:rPr>
+              <w:t>D, fuerzas adicionales</w:t>
+            </w:r>
+          </w:p>
+        </w:tc>
+        <w:tc>
+          <w:tcPr>
+            <w:tcW w:type="dxa" w:w="2466"/>
+          </w:tcPr>
+          <w:p>
+            <w:r>
+              <w:rPr>
+                <w:sz w:val="18"/>
+              </w:rPr>
+              <w:t>0 N (0 lbf)</w:t>
+            </w:r>
+          </w:p>
+        </w:tc>
+        <w:tc>
+          <w:tcPr>
+            <w:tcW w:type="dxa" w:w="4439"/>
+          </w:tcPr>
+          <w:p>
+            <w:pPr>
+              <w:jc w:val="right"/>
+            </w:pPr>
+            <w:r>
+              <w:rPr>
+                <w:sz w:val="18"/>
+              </w:rPr>
+              <w:t>0 (sin fuerzas adicionales declaradas); el fuelle reemplaza al área del vástago</w:t>
+            </w:r>
+          </w:p>
+        </w:tc>
+      </w:tr>
+      <w:tr>
+        <w:tc>
+          <w:tcPr>
+            <w:tcW w:type="dxa" w:w="2959"/>
+          </w:tcPr>
+          <w:p>
+            <w:r>
+              <w:rPr>
+                <w:sz w:val="18"/>
+              </w:rPr>
+              <w:t>Fuerza de cierre A + B + C + D</w:t>
+            </w:r>
+          </w:p>
+        </w:tc>
+        <w:tc>
+          <w:tcPr>
+            <w:tcW w:type="dxa" w:w="2466"/>
+          </w:tcPr>
+          <w:p>
+            <w:r>
+              <w:rPr>
+                <w:sz w:val="18"/>
+              </w:rPr>
+              <w:t>35,06 kN (7.881 lbf)</w:t>
+            </w:r>
+          </w:p>
+        </w:tc>
+        <w:tc>
+          <w:tcPr>
+            <w:tcW w:type="dxa" w:w="4439"/>
+          </w:tcPr>
+          <w:p>
+            <w:pPr>
+              <w:jc w:val="right"/>
+            </w:pPr>
+            <w:r>
+              <w:rPr>
+                <w:sz w:val="18"/>
+              </w:rPr>
+            </w:r>
+          </w:p>
+        </w:tc>
+      </w:tr>
+      <w:tr>
+        <w:tc>
+          <w:tcPr>
+            <w:tcW w:type="dxa" w:w="2959"/>
+          </w:tcPr>
+          <w:p>
+            <w:r>
+              <w:rPr>
+                <w:sz w:val="18"/>
+              </w:rPr>
+              <w:t>Fuerza de apertura</w:t>
+            </w:r>
+          </w:p>
+        </w:tc>
+        <w:tc>
+          <w:tcPr>
+            <w:tcW w:type="dxa" w:w="2466"/>
+          </w:tcPr>
+          <w:p>
+            <w:r>
+              <w:rPr>
+                <w:sz w:val="18"/>
+              </w:rPr>
+              <w:t>334 N (75 lbf)</w:t>
+            </w:r>
+          </w:p>
+        </w:tc>
+        <w:tc>
+          <w:tcPr>
+            <w:tcW w:type="dxa" w:w="4439"/>
+          </w:tcPr>
+          <w:p>
+            <w:pPr>
+              <w:jc w:val="right"/>
+            </w:pPr>
+            <w:r>
+              <w:rPr>
+                <w:sz w:val="18"/>
+              </w:rPr>
+              <w:t>Término de presión que retiene + C + D (B = 0): 0 (el fluido ayuda a abrir)</w:t>
+            </w:r>
+          </w:p>
+        </w:tc>
+      </w:tr>
+    </w:tbl>
+    <w:p/>
+    <w:tbl>
+      <w:tblPr>
+        <w:tblStyle w:val="TableGrid"/>
+        <w:tblW w:type="auto" w:w="0"/>
+        <w:jc w:val="center"/>
+        <w:tblLayout w:type="fixed"/>
+        <w:tblLook w:firstColumn="1" w:firstRow="1" w:lastColumn="0" w:lastRow="0" w:noHBand="0" w:noVBand="1" w:val="04A0"/>
+      </w:tblPr>
+      <w:tblGrid>
+        <w:gridCol w:w="3289"/>
+        <w:gridCol w:w="3289"/>
+        <w:gridCol w:w="3289"/>
+      </w:tblGrid>
+      <w:tr>
+        <w:tc>
+          <w:tcPr>
+            <w:tcW w:type="dxa" w:w="2762"/>
+            <w:shd w:val="clear" w:color="auto" w:fill="0D3B66"/>
+          </w:tcPr>
+          <w:p>
+            <w:r>
+              <w:rPr>
+                <w:b/>
+                <w:color w:val="FFFFFF"/>
+                <w:sz w:val="18"/>
+              </w:rPr>
+              <w:t>Paso</w:t>
+            </w:r>
+          </w:p>
+        </w:tc>
+        <w:tc>
+          <w:tcPr>
+            <w:tcW w:type="dxa" w:w="4636"/>
+            <w:shd w:val="clear" w:color="auto" w:fill="0D3B66"/>
+          </w:tcPr>
+          <w:p>
+            <w:r>
+              <w:rPr>
+                <w:b/>
+                <w:color w:val="FFFFFF"/>
+                <w:sz w:val="18"/>
+              </w:rPr>
+              <w:t>Ecuación</w:t>
+            </w:r>
+          </w:p>
+        </w:tc>
+        <w:tc>
+          <w:tcPr>
+            <w:tcW w:type="dxa" w:w="2466"/>
+            <w:shd w:val="clear" w:color="auto" w:fill="0D3B66"/>
+          </w:tcPr>
+          <w:p>
+            <w:r>
+              <w:rPr>
+                <w:b/>
+                <w:color w:val="FFFFFF"/>
+                <w:sz w:val="18"/>
+              </w:rPr>
+              <w:t>Resultado</w:t>
+            </w:r>
+          </w:p>
+        </w:tc>
+      </w:tr>
+      <w:tr>
+        <w:tc>
+          <w:tcPr>
+            <w:tcW w:type="dxa" w:w="2762"/>
+          </w:tcPr>
+          <w:p>
+            <w:r>
+              <w:rPr>
+                <w:sz w:val="18"/>
+              </w:rPr>
+              <w:t>Área del puerto</w:t>
+            </w:r>
+          </w:p>
+        </w:tc>
+        <w:tc>
+          <w:tcPr>
+            <w:tcW w:type="dxa" w:w="4636"/>
+          </w:tcPr>
+          <w:p>
+            <w:r>
+              <w:rPr>
+                <w:sz w:val="18"/>
+              </w:rPr>
+              <w:t>A_puerto = π·d²/4</w:t>
+            </w:r>
+          </w:p>
+        </w:tc>
+        <w:tc>
+          <w:tcPr>
+            <w:tcW w:type="dxa" w:w="2466"/>
+          </w:tcPr>
+          <w:p>
+            <w:pPr>
+              <w:jc w:val="right"/>
+            </w:pPr>
+            <w:r>
+              <w:rPr>
+                <w:sz w:val="18"/>
+              </w:rPr>
+              <w:t>5,412 in²</w:t>
+            </w:r>
+          </w:p>
+        </w:tc>
+      </w:tr>
+      <w:tr>
+        <w:tc>
+          <w:tcPr>
+            <w:tcW w:type="dxa" w:w="2762"/>
+          </w:tcPr>
+          <w:p>
+            <w:r>
+              <w:rPr>
+                <w:sz w:val="18"/>
+              </w:rPr>
+              <w:t>Área del vástago (fuelle)</w:t>
+            </w:r>
+          </w:p>
+        </w:tc>
+        <w:tc>
+          <w:tcPr>
+            <w:tcW w:type="dxa" w:w="4636"/>
+          </w:tcPr>
+          <w:p>
+            <w:r>
+              <w:rPr>
+                <w:sz w:val="18"/>
+              </w:rPr>
+              <w:t>A_vástago = π·d_v²/4</w:t>
+            </w:r>
+          </w:p>
+        </w:tc>
+        <w:tc>
+          <w:tcPr>
+            <w:tcW w:type="dxa" w:w="2466"/>
+          </w:tcPr>
+          <w:p>
+            <w:pPr>
+              <w:jc w:val="right"/>
+            </w:pPr>
+            <w:r>
+              <w:rPr>
+                <w:sz w:val="18"/>
+              </w:rPr>
+              <w:t>1,340 in²</w:t>
+            </w:r>
+          </w:p>
+        </w:tc>
+      </w:tr>
+      <w:tr>
+        <w:tc>
+          <w:tcPr>
+            <w:tcW w:type="dxa" w:w="2762"/>
+          </w:tcPr>
+          <w:p>
+            <w:r>
+              <w:rPr>
+                <w:sz w:val="18"/>
+              </w:rPr>
+              <w:t>Desbalance estático</w:t>
+            </w:r>
+          </w:p>
+        </w:tc>
+        <w:tc>
+          <w:tcPr>
+            <w:tcW w:type="dxa" w:w="4636"/>
+          </w:tcPr>
+          <w:p>
+            <w:r>
+              <w:rPr>
+                <w:sz w:val="18"/>
+              </w:rPr>
+              <w:t>ΔP·A_puerto + P2·A_vástago = 1.087,8·5,412 + 0,0·1,340</w:t>
+            </w:r>
+          </w:p>
+        </w:tc>
+        <w:tc>
+          <w:tcPr>
+            <w:tcW w:type="dxa" w:w="2466"/>
+          </w:tcPr>
+          <w:p>
+            <w:pPr>
+              <w:jc w:val="right"/>
+            </w:pPr>
+            <w:r>
+              <w:rPr>
+                <w:sz w:val="18"/>
+              </w:rPr>
+              <w:t>26,19 kN (5.887 lbf)</w:t>
+            </w:r>
+          </w:p>
+        </w:tc>
+      </w:tr>
+      <w:tr>
+        <w:tc>
+          <w:tcPr>
+            <w:tcW w:type="dxa" w:w="2762"/>
+          </w:tcPr>
+          <w:p>
+            <w:r>
+              <w:rPr>
+                <w:sz w:val="18"/>
+              </w:rPr>
+              <w:t>Carga de asiento</w:t>
+            </w:r>
+          </w:p>
+        </w:tc>
+        <w:tc>
+          <w:tcPr>
+            <w:tcW w:type="dxa" w:w="4636"/>
+          </w:tcPr>
+          <w:p>
+            <w:r>
+              <w:rPr>
+                <w:sz w:val="18"/>
+              </w:rPr>
+              <w:t>(100 + 0,122·ΔP)·PC (clase V, asiento metálico)</w:t>
+            </w:r>
+          </w:p>
+        </w:tc>
+        <w:tc>
+          <w:tcPr>
+            <w:tcW w:type="dxa" w:w="2466"/>
+          </w:tcPr>
+          <w:p>
+            <w:pPr>
+              <w:jc w:val="right"/>
+            </w:pPr>
+            <w:r>
+              <w:rPr>
+                <w:sz w:val="18"/>
+              </w:rPr>
+              <w:t>8,54 kN (1.919 lbf)</w:t>
+            </w:r>
+          </w:p>
+        </w:tc>
+      </w:tr>
+      <w:tr>
+        <w:tc>
+          <w:tcPr>
+            <w:tcW w:type="dxa" w:w="2762"/>
+          </w:tcPr>
+          <w:p>
+            <w:r>
+              <w:rPr>
+                <w:sz w:val="18"/>
+              </w:rPr>
+              <w:t>Fricción de empaquetadura</w:t>
+            </w:r>
+          </w:p>
+        </w:tc>
+        <w:tc>
+          <w:tcPr>
+            <w:tcW w:type="dxa" w:w="4636"/>
+          </w:tcPr>
+          <w:p>
+            <w:r>
+              <w:rPr>
+                <w:sz w:val="18"/>
+              </w:rPr>
+              <w:t>PTFE simple ≈ 100 lbf por pulgada de vástago (empaquetadura de respaldo del fuelle)</w:t>
+            </w:r>
+          </w:p>
+        </w:tc>
+        <w:tc>
+          <w:tcPr>
+            <w:tcW w:type="dxa" w:w="2466"/>
+          </w:tcPr>
+          <w:p>
+            <w:pPr>
+              <w:jc w:val="right"/>
+            </w:pPr>
+            <w:r>
+              <w:rPr>
+                <w:sz w:val="18"/>
+              </w:rPr>
+              <w:t>334 N (75 lbf)</w:t>
+            </w:r>
+          </w:p>
+        </w:tc>
+      </w:tr>
+      <w:tr>
+        <w:tc>
+          <w:tcPr>
+            <w:tcW w:type="dxa" w:w="2762"/>
+          </w:tcPr>
+          <w:p>
+            <w:r>
+              <w:rPr>
+                <w:sz w:val="18"/>
+              </w:rPr>
+              <w:t>Fuerza de cierre</w:t>
+            </w:r>
+          </w:p>
+        </w:tc>
+        <w:tc>
+          <w:tcPr>
+            <w:tcW w:type="dxa" w:w="4636"/>
+          </w:tcPr>
+          <w:p>
+            <w:r>
+              <w:rPr>
+                <w:sz w:val="18"/>
+              </w:rPr>
+              <w:t>F = A + B + C + D</w:t>
+            </w:r>
+          </w:p>
+        </w:tc>
+        <w:tc>
+          <w:tcPr>
+            <w:tcW w:type="dxa" w:w="2466"/>
+          </w:tcPr>
+          <w:p>
+            <w:pPr>
+              <w:jc w:val="right"/>
+            </w:pPr>
+            <w:r>
+              <w:rPr>
+                <w:sz w:val="18"/>
+              </w:rPr>
+              <w:t>35,06 kN (7.881 lbf)</w:t>
+            </w:r>
+          </w:p>
+        </w:tc>
+      </w:tr>
+      <w:tr>
+        <w:tc>
+          <w:tcPr>
+            <w:tcW w:type="dxa" w:w="2762"/>
+          </w:tcPr>
+          <w:p>
+            <w:r>
+              <w:rPr>
+                <w:sz w:val="18"/>
+              </w:rPr>
+              <w:t>Fuerza de apertura</w:t>
+            </w:r>
+          </w:p>
+        </w:tc>
+        <w:tc>
+          <w:tcPr>
+            <w:tcW w:type="dxa" w:w="4636"/>
+          </w:tcPr>
+          <w:p>
+            <w:r>
+              <w:rPr>
+                <w:sz w:val="18"/>
+              </w:rPr>
+              <w:t>F = A_apertura + C + D</w:t>
+            </w:r>
+          </w:p>
+        </w:tc>
+        <w:tc>
+          <w:tcPr>
+            <w:tcW w:type="dxa" w:w="2466"/>
+          </w:tcPr>
+          <w:p>
+            <w:pPr>
+              <w:jc w:val="right"/>
+            </w:pPr>
+            <w:r>
+              <w:rPr>
+                <w:sz w:val="18"/>
+              </w:rPr>
+              <w:t>334 N (75 lbf)</w:t>
+            </w:r>
+          </w:p>
+        </w:tc>
+      </w:tr>
+      <w:tr>
+        <w:tc>
+          <w:tcPr>
+            <w:tcW w:type="dxa" w:w="2762"/>
+          </w:tcPr>
+          <w:p>
+            <w:r>
+              <w:rPr>
+                <w:sz w:val="18"/>
+              </w:rPr>
+              <w:t>Fuerza requerida con margen</w:t>
+            </w:r>
+          </w:p>
+        </w:tc>
+        <w:tc>
+          <w:tcPr>
+            <w:tcW w:type="dxa" w:w="4636"/>
+          </w:tcPr>
+          <w:p>
+            <w:r>
+              <w:rPr>
+                <w:sz w:val="18"/>
+              </w:rPr>
+              <w:t>F × 1,10</w:t>
+            </w:r>
+          </w:p>
+        </w:tc>
+        <w:tc>
+          <w:tcPr>
+            <w:tcW w:type="dxa" w:w="2466"/>
+          </w:tcPr>
+          <w:p>
+            <w:pPr>
+              <w:jc w:val="right"/>
+            </w:pPr>
+            <w:r>
+              <w:rPr>
+                <w:sz w:val="18"/>
+              </w:rPr>
+              <w:t>38,56 kN (8.669 lbf)</w:t>
+            </w:r>
+          </w:p>
+        </w:tc>
+      </w:tr>
+      <w:tr>
+        <w:tc>
+          <w:tcPr>
+            <w:tcW w:type="dxa" w:w="2762"/>
+          </w:tcPr>
+          <w:p>
+            <w:r>
+              <w:rPr>
+                <w:sz w:val="18"/>
+              </w:rPr>
+              <w:t>Ajuste de banco inferior</w:t>
+            </w:r>
+          </w:p>
+        </w:tc>
+        <w:tc>
+          <w:tcPr>
+            <w:tcW w:type="dxa" w:w="4636"/>
+          </w:tcPr>
+          <w:p>
+            <w:r>
+              <w:rPr>
+                <w:sz w:val="18"/>
+              </w:rPr>
+              <w:t>Pbl = F_cierre·m / A (el resorte asienta)</w:t>
+            </w:r>
+          </w:p>
+        </w:tc>
+        <w:tc>
+          <w:tcPr>
+            <w:tcW w:type="dxa" w:w="2466"/>
+          </w:tcPr>
+          <w:p>
+            <w:pPr>
+              <w:jc w:val="right"/>
+            </w:pPr>
+            <w:r>
+              <w:rPr>
+                <w:sz w:val="18"/>
+              </w:rPr>
+              <w:t>19,5 psig</w:t>
+            </w:r>
+          </w:p>
+        </w:tc>
+      </w:tr>
+      <w:tr>
+        <w:tc>
+          <w:tcPr>
+            <w:tcW w:type="dxa" w:w="2762"/>
+          </w:tcPr>
+          <w:p>
+            <w:r>
+              <w:rPr>
+                <w:sz w:val="18"/>
+              </w:rPr>
+              <w:t>Ajuste de banco superior</w:t>
+            </w:r>
+          </w:p>
+        </w:tc>
+        <w:tc>
+          <w:tcPr>
+            <w:tcW w:type="dxa" w:w="4636"/>
+          </w:tcPr>
+          <w:p>
+            <w:r>
+              <w:rPr>
+                <w:sz w:val="18"/>
+              </w:rPr>
+              <w:t>Pbu = Pbl + rango (≥ ⅓ del rango de operación, ≥ Kn·ΔP·L/A)</w:t>
+            </w:r>
+          </w:p>
+        </w:tc>
+        <w:tc>
+          <w:tcPr>
+            <w:tcW w:type="dxa" w:w="2466"/>
+          </w:tcPr>
+          <w:p>
+            <w:pPr>
+              <w:jc w:val="right"/>
+            </w:pPr>
+            <w:r>
+              <w:rPr>
+                <w:sz w:val="18"/>
+              </w:rPr>
+              <w:t>33,0 psig</w:t>
+            </w:r>
+          </w:p>
+        </w:tc>
+      </w:tr>
+      <w:tr>
+        <w:tc>
+          <w:tcPr>
+            <w:tcW w:type="dxa" w:w="2762"/>
+          </w:tcPr>
+          <w:p>
+            <w:r>
+              <w:rPr>
+                <w:sz w:val="18"/>
+              </w:rPr>
+              <w:t>Constante del resorte</w:t>
+            </w:r>
+          </w:p>
+        </w:tc>
+        <w:tc>
+          <w:tcPr>
+            <w:tcW w:type="dxa" w:w="4636"/>
+          </w:tcPr>
+          <w:p>
+            <w:r>
+              <w:rPr>
+                <w:sz w:val="18"/>
+              </w:rPr>
+              <w:t>Ks = (Pbu − Pbl)·A / L</w:t>
+            </w:r>
+          </w:p>
+        </w:tc>
+        <w:tc>
+          <w:tcPr>
+            <w:tcW w:type="dxa" w:w="2466"/>
+          </w:tcPr>
+          <w:p>
+            <w:pPr>
+              <w:jc w:val="right"/>
+            </w:pPr>
+            <w:r>
+              <w:rPr>
+                <w:sz w:val="18"/>
+              </w:rPr>
+              <w:t>3.038 lbf/in</w:t>
+            </w:r>
+          </w:p>
+        </w:tc>
+      </w:tr>
+      <w:tr>
+        <w:tc>
+          <w:tcPr>
+            <w:tcW w:type="dxa" w:w="2762"/>
+          </w:tcPr>
+          <w:p>
+            <w:r>
+              <w:rPr>
+                <w:sz w:val="18"/>
+              </w:rPr>
+              <w:t>Presión de aire requerida</w:t>
+            </w:r>
+          </w:p>
+        </w:tc>
+        <w:tc>
+          <w:tcPr>
+            <w:tcW w:type="dxa" w:w="4636"/>
+          </w:tcPr>
+          <w:p>
+            <w:r>
+              <w:rPr>
+                <w:sz w:val="18"/>
+              </w:rPr>
+              <w:t>P = Pbu + F_apertura·m / A</w:t>
+            </w:r>
+          </w:p>
+        </w:tc>
+        <w:tc>
+          <w:tcPr>
+            <w:tcW w:type="dxa" w:w="2466"/>
+          </w:tcPr>
+          <w:p>
+            <w:pPr>
+              <w:jc w:val="right"/>
+            </w:pPr>
+            <w:r>
+              <w:rPr>
+                <w:sz w:val="18"/>
+              </w:rPr>
+              <w:t>2,29 bar g (33,2 psig)</w:t>
+            </w:r>
+          </w:p>
+        </w:tc>
+      </w:tr>
+    </w:tbl>
+    <w:p/>
+    <w:tbl>
+      <w:tblPr>
+        <w:tblStyle w:val="TableGrid"/>
+        <w:tblW w:type="auto" w:w="0"/>
+        <w:jc w:val="center"/>
+        <w:tblLayout w:type="fixed"/>
+        <w:tblLook w:firstColumn="1" w:firstRow="1" w:lastColumn="0" w:lastRow="0" w:noHBand="0" w:noVBand="1" w:val="04A0"/>
+      </w:tblPr>
+      <w:tblGrid>
+        <w:gridCol w:w="4933"/>
+        <w:gridCol w:w="4933"/>
+      </w:tblGrid>
+      <w:tr>
+        <w:tc>
+          <w:tcPr>
+            <w:tcW w:type="dxa" w:w="3453"/>
+            <w:shd w:val="clear" w:color="auto" w:fill="0D3B66"/>
+          </w:tcPr>
+          <w:p>
+            <w:r>
+              <w:rPr>
+                <w:b/>
+                <w:color w:val="FFFFFF"/>
+                <w:sz w:val="18"/>
+              </w:rPr>
+              <w:t>Dato / resultado</w:t>
+            </w:r>
+          </w:p>
+        </w:tc>
+        <w:tc>
+          <w:tcPr>
+            <w:tcW w:type="dxa" w:w="6412"/>
+            <w:shd w:val="clear" w:color="auto" w:fill="0D3B66"/>
+          </w:tcPr>
+          <w:p>
+            <w:r>
+              <w:rPr>
+                <w:b/>
+                <w:color w:val="FFFFFF"/>
+                <w:sz w:val="18"/>
+              </w:rPr>
+              <w:t>Valor</w:t>
+            </w:r>
+          </w:p>
+        </w:tc>
+      </w:tr>
+      <w:tr>
+        <w:tc>
+          <w:tcPr>
+            <w:tcW w:type="dxa" w:w="3453"/>
+          </w:tcPr>
+          <w:p>
+            <w:r>
+              <w:rPr>
+                <w:sz w:val="18"/>
+              </w:rPr>
+              <w:t>Tipo de actuador</w:t>
+            </w:r>
+          </w:p>
+        </w:tc>
+        <w:tc>
+          <w:tcPr>
+            <w:tcW w:type="dxa" w:w="6412"/>
+          </w:tcPr>
+          <w:p>
+            <w:r>
+              <w:rPr>
+                <w:sz w:val="18"/>
+              </w:rPr>
+              <w:t>Diafragma y resorte</w:t>
+            </w:r>
+          </w:p>
+        </w:tc>
+      </w:tr>
+      <w:tr>
+        <w:tc>
+          <w:tcPr>
+            <w:tcW w:type="dxa" w:w="3453"/>
+          </w:tcPr>
+          <w:p>
+            <w:r>
+              <w:rPr>
+                <w:sz w:val="18"/>
+              </w:rPr>
+              <w:t>Modo de falla</w:t>
+            </w:r>
+          </w:p>
+        </w:tc>
+        <w:tc>
+          <w:tcPr>
+            <w:tcW w:type="dxa" w:w="6412"/>
+          </w:tcPr>
+          <w:p>
+            <w:r>
+              <w:rPr>
+                <w:sz w:val="18"/>
+              </w:rPr>
+              <w:t>Cierra (FC)</w:t>
+            </w:r>
+          </w:p>
+        </w:tc>
+      </w:tr>
+      <w:tr>
+        <w:tc>
+          <w:tcPr>
+            <w:tcW w:type="dxa" w:w="3453"/>
+          </w:tcPr>
+          <w:p>
+            <w:r>
+              <w:rPr>
+                <w:sz w:val="18"/>
+              </w:rPr>
+              <w:t>Volante (mando manual)</w:t>
+            </w:r>
+          </w:p>
+        </w:tc>
+        <w:tc>
+          <w:tcPr>
+            <w:tcW w:type="dxa" w:w="6412"/>
+          </w:tcPr>
+          <w:p>
+            <w:r>
+              <w:rPr>
+                <w:sz w:val="18"/>
+              </w:rPr>
+              <w:t>No</w:t>
+            </w:r>
+          </w:p>
+        </w:tc>
+      </w:tr>
+      <w:tr>
+        <w:tc>
+          <w:tcPr>
+            <w:tcW w:type="dxa" w:w="3453"/>
+          </w:tcPr>
+          <w:p>
+            <w:r>
+              <w:rPr>
+                <w:sz w:val="18"/>
+              </w:rPr>
+              <w:t>Aire de instrumentos disponible</w:t>
+            </w:r>
+          </w:p>
+        </w:tc>
+        <w:tc>
+          <w:tcPr>
+            <w:tcW w:type="dxa" w:w="6412"/>
+          </w:tcPr>
+          <w:p>
+            <w:r>
+              <w:rPr>
+                <w:sz w:val="18"/>
+              </w:rPr>
+              <w:t>4,00 a 7,00 bar g (mínimo a máximo)</w:t>
+            </w:r>
+          </w:p>
+        </w:tc>
+      </w:tr>
+      <w:tr>
+        <w:tc>
+          <w:tcPr>
+            <w:tcW w:type="dxa" w:w="3453"/>
+          </w:tcPr>
+          <w:p>
+            <w:r>
+              <w:rPr>
+                <w:sz w:val="18"/>
+              </w:rPr>
+              <w:t>Flujo (sentido)</w:t>
+            </w:r>
+          </w:p>
+        </w:tc>
+        <w:tc>
+          <w:tcPr>
+            <w:tcW w:type="dxa" w:w="6412"/>
+          </w:tcPr>
+          <w:p>
+            <w:r>
+              <w:rPr>
+                <w:sz w:val="18"/>
+              </w:rPr>
+              <w:t>Up</w:t>
+            </w:r>
+          </w:p>
+        </w:tc>
+      </w:tr>
+      <w:tr>
+        <w:tc>
+          <w:tcPr>
+            <w:tcW w:type="dxa" w:w="3453"/>
+          </w:tcPr>
+          <w:p>
+            <w:r>
+              <w:rPr>
+                <w:sz w:val="18"/>
+              </w:rPr>
+              <w:t>Selección</w:t>
+            </w:r>
+          </w:p>
+        </w:tc>
+        <w:tc>
+          <w:tcPr>
+            <w:tcW w:type="dxa" w:w="6412"/>
+          </w:tcPr>
+          <w:p>
+            <w:r>
+              <w:rPr>
+                <w:sz w:val="18"/>
+              </w:rPr>
+              <w:t>Diafragma y resorte D-450: área efectiva 2.903 cm² (450,0 in²), carrera máxima 101,6 mm (4,000 in)</w:t>
+            </w:r>
+          </w:p>
+        </w:tc>
+      </w:tr>
+      <w:tr>
+        <w:tc>
+          <w:tcPr>
+            <w:tcW w:type="dxa" w:w="3453"/>
+          </w:tcPr>
+          <w:p>
+            <w:r>
+              <w:rPr>
+                <w:sz w:val="18"/>
+              </w:rPr>
+              <w:t>Método</w:t>
+            </w:r>
+          </w:p>
+        </w:tc>
+        <w:tc>
+          <w:tcPr>
+            <w:tcW w:type="dxa" w:w="6412"/>
+          </w:tcPr>
+          <w:p>
+            <w:r>
+              <w:rPr>
+                <w:sz w:val="18"/>
+              </w:rPr>
+              <w:t>Fuerzas A + B + C + D de válvula de vástago deslizante</w:t>
+            </w:r>
+          </w:p>
+        </w:tc>
+      </w:tr>
+      <w:tr>
+        <w:tc>
+          <w:tcPr>
+            <w:tcW w:type="dxa" w:w="3453"/>
+          </w:tcPr>
+          <w:p>
+            <w:r>
+              <w:rPr>
+                <w:sz w:val="18"/>
+              </w:rPr>
+              <w:t>Obturador</w:t>
+            </w:r>
+          </w:p>
+        </w:tc>
+        <w:tc>
+          <w:tcPr>
+            <w:tcW w:type="dxa" w:w="6412"/>
+          </w:tcPr>
+          <w:p>
+            <w:r>
+              <w:rPr>
+                <w:sz w:val="18"/>
+              </w:rPr>
+              <w:t>Desbalanceado</w:t>
+            </w:r>
+          </w:p>
+        </w:tc>
+      </w:tr>
+      <w:tr>
+        <w:tc>
+          <w:tcPr>
+            <w:tcW w:type="dxa" w:w="3453"/>
+          </w:tcPr>
+          <w:p>
+            <w:r>
+              <w:rPr>
+                <w:sz w:val="18"/>
+              </w:rPr>
+              <w:t>Flujo / efecto de la presión</w:t>
+            </w:r>
+          </w:p>
+        </w:tc>
+        <w:tc>
+          <w:tcPr>
+            <w:tcW w:type="dxa" w:w="6412"/>
+          </w:tcPr>
+          <w:p>
+            <w:r>
+              <w:rPr>
+                <w:sz w:val="18"/>
+              </w:rPr>
+              <w:t>Up: la presión tiende a abrir</w:t>
+            </w:r>
+          </w:p>
+        </w:tc>
+      </w:tr>
+      <w:tr>
+        <w:tc>
+          <w:tcPr>
+            <w:tcW w:type="dxa" w:w="3453"/>
+          </w:tcPr>
+          <w:p>
+            <w:r>
+              <w:rPr>
+                <w:sz w:val="18"/>
+              </w:rPr>
+              <w:t>Diámetro del vástago</w:t>
+            </w:r>
+          </w:p>
+        </w:tc>
+        <w:tc>
+          <w:tcPr>
+            <w:tcW w:type="dxa" w:w="6412"/>
+          </w:tcPr>
+          <w:p>
+            <w:r>
+              <w:rPr>
+                <w:sz w:val="18"/>
+              </w:rPr>
+              <w:t>19,0 mm (0,750 in) (estimado)</w:t>
+            </w:r>
+          </w:p>
+        </w:tc>
+      </w:tr>
+      <w:tr>
+        <w:tc>
+          <w:tcPr>
+            <w:tcW w:type="dxa" w:w="3453"/>
+          </w:tcPr>
+          <w:p>
+            <w:r>
+              <w:rPr>
+                <w:sz w:val="18"/>
+              </w:rPr>
+              <w:t>Empaquetadura considerada</w:t>
+            </w:r>
+          </w:p>
+        </w:tc>
+        <w:tc>
+          <w:tcPr>
+            <w:tcW w:type="dxa" w:w="6412"/>
+          </w:tcPr>
+          <w:p>
+            <w:r>
+              <w:rPr>
+                <w:sz w:val="18"/>
+              </w:rPr>
+              <w:t>Bonete con fuelle metálico + empaquetadura de respaldo</w:t>
+            </w:r>
+          </w:p>
+        </w:tc>
+      </w:tr>
+      <w:tr>
+        <w:tc>
+          <w:tcPr>
+            <w:tcW w:type="dxa" w:w="3453"/>
+          </w:tcPr>
+          <w:p>
+            <w:r>
+              <w:rPr>
+                <w:sz w:val="18"/>
+              </w:rPr>
+              <w:t>Carrera nominal</w:t>
+            </w:r>
+          </w:p>
+        </w:tc>
+        <w:tc>
+          <w:tcPr>
+            <w:tcW w:type="dxa" w:w="6412"/>
+          </w:tcPr>
+          <w:p>
+            <w:r>
+              <w:rPr>
+                <w:sz w:val="18"/>
+              </w:rPr>
+              <w:t>50,8 mm (2,000 in)</w:t>
+            </w:r>
+          </w:p>
+        </w:tc>
+      </w:tr>
+      <w:tr>
+        <w:tc>
+          <w:tcPr>
+            <w:tcW w:type="dxa" w:w="3453"/>
+          </w:tcPr>
+          <w:p>
+            <w:r>
+              <w:rPr>
+                <w:sz w:val="18"/>
+              </w:rPr>
+              <w:t>Acción del actuador</w:t>
+            </w:r>
+          </w:p>
+        </w:tc>
+        <w:tc>
+          <w:tcPr>
+            <w:tcW w:type="dxa" w:w="6412"/>
+          </w:tcPr>
+          <w:p>
+            <w:r>
+              <w:rPr>
+                <w:sz w:val="18"/>
+              </w:rPr>
+              <w:t>Aire para abrir (resorte cierra): actuador de acción inversa</w:t>
+            </w:r>
+          </w:p>
+        </w:tc>
+      </w:tr>
+      <w:tr>
+        <w:tc>
+          <w:tcPr>
+            <w:tcW w:type="dxa" w:w="3453"/>
+          </w:tcPr>
+          <w:p>
+            <w:r>
+              <w:rPr>
+                <w:sz w:val="18"/>
+              </w:rPr>
+              <w:t>Ajuste de banco (bench set)</w:t>
+            </w:r>
+          </w:p>
+        </w:tc>
+        <w:tc>
+          <w:tcPr>
+            <w:tcW w:type="dxa" w:w="6412"/>
+          </w:tcPr>
+          <w:p>
+            <w:r>
+              <w:rPr>
+                <w:sz w:val="18"/>
+              </w:rPr>
+              <w:t>19,5 – 33,0 psig (1,34 – 2,28 bar g)</w:t>
+            </w:r>
+          </w:p>
+        </w:tc>
+      </w:tr>
+      <w:tr>
+        <w:tc>
+          <w:tcPr>
+            <w:tcW w:type="dxa" w:w="3453"/>
+          </w:tcPr>
+          <w:p>
+            <w:r>
+              <w:rPr>
+                <w:sz w:val="18"/>
+              </w:rPr>
+              <w:t>Constante del resorte</w:t>
+            </w:r>
+          </w:p>
+        </w:tc>
+        <w:tc>
+          <w:tcPr>
+            <w:tcW w:type="dxa" w:w="6412"/>
+          </w:tcPr>
+          <w:p>
+            <w:r>
+              <w:rPr>
+                <w:sz w:val="18"/>
+              </w:rPr>
+              <w:t>531,9 N/mm (3.038 lbf/in)</w:t>
+            </w:r>
+          </w:p>
+        </w:tc>
+      </w:tr>
+      <w:tr>
+        <w:tc>
+          <w:tcPr>
+            <w:tcW w:type="dxa" w:w="3453"/>
+          </w:tcPr>
+          <w:p>
+            <w:r>
+              <w:rPr>
+                <w:sz w:val="18"/>
+              </w:rPr>
+              <w:t>Compresión inicial del resorte</w:t>
+            </w:r>
+          </w:p>
+        </w:tc>
+        <w:tc>
+          <w:tcPr>
+            <w:tcW w:type="dxa" w:w="6412"/>
+          </w:tcPr>
+          <w:p>
+            <w:r>
+              <w:rPr>
+                <w:sz w:val="18"/>
+              </w:rPr>
+              <w:t>73,4 mm (2,889 in)</w:t>
+            </w:r>
+          </w:p>
+        </w:tc>
+      </w:tr>
+      <w:tr>
+        <w:tc>
+          <w:tcPr>
+            <w:tcW w:type="dxa" w:w="3453"/>
+          </w:tcPr>
+          <w:p>
+            <w:r>
+              <w:rPr>
+                <w:sz w:val="18"/>
+              </w:rPr>
+              <w:t>Carga máxima del resorte</w:t>
+            </w:r>
+          </w:p>
+        </w:tc>
+        <w:tc>
+          <w:tcPr>
+            <w:tcW w:type="dxa" w:w="6412"/>
+          </w:tcPr>
+          <w:p>
+            <w:r>
+              <w:rPr>
+                <w:sz w:val="18"/>
+              </w:rPr>
+              <w:t>66,06 kN (14.850 lbf)</w:t>
+            </w:r>
+          </w:p>
+        </w:tc>
+      </w:tr>
+      <w:tr>
+        <w:tc>
+          <w:tcPr>
+            <w:tcW w:type="dxa" w:w="3453"/>
+          </w:tcPr>
+          <w:p>
+            <w:r>
+              <w:rPr>
+                <w:sz w:val="18"/>
+              </w:rPr>
+              <w:t>Presión de aire requerida en el actuador</w:t>
+            </w:r>
+          </w:p>
+        </w:tc>
+        <w:tc>
+          <w:tcPr>
+            <w:tcW w:type="dxa" w:w="6412"/>
+          </w:tcPr>
+          <w:p>
+            <w:r>
+              <w:rPr>
+                <w:sz w:val="18"/>
+              </w:rPr>
+              <w:t>2,29 bar g (33,2 psig)</w:t>
+            </w:r>
+          </w:p>
+        </w:tc>
+      </w:tr>
+      <w:tr>
+        <w:tc>
+          <w:tcPr>
+            <w:tcW w:type="dxa" w:w="3453"/>
+          </w:tcPr>
+          <w:p>
+            <w:r>
+              <w:rPr>
+                <w:sz w:val="18"/>
+              </w:rPr>
+              <w:t>Empuje de cierre disponible</w:t>
+            </w:r>
+          </w:p>
+        </w:tc>
+        <w:tc>
+          <w:tcPr>
+            <w:tcW w:type="dxa" w:w="6412"/>
+          </w:tcPr>
+          <w:p>
+            <w:r>
+              <w:rPr>
+                <w:sz w:val="18"/>
+              </w:rPr>
+              <w:t>39,03 kN (8.775 lbf)</w:t>
+            </w:r>
+          </w:p>
+        </w:tc>
+      </w:tr>
+      <w:tr>
+        <w:tc>
+          <w:tcPr>
+            <w:tcW w:type="dxa" w:w="3453"/>
+          </w:tcPr>
+          <w:p>
+            <w:r>
+              <w:rPr>
+                <w:sz w:val="18"/>
+              </w:rPr>
+              <w:t>Empuje de apertura disponible</w:t>
+            </w:r>
+          </w:p>
+        </w:tc>
+        <w:tc>
+          <w:tcPr>
+            <w:tcW w:type="dxa" w:w="6412"/>
+          </w:tcPr>
+          <w:p>
+            <w:r>
+              <w:rPr>
+                <w:sz w:val="18"/>
+              </w:rPr>
+              <w:t>14,01 kN (3.150 lbf)</w:t>
+            </w:r>
+          </w:p>
+        </w:tc>
+      </w:tr>
+      <w:tr>
+        <w:tc>
+          <w:tcPr>
+            <w:tcW w:type="dxa" w:w="3453"/>
+          </w:tcPr>
+          <w:p>
+            <w:r>
+              <w:rPr>
+                <w:sz w:val="18"/>
+              </w:rPr>
+              <w:t>Margen de presión con aire mínimo</w:t>
+            </w:r>
+          </w:p>
+        </w:tc>
+        <w:tc>
+          <w:tcPr>
+            <w:tcW w:type="dxa" w:w="6412"/>
+          </w:tcPr>
+          <w:p>
+            <w:r>
+              <w:rPr>
+                <w:sz w:val="18"/>
+              </w:rPr>
+              <w:t>0,47 bar g (6,8 psig)</w:t>
+            </w:r>
+          </w:p>
+        </w:tc>
+      </w:tr>
+      <w:tr>
+        <w:tc>
+          <w:tcPr>
+            <w:tcW w:type="dxa" w:w="3453"/>
+          </w:tcPr>
+          <w:p>
+            <w:r>
+              <w:rPr>
+                <w:sz w:val="18"/>
+              </w:rPr>
+              <w:t>Carga del vástago en el asiento / admisible</w:t>
+            </w:r>
+          </w:p>
+        </w:tc>
+        <w:tc>
+          <w:tcPr>
+            <w:tcW w:type="dxa" w:w="6412"/>
+          </w:tcPr>
+          <w:p>
+            <w:r>
+              <w:rPr>
+                <w:sz w:val="18"/>
+              </w:rPr>
+              <w:t>39,03 kN (8.775 lbf) / 42,08 kN (9.459 lbf) (316 endurecido, 110 °C)</w:t>
+            </w:r>
+          </w:p>
+        </w:tc>
+      </w:tr>
+    </w:tbl>
+    <w:p/>
+    <w:p>
+      <w:pPr>
+        <w:pStyle w:val="Heading3"/>
+      </w:pPr>
+      <w:r>
+        <w:t>Posicionador</w:t>
+      </w:r>
+    </w:p>
+    <w:tbl>
+      <w:tblPr>
+        <w:tblStyle w:val="TableGrid"/>
+        <w:tblW w:type="auto" w:w="0"/>
+        <w:jc w:val="center"/>
+        <w:tblLayout w:type="fixed"/>
+        <w:tblLook w:firstColumn="1" w:firstRow="1" w:lastColumn="0" w:lastRow="0" w:noHBand="0" w:noVBand="1" w:val="04A0"/>
+      </w:tblPr>
+      <w:tblGrid>
+        <w:gridCol w:w="4933"/>
+        <w:gridCol w:w="4933"/>
+      </w:tblGrid>
+      <w:tr>
+        <w:tc>
+          <w:tcPr>
+            <w:tcW w:type="dxa" w:w="3453"/>
+            <w:shd w:val="clear" w:color="auto" w:fill="EEF2F6"/>
+          </w:tcPr>
+          <w:p>
+            <w:r>
+              <w:rPr>
+                <w:b/>
+                <w:sz w:val="18"/>
+              </w:rPr>
+              <w:t>Tag</w:t>
+            </w:r>
+          </w:p>
+        </w:tc>
+        <w:tc>
+          <w:tcPr>
+            <w:tcW w:type="dxa" w:w="6412"/>
+          </w:tcPr>
+          <w:p>
+            <w:r>
+              <w:rPr>
+                <w:sz w:val="18"/>
+              </w:rPr>
+              <w:t>—</w:t>
+            </w:r>
+          </w:p>
+        </w:tc>
+      </w:tr>
+      <w:tr>
+        <w:tc>
+          <w:tcPr>
+            <w:tcW w:type="dxa" w:w="3453"/>
+            <w:shd w:val="clear" w:color="auto" w:fill="EEF2F6"/>
+          </w:tcPr>
+          <w:p>
+            <w:r>
+              <w:rPr>
+                <w:b/>
+                <w:sz w:val="18"/>
+              </w:rPr>
+              <w:t>Tipo</w:t>
+            </w:r>
+          </w:p>
+        </w:tc>
+        <w:tc>
+          <w:tcPr>
+            <w:tcW w:type="dxa" w:w="6412"/>
+          </w:tcPr>
+          <w:p>
+            <w:r>
+              <w:rPr>
+                <w:sz w:val="18"/>
+              </w:rPr>
+              <w:t>Digital-HART</w:t>
+            </w:r>
+          </w:p>
+        </w:tc>
+      </w:tr>
+      <w:tr>
+        <w:tc>
+          <w:tcPr>
+            <w:tcW w:type="dxa" w:w="3453"/>
+            <w:shd w:val="clear" w:color="auto" w:fill="EEF2F6"/>
+          </w:tcPr>
+          <w:p>
+            <w:r>
+              <w:rPr>
+                <w:b/>
+                <w:sz w:val="18"/>
+              </w:rPr>
+              <w:t>Señal de entrada</w:t>
+            </w:r>
+          </w:p>
+        </w:tc>
+        <w:tc>
+          <w:tcPr>
+            <w:tcW w:type="dxa" w:w="6412"/>
+          </w:tcPr>
+          <w:p>
+            <w:r>
+              <w:rPr>
+                <w:sz w:val="18"/>
+              </w:rPr>
+              <w:t>4-20mA dc</w:t>
+            </w:r>
+          </w:p>
+        </w:tc>
+      </w:tr>
+      <w:tr>
+        <w:tc>
+          <w:tcPr>
+            <w:tcW w:type="dxa" w:w="3453"/>
+            <w:shd w:val="clear" w:color="auto" w:fill="EEF2F6"/>
+          </w:tcPr>
+          <w:p>
+            <w:r>
+              <w:rPr>
+                <w:b/>
+                <w:sz w:val="18"/>
+              </w:rPr>
+              <w:t>Acción</w:t>
+            </w:r>
+          </w:p>
+        </w:tc>
+        <w:tc>
+          <w:tcPr>
+            <w:tcW w:type="dxa" w:w="6412"/>
+          </w:tcPr>
+          <w:p>
+            <w:r>
+              <w:rPr>
+                <w:sz w:val="18"/>
+              </w:rPr>
+              <w:t>Configurable</w:t>
+            </w:r>
+          </w:p>
+        </w:tc>
+      </w:tr>
+      <w:tr>
+        <w:tc>
+          <w:tcPr>
+            <w:tcW w:type="dxa" w:w="3453"/>
+            <w:shd w:val="clear" w:color="auto" w:fill="EEF2F6"/>
+          </w:tcPr>
+          <w:p>
+            <w:r>
+              <w:rPr>
+                <w:b/>
+                <w:sz w:val="18"/>
+              </w:rPr>
+              <w:t>Manómetros</w:t>
+            </w:r>
+          </w:p>
+        </w:tc>
+        <w:tc>
+          <w:tcPr>
+            <w:tcW w:type="dxa" w:w="6412"/>
+          </w:tcPr>
+          <w:p>
+            <w:r>
+              <w:rPr>
+                <w:sz w:val="18"/>
+              </w:rPr>
+              <w:t>Sí</w:t>
+            </w:r>
+          </w:p>
+        </w:tc>
+      </w:tr>
+      <w:tr>
+        <w:tc>
+          <w:tcPr>
+            <w:tcW w:type="dxa" w:w="3453"/>
+            <w:shd w:val="clear" w:color="auto" w:fill="EEF2F6"/>
+          </w:tcPr>
+          <w:p>
+            <w:r>
+              <w:rPr>
+                <w:b/>
+                <w:sz w:val="18"/>
+              </w:rPr>
+              <w:t>Set de aire de instrumentos</w:t>
+            </w:r>
+          </w:p>
+        </w:tc>
+        <w:tc>
+          <w:tcPr>
+            <w:tcW w:type="dxa" w:w="6412"/>
+          </w:tcPr>
+          <w:p>
+            <w:r>
+              <w:rPr>
+                <w:sz w:val="18"/>
+              </w:rPr>
+              <w:t>Sí</w:t>
+            </w:r>
+          </w:p>
+        </w:tc>
+      </w:tr>
+      <w:tr>
+        <w:tc>
+          <w:tcPr>
+            <w:tcW w:type="dxa" w:w="3453"/>
+            <w:shd w:val="clear" w:color="auto" w:fill="EEF2F6"/>
+          </w:tcPr>
+          <w:p>
+            <w:r>
+              <w:rPr>
+                <w:b/>
+                <w:sz w:val="18"/>
+              </w:rPr>
+              <w:t>Salida del set de aire</w:t>
+            </w:r>
+          </w:p>
+        </w:tc>
+        <w:tc>
+          <w:tcPr>
+            <w:tcW w:type="dxa" w:w="6412"/>
+          </w:tcPr>
+          <w:p>
+            <w:r>
+              <w:rPr>
+                <w:sz w:val="18"/>
+              </w:rPr>
+              <w:t>Ajustable 0-80 psi</w:t>
+            </w:r>
+          </w:p>
+        </w:tc>
+      </w:tr>
+      <w:tr>
+        <w:tc>
+          <w:tcPr>
+            <w:tcW w:type="dxa" w:w="3453"/>
+            <w:shd w:val="clear" w:color="auto" w:fill="EEF2F6"/>
+          </w:tcPr>
+          <w:p>
+            <w:r>
+              <w:rPr>
+                <w:b/>
+                <w:sz w:val="18"/>
+              </w:rPr>
+              <w:t>Señales habilitadas</w:t>
+            </w:r>
+          </w:p>
+        </w:tc>
+        <w:tc>
+          <w:tcPr>
+            <w:tcW w:type="dxa" w:w="6412"/>
+          </w:tcPr>
+          <w:p>
+            <w:r>
+              <w:rPr>
+                <w:sz w:val="18"/>
+              </w:rPr>
+              <w:t>4-20mA dc, 4-12mA dc, 12-20mA dc</w:t>
+            </w:r>
+          </w:p>
+        </w:tc>
+      </w:tr>
+    </w:tbl>
+    <w:p/>
+    <w:p>
+      <w:pPr>
+        <w:pStyle w:val="ListBullet"/>
+      </w:pPr>
+      <w:r>
+        <w:t>Foundation FieldBus: no corresponde a un posicionador digital-hart.</w:t>
+      </w:r>
+    </w:p>
+    <w:p>
+      <w:pPr>
+        <w:pStyle w:val="ListBullet"/>
+      </w:pPr>
+      <w:r>
+        <w:t>3-15 psi: no corresponde a un posicionador digital-hart.</w:t>
+      </w:r>
+    </w:p>
+    <w:p>
+      <w:pPr>
+        <w:pStyle w:val="ListBullet"/>
+      </w:pPr>
+      <w:r>
+        <w:t>3-9 psi: no corresponde a un posicionador digital-hart.</w:t>
+      </w:r>
+    </w:p>
+    <w:p>
+      <w:pPr>
+        <w:pStyle w:val="ListBullet"/>
+      </w:pPr>
+      <w:r>
+        <w:t>9-15 psi: no corresponde a un posicionador digital-hart.</w:t>
+      </w:r>
+    </w:p>
+    <w:p>
+      <w:pPr>
+        <w:pStyle w:val="ListBullet"/>
+      </w:pPr>
+      <w:r>
+        <w:t>6-30 psi: no corresponde a un posicionador digital-hart.</w:t>
+      </w:r>
+    </w:p>
+    <w:p>
+      <w:r>
+        <w:rPr>
+          <w:i/>
+          <w:color w:val="55606D"/>
+          <w:sz w:val="17"/>
+        </w:rPr>
+        <w:t>Tamaños de actuador de series genéricas (no corresponden a ningún fabricante). El fabricante confirma el modelo, el resorte y el ajuste de banco.</w:t>
+      </w:r>
+    </w:p>
+    <w:p>
+      <w:pPr>
+        <w:pStyle w:val="Heading2"/>
+      </w:pPr>
+      <w:r>
+        <w:t>7. Conclusión</w:t>
       </w:r>
     </w:p>
     <w:p>
@@ -10609,7 +12519,7 @@
         <w:pStyle w:val="Heading2"/>
       </w:pPr>
       <w:r>
-        <w:t>Actuador y accesorios</w:t>
+        <w:t>Actuador</w:t>
       </w:r>
     </w:p>
     <w:tbl>
@@ -10636,7 +12546,7 @@
                 <w:b/>
                 <w:sz w:val="18"/>
               </w:rPr>
-              <w:t>Actuador</w:t>
+              <w:t>Tipo de actuador</w:t>
             </w:r>
           </w:p>
         </w:tc>
@@ -10649,7 +12559,7 @@
               <w:rPr>
                 <w:sz w:val="18"/>
               </w:rPr>
-              <w:t>A definir (próxima versión: fuerza / par)</w:t>
+              <w:t>Diafragma y resorte</w:t>
             </w:r>
           </w:p>
         </w:tc>
@@ -10666,7 +12576,7 @@
                 <w:b/>
                 <w:sz w:val="18"/>
               </w:rPr>
-              <w:t>Posicionador y accesorios</w:t>
+              <w:t>Modo de falla</w:t>
             </w:r>
           </w:p>
         </w:tc>
@@ -10679,7 +12589,951 @@
               <w:rPr>
                 <w:sz w:val="18"/>
               </w:rPr>
-              <w:t>A definir</w:t>
+              <w:t>Cierra (FC)</w:t>
+            </w:r>
+          </w:p>
+        </w:tc>
+      </w:tr>
+      <w:tr>
+        <w:tc>
+          <w:tcPr>
+            <w:tcW w:type="dxa" w:w="3453"/>
+            <w:shd w:val="clear" w:color="auto" w:fill="EEF2F6"/>
+          </w:tcPr>
+          <w:p>
+            <w:r>
+              <w:rPr>
+                <w:b/>
+                <w:sz w:val="18"/>
+              </w:rPr>
+              <w:t>Volante (mando manual)</w:t>
+            </w:r>
+          </w:p>
+        </w:tc>
+        <w:tc>
+          <w:tcPr>
+            <w:tcW w:type="dxa" w:w="6412"/>
+          </w:tcPr>
+          <w:p>
+            <w:r>
+              <w:rPr>
+                <w:sz w:val="18"/>
+              </w:rPr>
+              <w:t>No</w:t>
+            </w:r>
+          </w:p>
+        </w:tc>
+      </w:tr>
+      <w:tr>
+        <w:tc>
+          <w:tcPr>
+            <w:tcW w:type="dxa" w:w="3453"/>
+            <w:shd w:val="clear" w:color="auto" w:fill="EEF2F6"/>
+          </w:tcPr>
+          <w:p>
+            <w:r>
+              <w:rPr>
+                <w:b/>
+                <w:sz w:val="18"/>
+              </w:rPr>
+              <w:t>Aire de instrumentos disponible</w:t>
+            </w:r>
+          </w:p>
+        </w:tc>
+        <w:tc>
+          <w:tcPr>
+            <w:tcW w:type="dxa" w:w="6412"/>
+          </w:tcPr>
+          <w:p>
+            <w:r>
+              <w:rPr>
+                <w:sz w:val="18"/>
+              </w:rPr>
+              <w:t>4,00 a 7,00 bar g (mínimo a máximo)</w:t>
+            </w:r>
+          </w:p>
+        </w:tc>
+      </w:tr>
+      <w:tr>
+        <w:tc>
+          <w:tcPr>
+            <w:tcW w:type="dxa" w:w="3453"/>
+            <w:shd w:val="clear" w:color="auto" w:fill="EEF2F6"/>
+          </w:tcPr>
+          <w:p>
+            <w:r>
+              <w:rPr>
+                <w:b/>
+                <w:sz w:val="18"/>
+              </w:rPr>
+              <w:t>Flujo (sentido)</w:t>
+            </w:r>
+          </w:p>
+        </w:tc>
+        <w:tc>
+          <w:tcPr>
+            <w:tcW w:type="dxa" w:w="6412"/>
+          </w:tcPr>
+          <w:p>
+            <w:r>
+              <w:rPr>
+                <w:sz w:val="18"/>
+              </w:rPr>
+              <w:t>Up</w:t>
+            </w:r>
+          </w:p>
+        </w:tc>
+      </w:tr>
+      <w:tr>
+        <w:tc>
+          <w:tcPr>
+            <w:tcW w:type="dxa" w:w="3453"/>
+            <w:shd w:val="clear" w:color="auto" w:fill="EEF2F6"/>
+          </w:tcPr>
+          <w:p>
+            <w:r>
+              <w:rPr>
+                <w:b/>
+                <w:sz w:val="18"/>
+              </w:rPr>
+              <w:t>Fuerza requerida (con margen 1,10)</w:t>
+            </w:r>
+          </w:p>
+        </w:tc>
+        <w:tc>
+          <w:tcPr>
+            <w:tcW w:type="dxa" w:w="6412"/>
+          </w:tcPr>
+          <w:p>
+            <w:r>
+              <w:rPr>
+                <w:sz w:val="18"/>
+              </w:rPr>
+              <w:t>38,56 kN (8.669 lbf)</w:t>
+            </w:r>
+          </w:p>
+        </w:tc>
+      </w:tr>
+      <w:tr>
+        <w:tc>
+          <w:tcPr>
+            <w:tcW w:type="dxa" w:w="3453"/>
+            <w:shd w:val="clear" w:color="auto" w:fill="EEF2F6"/>
+          </w:tcPr>
+          <w:p>
+            <w:r>
+              <w:rPr>
+                <w:b/>
+                <w:sz w:val="18"/>
+              </w:rPr>
+              <w:t>Selección</w:t>
+            </w:r>
+          </w:p>
+        </w:tc>
+        <w:tc>
+          <w:tcPr>
+            <w:tcW w:type="dxa" w:w="6412"/>
+          </w:tcPr>
+          <w:p>
+            <w:r>
+              <w:rPr>
+                <w:sz w:val="18"/>
+              </w:rPr>
+              <w:t>Diafragma y resorte D-450: área efectiva 2.903 cm² (450,0 in²), carrera máxima 101,6 mm (4,000 in)</w:t>
+            </w:r>
+          </w:p>
+        </w:tc>
+      </w:tr>
+      <w:tr>
+        <w:tc>
+          <w:tcPr>
+            <w:tcW w:type="dxa" w:w="3453"/>
+            <w:shd w:val="clear" w:color="auto" w:fill="EEF2F6"/>
+          </w:tcPr>
+          <w:p>
+            <w:r>
+              <w:rPr>
+                <w:b/>
+                <w:sz w:val="18"/>
+              </w:rPr>
+              <w:t>Método</w:t>
+            </w:r>
+          </w:p>
+        </w:tc>
+        <w:tc>
+          <w:tcPr>
+            <w:tcW w:type="dxa" w:w="6412"/>
+          </w:tcPr>
+          <w:p>
+            <w:r>
+              <w:rPr>
+                <w:sz w:val="18"/>
+              </w:rPr>
+              <w:t>Fuerzas A + B + C + D de válvula de vástago deslizante</w:t>
+            </w:r>
+          </w:p>
+        </w:tc>
+      </w:tr>
+      <w:tr>
+        <w:tc>
+          <w:tcPr>
+            <w:tcW w:type="dxa" w:w="3453"/>
+            <w:shd w:val="clear" w:color="auto" w:fill="EEF2F6"/>
+          </w:tcPr>
+          <w:p>
+            <w:r>
+              <w:rPr>
+                <w:b/>
+                <w:sz w:val="18"/>
+              </w:rPr>
+              <w:t>Obturador</w:t>
+            </w:r>
+          </w:p>
+        </w:tc>
+        <w:tc>
+          <w:tcPr>
+            <w:tcW w:type="dxa" w:w="6412"/>
+          </w:tcPr>
+          <w:p>
+            <w:r>
+              <w:rPr>
+                <w:sz w:val="18"/>
+              </w:rPr>
+              <w:t>Desbalanceado</w:t>
+            </w:r>
+          </w:p>
+        </w:tc>
+      </w:tr>
+      <w:tr>
+        <w:tc>
+          <w:tcPr>
+            <w:tcW w:type="dxa" w:w="3453"/>
+            <w:shd w:val="clear" w:color="auto" w:fill="EEF2F6"/>
+          </w:tcPr>
+          <w:p>
+            <w:r>
+              <w:rPr>
+                <w:b/>
+                <w:sz w:val="18"/>
+              </w:rPr>
+              <w:t>Flujo / efecto de la presión</w:t>
+            </w:r>
+          </w:p>
+        </w:tc>
+        <w:tc>
+          <w:tcPr>
+            <w:tcW w:type="dxa" w:w="6412"/>
+          </w:tcPr>
+          <w:p>
+            <w:r>
+              <w:rPr>
+                <w:sz w:val="18"/>
+              </w:rPr>
+              <w:t>Up: la presión tiende a abrir</w:t>
+            </w:r>
+          </w:p>
+        </w:tc>
+      </w:tr>
+      <w:tr>
+        <w:tc>
+          <w:tcPr>
+            <w:tcW w:type="dxa" w:w="3453"/>
+            <w:shd w:val="clear" w:color="auto" w:fill="EEF2F6"/>
+          </w:tcPr>
+          <w:p>
+            <w:r>
+              <w:rPr>
+                <w:b/>
+                <w:sz w:val="18"/>
+              </w:rPr>
+              <w:t>Diámetro del vástago</w:t>
+            </w:r>
+          </w:p>
+        </w:tc>
+        <w:tc>
+          <w:tcPr>
+            <w:tcW w:type="dxa" w:w="6412"/>
+          </w:tcPr>
+          <w:p>
+            <w:r>
+              <w:rPr>
+                <w:sz w:val="18"/>
+              </w:rPr>
+              <w:t>19,0 mm (0,750 in) (estimado)</w:t>
+            </w:r>
+          </w:p>
+        </w:tc>
+      </w:tr>
+      <w:tr>
+        <w:tc>
+          <w:tcPr>
+            <w:tcW w:type="dxa" w:w="3453"/>
+            <w:shd w:val="clear" w:color="auto" w:fill="EEF2F6"/>
+          </w:tcPr>
+          <w:p>
+            <w:r>
+              <w:rPr>
+                <w:b/>
+                <w:sz w:val="18"/>
+              </w:rPr>
+              <w:t>Empaquetadura considerada</w:t>
+            </w:r>
+          </w:p>
+        </w:tc>
+        <w:tc>
+          <w:tcPr>
+            <w:tcW w:type="dxa" w:w="6412"/>
+          </w:tcPr>
+          <w:p>
+            <w:r>
+              <w:rPr>
+                <w:sz w:val="18"/>
+              </w:rPr>
+              <w:t>Bonete con fuelle metálico + empaquetadura de respaldo</w:t>
+            </w:r>
+          </w:p>
+        </w:tc>
+      </w:tr>
+      <w:tr>
+        <w:tc>
+          <w:tcPr>
+            <w:tcW w:type="dxa" w:w="3453"/>
+            <w:shd w:val="clear" w:color="auto" w:fill="EEF2F6"/>
+          </w:tcPr>
+          <w:p>
+            <w:r>
+              <w:rPr>
+                <w:b/>
+                <w:sz w:val="18"/>
+              </w:rPr>
+              <w:t>Carrera nominal</w:t>
+            </w:r>
+          </w:p>
+        </w:tc>
+        <w:tc>
+          <w:tcPr>
+            <w:tcW w:type="dxa" w:w="6412"/>
+          </w:tcPr>
+          <w:p>
+            <w:r>
+              <w:rPr>
+                <w:sz w:val="18"/>
+              </w:rPr>
+              <w:t>50,8 mm (2,000 in)</w:t>
+            </w:r>
+          </w:p>
+        </w:tc>
+      </w:tr>
+      <w:tr>
+        <w:tc>
+          <w:tcPr>
+            <w:tcW w:type="dxa" w:w="3453"/>
+            <w:shd w:val="clear" w:color="auto" w:fill="EEF2F6"/>
+          </w:tcPr>
+          <w:p>
+            <w:r>
+              <w:rPr>
+                <w:b/>
+                <w:sz w:val="18"/>
+              </w:rPr>
+              <w:t>Acción del actuador</w:t>
+            </w:r>
+          </w:p>
+        </w:tc>
+        <w:tc>
+          <w:tcPr>
+            <w:tcW w:type="dxa" w:w="6412"/>
+          </w:tcPr>
+          <w:p>
+            <w:r>
+              <w:rPr>
+                <w:sz w:val="18"/>
+              </w:rPr>
+              <w:t>Aire para abrir (resorte cierra): actuador de acción inversa</w:t>
+            </w:r>
+          </w:p>
+        </w:tc>
+      </w:tr>
+      <w:tr>
+        <w:tc>
+          <w:tcPr>
+            <w:tcW w:type="dxa" w:w="3453"/>
+            <w:shd w:val="clear" w:color="auto" w:fill="EEF2F6"/>
+          </w:tcPr>
+          <w:p>
+            <w:r>
+              <w:rPr>
+                <w:b/>
+                <w:sz w:val="18"/>
+              </w:rPr>
+              <w:t>Ajuste de banco (bench set)</w:t>
+            </w:r>
+          </w:p>
+        </w:tc>
+        <w:tc>
+          <w:tcPr>
+            <w:tcW w:type="dxa" w:w="6412"/>
+          </w:tcPr>
+          <w:p>
+            <w:r>
+              <w:rPr>
+                <w:sz w:val="18"/>
+              </w:rPr>
+              <w:t>19,5 – 33,0 psig (1,34 – 2,28 bar g)</w:t>
+            </w:r>
+          </w:p>
+        </w:tc>
+      </w:tr>
+      <w:tr>
+        <w:tc>
+          <w:tcPr>
+            <w:tcW w:type="dxa" w:w="3453"/>
+            <w:shd w:val="clear" w:color="auto" w:fill="EEF2F6"/>
+          </w:tcPr>
+          <w:p>
+            <w:r>
+              <w:rPr>
+                <w:b/>
+                <w:sz w:val="18"/>
+              </w:rPr>
+              <w:t>Constante del resorte</w:t>
+            </w:r>
+          </w:p>
+        </w:tc>
+        <w:tc>
+          <w:tcPr>
+            <w:tcW w:type="dxa" w:w="6412"/>
+          </w:tcPr>
+          <w:p>
+            <w:r>
+              <w:rPr>
+                <w:sz w:val="18"/>
+              </w:rPr>
+              <w:t>531,9 N/mm (3.038 lbf/in)</w:t>
+            </w:r>
+          </w:p>
+        </w:tc>
+      </w:tr>
+      <w:tr>
+        <w:tc>
+          <w:tcPr>
+            <w:tcW w:type="dxa" w:w="3453"/>
+            <w:shd w:val="clear" w:color="auto" w:fill="EEF2F6"/>
+          </w:tcPr>
+          <w:p>
+            <w:r>
+              <w:rPr>
+                <w:b/>
+                <w:sz w:val="18"/>
+              </w:rPr>
+              <w:t>Compresión inicial del resorte</w:t>
+            </w:r>
+          </w:p>
+        </w:tc>
+        <w:tc>
+          <w:tcPr>
+            <w:tcW w:type="dxa" w:w="6412"/>
+          </w:tcPr>
+          <w:p>
+            <w:r>
+              <w:rPr>
+                <w:sz w:val="18"/>
+              </w:rPr>
+              <w:t>73,4 mm (2,889 in)</w:t>
+            </w:r>
+          </w:p>
+        </w:tc>
+      </w:tr>
+      <w:tr>
+        <w:tc>
+          <w:tcPr>
+            <w:tcW w:type="dxa" w:w="3453"/>
+            <w:shd w:val="clear" w:color="auto" w:fill="EEF2F6"/>
+          </w:tcPr>
+          <w:p>
+            <w:r>
+              <w:rPr>
+                <w:b/>
+                <w:sz w:val="18"/>
+              </w:rPr>
+              <w:t>Carga máxima del resorte</w:t>
+            </w:r>
+          </w:p>
+        </w:tc>
+        <w:tc>
+          <w:tcPr>
+            <w:tcW w:type="dxa" w:w="6412"/>
+          </w:tcPr>
+          <w:p>
+            <w:r>
+              <w:rPr>
+                <w:sz w:val="18"/>
+              </w:rPr>
+              <w:t>66,06 kN (14.850 lbf)</w:t>
+            </w:r>
+          </w:p>
+        </w:tc>
+      </w:tr>
+      <w:tr>
+        <w:tc>
+          <w:tcPr>
+            <w:tcW w:type="dxa" w:w="3453"/>
+            <w:shd w:val="clear" w:color="auto" w:fill="EEF2F6"/>
+          </w:tcPr>
+          <w:p>
+            <w:r>
+              <w:rPr>
+                <w:b/>
+                <w:sz w:val="18"/>
+              </w:rPr>
+              <w:t>Presión de aire requerida en el actuador</w:t>
+            </w:r>
+          </w:p>
+        </w:tc>
+        <w:tc>
+          <w:tcPr>
+            <w:tcW w:type="dxa" w:w="6412"/>
+          </w:tcPr>
+          <w:p>
+            <w:r>
+              <w:rPr>
+                <w:sz w:val="18"/>
+              </w:rPr>
+              <w:t>2,29 bar g (33,2 psig)</w:t>
+            </w:r>
+          </w:p>
+        </w:tc>
+      </w:tr>
+      <w:tr>
+        <w:tc>
+          <w:tcPr>
+            <w:tcW w:type="dxa" w:w="3453"/>
+            <w:shd w:val="clear" w:color="auto" w:fill="EEF2F6"/>
+          </w:tcPr>
+          <w:p>
+            <w:r>
+              <w:rPr>
+                <w:b/>
+                <w:sz w:val="18"/>
+              </w:rPr>
+              <w:t>Empuje de cierre disponible</w:t>
+            </w:r>
+          </w:p>
+        </w:tc>
+        <w:tc>
+          <w:tcPr>
+            <w:tcW w:type="dxa" w:w="6412"/>
+          </w:tcPr>
+          <w:p>
+            <w:r>
+              <w:rPr>
+                <w:sz w:val="18"/>
+              </w:rPr>
+              <w:t>39,03 kN (8.775 lbf)</w:t>
+            </w:r>
+          </w:p>
+        </w:tc>
+      </w:tr>
+      <w:tr>
+        <w:tc>
+          <w:tcPr>
+            <w:tcW w:type="dxa" w:w="3453"/>
+            <w:shd w:val="clear" w:color="auto" w:fill="EEF2F6"/>
+          </w:tcPr>
+          <w:p>
+            <w:r>
+              <w:rPr>
+                <w:b/>
+                <w:sz w:val="18"/>
+              </w:rPr>
+              <w:t>Empuje de apertura disponible</w:t>
+            </w:r>
+          </w:p>
+        </w:tc>
+        <w:tc>
+          <w:tcPr>
+            <w:tcW w:type="dxa" w:w="6412"/>
+          </w:tcPr>
+          <w:p>
+            <w:r>
+              <w:rPr>
+                <w:sz w:val="18"/>
+              </w:rPr>
+              <w:t>14,01 kN (3.150 lbf)</w:t>
+            </w:r>
+          </w:p>
+        </w:tc>
+      </w:tr>
+      <w:tr>
+        <w:tc>
+          <w:tcPr>
+            <w:tcW w:type="dxa" w:w="3453"/>
+            <w:shd w:val="clear" w:color="auto" w:fill="EEF2F6"/>
+          </w:tcPr>
+          <w:p>
+            <w:r>
+              <w:rPr>
+                <w:b/>
+                <w:sz w:val="18"/>
+              </w:rPr>
+              <w:t>Margen de presión con aire mínimo</w:t>
+            </w:r>
+          </w:p>
+        </w:tc>
+        <w:tc>
+          <w:tcPr>
+            <w:tcW w:type="dxa" w:w="6412"/>
+          </w:tcPr>
+          <w:p>
+            <w:r>
+              <w:rPr>
+                <w:sz w:val="18"/>
+              </w:rPr>
+              <w:t>0,47 bar g (6,8 psig)</w:t>
+            </w:r>
+          </w:p>
+        </w:tc>
+      </w:tr>
+      <w:tr>
+        <w:tc>
+          <w:tcPr>
+            <w:tcW w:type="dxa" w:w="3453"/>
+            <w:shd w:val="clear" w:color="auto" w:fill="EEF2F6"/>
+          </w:tcPr>
+          <w:p>
+            <w:r>
+              <w:rPr>
+                <w:b/>
+                <w:sz w:val="18"/>
+              </w:rPr>
+              <w:t>Carga del vástago en el asiento / admisible</w:t>
+            </w:r>
+          </w:p>
+        </w:tc>
+        <w:tc>
+          <w:tcPr>
+            <w:tcW w:type="dxa" w:w="6412"/>
+          </w:tcPr>
+          <w:p>
+            <w:r>
+              <w:rPr>
+                <w:sz w:val="18"/>
+              </w:rPr>
+              <w:t>39,03 kN (8.775 lbf) / 42,08 kN (9.459 lbf) (316 endurecido, 110 °C)</w:t>
+            </w:r>
+          </w:p>
+        </w:tc>
+      </w:tr>
+    </w:tbl>
+    <w:p/>
+    <w:p>
+      <w:pPr>
+        <w:pStyle w:val="Heading2"/>
+      </w:pPr>
+      <w:r>
+        <w:t>Posicionador</w:t>
+      </w:r>
+    </w:p>
+    <w:tbl>
+      <w:tblPr>
+        <w:tblStyle w:val="TableGrid"/>
+        <w:tblW w:type="auto" w:w="0"/>
+        <w:jc w:val="center"/>
+        <w:tblLayout w:type="fixed"/>
+        <w:tblLook w:firstColumn="1" w:firstRow="1" w:lastColumn="0" w:lastRow="0" w:noHBand="0" w:noVBand="1" w:val="04A0"/>
+      </w:tblPr>
+      <w:tblGrid>
+        <w:gridCol w:w="4933"/>
+        <w:gridCol w:w="4933"/>
+      </w:tblGrid>
+      <w:tr>
+        <w:tc>
+          <w:tcPr>
+            <w:tcW w:type="dxa" w:w="3453"/>
+            <w:shd w:val="clear" w:color="auto" w:fill="EEF2F6"/>
+          </w:tcPr>
+          <w:p>
+            <w:r>
+              <w:rPr>
+                <w:b/>
+                <w:sz w:val="18"/>
+              </w:rPr>
+              <w:t>Tag</w:t>
+            </w:r>
+          </w:p>
+        </w:tc>
+        <w:tc>
+          <w:tcPr>
+            <w:tcW w:type="dxa" w:w="6412"/>
+          </w:tcPr>
+          <w:p>
+            <w:r>
+              <w:rPr>
+                <w:sz w:val="18"/>
+              </w:rPr>
+              <w:t>—</w:t>
+            </w:r>
+          </w:p>
+        </w:tc>
+      </w:tr>
+      <w:tr>
+        <w:tc>
+          <w:tcPr>
+            <w:tcW w:type="dxa" w:w="3453"/>
+            <w:shd w:val="clear" w:color="auto" w:fill="EEF2F6"/>
+          </w:tcPr>
+          <w:p>
+            <w:r>
+              <w:rPr>
+                <w:b/>
+                <w:sz w:val="18"/>
+              </w:rPr>
+              <w:t>Tipo</w:t>
+            </w:r>
+          </w:p>
+        </w:tc>
+        <w:tc>
+          <w:tcPr>
+            <w:tcW w:type="dxa" w:w="6412"/>
+          </w:tcPr>
+          <w:p>
+            <w:r>
+              <w:rPr>
+                <w:sz w:val="18"/>
+              </w:rPr>
+              <w:t>Digital-HART</w:t>
+            </w:r>
+          </w:p>
+        </w:tc>
+      </w:tr>
+      <w:tr>
+        <w:tc>
+          <w:tcPr>
+            <w:tcW w:type="dxa" w:w="3453"/>
+            <w:shd w:val="clear" w:color="auto" w:fill="EEF2F6"/>
+          </w:tcPr>
+          <w:p>
+            <w:r>
+              <w:rPr>
+                <w:b/>
+                <w:sz w:val="18"/>
+              </w:rPr>
+              <w:t>Señal de entrada</w:t>
+            </w:r>
+          </w:p>
+        </w:tc>
+        <w:tc>
+          <w:tcPr>
+            <w:tcW w:type="dxa" w:w="6412"/>
+          </w:tcPr>
+          <w:p>
+            <w:r>
+              <w:rPr>
+                <w:sz w:val="18"/>
+              </w:rPr>
+              <w:t>4-20mA dc</w:t>
+            </w:r>
+          </w:p>
+        </w:tc>
+      </w:tr>
+      <w:tr>
+        <w:tc>
+          <w:tcPr>
+            <w:tcW w:type="dxa" w:w="3453"/>
+            <w:shd w:val="clear" w:color="auto" w:fill="EEF2F6"/>
+          </w:tcPr>
+          <w:p>
+            <w:r>
+              <w:rPr>
+                <w:b/>
+                <w:sz w:val="18"/>
+              </w:rPr>
+              <w:t>Acción</w:t>
+            </w:r>
+          </w:p>
+        </w:tc>
+        <w:tc>
+          <w:tcPr>
+            <w:tcW w:type="dxa" w:w="6412"/>
+          </w:tcPr>
+          <w:p>
+            <w:r>
+              <w:rPr>
+                <w:sz w:val="18"/>
+              </w:rPr>
+              <w:t>Configurable</w:t>
+            </w:r>
+          </w:p>
+        </w:tc>
+      </w:tr>
+      <w:tr>
+        <w:tc>
+          <w:tcPr>
+            <w:tcW w:type="dxa" w:w="3453"/>
+            <w:shd w:val="clear" w:color="auto" w:fill="EEF2F6"/>
+          </w:tcPr>
+          <w:p>
+            <w:r>
+              <w:rPr>
+                <w:b/>
+                <w:sz w:val="18"/>
+              </w:rPr>
+              <w:t>Manómetros</w:t>
+            </w:r>
+          </w:p>
+        </w:tc>
+        <w:tc>
+          <w:tcPr>
+            <w:tcW w:type="dxa" w:w="6412"/>
+          </w:tcPr>
+          <w:p>
+            <w:r>
+              <w:rPr>
+                <w:sz w:val="18"/>
+              </w:rPr>
+              <w:t>Sí</w:t>
+            </w:r>
+          </w:p>
+        </w:tc>
+      </w:tr>
+      <w:tr>
+        <w:tc>
+          <w:tcPr>
+            <w:tcW w:type="dxa" w:w="3453"/>
+            <w:shd w:val="clear" w:color="auto" w:fill="EEF2F6"/>
+          </w:tcPr>
+          <w:p>
+            <w:r>
+              <w:rPr>
+                <w:b/>
+                <w:sz w:val="18"/>
+              </w:rPr>
+              <w:t>Set de aire de instrumentos</w:t>
+            </w:r>
+          </w:p>
+        </w:tc>
+        <w:tc>
+          <w:tcPr>
+            <w:tcW w:type="dxa" w:w="6412"/>
+          </w:tcPr>
+          <w:p>
+            <w:r>
+              <w:rPr>
+                <w:sz w:val="18"/>
+              </w:rPr>
+              <w:t>Sí</w:t>
+            </w:r>
+          </w:p>
+        </w:tc>
+      </w:tr>
+      <w:tr>
+        <w:tc>
+          <w:tcPr>
+            <w:tcW w:type="dxa" w:w="3453"/>
+            <w:shd w:val="clear" w:color="auto" w:fill="EEF2F6"/>
+          </w:tcPr>
+          <w:p>
+            <w:r>
+              <w:rPr>
+                <w:b/>
+                <w:sz w:val="18"/>
+              </w:rPr>
+              <w:t>Salida del set de aire</w:t>
+            </w:r>
+          </w:p>
+        </w:tc>
+        <w:tc>
+          <w:tcPr>
+            <w:tcW w:type="dxa" w:w="6412"/>
+          </w:tcPr>
+          <w:p>
+            <w:r>
+              <w:rPr>
+                <w:sz w:val="18"/>
+              </w:rPr>
+              <w:t>Ajustable 0-80 psi</w:t>
+            </w:r>
+          </w:p>
+        </w:tc>
+      </w:tr>
+      <w:tr>
+        <w:tc>
+          <w:tcPr>
+            <w:tcW w:type="dxa" w:w="3453"/>
+            <w:shd w:val="clear" w:color="auto" w:fill="EEF2F6"/>
+          </w:tcPr>
+          <w:p>
+            <w:r>
+              <w:rPr>
+                <w:b/>
+                <w:sz w:val="18"/>
+              </w:rPr>
+              <w:t>Señales habilitadas</w:t>
+            </w:r>
+          </w:p>
+        </w:tc>
+        <w:tc>
+          <w:tcPr>
+            <w:tcW w:type="dxa" w:w="6412"/>
+          </w:tcPr>
+          <w:p>
+            <w:r>
+              <w:rPr>
+                <w:sz w:val="18"/>
+              </w:rPr>
+              <w:t>4-20mA dc, 4-12mA dc, 12-20mA dc</w:t>
+            </w:r>
+          </w:p>
+        </w:tc>
+      </w:tr>
+    </w:tbl>
+    <w:p/>
+    <w:p>
+      <w:pPr>
+        <w:pStyle w:val="Heading2"/>
+      </w:pPr>
+      <w:r>
+        <w:t>Accesorios</w:t>
+      </w:r>
+    </w:p>
+    <w:tbl>
+      <w:tblPr>
+        <w:tblStyle w:val="TableGrid"/>
+        <w:tblW w:type="auto" w:w="0"/>
+        <w:jc w:val="center"/>
+        <w:tblLayout w:type="fixed"/>
+        <w:tblLook w:firstColumn="1" w:firstRow="1" w:lastColumn="0" w:lastRow="0" w:noHBand="0" w:noVBand="1" w:val="04A0"/>
+      </w:tblPr>
+      <w:tblGrid>
+        <w:gridCol w:w="4933"/>
+        <w:gridCol w:w="4933"/>
+      </w:tblGrid>
+      <w:tr>
+        <w:tc>
+          <w:tcPr>
+            <w:tcW w:type="dxa" w:w="3453"/>
+            <w:shd w:val="clear" w:color="auto" w:fill="EEF2F6"/>
+          </w:tcPr>
+          <w:p>
+            <w:r>
+              <w:rPr>
+                <w:b/>
+                <w:sz w:val="18"/>
+              </w:rPr>
+              <w:t>Accesorios</w:t>
+            </w:r>
+          </w:p>
+        </w:tc>
+        <w:tc>
+          <w:tcPr>
+            <w:tcW w:type="dxa" w:w="6412"/>
+          </w:tcPr>
+          <w:p>
+            <w:r>
+              <w:rPr>
+                <w:sz w:val="18"/>
+              </w:rPr>
+              <w:t>No requeridos</w:t>
             </w:r>
           </w:p>
         </w:tc>
@@ -14825,6 +17679,68 @@
       </w:r>
     </w:p>
     <w:p>
+      <w:r>
+        <w:rPr>
+          <w:b/>
+          <w:color w:val="2F6FB0"/>
+        </w:rPr>
+        <w:t>[Información] Actuador: Vida del cierre clase V</w:t>
+      </w:r>
+    </w:p>
+    <w:p>
+      <w:r>
+        <w:t>Con asiento metálico clase V, una carga de asiento de unas 800 lbf por pulgada de perímetro del puerto prolonga la vida del cierre (a costa de un actuador mayor).</w:t>
+      </w:r>
+    </w:p>
+    <w:p>
+      <w:r>
+        <w:rPr>
+          <w:i/>
+          <w:sz w:val="17"/>
+        </w:rPr>
+        <w:t>Referencia: Método de fuerzas A + B + C + D para válvulas de vástago deslizante, práctica de la industria de válvulas de control; cargas de asiento según ANSI/FCI 70-2 / IEC 60534-4</w:t>
+      </w:r>
+    </w:p>
+    <w:p>
+      <w:r>
+        <w:rPr>
+          <w:b/>
+          <w:color w:val="2F6FB0"/>
+        </w:rPr>
+        <w:t>[Información] Actuador: Aire máximo sobre el límite del actuador</w:t>
+      </w:r>
+    </w:p>
+    <w:p>
+      <w:r>
+        <w:t>El aire máximo (7,00 bar g (101,5 psig)) supera la presión máxima del actuador (2,76 bar g (40,0 psig)): el set de aire de la solapa 5 debe regularse por debajo de ese límite.</w:t>
+      </w:r>
+    </w:p>
+    <w:p>
+      <w:r>
+        <w:rPr>
+          <w:b/>
+        </w:rPr>
+        <w:t>Soluciones posibles:</w:t>
+      </w:r>
+    </w:p>
+    <w:p>
+      <w:pPr>
+        <w:pStyle w:val="ListBullet"/>
+      </w:pPr>
+      <w:r>
+        <w:t>Regular la alimentación entre 2,29 bar g (33,2 psig) y 2,76 bar g (40,0 psig) con el set de aire (solapa 5).</w:t>
+      </w:r>
+    </w:p>
+    <w:p>
+      <w:r>
+        <w:rPr>
+          <w:i/>
+          <w:sz w:val="17"/>
+        </w:rPr>
+        <w:t>Referencia: Práctica de la industria de válvulas de control (dimensionamiento de actuadores)</w:t>
+      </w:r>
+    </w:p>
+    <w:p>
       <w:pPr>
         <w:pStyle w:val="Heading2"/>
       </w:pPr>
@@ -16311,7 +19227,1177 @@
         <w:pStyle w:val="Heading2"/>
       </w:pPr>
       <w:r>
-        <w:t>9. Recomendaciones finales</w:t>
+        <w:t>9. Actuador, posicionador y accesorios</w:t>
+      </w:r>
+    </w:p>
+    <w:p>
+      <w:r>
+        <w:t>Actuador apto: Diafragma y resorte D-450: área efectiva 2.903 cm² (450,0 in²), carrera máxima 101,6 mm (4,000 in).</w:t>
+      </w:r>
+    </w:p>
+    <w:tbl>
+      <w:tblPr>
+        <w:tblStyle w:val="TableGrid"/>
+        <w:tblW w:type="auto" w:w="0"/>
+        <w:jc w:val="center"/>
+        <w:tblLayout w:type="fixed"/>
+        <w:tblLook w:firstColumn="1" w:firstRow="1" w:lastColumn="0" w:lastRow="0" w:noHBand="0" w:noVBand="1" w:val="04A0"/>
+      </w:tblPr>
+      <w:tblGrid>
+        <w:gridCol w:w="4933"/>
+        <w:gridCol w:w="4933"/>
+      </w:tblGrid>
+      <w:tr>
+        <w:tc>
+          <w:tcPr>
+            <w:tcW w:type="dxa" w:w="4439"/>
+            <w:shd w:val="clear" w:color="auto" w:fill="0D3B66"/>
+          </w:tcPr>
+          <w:p>
+            <w:r>
+              <w:rPr>
+                <w:b/>
+                <w:color w:val="FFFFFF"/>
+                <w:sz w:val="18"/>
+              </w:rPr>
+              <w:t>Componente</w:t>
+            </w:r>
+          </w:p>
+        </w:tc>
+        <w:tc>
+          <w:tcPr>
+            <w:tcW w:type="dxa" w:w="5426"/>
+            <w:shd w:val="clear" w:color="auto" w:fill="0D3B66"/>
+          </w:tcPr>
+          <w:p>
+            <w:r>
+              <w:rPr>
+                <w:b/>
+                <w:color w:val="FFFFFF"/>
+                <w:sz w:val="18"/>
+              </w:rPr>
+              <w:t>Valor</w:t>
+            </w:r>
+          </w:p>
+        </w:tc>
+      </w:tr>
+      <w:tr>
+        <w:tc>
+          <w:tcPr>
+            <w:tcW w:type="dxa" w:w="4439"/>
+          </w:tcPr>
+          <w:p>
+            <w:r>
+              <w:rPr>
+                <w:sz w:val="18"/>
+              </w:rPr>
+              <w:t>A, desbalance estático (cierre)</w:t>
+            </w:r>
+          </w:p>
+        </w:tc>
+        <w:tc>
+          <w:tcPr>
+            <w:tcW w:type="dxa" w:w="5426"/>
+          </w:tcPr>
+          <w:p>
+            <w:r>
+              <w:rPr>
+                <w:sz w:val="18"/>
+              </w:rPr>
+              <w:t>26,19 kN (5.887 lbf)</w:t>
+            </w:r>
+          </w:p>
+        </w:tc>
+      </w:tr>
+      <w:tr>
+        <w:tc>
+          <w:tcPr>
+            <w:tcW w:type="dxa" w:w="4439"/>
+          </w:tcPr>
+          <w:p>
+            <w:r>
+              <w:rPr>
+                <w:sz w:val="18"/>
+              </w:rPr>
+              <w:t>B, carga de asiento</w:t>
+            </w:r>
+          </w:p>
+        </w:tc>
+        <w:tc>
+          <w:tcPr>
+            <w:tcW w:type="dxa" w:w="5426"/>
+          </w:tcPr>
+          <w:p>
+            <w:r>
+              <w:rPr>
+                <w:sz w:val="18"/>
+              </w:rPr>
+              <w:t>8,54 kN (1.919 lbf)</w:t>
+            </w:r>
+          </w:p>
+        </w:tc>
+      </w:tr>
+      <w:tr>
+        <w:tc>
+          <w:tcPr>
+            <w:tcW w:type="dxa" w:w="4439"/>
+          </w:tcPr>
+          <w:p>
+            <w:r>
+              <w:rPr>
+                <w:sz w:val="18"/>
+              </w:rPr>
+              <w:t>C, fricción de empaquetadura</w:t>
+            </w:r>
+          </w:p>
+        </w:tc>
+        <w:tc>
+          <w:tcPr>
+            <w:tcW w:type="dxa" w:w="5426"/>
+          </w:tcPr>
+          <w:p>
+            <w:r>
+              <w:rPr>
+                <w:sz w:val="18"/>
+              </w:rPr>
+              <w:t>334 N (75 lbf)</w:t>
+            </w:r>
+          </w:p>
+        </w:tc>
+      </w:tr>
+      <w:tr>
+        <w:tc>
+          <w:tcPr>
+            <w:tcW w:type="dxa" w:w="4439"/>
+          </w:tcPr>
+          <w:p>
+            <w:r>
+              <w:rPr>
+                <w:sz w:val="18"/>
+              </w:rPr>
+              <w:t>D, fuerzas adicionales</w:t>
+            </w:r>
+          </w:p>
+        </w:tc>
+        <w:tc>
+          <w:tcPr>
+            <w:tcW w:type="dxa" w:w="5426"/>
+          </w:tcPr>
+          <w:p>
+            <w:r>
+              <w:rPr>
+                <w:sz w:val="18"/>
+              </w:rPr>
+              <w:t>0 N (0 lbf)</w:t>
+            </w:r>
+          </w:p>
+        </w:tc>
+      </w:tr>
+      <w:tr>
+        <w:tc>
+          <w:tcPr>
+            <w:tcW w:type="dxa" w:w="4439"/>
+          </w:tcPr>
+          <w:p>
+            <w:r>
+              <w:rPr>
+                <w:sz w:val="18"/>
+              </w:rPr>
+              <w:t>Fuerza de cierre A + B + C + D</w:t>
+            </w:r>
+          </w:p>
+        </w:tc>
+        <w:tc>
+          <w:tcPr>
+            <w:tcW w:type="dxa" w:w="5426"/>
+          </w:tcPr>
+          <w:p>
+            <w:r>
+              <w:rPr>
+                <w:sz w:val="18"/>
+              </w:rPr>
+              <w:t>35,06 kN (7.881 lbf)</w:t>
+            </w:r>
+          </w:p>
+        </w:tc>
+      </w:tr>
+      <w:tr>
+        <w:tc>
+          <w:tcPr>
+            <w:tcW w:type="dxa" w:w="4439"/>
+          </w:tcPr>
+          <w:p>
+            <w:r>
+              <w:rPr>
+                <w:sz w:val="18"/>
+              </w:rPr>
+              <w:t>Fuerza de apertura</w:t>
+            </w:r>
+          </w:p>
+        </w:tc>
+        <w:tc>
+          <w:tcPr>
+            <w:tcW w:type="dxa" w:w="5426"/>
+          </w:tcPr>
+          <w:p>
+            <w:r>
+              <w:rPr>
+                <w:sz w:val="18"/>
+              </w:rPr>
+              <w:t>334 N (75 lbf)</w:t>
+            </w:r>
+          </w:p>
+        </w:tc>
+      </w:tr>
+    </w:tbl>
+    <w:p/>
+    <w:tbl>
+      <w:tblPr>
+        <w:tblStyle w:val="TableGrid"/>
+        <w:tblW w:type="auto" w:w="0"/>
+        <w:jc w:val="center"/>
+        <w:tblLayout w:type="fixed"/>
+        <w:tblLook w:firstColumn="1" w:firstRow="1" w:lastColumn="0" w:lastRow="0" w:noHBand="0" w:noVBand="1" w:val="04A0"/>
+      </w:tblPr>
+      <w:tblGrid>
+        <w:gridCol w:w="4933"/>
+        <w:gridCol w:w="4933"/>
+      </w:tblGrid>
+      <w:tr>
+        <w:tc>
+          <w:tcPr>
+            <w:tcW w:type="dxa" w:w="3453"/>
+            <w:shd w:val="clear" w:color="auto" w:fill="EEF2F6"/>
+          </w:tcPr>
+          <w:p>
+            <w:r>
+              <w:rPr>
+                <w:b/>
+                <w:sz w:val="18"/>
+              </w:rPr>
+              <w:t>Tipo de actuador</w:t>
+            </w:r>
+          </w:p>
+        </w:tc>
+        <w:tc>
+          <w:tcPr>
+            <w:tcW w:type="dxa" w:w="6412"/>
+          </w:tcPr>
+          <w:p>
+            <w:r>
+              <w:rPr>
+                <w:sz w:val="18"/>
+              </w:rPr>
+              <w:t>Diafragma y resorte</w:t>
+            </w:r>
+          </w:p>
+        </w:tc>
+      </w:tr>
+      <w:tr>
+        <w:tc>
+          <w:tcPr>
+            <w:tcW w:type="dxa" w:w="3453"/>
+            <w:shd w:val="clear" w:color="auto" w:fill="EEF2F6"/>
+          </w:tcPr>
+          <w:p>
+            <w:r>
+              <w:rPr>
+                <w:b/>
+                <w:sz w:val="18"/>
+              </w:rPr>
+              <w:t>Modo de falla</w:t>
+            </w:r>
+          </w:p>
+        </w:tc>
+        <w:tc>
+          <w:tcPr>
+            <w:tcW w:type="dxa" w:w="6412"/>
+          </w:tcPr>
+          <w:p>
+            <w:r>
+              <w:rPr>
+                <w:sz w:val="18"/>
+              </w:rPr>
+              <w:t>Cierra (FC)</w:t>
+            </w:r>
+          </w:p>
+        </w:tc>
+      </w:tr>
+      <w:tr>
+        <w:tc>
+          <w:tcPr>
+            <w:tcW w:type="dxa" w:w="3453"/>
+            <w:shd w:val="clear" w:color="auto" w:fill="EEF2F6"/>
+          </w:tcPr>
+          <w:p>
+            <w:r>
+              <w:rPr>
+                <w:b/>
+                <w:sz w:val="18"/>
+              </w:rPr>
+              <w:t>Volante (mando manual)</w:t>
+            </w:r>
+          </w:p>
+        </w:tc>
+        <w:tc>
+          <w:tcPr>
+            <w:tcW w:type="dxa" w:w="6412"/>
+          </w:tcPr>
+          <w:p>
+            <w:r>
+              <w:rPr>
+                <w:sz w:val="18"/>
+              </w:rPr>
+              <w:t>No</w:t>
+            </w:r>
+          </w:p>
+        </w:tc>
+      </w:tr>
+      <w:tr>
+        <w:tc>
+          <w:tcPr>
+            <w:tcW w:type="dxa" w:w="3453"/>
+            <w:shd w:val="clear" w:color="auto" w:fill="EEF2F6"/>
+          </w:tcPr>
+          <w:p>
+            <w:r>
+              <w:rPr>
+                <w:b/>
+                <w:sz w:val="18"/>
+              </w:rPr>
+              <w:t>Aire de instrumentos disponible</w:t>
+            </w:r>
+          </w:p>
+        </w:tc>
+        <w:tc>
+          <w:tcPr>
+            <w:tcW w:type="dxa" w:w="6412"/>
+          </w:tcPr>
+          <w:p>
+            <w:r>
+              <w:rPr>
+                <w:sz w:val="18"/>
+              </w:rPr>
+              <w:t>4,00 a 7,00 bar g (mínimo a máximo)</w:t>
+            </w:r>
+          </w:p>
+        </w:tc>
+      </w:tr>
+      <w:tr>
+        <w:tc>
+          <w:tcPr>
+            <w:tcW w:type="dxa" w:w="3453"/>
+            <w:shd w:val="clear" w:color="auto" w:fill="EEF2F6"/>
+          </w:tcPr>
+          <w:p>
+            <w:r>
+              <w:rPr>
+                <w:b/>
+                <w:sz w:val="18"/>
+              </w:rPr>
+              <w:t>Flujo (sentido)</w:t>
+            </w:r>
+          </w:p>
+        </w:tc>
+        <w:tc>
+          <w:tcPr>
+            <w:tcW w:type="dxa" w:w="6412"/>
+          </w:tcPr>
+          <w:p>
+            <w:r>
+              <w:rPr>
+                <w:sz w:val="18"/>
+              </w:rPr>
+              <w:t>Up</w:t>
+            </w:r>
+          </w:p>
+        </w:tc>
+      </w:tr>
+      <w:tr>
+        <w:tc>
+          <w:tcPr>
+            <w:tcW w:type="dxa" w:w="3453"/>
+            <w:shd w:val="clear" w:color="auto" w:fill="EEF2F6"/>
+          </w:tcPr>
+          <w:p>
+            <w:r>
+              <w:rPr>
+                <w:b/>
+                <w:sz w:val="18"/>
+              </w:rPr>
+              <w:t>Selección</w:t>
+            </w:r>
+          </w:p>
+        </w:tc>
+        <w:tc>
+          <w:tcPr>
+            <w:tcW w:type="dxa" w:w="6412"/>
+          </w:tcPr>
+          <w:p>
+            <w:r>
+              <w:rPr>
+                <w:sz w:val="18"/>
+              </w:rPr>
+              <w:t>Diafragma y resorte D-450: área efectiva 2.903 cm² (450,0 in²), carrera máxima 101,6 mm (4,000 in)</w:t>
+            </w:r>
+          </w:p>
+        </w:tc>
+      </w:tr>
+      <w:tr>
+        <w:tc>
+          <w:tcPr>
+            <w:tcW w:type="dxa" w:w="3453"/>
+            <w:shd w:val="clear" w:color="auto" w:fill="EEF2F6"/>
+          </w:tcPr>
+          <w:p>
+            <w:r>
+              <w:rPr>
+                <w:b/>
+                <w:sz w:val="18"/>
+              </w:rPr>
+              <w:t>Método</w:t>
+            </w:r>
+          </w:p>
+        </w:tc>
+        <w:tc>
+          <w:tcPr>
+            <w:tcW w:type="dxa" w:w="6412"/>
+          </w:tcPr>
+          <w:p>
+            <w:r>
+              <w:rPr>
+                <w:sz w:val="18"/>
+              </w:rPr>
+              <w:t>Fuerzas A + B + C + D de válvula de vástago deslizante</w:t>
+            </w:r>
+          </w:p>
+        </w:tc>
+      </w:tr>
+      <w:tr>
+        <w:tc>
+          <w:tcPr>
+            <w:tcW w:type="dxa" w:w="3453"/>
+            <w:shd w:val="clear" w:color="auto" w:fill="EEF2F6"/>
+          </w:tcPr>
+          <w:p>
+            <w:r>
+              <w:rPr>
+                <w:b/>
+                <w:sz w:val="18"/>
+              </w:rPr>
+              <w:t>Obturador</w:t>
+            </w:r>
+          </w:p>
+        </w:tc>
+        <w:tc>
+          <w:tcPr>
+            <w:tcW w:type="dxa" w:w="6412"/>
+          </w:tcPr>
+          <w:p>
+            <w:r>
+              <w:rPr>
+                <w:sz w:val="18"/>
+              </w:rPr>
+              <w:t>Desbalanceado</w:t>
+            </w:r>
+          </w:p>
+        </w:tc>
+      </w:tr>
+      <w:tr>
+        <w:tc>
+          <w:tcPr>
+            <w:tcW w:type="dxa" w:w="3453"/>
+            <w:shd w:val="clear" w:color="auto" w:fill="EEF2F6"/>
+          </w:tcPr>
+          <w:p>
+            <w:r>
+              <w:rPr>
+                <w:b/>
+                <w:sz w:val="18"/>
+              </w:rPr>
+              <w:t>Flujo / efecto de la presión</w:t>
+            </w:r>
+          </w:p>
+        </w:tc>
+        <w:tc>
+          <w:tcPr>
+            <w:tcW w:type="dxa" w:w="6412"/>
+          </w:tcPr>
+          <w:p>
+            <w:r>
+              <w:rPr>
+                <w:sz w:val="18"/>
+              </w:rPr>
+              <w:t>Up: la presión tiende a abrir</w:t>
+            </w:r>
+          </w:p>
+        </w:tc>
+      </w:tr>
+      <w:tr>
+        <w:tc>
+          <w:tcPr>
+            <w:tcW w:type="dxa" w:w="3453"/>
+            <w:shd w:val="clear" w:color="auto" w:fill="EEF2F6"/>
+          </w:tcPr>
+          <w:p>
+            <w:r>
+              <w:rPr>
+                <w:b/>
+                <w:sz w:val="18"/>
+              </w:rPr>
+              <w:t>Diámetro del vástago</w:t>
+            </w:r>
+          </w:p>
+        </w:tc>
+        <w:tc>
+          <w:tcPr>
+            <w:tcW w:type="dxa" w:w="6412"/>
+          </w:tcPr>
+          <w:p>
+            <w:r>
+              <w:rPr>
+                <w:sz w:val="18"/>
+              </w:rPr>
+              <w:t>19,0 mm (0,750 in) (estimado)</w:t>
+            </w:r>
+          </w:p>
+        </w:tc>
+      </w:tr>
+      <w:tr>
+        <w:tc>
+          <w:tcPr>
+            <w:tcW w:type="dxa" w:w="3453"/>
+            <w:shd w:val="clear" w:color="auto" w:fill="EEF2F6"/>
+          </w:tcPr>
+          <w:p>
+            <w:r>
+              <w:rPr>
+                <w:b/>
+                <w:sz w:val="18"/>
+              </w:rPr>
+              <w:t>Empaquetadura considerada</w:t>
+            </w:r>
+          </w:p>
+        </w:tc>
+        <w:tc>
+          <w:tcPr>
+            <w:tcW w:type="dxa" w:w="6412"/>
+          </w:tcPr>
+          <w:p>
+            <w:r>
+              <w:rPr>
+                <w:sz w:val="18"/>
+              </w:rPr>
+              <w:t>Bonete con fuelle metálico + empaquetadura de respaldo</w:t>
+            </w:r>
+          </w:p>
+        </w:tc>
+      </w:tr>
+      <w:tr>
+        <w:tc>
+          <w:tcPr>
+            <w:tcW w:type="dxa" w:w="3453"/>
+            <w:shd w:val="clear" w:color="auto" w:fill="EEF2F6"/>
+          </w:tcPr>
+          <w:p>
+            <w:r>
+              <w:rPr>
+                <w:b/>
+                <w:sz w:val="18"/>
+              </w:rPr>
+              <w:t>Carrera nominal</w:t>
+            </w:r>
+          </w:p>
+        </w:tc>
+        <w:tc>
+          <w:tcPr>
+            <w:tcW w:type="dxa" w:w="6412"/>
+          </w:tcPr>
+          <w:p>
+            <w:r>
+              <w:rPr>
+                <w:sz w:val="18"/>
+              </w:rPr>
+              <w:t>50,8 mm (2,000 in)</w:t>
+            </w:r>
+          </w:p>
+        </w:tc>
+      </w:tr>
+      <w:tr>
+        <w:tc>
+          <w:tcPr>
+            <w:tcW w:type="dxa" w:w="3453"/>
+            <w:shd w:val="clear" w:color="auto" w:fill="EEF2F6"/>
+          </w:tcPr>
+          <w:p>
+            <w:r>
+              <w:rPr>
+                <w:b/>
+                <w:sz w:val="18"/>
+              </w:rPr>
+              <w:t>Acción del actuador</w:t>
+            </w:r>
+          </w:p>
+        </w:tc>
+        <w:tc>
+          <w:tcPr>
+            <w:tcW w:type="dxa" w:w="6412"/>
+          </w:tcPr>
+          <w:p>
+            <w:r>
+              <w:rPr>
+                <w:sz w:val="18"/>
+              </w:rPr>
+              <w:t>Aire para abrir (resorte cierra): actuador de acción inversa</w:t>
+            </w:r>
+          </w:p>
+        </w:tc>
+      </w:tr>
+      <w:tr>
+        <w:tc>
+          <w:tcPr>
+            <w:tcW w:type="dxa" w:w="3453"/>
+            <w:shd w:val="clear" w:color="auto" w:fill="EEF2F6"/>
+          </w:tcPr>
+          <w:p>
+            <w:r>
+              <w:rPr>
+                <w:b/>
+                <w:sz w:val="18"/>
+              </w:rPr>
+              <w:t>Ajuste de banco (bench set)</w:t>
+            </w:r>
+          </w:p>
+        </w:tc>
+        <w:tc>
+          <w:tcPr>
+            <w:tcW w:type="dxa" w:w="6412"/>
+          </w:tcPr>
+          <w:p>
+            <w:r>
+              <w:rPr>
+                <w:sz w:val="18"/>
+              </w:rPr>
+              <w:t>19,5 – 33,0 psig (1,34 – 2,28 bar g)</w:t>
+            </w:r>
+          </w:p>
+        </w:tc>
+      </w:tr>
+      <w:tr>
+        <w:tc>
+          <w:tcPr>
+            <w:tcW w:type="dxa" w:w="3453"/>
+            <w:shd w:val="clear" w:color="auto" w:fill="EEF2F6"/>
+          </w:tcPr>
+          <w:p>
+            <w:r>
+              <w:rPr>
+                <w:b/>
+                <w:sz w:val="18"/>
+              </w:rPr>
+              <w:t>Constante del resorte</w:t>
+            </w:r>
+          </w:p>
+        </w:tc>
+        <w:tc>
+          <w:tcPr>
+            <w:tcW w:type="dxa" w:w="6412"/>
+          </w:tcPr>
+          <w:p>
+            <w:r>
+              <w:rPr>
+                <w:sz w:val="18"/>
+              </w:rPr>
+              <w:t>531,9 N/mm (3.038 lbf/in)</w:t>
+            </w:r>
+          </w:p>
+        </w:tc>
+      </w:tr>
+      <w:tr>
+        <w:tc>
+          <w:tcPr>
+            <w:tcW w:type="dxa" w:w="3453"/>
+            <w:shd w:val="clear" w:color="auto" w:fill="EEF2F6"/>
+          </w:tcPr>
+          <w:p>
+            <w:r>
+              <w:rPr>
+                <w:b/>
+                <w:sz w:val="18"/>
+              </w:rPr>
+              <w:t>Compresión inicial del resorte</w:t>
+            </w:r>
+          </w:p>
+        </w:tc>
+        <w:tc>
+          <w:tcPr>
+            <w:tcW w:type="dxa" w:w="6412"/>
+          </w:tcPr>
+          <w:p>
+            <w:r>
+              <w:rPr>
+                <w:sz w:val="18"/>
+              </w:rPr>
+              <w:t>73,4 mm (2,889 in)</w:t>
+            </w:r>
+          </w:p>
+        </w:tc>
+      </w:tr>
+      <w:tr>
+        <w:tc>
+          <w:tcPr>
+            <w:tcW w:type="dxa" w:w="3453"/>
+            <w:shd w:val="clear" w:color="auto" w:fill="EEF2F6"/>
+          </w:tcPr>
+          <w:p>
+            <w:r>
+              <w:rPr>
+                <w:b/>
+                <w:sz w:val="18"/>
+              </w:rPr>
+              <w:t>Carga máxima del resorte</w:t>
+            </w:r>
+          </w:p>
+        </w:tc>
+        <w:tc>
+          <w:tcPr>
+            <w:tcW w:type="dxa" w:w="6412"/>
+          </w:tcPr>
+          <w:p>
+            <w:r>
+              <w:rPr>
+                <w:sz w:val="18"/>
+              </w:rPr>
+              <w:t>66,06 kN (14.850 lbf)</w:t>
+            </w:r>
+          </w:p>
+        </w:tc>
+      </w:tr>
+      <w:tr>
+        <w:tc>
+          <w:tcPr>
+            <w:tcW w:type="dxa" w:w="3453"/>
+            <w:shd w:val="clear" w:color="auto" w:fill="EEF2F6"/>
+          </w:tcPr>
+          <w:p>
+            <w:r>
+              <w:rPr>
+                <w:b/>
+                <w:sz w:val="18"/>
+              </w:rPr>
+              <w:t>Presión de aire requerida en el actuador</w:t>
+            </w:r>
+          </w:p>
+        </w:tc>
+        <w:tc>
+          <w:tcPr>
+            <w:tcW w:type="dxa" w:w="6412"/>
+          </w:tcPr>
+          <w:p>
+            <w:r>
+              <w:rPr>
+                <w:sz w:val="18"/>
+              </w:rPr>
+              <w:t>2,29 bar g (33,2 psig)</w:t>
+            </w:r>
+          </w:p>
+        </w:tc>
+      </w:tr>
+      <w:tr>
+        <w:tc>
+          <w:tcPr>
+            <w:tcW w:type="dxa" w:w="3453"/>
+            <w:shd w:val="clear" w:color="auto" w:fill="EEF2F6"/>
+          </w:tcPr>
+          <w:p>
+            <w:r>
+              <w:rPr>
+                <w:b/>
+                <w:sz w:val="18"/>
+              </w:rPr>
+              <w:t>Empuje de cierre disponible</w:t>
+            </w:r>
+          </w:p>
+        </w:tc>
+        <w:tc>
+          <w:tcPr>
+            <w:tcW w:type="dxa" w:w="6412"/>
+          </w:tcPr>
+          <w:p>
+            <w:r>
+              <w:rPr>
+                <w:sz w:val="18"/>
+              </w:rPr>
+              <w:t>39,03 kN (8.775 lbf)</w:t>
+            </w:r>
+          </w:p>
+        </w:tc>
+      </w:tr>
+      <w:tr>
+        <w:tc>
+          <w:tcPr>
+            <w:tcW w:type="dxa" w:w="3453"/>
+            <w:shd w:val="clear" w:color="auto" w:fill="EEF2F6"/>
+          </w:tcPr>
+          <w:p>
+            <w:r>
+              <w:rPr>
+                <w:b/>
+                <w:sz w:val="18"/>
+              </w:rPr>
+              <w:t>Empuje de apertura disponible</w:t>
+            </w:r>
+          </w:p>
+        </w:tc>
+        <w:tc>
+          <w:tcPr>
+            <w:tcW w:type="dxa" w:w="6412"/>
+          </w:tcPr>
+          <w:p>
+            <w:r>
+              <w:rPr>
+                <w:sz w:val="18"/>
+              </w:rPr>
+              <w:t>14,01 kN (3.150 lbf)</w:t>
+            </w:r>
+          </w:p>
+        </w:tc>
+      </w:tr>
+      <w:tr>
+        <w:tc>
+          <w:tcPr>
+            <w:tcW w:type="dxa" w:w="3453"/>
+            <w:shd w:val="clear" w:color="auto" w:fill="EEF2F6"/>
+          </w:tcPr>
+          <w:p>
+            <w:r>
+              <w:rPr>
+                <w:b/>
+                <w:sz w:val="18"/>
+              </w:rPr>
+              <w:t>Margen de presión con aire mínimo</w:t>
+            </w:r>
+          </w:p>
+        </w:tc>
+        <w:tc>
+          <w:tcPr>
+            <w:tcW w:type="dxa" w:w="6412"/>
+          </w:tcPr>
+          <w:p>
+            <w:r>
+              <w:rPr>
+                <w:sz w:val="18"/>
+              </w:rPr>
+              <w:t>0,47 bar g (6,8 psig)</w:t>
+            </w:r>
+          </w:p>
+        </w:tc>
+      </w:tr>
+      <w:tr>
+        <w:tc>
+          <w:tcPr>
+            <w:tcW w:type="dxa" w:w="3453"/>
+            <w:shd w:val="clear" w:color="auto" w:fill="EEF2F6"/>
+          </w:tcPr>
+          <w:p>
+            <w:r>
+              <w:rPr>
+                <w:b/>
+                <w:sz w:val="18"/>
+              </w:rPr>
+              <w:t>Carga del vástago en el asiento / admisible</w:t>
+            </w:r>
+          </w:p>
+        </w:tc>
+        <w:tc>
+          <w:tcPr>
+            <w:tcW w:type="dxa" w:w="6412"/>
+          </w:tcPr>
+          <w:p>
+            <w:r>
+              <w:rPr>
+                <w:sz w:val="18"/>
+              </w:rPr>
+              <w:t>39,03 kN (8.775 lbf) / 42,08 kN (9.459 lbf) (316 endurecido, 110 °C)</w:t>
+            </w:r>
+          </w:p>
+        </w:tc>
+      </w:tr>
+    </w:tbl>
+    <w:p/>
+    <w:p>
+      <w:pPr>
+        <w:pStyle w:val="Heading3"/>
+      </w:pPr>
+      <w:r>
+        <w:t>Posicionador</w:t>
+      </w:r>
+    </w:p>
+    <w:tbl>
+      <w:tblPr>
+        <w:tblStyle w:val="TableGrid"/>
+        <w:tblW w:type="auto" w:w="0"/>
+        <w:jc w:val="center"/>
+        <w:tblLayout w:type="fixed"/>
+        <w:tblLook w:firstColumn="1" w:firstRow="1" w:lastColumn="0" w:lastRow="0" w:noHBand="0" w:noVBand="1" w:val="04A0"/>
+      </w:tblPr>
+      <w:tblGrid>
+        <w:gridCol w:w="4933"/>
+        <w:gridCol w:w="4933"/>
+      </w:tblGrid>
+      <w:tr>
+        <w:tc>
+          <w:tcPr>
+            <w:tcW w:type="dxa" w:w="3453"/>
+            <w:shd w:val="clear" w:color="auto" w:fill="EEF2F6"/>
+          </w:tcPr>
+          <w:p>
+            <w:r>
+              <w:rPr>
+                <w:b/>
+                <w:sz w:val="18"/>
+              </w:rPr>
+              <w:t>Tag</w:t>
+            </w:r>
+          </w:p>
+        </w:tc>
+        <w:tc>
+          <w:tcPr>
+            <w:tcW w:type="dxa" w:w="6412"/>
+          </w:tcPr>
+          <w:p>
+            <w:r>
+              <w:rPr>
+                <w:sz w:val="18"/>
+              </w:rPr>
+              <w:t>—</w:t>
+            </w:r>
+          </w:p>
+        </w:tc>
+      </w:tr>
+      <w:tr>
+        <w:tc>
+          <w:tcPr>
+            <w:tcW w:type="dxa" w:w="3453"/>
+            <w:shd w:val="clear" w:color="auto" w:fill="EEF2F6"/>
+          </w:tcPr>
+          <w:p>
+            <w:r>
+              <w:rPr>
+                <w:b/>
+                <w:sz w:val="18"/>
+              </w:rPr>
+              <w:t>Tipo</w:t>
+            </w:r>
+          </w:p>
+        </w:tc>
+        <w:tc>
+          <w:tcPr>
+            <w:tcW w:type="dxa" w:w="6412"/>
+          </w:tcPr>
+          <w:p>
+            <w:r>
+              <w:rPr>
+                <w:sz w:val="18"/>
+              </w:rPr>
+              <w:t>Digital-HART</w:t>
+            </w:r>
+          </w:p>
+        </w:tc>
+      </w:tr>
+      <w:tr>
+        <w:tc>
+          <w:tcPr>
+            <w:tcW w:type="dxa" w:w="3453"/>
+            <w:shd w:val="clear" w:color="auto" w:fill="EEF2F6"/>
+          </w:tcPr>
+          <w:p>
+            <w:r>
+              <w:rPr>
+                <w:b/>
+                <w:sz w:val="18"/>
+              </w:rPr>
+              <w:t>Señal de entrada</w:t>
+            </w:r>
+          </w:p>
+        </w:tc>
+        <w:tc>
+          <w:tcPr>
+            <w:tcW w:type="dxa" w:w="6412"/>
+          </w:tcPr>
+          <w:p>
+            <w:r>
+              <w:rPr>
+                <w:sz w:val="18"/>
+              </w:rPr>
+              <w:t>4-20mA dc</w:t>
+            </w:r>
+          </w:p>
+        </w:tc>
+      </w:tr>
+      <w:tr>
+        <w:tc>
+          <w:tcPr>
+            <w:tcW w:type="dxa" w:w="3453"/>
+            <w:shd w:val="clear" w:color="auto" w:fill="EEF2F6"/>
+          </w:tcPr>
+          <w:p>
+            <w:r>
+              <w:rPr>
+                <w:b/>
+                <w:sz w:val="18"/>
+              </w:rPr>
+              <w:t>Acción</w:t>
+            </w:r>
+          </w:p>
+        </w:tc>
+        <w:tc>
+          <w:tcPr>
+            <w:tcW w:type="dxa" w:w="6412"/>
+          </w:tcPr>
+          <w:p>
+            <w:r>
+              <w:rPr>
+                <w:sz w:val="18"/>
+              </w:rPr>
+              <w:t>Configurable</w:t>
+            </w:r>
+          </w:p>
+        </w:tc>
+      </w:tr>
+      <w:tr>
+        <w:tc>
+          <w:tcPr>
+            <w:tcW w:type="dxa" w:w="3453"/>
+            <w:shd w:val="clear" w:color="auto" w:fill="EEF2F6"/>
+          </w:tcPr>
+          <w:p>
+            <w:r>
+              <w:rPr>
+                <w:b/>
+                <w:sz w:val="18"/>
+              </w:rPr>
+              <w:t>Manómetros</w:t>
+            </w:r>
+          </w:p>
+        </w:tc>
+        <w:tc>
+          <w:tcPr>
+            <w:tcW w:type="dxa" w:w="6412"/>
+          </w:tcPr>
+          <w:p>
+            <w:r>
+              <w:rPr>
+                <w:sz w:val="18"/>
+              </w:rPr>
+              <w:t>Sí</w:t>
+            </w:r>
+          </w:p>
+        </w:tc>
+      </w:tr>
+      <w:tr>
+        <w:tc>
+          <w:tcPr>
+            <w:tcW w:type="dxa" w:w="3453"/>
+            <w:shd w:val="clear" w:color="auto" w:fill="EEF2F6"/>
+          </w:tcPr>
+          <w:p>
+            <w:r>
+              <w:rPr>
+                <w:b/>
+                <w:sz w:val="18"/>
+              </w:rPr>
+              <w:t>Set de aire de instrumentos</w:t>
+            </w:r>
+          </w:p>
+        </w:tc>
+        <w:tc>
+          <w:tcPr>
+            <w:tcW w:type="dxa" w:w="6412"/>
+          </w:tcPr>
+          <w:p>
+            <w:r>
+              <w:rPr>
+                <w:sz w:val="18"/>
+              </w:rPr>
+              <w:t>Sí</w:t>
+            </w:r>
+          </w:p>
+        </w:tc>
+      </w:tr>
+      <w:tr>
+        <w:tc>
+          <w:tcPr>
+            <w:tcW w:type="dxa" w:w="3453"/>
+            <w:shd w:val="clear" w:color="auto" w:fill="EEF2F6"/>
+          </w:tcPr>
+          <w:p>
+            <w:r>
+              <w:rPr>
+                <w:b/>
+                <w:sz w:val="18"/>
+              </w:rPr>
+              <w:t>Salida del set de aire</w:t>
+            </w:r>
+          </w:p>
+        </w:tc>
+        <w:tc>
+          <w:tcPr>
+            <w:tcW w:type="dxa" w:w="6412"/>
+          </w:tcPr>
+          <w:p>
+            <w:r>
+              <w:rPr>
+                <w:sz w:val="18"/>
+              </w:rPr>
+              <w:t>Ajustable 0-80 psi</w:t>
+            </w:r>
+          </w:p>
+        </w:tc>
+      </w:tr>
+      <w:tr>
+        <w:tc>
+          <w:tcPr>
+            <w:tcW w:type="dxa" w:w="3453"/>
+            <w:shd w:val="clear" w:color="auto" w:fill="EEF2F6"/>
+          </w:tcPr>
+          <w:p>
+            <w:r>
+              <w:rPr>
+                <w:b/>
+                <w:sz w:val="18"/>
+              </w:rPr>
+              <w:t>Señales habilitadas</w:t>
+            </w:r>
+          </w:p>
+        </w:tc>
+        <w:tc>
+          <w:tcPr>
+            <w:tcW w:type="dxa" w:w="6412"/>
+          </w:tcPr>
+          <w:p>
+            <w:r>
+              <w:rPr>
+                <w:sz w:val="18"/>
+              </w:rPr>
+              <w:t>4-20mA dc, 4-12mA dc, 12-20mA dc</w:t>
+            </w:r>
+          </w:p>
+        </w:tc>
+      </w:tr>
+    </w:tbl>
+    <w:p/>
+    <w:p>
+      <w:r>
+        <w:t>Acción sugerida: Configurable. Set de aire sugerido: Ajustable 0-80 psi.</w:t>
+      </w:r>
+    </w:p>
+    <w:p>
+      <w:pPr>
+        <w:pStyle w:val="Heading2"/>
+      </w:pPr>
+      <w:r>
+        <w:t>10. Recomendaciones finales</w:t>
       </w:r>
     </w:p>
     <w:p>
@@ -16348,10 +20434,18 @@
     </w:p>
     <w:p>
       <w:pPr>
+        <w:pStyle w:val="ListBullet"/>
+      </w:pPr>
+      <w:r>
+        <w:t>Confirmar con el fabricante del actuador el modelo, el resorte y el ajuste de banco: el programa dimensiona con series genéricas y factores típicos de la industria.</w:t>
+      </w:r>
+    </w:p>
+    <w:p>
+      <w:pPr>
         <w:pStyle w:val="Heading2"/>
       </w:pPr>
       <w:r>
-        <w:t>10. Alcance y referencias</w:t>
+        <w:t>11. Alcance y referencias</w:t>
       </w:r>
     </w:p>
     <w:p>
@@ -16407,7 +20501,15 @@
         <w:pStyle w:val="ListBullet"/>
       </w:pPr>
       <w:r>
-        <w:t>Calculado con N25 Valves Sizing 0.8.2 de INSTRUMATIK S.A.S.. Software independiente de fabricantes.</w:t>
+        <w:t>Actuador: método de fuerzas A + B + C + D (vástago deslizante) y método de pares TB = A·ΔP + B, TD = C·ΔPef (rotativas), práctica de la industria de válvulas de control.</w:t>
+      </w:r>
+    </w:p>
+    <w:p>
+      <w:pPr>
+        <w:pStyle w:val="ListBullet"/>
+      </w:pPr>
+      <w:r>
+        <w:t>Calculado con N25 Valves Sizing 0.9.0 de INSTRUMATIK S.A.S.. Software independiente de fabricantes.</w:t>
       </w:r>
     </w:p>
     <w:sectPr>
@@ -16433,7 +20535,7 @@
       <w:rPr>
         <w:sz w:val="16"/>
       </w:rPr>
-      <w:t xml:space="preserve">N25 Valves Sizing 0.8.2 · Página </w:t>
+      <w:t xml:space="preserve">N25 Valves Sizing 0.9.0 · Página </w:t>
     </w:r>
     <w:r>
       <w:fldChar w:fldCharType="begin"/>

--- a/kit_workshop/resultados_de_referencia/Caso_C_alta_agua_producida_agria_resultados_N25.docx
+++ b/kit_workshop/resultados_de_referencia/Caso_C_alta_agua_producida_agria_resultados_N25.docx
@@ -3024,6 +3024,7 @@
               <w:rPr>
                 <w:sz w:val="18"/>
               </w:rPr>
+              <w:t>mm</w:t>
             </w:r>
           </w:p>
         </w:tc>
@@ -3040,7 +3041,7 @@
               <w:rPr>
                 <w:sz w:val="18"/>
               </w:rPr>
-              <w:t>7,9 mm (0,31 in)</w:t>
+              <w:t>7,88</w:t>
             </w:r>
           </w:p>
         </w:tc>
@@ -3057,7 +3058,7 @@
               <w:rPr>
                 <w:sz w:val="18"/>
               </w:rPr>
-              <w:t>20,2 mm (0,80 in)</w:t>
+              <w:t>20,2</w:t>
             </w:r>
           </w:p>
         </w:tc>
@@ -3074,7 +3075,7 @@
               <w:rPr>
                 <w:sz w:val="18"/>
               </w:rPr>
-              <w:t>30,5 mm (1,20 in)</w:t>
+              <w:t>30,5</w:t>
             </w:r>
           </w:p>
         </w:tc>
@@ -3456,6 +3457,7 @@
               <w:rPr>
                 <w:sz w:val="18"/>
               </w:rPr>
+              <w:t>mm</w:t>
             </w:r>
           </w:p>
         </w:tc>
@@ -3472,7 +3474,7 @@
               <w:rPr>
                 <w:sz w:val="18"/>
               </w:rPr>
-              <w:t>7,9 mm (0,31 in)</w:t>
+              <w:t>7,88</w:t>
             </w:r>
           </w:p>
         </w:tc>
@@ -3489,7 +3491,7 @@
               <w:rPr>
                 <w:sz w:val="18"/>
               </w:rPr>
-              <w:t>20,2 mm (0,80 in)</w:t>
+              <w:t>20,2</w:t>
             </w:r>
           </w:p>
         </w:tc>
@@ -3506,7 +3508,7 @@
               <w:rPr>
                 <w:sz w:val="18"/>
               </w:rPr>
-              <w:t>30,5 mm (1,20 in)</w:t>
+              <w:t>30,5</w:t>
             </w:r>
           </w:p>
         </w:tc>
@@ -4059,6 +4061,84 @@
                 <w:sz w:val="18"/>
               </w:rPr>
               <w:t>cavitación con bloqueo</w:t>
+            </w:r>
+          </w:p>
+        </w:tc>
+      </w:tr>
+      <w:tr>
+        <w:tc>
+          <w:tcPr>
+            <w:tcW w:type="dxa" w:w="3749"/>
+          </w:tcPr>
+          <w:p>
+            <w:r>
+              <w:rPr>
+                <w:sz w:val="18"/>
+              </w:rPr>
+              <w:t>Etapas recomendadas: sin cavitación / incipiente</w:t>
+            </w:r>
+          </w:p>
+        </w:tc>
+        <w:tc>
+          <w:tcPr>
+            <w:tcW w:type="dxa" w:w="986"/>
+          </w:tcPr>
+          <w:p>
+            <w:r>
+              <w:rPr>
+                <w:sz w:val="18"/>
+              </w:rPr>
+            </w:r>
+          </w:p>
+        </w:tc>
+        <w:tc>
+          <w:tcPr>
+            <w:tcW w:type="dxa" w:w="1710"/>
+            <w:shd w:val="clear" w:color="auto" w:fill="E3F1E6"/>
+          </w:tcPr>
+          <w:p>
+            <w:pPr>
+              <w:jc w:val="right"/>
+            </w:pPr>
+            <w:r>
+              <w:rPr>
+                <w:sz w:val="18"/>
+              </w:rPr>
+              <w:t>5 / 3</w:t>
+            </w:r>
+          </w:p>
+        </w:tc>
+        <w:tc>
+          <w:tcPr>
+            <w:tcW w:type="dxa" w:w="1710"/>
+            <w:shd w:val="clear" w:color="auto" w:fill="E3F1E6"/>
+          </w:tcPr>
+          <w:p>
+            <w:pPr>
+              <w:jc w:val="right"/>
+            </w:pPr>
+            <w:r>
+              <w:rPr>
+                <w:sz w:val="18"/>
+              </w:rPr>
+              <w:t>5 / 3</w:t>
+            </w:r>
+          </w:p>
+        </w:tc>
+        <w:tc>
+          <w:tcPr>
+            <w:tcW w:type="dxa" w:w="1710"/>
+            <w:shd w:val="clear" w:color="auto" w:fill="E3F1E6"/>
+          </w:tcPr>
+          <w:p>
+            <w:pPr>
+              <w:jc w:val="right"/>
+            </w:pPr>
+            <w:r>
+              <w:rPr>
+                <w:sz w:val="18"/>
+              </w:rPr>
+              <w:t>5 / 3</w:t>
             </w:r>
           </w:p>
         </w:tc>
@@ -5988,7 +6068,7 @@
     </w:p>
     <w:p>
       <w:r>
-        <w:t>Cuerpo (AUTOMÁTICO): ASTM A494 CW6MC — Inconel 625 fundido.</w:t>
+        <w:t>Cuerpo: ASTM A494 CW6MC — Inconel 625 fundido.</w:t>
       </w:r>
     </w:p>
     <w:p>
@@ -6121,7 +6201,7 @@
     </w:p>
     <w:p>
       <w:r>
-        <w:t>Bonete (AUTOMÁTICO): ASTM A494 CW6MC — Inconel 625 fundido.</w:t>
+        <w:t>Bonete: ASTM A494 CW6MC — Inconel 625 fundido.</w:t>
       </w:r>
     </w:p>
     <w:p>
@@ -6166,7 +6246,7 @@
     </w:p>
     <w:p>
       <w:r>
-        <w:t>Asiento (AUTOMÁTICO): Carburo de tungsteno con ligante de níquel (inserto).</w:t>
+        <w:t>Asiento: Carburo de tungsteno con ligante de níquel (inserto).</w:t>
       </w:r>
     </w:p>
     <w:p>
@@ -6283,7 +6363,7 @@
     </w:p>
     <w:p>
       <w:r>
-        <w:t>Jaula caracterizada (AUTOMÁTICO): Carburo de tungsteno con ligante de níquel (inserto).</w:t>
+        <w:t>Jaula caracterizada: Carburo de tungsteno con ligante de níquel (inserto).</w:t>
       </w:r>
     </w:p>
     <w:p>
@@ -6405,7 +6485,7 @@
     </w:p>
     <w:p>
       <w:r>
-        <w:t>Obturador (AUTOMÁTICO): Carburo de tungsteno con ligante de níquel (inserto).</w:t>
+        <w:t>Obturador: Carburo de tungsteno con ligante de níquel (inserto).</w:t>
       </w:r>
     </w:p>
     <w:p>
@@ -6522,7 +6602,7 @@
     </w:p>
     <w:p>
       <w:r>
-        <w:t>Vástago (AUTOMÁTICO): Inconel 625 (N06625) barra.</w:t>
+        <w:t>Vástago: Inconel 625 (N06625) barra.</w:t>
       </w:r>
     </w:p>
     <w:p>
@@ -7063,7 +7143,7 @@
     </w:p>
     <w:p>
       <w:r>
-        <w:t>Elegida (AUTOMÁTICO): Bonete con fuelle metálico + empaquetadura de respaldo (fuelle de Inconel 625). Bonete: Con fuelle de estanqueidad. Bonete con fuelle por la emisión fugitiva requerida (fluido tóxico o letal). Temperatura de 85 a 110 °C: sin prolongación.</w:t>
+        <w:t>Elegida: Bonete con fuelle metálico + empaquetadura de respaldo (fuelle de Inconel 625). Bonete: Con fuelle de estanqueidad. Bonete con fuelle por la emisión fugitiva requerida (fluido tóxico o letal). Temperatura de 85 a 110 °C: sin prolongación.</w:t>
       </w:r>
     </w:p>
     <w:p>
@@ -9167,7 +9247,7 @@
     </w:p>
     <w:p>
       <w:r>
-        <w:t>Condiciones a resolver: Cavitación con flujo bloqueado; Fuerza de desbalance alta; Servicio agrio (H₂S); Velocidad alta en la tubería de entrada. Ver el informe técnico.</w:t>
+        <w:t>Condiciones a resolver: Cavitación con flujo bloqueado; Etapas anticavitación recomendadas; Fuerza de desbalance alta; Servicio agrio (H₂S); Velocidad alta en la tubería de entrada. Ver el informe técnico.</w:t>
       </w:r>
     </w:p>
     <w:p>
@@ -10773,6 +10853,7 @@
               <w:rPr>
                 <w:sz w:val="18"/>
               </w:rPr>
+              <w:t>mm</w:t>
             </w:r>
           </w:p>
         </w:tc>
@@ -10788,7 +10869,7 @@
               <w:rPr>
                 <w:sz w:val="18"/>
               </w:rPr>
-              <w:t>7,9 mm (0,31 in)</w:t>
+              <w:t>7,88</w:t>
             </w:r>
           </w:p>
         </w:tc>
@@ -10804,7 +10885,7 @@
               <w:rPr>
                 <w:sz w:val="18"/>
               </w:rPr>
-              <w:t>20,2 mm (0,80 in)</w:t>
+              <w:t>20,2</w:t>
             </w:r>
           </w:p>
         </w:tc>
@@ -10820,7 +10901,7 @@
               <w:rPr>
                 <w:sz w:val="18"/>
               </w:rPr>
-              <w:t>30,5 mm (1,20 in)</w:t>
+              <w:t>30,5</w:t>
             </w:r>
           </w:p>
         </w:tc>
@@ -11954,7 +12035,7 @@
                 <w:b/>
                 <w:sz w:val="18"/>
               </w:rPr>
-              <w:t>Obturador</w:t>
+              <w:t>Trim anticavitación</w:t>
             </w:r>
           </w:p>
         </w:tc>
@@ -11967,7 +12048,7 @@
               <w:rPr>
                 <w:sz w:val="18"/>
               </w:rPr>
-              <w:t>Desbalanceado</w:t>
+              <w:t>Estándar (trim elegido, 1 etapa)</w:t>
             </w:r>
           </w:p>
         </w:tc>
@@ -11984,7 +12065,7 @@
                 <w:b/>
                 <w:sz w:val="18"/>
               </w:rPr>
-              <w:t>Característica inherente</w:t>
+              <w:t>Obturador</w:t>
             </w:r>
           </w:p>
         </w:tc>
@@ -11997,7 +12078,7 @@
               <w:rPr>
                 <w:sz w:val="18"/>
               </w:rPr>
-              <w:t>Lineal</w:t>
+              <w:t>Desbalanceado</w:t>
             </w:r>
           </w:p>
         </w:tc>
@@ -12014,7 +12095,7 @@
                 <w:b/>
                 <w:sz w:val="18"/>
               </w:rPr>
-              <w:t>Cv nominal (típico del tamaño y trim)</w:t>
+              <w:t>Característica inherente</w:t>
             </w:r>
           </w:p>
         </w:tc>
@@ -12027,7 +12108,7 @@
               <w:rPr>
                 <w:sz w:val="18"/>
               </w:rPr>
-              <w:t>31,50</w:t>
+              <w:t>Lineal</w:t>
             </w:r>
           </w:p>
         </w:tc>
@@ -12044,7 +12125,7 @@
                 <w:b/>
                 <w:sz w:val="18"/>
               </w:rPr>
-              <w:t>Tamaño del trim (diámetro del puerto)</w:t>
+              <w:t>Cv nominal (típico del tamaño y trim)</w:t>
             </w:r>
           </w:p>
         </w:tc>
@@ -12057,7 +12138,7 @@
               <w:rPr>
                 <w:sz w:val="18"/>
               </w:rPr>
-              <w:t>2 5/8 in (66,7 mm) estimado</w:t>
+              <w:t>31,50</w:t>
             </w:r>
           </w:p>
         </w:tc>
@@ -12074,7 +12155,7 @@
                 <w:b/>
                 <w:sz w:val="18"/>
               </w:rPr>
-              <w:t>Carrera nominal del vástago</w:t>
+              <w:t>Tamaño del trim (diámetro del puerto)</w:t>
             </w:r>
           </w:p>
         </w:tc>
@@ -12087,7 +12168,7 @@
               <w:rPr>
                 <w:sz w:val="18"/>
               </w:rPr>
-              <w:t>2 in (50,8 mm) estimada</w:t>
+              <w:t>2 5/8 in (66,7 mm) estimado</w:t>
             </w:r>
           </w:p>
         </w:tc>
@@ -12104,6 +12185,36 @@
                 <w:b/>
                 <w:sz w:val="18"/>
               </w:rPr>
+              <w:t>Carrera nominal del vástago</w:t>
+            </w:r>
+          </w:p>
+        </w:tc>
+        <w:tc>
+          <w:tcPr>
+            <w:tcW w:type="dxa" w:w="6412"/>
+          </w:tcPr>
+          <w:p>
+            <w:r>
+              <w:rPr>
+                <w:sz w:val="18"/>
+              </w:rPr>
+              <w:t>2 in (50,8 mm) estimada</w:t>
+            </w:r>
+          </w:p>
+        </w:tc>
+      </w:tr>
+      <w:tr>
+        <w:tc>
+          <w:tcPr>
+            <w:tcW w:type="dxa" w:w="3453"/>
+            <w:shd w:val="clear" w:color="auto" w:fill="EEF2F6"/>
+          </w:tcPr>
+          <w:p>
+            <w:r>
+              <w:rPr>
+                <w:b/>
+                <w:sz w:val="18"/>
+              </w:rPr>
               <w:t>Carrera de operación</w:t>
             </w:r>
           </w:p>
@@ -12117,7 +12228,7 @@
               <w:rPr>
                 <w:sz w:val="18"/>
               </w:rPr>
-              <w:t>Mínimo: 7,9 mm (0,31 in) · Normal: 20,2 mm (0,80 in) · Máximo: 30,5 mm (1,20 in)</w:t>
+              <w:t>Mínimo: 7,88 mm · Normal: 20,2 mm · Máximo: 30,5 mm</w:t>
             </w:r>
           </w:p>
         </w:tc>
@@ -13593,6 +13704,14 @@
         <w:pStyle w:val="ListBullet"/>
       </w:pPr>
       <w:r>
+        <w:t>[Advertencia] General: Etapas anticavitación recomendadas</w:t>
+      </w:r>
+    </w:p>
+    <w:p>
+      <w:pPr>
+        <w:pStyle w:val="ListBullet"/>
+      </w:pPr>
+      <w:r>
         <w:t>[Advertencia] Materiales: Servicio agrio (H₂S)</w:t>
       </w:r>
     </w:p>
@@ -15773,6 +15892,7 @@
               <w:rPr>
                 <w:sz w:val="18"/>
               </w:rPr>
+              <w:t>mm</w:t>
             </w:r>
           </w:p>
         </w:tc>
@@ -15789,7 +15909,7 @@
               <w:rPr>
                 <w:sz w:val="18"/>
               </w:rPr>
-              <w:t>7,9 mm (0,31 in)</w:t>
+              <w:t>7,88</w:t>
             </w:r>
           </w:p>
         </w:tc>
@@ -15806,7 +15926,7 @@
               <w:rPr>
                 <w:sz w:val="18"/>
               </w:rPr>
-              <w:t>20,2 mm (0,80 in)</w:t>
+              <w:t>20,2</w:t>
             </w:r>
           </w:p>
         </w:tc>
@@ -15823,7 +15943,7 @@
               <w:rPr>
                 <w:sz w:val="18"/>
               </w:rPr>
-              <w:t>30,5 mm (1,20 in)</w:t>
+              <w:t>30,5</w:t>
             </w:r>
           </w:p>
         </w:tc>
@@ -16376,6 +16496,84 @@
                 <w:sz w:val="18"/>
               </w:rPr>
               <w:t>cavitación con bloqueo</w:t>
+            </w:r>
+          </w:p>
+        </w:tc>
+      </w:tr>
+      <w:tr>
+        <w:tc>
+          <w:tcPr>
+            <w:tcW w:type="dxa" w:w="3749"/>
+          </w:tcPr>
+          <w:p>
+            <w:r>
+              <w:rPr>
+                <w:sz w:val="18"/>
+              </w:rPr>
+              <w:t>Etapas recomendadas: sin cavitación / incipiente</w:t>
+            </w:r>
+          </w:p>
+        </w:tc>
+        <w:tc>
+          <w:tcPr>
+            <w:tcW w:type="dxa" w:w="986"/>
+          </w:tcPr>
+          <w:p>
+            <w:r>
+              <w:rPr>
+                <w:sz w:val="18"/>
+              </w:rPr>
+            </w:r>
+          </w:p>
+        </w:tc>
+        <w:tc>
+          <w:tcPr>
+            <w:tcW w:type="dxa" w:w="1710"/>
+            <w:shd w:val="clear" w:color="auto" w:fill="E3F1E6"/>
+          </w:tcPr>
+          <w:p>
+            <w:pPr>
+              <w:jc w:val="right"/>
+            </w:pPr>
+            <w:r>
+              <w:rPr>
+                <w:sz w:val="18"/>
+              </w:rPr>
+              <w:t>5 / 3</w:t>
+            </w:r>
+          </w:p>
+        </w:tc>
+        <w:tc>
+          <w:tcPr>
+            <w:tcW w:type="dxa" w:w="1710"/>
+            <w:shd w:val="clear" w:color="auto" w:fill="E3F1E6"/>
+          </w:tcPr>
+          <w:p>
+            <w:pPr>
+              <w:jc w:val="right"/>
+            </w:pPr>
+            <w:r>
+              <w:rPr>
+                <w:sz w:val="18"/>
+              </w:rPr>
+              <w:t>5 / 3</w:t>
+            </w:r>
+          </w:p>
+        </w:tc>
+        <w:tc>
+          <w:tcPr>
+            <w:tcW w:type="dxa" w:w="1710"/>
+            <w:shd w:val="clear" w:color="auto" w:fill="E3F1E6"/>
+          </w:tcPr>
+          <w:p>
+            <w:pPr>
+              <w:jc w:val="right"/>
+            </w:pPr>
+            <w:r>
+              <w:rPr>
+                <w:sz w:val="18"/>
+              </w:rPr>
+              <w:t>5 / 3</w:t>
             </w:r>
           </w:p>
         </w:tc>
@@ -17523,6 +17721,29 @@
           <w:b/>
           <w:color w:val="B07A00"/>
         </w:rPr>
+        <w:t>[Advertencia] General: Etapas anticavitación recomendadas</w:t>
+      </w:r>
+    </w:p>
+    <w:p>
+      <w:r>
+        <w:t>Para el caso Mínimo, repartiendo la caída en etapas iguales en Kapp: sin cavitación 5 etapas (en la lista: 6); con cavitación incipiente aceptada 3 etapas. Elija el trim en «Datos para cavitación hidrodinámica».</w:t>
+      </w:r>
+    </w:p>
+    <w:p>
+      <w:r>
+        <w:rPr>
+          <w:i/>
+          <w:sz w:val="17"/>
+        </w:rPr>
+        <w:t>Referencia: ISA-RP75.23; IEC 60534-8-4</w:t>
+      </w:r>
+    </w:p>
+    <w:p>
+      <w:r>
+        <w:rPr>
+          <w:b/>
+          <w:color w:val="B07A00"/>
+        </w:rPr>
         <w:t>[Advertencia] Materiales: Servicio agrio (H₂S)</w:t>
       </w:r>
     </w:p>
@@ -17961,7 +18182,7 @@
               <w:rPr>
                 <w:sz w:val="18"/>
               </w:rPr>
-              <w:t>Cavitación con flujo bloqueado: se requieren internos multietapa, o repartir la caída de presión entre la válvula y una restricción aguas abajo.</w:t>
+              <w:t>Cavitación con flujo bloqueado: se requieren internos multietapa, o repartir la caída de presión entre la válvula y una restricción aguas abajo. Repartiendo la caída en etapas: 5 etapas para operar sin cavitación, o al menos 3 si se acepta cavitación incipiente.</w:t>
             </w:r>
           </w:p>
         </w:tc>
@@ -18135,16 +18356,15 @@
         <w:tblLook w:firstColumn="1" w:firstRow="1" w:lastColumn="0" w:lastRow="0" w:noHBand="0" w:noVBand="1" w:val="04A0"/>
       </w:tblPr>
       <w:tblGrid>
-        <w:gridCol w:w="1973"/>
-        <w:gridCol w:w="1973"/>
-        <w:gridCol w:w="1973"/>
-        <w:gridCol w:w="1973"/>
-        <w:gridCol w:w="1973"/>
+        <w:gridCol w:w="2466"/>
+        <w:gridCol w:w="2466"/>
+        <w:gridCol w:w="2466"/>
+        <w:gridCol w:w="2466"/>
       </w:tblGrid>
       <w:tr>
         <w:tc>
           <w:tcPr>
-            <w:tcW w:type="dxa" w:w="1282"/>
+            <w:tcW w:type="dxa" w:w="1480"/>
             <w:shd w:val="clear" w:color="auto" w:fill="0D3B66"/>
           </w:tcPr>
           <w:p>
@@ -18160,7 +18380,7 @@
         </w:tc>
         <w:tc>
           <w:tcPr>
-            <w:tcW w:type="dxa" w:w="1085"/>
+            <w:tcW w:type="dxa" w:w="2959"/>
             <w:shd w:val="clear" w:color="auto" w:fill="0D3B66"/>
           </w:tcPr>
           <w:p>
@@ -18170,13 +18390,13 @@
                 <w:color w:val="FFFFFF"/>
                 <w:sz w:val="18"/>
               </w:rPr>
-              <w:t>Modo</w:t>
-            </w:r>
-          </w:p>
-        </w:tc>
-        <w:tc>
-          <w:tcPr>
-            <w:tcW w:type="dxa" w:w="2565"/>
+              <w:t>Material</w:t>
+            </w:r>
+          </w:p>
+        </w:tc>
+        <w:tc>
+          <w:tcPr>
+            <w:tcW w:type="dxa" w:w="1184"/>
             <w:shd w:val="clear" w:color="auto" w:fill="0D3B66"/>
           </w:tcPr>
           <w:p>
@@ -18186,13 +18406,13 @@
                 <w:color w:val="FFFFFF"/>
                 <w:sz w:val="18"/>
               </w:rPr>
-              <w:t>Material</w:t>
-            </w:r>
-          </w:p>
-        </w:tc>
-        <w:tc>
-          <w:tcPr>
-            <w:tcW w:type="dxa" w:w="1085"/>
+              <w:t>Dureza</w:t>
+            </w:r>
+          </w:p>
+        </w:tc>
+        <w:tc>
+          <w:tcPr>
+            <w:tcW w:type="dxa" w:w="4242"/>
             <w:shd w:val="clear" w:color="auto" w:fill="0D3B66"/>
           </w:tcPr>
           <w:p>
@@ -18202,22 +18422,6 @@
                 <w:color w:val="FFFFFF"/>
                 <w:sz w:val="18"/>
               </w:rPr>
-              <w:t>Dureza</w:t>
-            </w:r>
-          </w:p>
-        </w:tc>
-        <w:tc>
-          <w:tcPr>
-            <w:tcW w:type="dxa" w:w="3847"/>
-            <w:shd w:val="clear" w:color="auto" w:fill="0D3B66"/>
-          </w:tcPr>
-          <w:p>
-            <w:r>
-              <w:rPr>
-                <w:b/>
-                <w:color w:val="FFFFFF"/>
-                <w:sz w:val="18"/>
-              </w:rPr>
               <w:t>Justificación</w:t>
             </w:r>
           </w:p>
@@ -18226,7 +18430,7 @@
       <w:tr>
         <w:tc>
           <w:tcPr>
-            <w:tcW w:type="dxa" w:w="1282"/>
+            <w:tcW w:type="dxa" w:w="1480"/>
           </w:tcPr>
           <w:p>
             <w:r>
@@ -18239,20 +18443,20 @@
         </w:tc>
         <w:tc>
           <w:tcPr>
-            <w:tcW w:type="dxa" w:w="1085"/>
-          </w:tcPr>
-          <w:p>
-            <w:r>
-              <w:rPr>
-                <w:sz w:val="18"/>
-              </w:rPr>
-              <w:t>AUTOMÁTICO</w:t>
-            </w:r>
-          </w:p>
-        </w:tc>
-        <w:tc>
-          <w:tcPr>
-            <w:tcW w:type="dxa" w:w="2565"/>
+            <w:tcW w:type="dxa" w:w="2959"/>
+          </w:tcPr>
+          <w:p>
+            <w:r>
+              <w:rPr>
+                <w:sz w:val="18"/>
+              </w:rPr>
+              <w:t>ASTM A494 CW6MC — Inconel 625 fundido</w:t>
+            </w:r>
+          </w:p>
+        </w:tc>
+        <w:tc>
+          <w:tcPr>
+            <w:tcW w:type="dxa" w:w="1184"/>
           </w:tcPr>
           <w:p>
             <w:pPr>
@@ -18262,13 +18466,13 @@
               <w:rPr>
                 <w:sz w:val="18"/>
               </w:rPr>
-              <w:t>ASTM A494 CW6MC — Inconel 625 fundido</w:t>
-            </w:r>
-          </w:p>
-        </w:tc>
-        <w:tc>
-          <w:tcPr>
-            <w:tcW w:type="dxa" w:w="1085"/>
+              <w:t>190 HB</w:t>
+            </w:r>
+          </w:p>
+        </w:tc>
+        <w:tc>
+          <w:tcPr>
+            <w:tcW w:type="dxa" w:w="4242"/>
           </w:tcPr>
           <w:p>
             <w:pPr>
@@ -18278,13 +18482,41 @@
               <w:rPr>
                 <w:sz w:val="18"/>
               </w:rPr>
-              <w:t>190 HB</w:t>
-            </w:r>
-          </w:p>
-        </w:tc>
-        <w:tc>
-          <w:tcPr>
-            <w:tcW w:type="dxa" w:w="3847"/>
+              <w:t>Seleccionado: ASTM A494 CW6MC — Inconel 625 fundido (UNS N26625; ASTM A494 Gr. CW6MC).; Temperatura del servicio 85 a 110 °C dentro del rango del material (-198 a 645 °C).; Compatibilidad química global: A — excelente.</w:t>
+            </w:r>
+          </w:p>
+        </w:tc>
+      </w:tr>
+      <w:tr>
+        <w:tc>
+          <w:tcPr>
+            <w:tcW w:type="dxa" w:w="1480"/>
+          </w:tcPr>
+          <w:p>
+            <w:r>
+              <w:rPr>
+                <w:sz w:val="18"/>
+              </w:rPr>
+              <w:t>Bonete</w:t>
+            </w:r>
+          </w:p>
+        </w:tc>
+        <w:tc>
+          <w:tcPr>
+            <w:tcW w:type="dxa" w:w="2959"/>
+          </w:tcPr>
+          <w:p>
+            <w:r>
+              <w:rPr>
+                <w:sz w:val="18"/>
+              </w:rPr>
+              <w:t>ASTM A494 CW6MC — Inconel 625 fundido</w:t>
+            </w:r>
+          </w:p>
+        </w:tc>
+        <w:tc>
+          <w:tcPr>
+            <w:tcW w:type="dxa" w:w="1184"/>
           </w:tcPr>
           <w:p>
             <w:pPr>
@@ -18294,41 +18526,13 @@
               <w:rPr>
                 <w:sz w:val="18"/>
               </w:rPr>
-              <w:t>Seleccionado: ASTM A494 CW6MC — Inconel 625 fundido (UNS N26625; ASTM A494 Gr. CW6MC).; Temperatura del servicio 85 a 110 °C dentro del rango del material (-198 a 645 °C).; Compatibilidad química global: A — excelente.</w:t>
-            </w:r>
-          </w:p>
-        </w:tc>
-      </w:tr>
-      <w:tr>
-        <w:tc>
-          <w:tcPr>
-            <w:tcW w:type="dxa" w:w="1282"/>
-          </w:tcPr>
-          <w:p>
-            <w:r>
-              <w:rPr>
-                <w:sz w:val="18"/>
-              </w:rPr>
-              <w:t>Bonete</w:t>
-            </w:r>
-          </w:p>
-        </w:tc>
-        <w:tc>
-          <w:tcPr>
-            <w:tcW w:type="dxa" w:w="1085"/>
-          </w:tcPr>
-          <w:p>
-            <w:r>
-              <w:rPr>
-                <w:sz w:val="18"/>
-              </w:rPr>
-              <w:t>AUTOMÁTICO</w:t>
-            </w:r>
-          </w:p>
-        </w:tc>
-        <w:tc>
-          <w:tcPr>
-            <w:tcW w:type="dxa" w:w="2565"/>
+              <w:t>190 HB</w:t>
+            </w:r>
+          </w:p>
+        </w:tc>
+        <w:tc>
+          <w:tcPr>
+            <w:tcW w:type="dxa" w:w="4242"/>
           </w:tcPr>
           <w:p>
             <w:pPr>
@@ -18338,13 +18542,41 @@
               <w:rPr>
                 <w:sz w:val="18"/>
               </w:rPr>
-              <w:t>ASTM A494 CW6MC — Inconel 625 fundido</w:t>
-            </w:r>
-          </w:p>
-        </w:tc>
-        <w:tc>
-          <w:tcPr>
-            <w:tcW w:type="dxa" w:w="1085"/>
+              <w:t>El bonete se especifica del mismo material que el cuerpo (ASTM A494 CW6MC — Inconel 625 fundido) o de su equivalente forjado (B564 N06625 (forja)), con el mismo grupo de ASME B16.34 y la misma resistencia química.</w:t>
+            </w:r>
+          </w:p>
+        </w:tc>
+      </w:tr>
+      <w:tr>
+        <w:tc>
+          <w:tcPr>
+            <w:tcW w:type="dxa" w:w="1480"/>
+          </w:tcPr>
+          <w:p>
+            <w:r>
+              <w:rPr>
+                <w:sz w:val="18"/>
+              </w:rPr>
+              <w:t>Asiento</w:t>
+            </w:r>
+          </w:p>
+        </w:tc>
+        <w:tc>
+          <w:tcPr>
+            <w:tcW w:type="dxa" w:w="2959"/>
+          </w:tcPr>
+          <w:p>
+            <w:r>
+              <w:rPr>
+                <w:sz w:val="18"/>
+              </w:rPr>
+              <w:t>Carburo de tungsteno con ligante de níquel (inserto)</w:t>
+            </w:r>
+          </w:p>
+        </w:tc>
+        <w:tc>
+          <w:tcPr>
+            <w:tcW w:type="dxa" w:w="1184"/>
           </w:tcPr>
           <w:p>
             <w:pPr>
@@ -18354,13 +18586,13 @@
               <w:rPr>
                 <w:sz w:val="18"/>
               </w:rPr>
-              <w:t>190 HB</w:t>
-            </w:r>
-          </w:p>
-        </w:tc>
-        <w:tc>
-          <w:tcPr>
-            <w:tcW w:type="dxa" w:w="3847"/>
+              <w:t>70 HRC</w:t>
+            </w:r>
+          </w:p>
+        </w:tc>
+        <w:tc>
+          <w:tcPr>
+            <w:tcW w:type="dxa" w:w="4242"/>
           </w:tcPr>
           <w:p>
             <w:pPr>
@@ -18370,7 +18602,7 @@
               <w:rPr>
                 <w:sz w:val="18"/>
               </w:rPr>
-              <w:t>El bonete se especifica del mismo material que el cuerpo (ASTM A494 CW6MC — Inconel 625 fundido) o de su equivalente forjado (B564 N06625 (forja)), con el mismo grupo de ASME B16.34 y la misma resistencia química.</w:t>
+              <w:t>Seleccionado: Carburo de tungsteno con ligante de níquel (inserto) (UNS —; Especificación del fabricante).; Temperatura del servicio 85 a 110 °C dentro del rango del material (-196 a 500 °C).; Compatibilidad química global: B — bueno.</w:t>
             </w:r>
           </w:p>
         </w:tc>
@@ -18378,33 +18610,33 @@
       <w:tr>
         <w:tc>
           <w:tcPr>
-            <w:tcW w:type="dxa" w:w="1282"/>
-          </w:tcPr>
-          <w:p>
-            <w:r>
-              <w:rPr>
-                <w:sz w:val="18"/>
-              </w:rPr>
-              <w:t>Asiento</w:t>
-            </w:r>
-          </w:p>
-        </w:tc>
-        <w:tc>
-          <w:tcPr>
-            <w:tcW w:type="dxa" w:w="1085"/>
-          </w:tcPr>
-          <w:p>
-            <w:r>
-              <w:rPr>
-                <w:sz w:val="18"/>
-              </w:rPr>
-              <w:t>AUTOMÁTICO</w:t>
-            </w:r>
-          </w:p>
-        </w:tc>
-        <w:tc>
-          <w:tcPr>
-            <w:tcW w:type="dxa" w:w="2565"/>
+            <w:tcW w:type="dxa" w:w="1480"/>
+          </w:tcPr>
+          <w:p>
+            <w:r>
+              <w:rPr>
+                <w:sz w:val="18"/>
+              </w:rPr>
+              <w:t>Jaula caracterizada</w:t>
+            </w:r>
+          </w:p>
+        </w:tc>
+        <w:tc>
+          <w:tcPr>
+            <w:tcW w:type="dxa" w:w="2959"/>
+          </w:tcPr>
+          <w:p>
+            <w:r>
+              <w:rPr>
+                <w:sz w:val="18"/>
+              </w:rPr>
+              <w:t>Carburo de tungsteno con ligante de níquel (inserto)</w:t>
+            </w:r>
+          </w:p>
+        </w:tc>
+        <w:tc>
+          <w:tcPr>
+            <w:tcW w:type="dxa" w:w="1184"/>
           </w:tcPr>
           <w:p>
             <w:pPr>
@@ -18414,13 +18646,13 @@
               <w:rPr>
                 <w:sz w:val="18"/>
               </w:rPr>
-              <w:t>Carburo de tungsteno con ligante de níquel (inserto)</w:t>
-            </w:r>
-          </w:p>
-        </w:tc>
-        <w:tc>
-          <w:tcPr>
-            <w:tcW w:type="dxa" w:w="1085"/>
+              <w:t>70 HRC</w:t>
+            </w:r>
+          </w:p>
+        </w:tc>
+        <w:tc>
+          <w:tcPr>
+            <w:tcW w:type="dxa" w:w="4242"/>
           </w:tcPr>
           <w:p>
             <w:pPr>
@@ -18430,13 +18662,41 @@
               <w:rPr>
                 <w:sz w:val="18"/>
               </w:rPr>
-              <w:t>70 HRC</w:t>
-            </w:r>
-          </w:p>
-        </w:tc>
-        <w:tc>
-          <w:tcPr>
-            <w:tcW w:type="dxa" w:w="3847"/>
+              <w:t>Seleccionado: Carburo de tungsteno con ligante de níquel (inserto) (UNS —; Especificación del fabricante).; Temperatura del servicio 85 a 110 °C dentro del rango del material (-196 a 500 °C).; Compatibilidad química global: B — bueno.</w:t>
+            </w:r>
+          </w:p>
+        </w:tc>
+      </w:tr>
+      <w:tr>
+        <w:tc>
+          <w:tcPr>
+            <w:tcW w:type="dxa" w:w="1480"/>
+          </w:tcPr>
+          <w:p>
+            <w:r>
+              <w:rPr>
+                <w:sz w:val="18"/>
+              </w:rPr>
+              <w:t>Guía</w:t>
+            </w:r>
+          </w:p>
+        </w:tc>
+        <w:tc>
+          <w:tcPr>
+            <w:tcW w:type="dxa" w:w="2959"/>
+          </w:tcPr>
+          <w:p>
+            <w:r>
+              <w:rPr>
+                <w:sz w:val="18"/>
+              </w:rPr>
+              <w:t>No aplica</w:t>
+            </w:r>
+          </w:p>
+        </w:tc>
+        <w:tc>
+          <w:tcPr>
+            <w:tcW w:type="dxa" w:w="1184"/>
           </w:tcPr>
           <w:p>
             <w:pPr>
@@ -18446,41 +18706,13 @@
               <w:rPr>
                 <w:sz w:val="18"/>
               </w:rPr>
-              <w:t>Seleccionado: Carburo de tungsteno con ligante de níquel (inserto) (UNS —; Especificación del fabricante).; Temperatura del servicio 85 a 110 °C dentro del rango del material (-196 a 500 °C).; Compatibilidad química global: B — bueno.</w:t>
-            </w:r>
-          </w:p>
-        </w:tc>
-      </w:tr>
-      <w:tr>
-        <w:tc>
-          <w:tcPr>
-            <w:tcW w:type="dxa" w:w="1282"/>
-          </w:tcPr>
-          <w:p>
-            <w:r>
-              <w:rPr>
-                <w:sz w:val="18"/>
-              </w:rPr>
-              <w:t>Jaula caracterizada</w:t>
-            </w:r>
-          </w:p>
-        </w:tc>
-        <w:tc>
-          <w:tcPr>
-            <w:tcW w:type="dxa" w:w="1085"/>
-          </w:tcPr>
-          <w:p>
-            <w:r>
-              <w:rPr>
-                <w:sz w:val="18"/>
-              </w:rPr>
-              <w:t>AUTOMÁTICO</w:t>
-            </w:r>
-          </w:p>
-        </w:tc>
-        <w:tc>
-          <w:tcPr>
-            <w:tcW w:type="dxa" w:w="2565"/>
+              <w:t>—</w:t>
+            </w:r>
+          </w:p>
+        </w:tc>
+        <w:tc>
+          <w:tcPr>
+            <w:tcW w:type="dxa" w:w="4242"/>
           </w:tcPr>
           <w:p>
             <w:pPr>
@@ -18490,13 +18722,40 @@
               <w:rPr>
                 <w:sz w:val="18"/>
               </w:rPr>
+            </w:r>
+          </w:p>
+        </w:tc>
+      </w:tr>
+      <w:tr>
+        <w:tc>
+          <w:tcPr>
+            <w:tcW w:type="dxa" w:w="1480"/>
+          </w:tcPr>
+          <w:p>
+            <w:r>
+              <w:rPr>
+                <w:sz w:val="18"/>
+              </w:rPr>
+              <w:t>Obturador</w:t>
+            </w:r>
+          </w:p>
+        </w:tc>
+        <w:tc>
+          <w:tcPr>
+            <w:tcW w:type="dxa" w:w="2959"/>
+          </w:tcPr>
+          <w:p>
+            <w:r>
+              <w:rPr>
+                <w:sz w:val="18"/>
+              </w:rPr>
               <w:t>Carburo de tungsteno con ligante de níquel (inserto)</w:t>
             </w:r>
           </w:p>
         </w:tc>
         <w:tc>
           <w:tcPr>
-            <w:tcW w:type="dxa" w:w="1085"/>
+            <w:tcW w:type="dxa" w:w="1184"/>
           </w:tcPr>
           <w:p>
             <w:pPr>
@@ -18512,7 +18771,7 @@
         </w:tc>
         <w:tc>
           <w:tcPr>
-            <w:tcW w:type="dxa" w:w="3847"/>
+            <w:tcW w:type="dxa" w:w="4242"/>
           </w:tcPr>
           <w:p>
             <w:pPr>
@@ -18530,33 +18789,33 @@
       <w:tr>
         <w:tc>
           <w:tcPr>
-            <w:tcW w:type="dxa" w:w="1282"/>
-          </w:tcPr>
-          <w:p>
-            <w:r>
-              <w:rPr>
-                <w:sz w:val="18"/>
-              </w:rPr>
-              <w:t>Guía</w:t>
-            </w:r>
-          </w:p>
-        </w:tc>
-        <w:tc>
-          <w:tcPr>
-            <w:tcW w:type="dxa" w:w="1085"/>
-          </w:tcPr>
-          <w:p>
-            <w:r>
-              <w:rPr>
-                <w:sz w:val="18"/>
-              </w:rPr>
-              <w:t>—</w:t>
-            </w:r>
-          </w:p>
-        </w:tc>
-        <w:tc>
-          <w:tcPr>
-            <w:tcW w:type="dxa" w:w="2565"/>
+            <w:tcW w:type="dxa" w:w="1480"/>
+          </w:tcPr>
+          <w:p>
+            <w:r>
+              <w:rPr>
+                <w:sz w:val="18"/>
+              </w:rPr>
+              <w:t>Vástago</w:t>
+            </w:r>
+          </w:p>
+        </w:tc>
+        <w:tc>
+          <w:tcPr>
+            <w:tcW w:type="dxa" w:w="2959"/>
+          </w:tcPr>
+          <w:p>
+            <w:r>
+              <w:rPr>
+                <w:sz w:val="18"/>
+              </w:rPr>
+              <w:t>Inconel 625 (N06625) barra</w:t>
+            </w:r>
+          </w:p>
+        </w:tc>
+        <w:tc>
+          <w:tcPr>
+            <w:tcW w:type="dxa" w:w="1184"/>
           </w:tcPr>
           <w:p>
             <w:pPr>
@@ -18566,180 +18825,13 @@
               <w:rPr>
                 <w:sz w:val="18"/>
               </w:rPr>
-              <w:t>No aplica</w:t>
-            </w:r>
-          </w:p>
-        </w:tc>
-        <w:tc>
-          <w:tcPr>
-            <w:tcW w:type="dxa" w:w="1085"/>
-          </w:tcPr>
-          <w:p>
-            <w:pPr>
-              <w:jc w:val="right"/>
-            </w:pPr>
-            <w:r>
-              <w:rPr>
-                <w:sz w:val="18"/>
-              </w:rPr>
-              <w:t>—</w:t>
-            </w:r>
-          </w:p>
-        </w:tc>
-        <w:tc>
-          <w:tcPr>
-            <w:tcW w:type="dxa" w:w="3847"/>
-          </w:tcPr>
-          <w:p>
-            <w:pPr>
-              <w:jc w:val="right"/>
-            </w:pPr>
-            <w:r>
-              <w:rPr>
-                <w:sz w:val="18"/>
-              </w:rPr>
-            </w:r>
-          </w:p>
-        </w:tc>
-      </w:tr>
-      <w:tr>
-        <w:tc>
-          <w:tcPr>
-            <w:tcW w:type="dxa" w:w="1282"/>
-          </w:tcPr>
-          <w:p>
-            <w:r>
-              <w:rPr>
-                <w:sz w:val="18"/>
-              </w:rPr>
-              <w:t>Obturador</w:t>
-            </w:r>
-          </w:p>
-        </w:tc>
-        <w:tc>
-          <w:tcPr>
-            <w:tcW w:type="dxa" w:w="1085"/>
-          </w:tcPr>
-          <w:p>
-            <w:r>
-              <w:rPr>
-                <w:sz w:val="18"/>
-              </w:rPr>
-              <w:t>AUTOMÁTICO</w:t>
-            </w:r>
-          </w:p>
-        </w:tc>
-        <w:tc>
-          <w:tcPr>
-            <w:tcW w:type="dxa" w:w="2565"/>
-          </w:tcPr>
-          <w:p>
-            <w:pPr>
-              <w:jc w:val="right"/>
-            </w:pPr>
-            <w:r>
-              <w:rPr>
-                <w:sz w:val="18"/>
-              </w:rPr>
-              <w:t>Carburo de tungsteno con ligante de níquel (inserto)</w:t>
-            </w:r>
-          </w:p>
-        </w:tc>
-        <w:tc>
-          <w:tcPr>
-            <w:tcW w:type="dxa" w:w="1085"/>
-          </w:tcPr>
-          <w:p>
-            <w:pPr>
-              <w:jc w:val="right"/>
-            </w:pPr>
-            <w:r>
-              <w:rPr>
-                <w:sz w:val="18"/>
-              </w:rPr>
-              <w:t>70 HRC</w:t>
-            </w:r>
-          </w:p>
-        </w:tc>
-        <w:tc>
-          <w:tcPr>
-            <w:tcW w:type="dxa" w:w="3847"/>
-          </w:tcPr>
-          <w:p>
-            <w:pPr>
-              <w:jc w:val="right"/>
-            </w:pPr>
-            <w:r>
-              <w:rPr>
-                <w:sz w:val="18"/>
-              </w:rPr>
-              <w:t>Seleccionado: Carburo de tungsteno con ligante de níquel (inserto) (UNS —; Especificación del fabricante).; Temperatura del servicio 85 a 110 °C dentro del rango del material (-196 a 500 °C).; Compatibilidad química global: B — bueno.</w:t>
-            </w:r>
-          </w:p>
-        </w:tc>
-      </w:tr>
-      <w:tr>
-        <w:tc>
-          <w:tcPr>
-            <w:tcW w:type="dxa" w:w="1282"/>
-          </w:tcPr>
-          <w:p>
-            <w:r>
-              <w:rPr>
-                <w:sz w:val="18"/>
-              </w:rPr>
-              <w:t>Vástago</w:t>
-            </w:r>
-          </w:p>
-        </w:tc>
-        <w:tc>
-          <w:tcPr>
-            <w:tcW w:type="dxa" w:w="1085"/>
-          </w:tcPr>
-          <w:p>
-            <w:r>
-              <w:rPr>
-                <w:sz w:val="18"/>
-              </w:rPr>
-              <w:t>AUTOMÁTICO</w:t>
-            </w:r>
-          </w:p>
-        </w:tc>
-        <w:tc>
-          <w:tcPr>
-            <w:tcW w:type="dxa" w:w="2565"/>
-          </w:tcPr>
-          <w:p>
-            <w:pPr>
-              <w:jc w:val="right"/>
-            </w:pPr>
-            <w:r>
-              <w:rPr>
-                <w:sz w:val="18"/>
-              </w:rPr>
-              <w:t>Inconel 625 (N06625) barra</w:t>
-            </w:r>
-          </w:p>
-        </w:tc>
-        <w:tc>
-          <w:tcPr>
-            <w:tcW w:type="dxa" w:w="1085"/>
-          </w:tcPr>
-          <w:p>
-            <w:pPr>
-              <w:jc w:val="right"/>
-            </w:pPr>
-            <w:r>
-              <w:rPr>
-                <w:sz w:val="18"/>
-              </w:rPr>
               <w:t>200 HB</w:t>
             </w:r>
           </w:p>
         </w:tc>
         <w:tc>
           <w:tcPr>
-            <w:tcW w:type="dxa" w:w="3847"/>
+            <w:tcW w:type="dxa" w:w="4242"/>
           </w:tcPr>
           <w:p>
             <w:pPr>
@@ -19069,7 +19161,7 @@
               <w:rPr>
                 <w:sz w:val="18"/>
               </w:rPr>
-              <w:t>Bonete con fuelle metálico + empaquetadura de respaldo (fuelle de Inconel 625) (AUTOMÁTICO)</w:t>
+              <w:t>Bonete con fuelle metálico + empaquetadura de respaldo (fuelle de Inconel 625)</w:t>
             </w:r>
           </w:p>
         </w:tc>
@@ -20509,7 +20601,7 @@
         <w:pStyle w:val="ListBullet"/>
       </w:pPr>
       <w:r>
-        <w:t>Calculado con N25 Valves Sizing 0.9.0 de INSTRUMATIK S.A.S.. Software independiente de fabricantes.</w:t>
+        <w:t>Calculado con N25 Valves Sizing 0.10.0 de INSTRUMATIK S.A.S.. Software independiente de fabricantes.</w:t>
       </w:r>
     </w:p>
     <w:sectPr>
@@ -20535,7 +20627,7 @@
       <w:rPr>
         <w:sz w:val="16"/>
       </w:rPr>
-      <w:t xml:space="preserve">N25 Valves Sizing 0.9.0 · Página </w:t>
+      <w:t xml:space="preserve">N25 Valves Sizing 0.10.0 · Página </w:t>
     </w:r>
     <w:r>
       <w:fldChar w:fldCharType="begin"/>

--- a/kit_workshop/resultados_de_referencia/Caso_C_alta_agua_producida_agria_resultados_N25.docx
+++ b/kit_workshop/resultados_de_referencia/Caso_C_alta_agua_producida_agria_resultados_N25.docx
@@ -3011,7 +3011,7 @@
               <w:rPr>
                 <w:sz w:val="18"/>
               </w:rPr>
-              <w:t>Carrera = apertura × carrera nominal (2 in (50,8 mm) estimada; puerto 2 5/8 in (66,7 mm) estimado)</w:t>
+              <w:t>Carrera = apertura × carrera nominal (2 in (50,8 mm) estimada; puerto 3 7/16 in (87,3 mm) estimado)</w:t>
             </w:r>
           </w:p>
         </w:tc>
@@ -7421,7 +7421,7 @@
               <w:rPr>
                 <w:sz w:val="18"/>
               </w:rPr>
-              <w:t>26,19 kN (5.887 lbf)</w:t>
+              <w:t>44,91 kN (10.095 lbf)</w:t>
             </w:r>
           </w:p>
         </w:tc>
@@ -7437,7 +7437,7 @@
               <w:rPr>
                 <w:sz w:val="18"/>
               </w:rPr>
-              <w:t>ΔP·A_puerto + P2·A_vástago = 1.087,8·5,412 + 0,0·1,340</w:t>
+              <w:t>ΔP·A_puerto + P2·A_vástago = 1.087,8·9,281 + 0,0·1,340</w:t>
             </w:r>
           </w:p>
         </w:tc>
@@ -7465,7 +7465,7 @@
               <w:rPr>
                 <w:sz w:val="18"/>
               </w:rPr>
-              <w:t>8,54 kN (1.919 lbf)</w:t>
+              <w:t>11,18 kN (2.513 lbf)</w:t>
             </w:r>
           </w:p>
         </w:tc>
@@ -7481,7 +7481,7 @@
               <w:rPr>
                 <w:sz w:val="18"/>
               </w:rPr>
-              <w:t>(100 + 0,122·ΔP)·PC (clase V, asiento metálico); PC = π·2,625 in</w:t>
+              <w:t>(100 + 0,122·ΔP)·PC (clase V, asiento metálico); PC = π·3,438 in</w:t>
             </w:r>
           </w:p>
         </w:tc>
@@ -7597,7 +7597,7 @@
               <w:rPr>
                 <w:sz w:val="18"/>
               </w:rPr>
-              <w:t>35,06 kN (7.881 lbf)</w:t>
+              <w:t>56,42 kN (12.683 lbf)</w:t>
             </w:r>
           </w:p>
         </w:tc>
@@ -7765,7 +7765,7 @@
               <w:rPr>
                 <w:sz w:val="18"/>
               </w:rPr>
-              <w:t>5,412 in²</w:t>
+              <w:t>9,281 in²</w:t>
             </w:r>
           </w:p>
         </w:tc>
@@ -7837,7 +7837,7 @@
               <w:rPr>
                 <w:sz w:val="18"/>
               </w:rPr>
-              <w:t>ΔP·A_puerto + P2·A_vástago = 1.087,8·5,412 + 0,0·1,340</w:t>
+              <w:t>ΔP·A_puerto + P2·A_vástago = 1.087,8·9,281 + 0,0·1,340</w:t>
             </w:r>
           </w:p>
         </w:tc>
@@ -7853,7 +7853,7 @@
               <w:rPr>
                 <w:sz w:val="18"/>
               </w:rPr>
-              <w:t>26,19 kN (5.887 lbf)</w:t>
+              <w:t>44,91 kN (10.095 lbf)</w:t>
             </w:r>
           </w:p>
         </w:tc>
@@ -7897,7 +7897,7 @@
               <w:rPr>
                 <w:sz w:val="18"/>
               </w:rPr>
-              <w:t>8,54 kN (1.919 lbf)</w:t>
+              <w:t>11,18 kN (2.513 lbf)</w:t>
             </w:r>
           </w:p>
         </w:tc>
@@ -7985,7 +7985,7 @@
               <w:rPr>
                 <w:sz w:val="18"/>
               </w:rPr>
-              <w:t>35,06 kN (7.881 lbf)</w:t>
+              <w:t>56,42 kN (12.683 lbf)</w:t>
             </w:r>
           </w:p>
         </w:tc>
@@ -8073,183 +8073,7 @@
               <w:rPr>
                 <w:sz w:val="18"/>
               </w:rPr>
-              <w:t>38,56 kN (8.669 lbf)</w:t>
-            </w:r>
-          </w:p>
-        </w:tc>
-      </w:tr>
-      <w:tr>
-        <w:tc>
-          <w:tcPr>
-            <w:tcW w:type="dxa" w:w="2762"/>
-          </w:tcPr>
-          <w:p>
-            <w:r>
-              <w:rPr>
-                <w:sz w:val="18"/>
-              </w:rPr>
-              <w:t>Ajuste de banco inferior</w:t>
-            </w:r>
-          </w:p>
-        </w:tc>
-        <w:tc>
-          <w:tcPr>
-            <w:tcW w:type="dxa" w:w="4636"/>
-          </w:tcPr>
-          <w:p>
-            <w:r>
-              <w:rPr>
-                <w:sz w:val="18"/>
-              </w:rPr>
-              <w:t>Pbl = F_cierre·m / A (el resorte asienta)</w:t>
-            </w:r>
-          </w:p>
-        </w:tc>
-        <w:tc>
-          <w:tcPr>
-            <w:tcW w:type="dxa" w:w="2466"/>
-          </w:tcPr>
-          <w:p>
-            <w:pPr>
-              <w:jc w:val="right"/>
-            </w:pPr>
-            <w:r>
-              <w:rPr>
-                <w:sz w:val="18"/>
-              </w:rPr>
-              <w:t>19,5 psig</w:t>
-            </w:r>
-          </w:p>
-        </w:tc>
-      </w:tr>
-      <w:tr>
-        <w:tc>
-          <w:tcPr>
-            <w:tcW w:type="dxa" w:w="2762"/>
-          </w:tcPr>
-          <w:p>
-            <w:r>
-              <w:rPr>
-                <w:sz w:val="18"/>
-              </w:rPr>
-              <w:t>Ajuste de banco superior</w:t>
-            </w:r>
-          </w:p>
-        </w:tc>
-        <w:tc>
-          <w:tcPr>
-            <w:tcW w:type="dxa" w:w="4636"/>
-          </w:tcPr>
-          <w:p>
-            <w:r>
-              <w:rPr>
-                <w:sz w:val="18"/>
-              </w:rPr>
-              <w:t>Pbu = Pbl + rango (≥ ⅓ del rango de operación, ≥ Kn·ΔP·L/A)</w:t>
-            </w:r>
-          </w:p>
-        </w:tc>
-        <w:tc>
-          <w:tcPr>
-            <w:tcW w:type="dxa" w:w="2466"/>
-          </w:tcPr>
-          <w:p>
-            <w:pPr>
-              <w:jc w:val="right"/>
-            </w:pPr>
-            <w:r>
-              <w:rPr>
-                <w:sz w:val="18"/>
-              </w:rPr>
-              <w:t>33,0 psig</w:t>
-            </w:r>
-          </w:p>
-        </w:tc>
-      </w:tr>
-      <w:tr>
-        <w:tc>
-          <w:tcPr>
-            <w:tcW w:type="dxa" w:w="2762"/>
-          </w:tcPr>
-          <w:p>
-            <w:r>
-              <w:rPr>
-                <w:sz w:val="18"/>
-              </w:rPr>
-              <w:t>Constante del resorte</w:t>
-            </w:r>
-          </w:p>
-        </w:tc>
-        <w:tc>
-          <w:tcPr>
-            <w:tcW w:type="dxa" w:w="4636"/>
-          </w:tcPr>
-          <w:p>
-            <w:r>
-              <w:rPr>
-                <w:sz w:val="18"/>
-              </w:rPr>
-              <w:t>Ks = (Pbu − Pbl)·A / L</w:t>
-            </w:r>
-          </w:p>
-        </w:tc>
-        <w:tc>
-          <w:tcPr>
-            <w:tcW w:type="dxa" w:w="2466"/>
-          </w:tcPr>
-          <w:p>
-            <w:pPr>
-              <w:jc w:val="right"/>
-            </w:pPr>
-            <w:r>
-              <w:rPr>
-                <w:sz w:val="18"/>
-              </w:rPr>
-              <w:t>3.038 lbf/in</w:t>
-            </w:r>
-          </w:p>
-        </w:tc>
-      </w:tr>
-      <w:tr>
-        <w:tc>
-          <w:tcPr>
-            <w:tcW w:type="dxa" w:w="2762"/>
-          </w:tcPr>
-          <w:p>
-            <w:r>
-              <w:rPr>
-                <w:sz w:val="18"/>
-              </w:rPr>
-              <w:t>Presión de aire requerida</w:t>
-            </w:r>
-          </w:p>
-        </w:tc>
-        <w:tc>
-          <w:tcPr>
-            <w:tcW w:type="dxa" w:w="4636"/>
-          </w:tcPr>
-          <w:p>
-            <w:r>
-              <w:rPr>
-                <w:sz w:val="18"/>
-              </w:rPr>
-              <w:t>P = Pbu + F_apertura·m / A</w:t>
-            </w:r>
-          </w:p>
-        </w:tc>
-        <w:tc>
-          <w:tcPr>
-            <w:tcW w:type="dxa" w:w="2466"/>
-          </w:tcPr>
-          <w:p>
-            <w:pPr>
-              <w:jc w:val="right"/>
-            </w:pPr>
-            <w:r>
-              <w:rPr>
-                <w:sz w:val="18"/>
-              </w:rPr>
-              <w:t>2,29 bar g (33,2 psig)</w:t>
+              <w:t>62,06 kN (13.952 lbf)</w:t>
             </w:r>
           </w:p>
         </w:tc>
@@ -8465,7 +8289,7 @@
               <w:rPr>
                 <w:sz w:val="18"/>
               </w:rPr>
-              <w:t>Diafragma y resorte D-450: área efectiva 2.903 cm² (450,0 in²), carrera máxima 101,6 mm (4,000 in)</w:t>
+              <w:t>Diafragma y resorte: ningún tamaño de la serie genérica alcanza con el aire disponible</w:t>
             </w:r>
           </w:p>
         </w:tc>
@@ -8634,286 +8458,6 @@
                 <w:sz w:val="18"/>
               </w:rPr>
               <w:t>50,8 mm (2,000 in)</w:t>
-            </w:r>
-          </w:p>
-        </w:tc>
-      </w:tr>
-      <w:tr>
-        <w:tc>
-          <w:tcPr>
-            <w:tcW w:type="dxa" w:w="3453"/>
-          </w:tcPr>
-          <w:p>
-            <w:r>
-              <w:rPr>
-                <w:sz w:val="18"/>
-              </w:rPr>
-              <w:t>Acción del actuador</w:t>
-            </w:r>
-          </w:p>
-        </w:tc>
-        <w:tc>
-          <w:tcPr>
-            <w:tcW w:type="dxa" w:w="6412"/>
-          </w:tcPr>
-          <w:p>
-            <w:r>
-              <w:rPr>
-                <w:sz w:val="18"/>
-              </w:rPr>
-              <w:t>Aire para abrir (resorte cierra): actuador de acción inversa</w:t>
-            </w:r>
-          </w:p>
-        </w:tc>
-      </w:tr>
-      <w:tr>
-        <w:tc>
-          <w:tcPr>
-            <w:tcW w:type="dxa" w:w="3453"/>
-          </w:tcPr>
-          <w:p>
-            <w:r>
-              <w:rPr>
-                <w:sz w:val="18"/>
-              </w:rPr>
-              <w:t>Ajuste de banco (bench set)</w:t>
-            </w:r>
-          </w:p>
-        </w:tc>
-        <w:tc>
-          <w:tcPr>
-            <w:tcW w:type="dxa" w:w="6412"/>
-          </w:tcPr>
-          <w:p>
-            <w:r>
-              <w:rPr>
-                <w:sz w:val="18"/>
-              </w:rPr>
-              <w:t>19,5 – 33,0 psig (1,34 – 2,28 bar g)</w:t>
-            </w:r>
-          </w:p>
-        </w:tc>
-      </w:tr>
-      <w:tr>
-        <w:tc>
-          <w:tcPr>
-            <w:tcW w:type="dxa" w:w="3453"/>
-          </w:tcPr>
-          <w:p>
-            <w:r>
-              <w:rPr>
-                <w:sz w:val="18"/>
-              </w:rPr>
-              <w:t>Constante del resorte</w:t>
-            </w:r>
-          </w:p>
-        </w:tc>
-        <w:tc>
-          <w:tcPr>
-            <w:tcW w:type="dxa" w:w="6412"/>
-          </w:tcPr>
-          <w:p>
-            <w:r>
-              <w:rPr>
-                <w:sz w:val="18"/>
-              </w:rPr>
-              <w:t>531,9 N/mm (3.038 lbf/in)</w:t>
-            </w:r>
-          </w:p>
-        </w:tc>
-      </w:tr>
-      <w:tr>
-        <w:tc>
-          <w:tcPr>
-            <w:tcW w:type="dxa" w:w="3453"/>
-          </w:tcPr>
-          <w:p>
-            <w:r>
-              <w:rPr>
-                <w:sz w:val="18"/>
-              </w:rPr>
-              <w:t>Compresión inicial del resorte</w:t>
-            </w:r>
-          </w:p>
-        </w:tc>
-        <w:tc>
-          <w:tcPr>
-            <w:tcW w:type="dxa" w:w="6412"/>
-          </w:tcPr>
-          <w:p>
-            <w:r>
-              <w:rPr>
-                <w:sz w:val="18"/>
-              </w:rPr>
-              <w:t>73,4 mm (2,889 in)</w:t>
-            </w:r>
-          </w:p>
-        </w:tc>
-      </w:tr>
-      <w:tr>
-        <w:tc>
-          <w:tcPr>
-            <w:tcW w:type="dxa" w:w="3453"/>
-          </w:tcPr>
-          <w:p>
-            <w:r>
-              <w:rPr>
-                <w:sz w:val="18"/>
-              </w:rPr>
-              <w:t>Carga máxima del resorte</w:t>
-            </w:r>
-          </w:p>
-        </w:tc>
-        <w:tc>
-          <w:tcPr>
-            <w:tcW w:type="dxa" w:w="6412"/>
-          </w:tcPr>
-          <w:p>
-            <w:r>
-              <w:rPr>
-                <w:sz w:val="18"/>
-              </w:rPr>
-              <w:t>66,06 kN (14.850 lbf)</w:t>
-            </w:r>
-          </w:p>
-        </w:tc>
-      </w:tr>
-      <w:tr>
-        <w:tc>
-          <w:tcPr>
-            <w:tcW w:type="dxa" w:w="3453"/>
-          </w:tcPr>
-          <w:p>
-            <w:r>
-              <w:rPr>
-                <w:sz w:val="18"/>
-              </w:rPr>
-              <w:t>Presión de aire requerida en el actuador</w:t>
-            </w:r>
-          </w:p>
-        </w:tc>
-        <w:tc>
-          <w:tcPr>
-            <w:tcW w:type="dxa" w:w="6412"/>
-          </w:tcPr>
-          <w:p>
-            <w:r>
-              <w:rPr>
-                <w:sz w:val="18"/>
-              </w:rPr>
-              <w:t>2,29 bar g (33,2 psig)</w:t>
-            </w:r>
-          </w:p>
-        </w:tc>
-      </w:tr>
-      <w:tr>
-        <w:tc>
-          <w:tcPr>
-            <w:tcW w:type="dxa" w:w="3453"/>
-          </w:tcPr>
-          <w:p>
-            <w:r>
-              <w:rPr>
-                <w:sz w:val="18"/>
-              </w:rPr>
-              <w:t>Empuje de cierre disponible</w:t>
-            </w:r>
-          </w:p>
-        </w:tc>
-        <w:tc>
-          <w:tcPr>
-            <w:tcW w:type="dxa" w:w="6412"/>
-          </w:tcPr>
-          <w:p>
-            <w:r>
-              <w:rPr>
-                <w:sz w:val="18"/>
-              </w:rPr>
-              <w:t>39,03 kN (8.775 lbf)</w:t>
-            </w:r>
-          </w:p>
-        </w:tc>
-      </w:tr>
-      <w:tr>
-        <w:tc>
-          <w:tcPr>
-            <w:tcW w:type="dxa" w:w="3453"/>
-          </w:tcPr>
-          <w:p>
-            <w:r>
-              <w:rPr>
-                <w:sz w:val="18"/>
-              </w:rPr>
-              <w:t>Empuje de apertura disponible</w:t>
-            </w:r>
-          </w:p>
-        </w:tc>
-        <w:tc>
-          <w:tcPr>
-            <w:tcW w:type="dxa" w:w="6412"/>
-          </w:tcPr>
-          <w:p>
-            <w:r>
-              <w:rPr>
-                <w:sz w:val="18"/>
-              </w:rPr>
-              <w:t>14,01 kN (3.150 lbf)</w:t>
-            </w:r>
-          </w:p>
-        </w:tc>
-      </w:tr>
-      <w:tr>
-        <w:tc>
-          <w:tcPr>
-            <w:tcW w:type="dxa" w:w="3453"/>
-          </w:tcPr>
-          <w:p>
-            <w:r>
-              <w:rPr>
-                <w:sz w:val="18"/>
-              </w:rPr>
-              <w:t>Margen de presión con aire mínimo</w:t>
-            </w:r>
-          </w:p>
-        </w:tc>
-        <w:tc>
-          <w:tcPr>
-            <w:tcW w:type="dxa" w:w="6412"/>
-          </w:tcPr>
-          <w:p>
-            <w:r>
-              <w:rPr>
-                <w:sz w:val="18"/>
-              </w:rPr>
-              <w:t>0,47 bar g (6,8 psig)</w:t>
-            </w:r>
-          </w:p>
-        </w:tc>
-      </w:tr>
-      <w:tr>
-        <w:tc>
-          <w:tcPr>
-            <w:tcW w:type="dxa" w:w="3453"/>
-          </w:tcPr>
-          <w:p>
-            <w:r>
-              <w:rPr>
-                <w:sz w:val="18"/>
-              </w:rPr>
-              <w:t>Carga del vástago en el asiento / admisible</w:t>
-            </w:r>
-          </w:p>
-        </w:tc>
-        <w:tc>
-          <w:tcPr>
-            <w:tcW w:type="dxa" w:w="6412"/>
-          </w:tcPr>
-          <w:p>
-            <w:r>
-              <w:rPr>
-                <w:sz w:val="18"/>
-              </w:rPr>
-              <w:t>39,03 kN (8.775 lbf) / 42,08 kN (9.459 lbf) (316 endurecido, 110 °C)</w:t>
             </w:r>
           </w:p>
         </w:tc>
@@ -9247,7 +8791,7 @@
     </w:p>
     <w:p>
       <w:r>
-        <w:t>Condiciones a resolver: Cavitación con flujo bloqueado; Etapas anticavitación recomendadas; Fuerza de desbalance alta; Servicio agrio (H₂S); Velocidad alta en la tubería de entrada. Ver el informe técnico.</w:t>
+        <w:t>Condiciones a resolver: Cavitación con flujo bloqueado; El actuador no alcanza la fuerza requerida; Etapas anticavitación recomendadas; Fuerza de desbalance alta; Servicio agrio (H₂S); Velocidad alta en la tubería de entrada. Ver el informe técnico.</w:t>
       </w:r>
     </w:p>
     <w:p>
@@ -12168,7 +11712,7 @@
               <w:rPr>
                 <w:sz w:val="18"/>
               </w:rPr>
-              <w:t>2 5/8 in (66,7 mm) estimado</w:t>
+              <w:t>3 7/16 in (87,3 mm) estimado</w:t>
             </w:r>
           </w:p>
         </w:tc>
@@ -12820,7 +12364,7 @@
               <w:rPr>
                 <w:sz w:val="18"/>
               </w:rPr>
-              <w:t>38,56 kN (8.669 lbf)</w:t>
+              <w:t>62,06 kN (13.952 lbf)</w:t>
             </w:r>
           </w:p>
         </w:tc>
@@ -12850,7 +12394,7 @@
               <w:rPr>
                 <w:sz w:val="18"/>
               </w:rPr>
-              <w:t>Diafragma y resorte D-450: área efectiva 2.903 cm² (450,0 in²), carrera máxima 101,6 mm (4,000 in)</w:t>
+              <w:t>Diafragma y resorte: ningún tamaño de la serie genérica alcanza con el aire disponible</w:t>
             </w:r>
           </w:p>
         </w:tc>
@@ -13031,306 +12575,6 @@
                 <w:sz w:val="18"/>
               </w:rPr>
               <w:t>50,8 mm (2,000 in)</w:t>
-            </w:r>
-          </w:p>
-        </w:tc>
-      </w:tr>
-      <w:tr>
-        <w:tc>
-          <w:tcPr>
-            <w:tcW w:type="dxa" w:w="3453"/>
-            <w:shd w:val="clear" w:color="auto" w:fill="EEF2F6"/>
-          </w:tcPr>
-          <w:p>
-            <w:r>
-              <w:rPr>
-                <w:b/>
-                <w:sz w:val="18"/>
-              </w:rPr>
-              <w:t>Acción del actuador</w:t>
-            </w:r>
-          </w:p>
-        </w:tc>
-        <w:tc>
-          <w:tcPr>
-            <w:tcW w:type="dxa" w:w="6412"/>
-          </w:tcPr>
-          <w:p>
-            <w:r>
-              <w:rPr>
-                <w:sz w:val="18"/>
-              </w:rPr>
-              <w:t>Aire para abrir (resorte cierra): actuador de acción inversa</w:t>
-            </w:r>
-          </w:p>
-        </w:tc>
-      </w:tr>
-      <w:tr>
-        <w:tc>
-          <w:tcPr>
-            <w:tcW w:type="dxa" w:w="3453"/>
-            <w:shd w:val="clear" w:color="auto" w:fill="EEF2F6"/>
-          </w:tcPr>
-          <w:p>
-            <w:r>
-              <w:rPr>
-                <w:b/>
-                <w:sz w:val="18"/>
-              </w:rPr>
-              <w:t>Ajuste de banco (bench set)</w:t>
-            </w:r>
-          </w:p>
-        </w:tc>
-        <w:tc>
-          <w:tcPr>
-            <w:tcW w:type="dxa" w:w="6412"/>
-          </w:tcPr>
-          <w:p>
-            <w:r>
-              <w:rPr>
-                <w:sz w:val="18"/>
-              </w:rPr>
-              <w:t>19,5 – 33,0 psig (1,34 – 2,28 bar g)</w:t>
-            </w:r>
-          </w:p>
-        </w:tc>
-      </w:tr>
-      <w:tr>
-        <w:tc>
-          <w:tcPr>
-            <w:tcW w:type="dxa" w:w="3453"/>
-            <w:shd w:val="clear" w:color="auto" w:fill="EEF2F6"/>
-          </w:tcPr>
-          <w:p>
-            <w:r>
-              <w:rPr>
-                <w:b/>
-                <w:sz w:val="18"/>
-              </w:rPr>
-              <w:t>Constante del resorte</w:t>
-            </w:r>
-          </w:p>
-        </w:tc>
-        <w:tc>
-          <w:tcPr>
-            <w:tcW w:type="dxa" w:w="6412"/>
-          </w:tcPr>
-          <w:p>
-            <w:r>
-              <w:rPr>
-                <w:sz w:val="18"/>
-              </w:rPr>
-              <w:t>531,9 N/mm (3.038 lbf/in)</w:t>
-            </w:r>
-          </w:p>
-        </w:tc>
-      </w:tr>
-      <w:tr>
-        <w:tc>
-          <w:tcPr>
-            <w:tcW w:type="dxa" w:w="3453"/>
-            <w:shd w:val="clear" w:color="auto" w:fill="EEF2F6"/>
-          </w:tcPr>
-          <w:p>
-            <w:r>
-              <w:rPr>
-                <w:b/>
-                <w:sz w:val="18"/>
-              </w:rPr>
-              <w:t>Compresión inicial del resorte</w:t>
-            </w:r>
-          </w:p>
-        </w:tc>
-        <w:tc>
-          <w:tcPr>
-            <w:tcW w:type="dxa" w:w="6412"/>
-          </w:tcPr>
-          <w:p>
-            <w:r>
-              <w:rPr>
-                <w:sz w:val="18"/>
-              </w:rPr>
-              <w:t>73,4 mm (2,889 in)</w:t>
-            </w:r>
-          </w:p>
-        </w:tc>
-      </w:tr>
-      <w:tr>
-        <w:tc>
-          <w:tcPr>
-            <w:tcW w:type="dxa" w:w="3453"/>
-            <w:shd w:val="clear" w:color="auto" w:fill="EEF2F6"/>
-          </w:tcPr>
-          <w:p>
-            <w:r>
-              <w:rPr>
-                <w:b/>
-                <w:sz w:val="18"/>
-              </w:rPr>
-              <w:t>Carga máxima del resorte</w:t>
-            </w:r>
-          </w:p>
-        </w:tc>
-        <w:tc>
-          <w:tcPr>
-            <w:tcW w:type="dxa" w:w="6412"/>
-          </w:tcPr>
-          <w:p>
-            <w:r>
-              <w:rPr>
-                <w:sz w:val="18"/>
-              </w:rPr>
-              <w:t>66,06 kN (14.850 lbf)</w:t>
-            </w:r>
-          </w:p>
-        </w:tc>
-      </w:tr>
-      <w:tr>
-        <w:tc>
-          <w:tcPr>
-            <w:tcW w:type="dxa" w:w="3453"/>
-            <w:shd w:val="clear" w:color="auto" w:fill="EEF2F6"/>
-          </w:tcPr>
-          <w:p>
-            <w:r>
-              <w:rPr>
-                <w:b/>
-                <w:sz w:val="18"/>
-              </w:rPr>
-              <w:t>Presión de aire requerida en el actuador</w:t>
-            </w:r>
-          </w:p>
-        </w:tc>
-        <w:tc>
-          <w:tcPr>
-            <w:tcW w:type="dxa" w:w="6412"/>
-          </w:tcPr>
-          <w:p>
-            <w:r>
-              <w:rPr>
-                <w:sz w:val="18"/>
-              </w:rPr>
-              <w:t>2,29 bar g (33,2 psig)</w:t>
-            </w:r>
-          </w:p>
-        </w:tc>
-      </w:tr>
-      <w:tr>
-        <w:tc>
-          <w:tcPr>
-            <w:tcW w:type="dxa" w:w="3453"/>
-            <w:shd w:val="clear" w:color="auto" w:fill="EEF2F6"/>
-          </w:tcPr>
-          <w:p>
-            <w:r>
-              <w:rPr>
-                <w:b/>
-                <w:sz w:val="18"/>
-              </w:rPr>
-              <w:t>Empuje de cierre disponible</w:t>
-            </w:r>
-          </w:p>
-        </w:tc>
-        <w:tc>
-          <w:tcPr>
-            <w:tcW w:type="dxa" w:w="6412"/>
-          </w:tcPr>
-          <w:p>
-            <w:r>
-              <w:rPr>
-                <w:sz w:val="18"/>
-              </w:rPr>
-              <w:t>39,03 kN (8.775 lbf)</w:t>
-            </w:r>
-          </w:p>
-        </w:tc>
-      </w:tr>
-      <w:tr>
-        <w:tc>
-          <w:tcPr>
-            <w:tcW w:type="dxa" w:w="3453"/>
-            <w:shd w:val="clear" w:color="auto" w:fill="EEF2F6"/>
-          </w:tcPr>
-          <w:p>
-            <w:r>
-              <w:rPr>
-                <w:b/>
-                <w:sz w:val="18"/>
-              </w:rPr>
-              <w:t>Empuje de apertura disponible</w:t>
-            </w:r>
-          </w:p>
-        </w:tc>
-        <w:tc>
-          <w:tcPr>
-            <w:tcW w:type="dxa" w:w="6412"/>
-          </w:tcPr>
-          <w:p>
-            <w:r>
-              <w:rPr>
-                <w:sz w:val="18"/>
-              </w:rPr>
-              <w:t>14,01 kN (3.150 lbf)</w:t>
-            </w:r>
-          </w:p>
-        </w:tc>
-      </w:tr>
-      <w:tr>
-        <w:tc>
-          <w:tcPr>
-            <w:tcW w:type="dxa" w:w="3453"/>
-            <w:shd w:val="clear" w:color="auto" w:fill="EEF2F6"/>
-          </w:tcPr>
-          <w:p>
-            <w:r>
-              <w:rPr>
-                <w:b/>
-                <w:sz w:val="18"/>
-              </w:rPr>
-              <w:t>Margen de presión con aire mínimo</w:t>
-            </w:r>
-          </w:p>
-        </w:tc>
-        <w:tc>
-          <w:tcPr>
-            <w:tcW w:type="dxa" w:w="6412"/>
-          </w:tcPr>
-          <w:p>
-            <w:r>
-              <w:rPr>
-                <w:sz w:val="18"/>
-              </w:rPr>
-              <w:t>0,47 bar g (6,8 psig)</w:t>
-            </w:r>
-          </w:p>
-        </w:tc>
-      </w:tr>
-      <w:tr>
-        <w:tc>
-          <w:tcPr>
-            <w:tcW w:type="dxa" w:w="3453"/>
-            <w:shd w:val="clear" w:color="auto" w:fill="EEF2F6"/>
-          </w:tcPr>
-          <w:p>
-            <w:r>
-              <w:rPr>
-                <w:b/>
-                <w:sz w:val="18"/>
-              </w:rPr>
-              <w:t>Carga del vástago en el asiento / admisible</w:t>
-            </w:r>
-          </w:p>
-        </w:tc>
-        <w:tc>
-          <w:tcPr>
-            <w:tcW w:type="dxa" w:w="6412"/>
-          </w:tcPr>
-          <w:p>
-            <w:r>
-              <w:rPr>
-                <w:sz w:val="18"/>
-              </w:rPr>
-              <w:t>39,03 kN (8.775 lbf) / 42,08 kN (9.459 lbf) (316 endurecido, 110 °C)</w:t>
             </w:r>
           </w:p>
         </w:tc>
@@ -13681,6 +12925,14 @@
       </w:pPr>
       <w:r>
         <w:t>[Crítica] Máximo: Cavitación con flujo bloqueado</w:t>
+      </w:r>
+    </w:p>
+    <w:p>
+      <w:pPr>
+        <w:pStyle w:val="ListBullet"/>
+      </w:pPr>
+      <w:r>
+        <w:t>[Crítica] Actuador: El actuador no alcanza la fuerza requerida</w:t>
       </w:r>
     </w:p>
     <w:p>
@@ -17628,6 +16880,69 @@
           <w:sz w:val="17"/>
         </w:rPr>
         <w:t>Referencia: IEC 60534-8-4 / IEC 60534-2-1 / ISA-RP75.23</w:t>
+      </w:r>
+    </w:p>
+    <w:p>
+      <w:r>
+        <w:rPr>
+          <w:b/>
+          <w:color w:val="C0392B"/>
+        </w:rPr>
+        <w:t>[Crítica] Actuador: El actuador no alcanza la fuerza requerida</w:t>
+      </w:r>
+    </w:p>
+    <w:p>
+      <w:r>
+        <w:t>Con aire mínimo de 4,00 bar g (58,0 psig) ningún diafragma y resorte de la serie genérica (hasta 2.903 cm² (450,0 in²)) da 62,06 kN (13.952 lbf) para cerrar y 367 N (82 lbf) para abrir con carrera 50,8 mm (2,000 in).</w:t>
+      </w:r>
+    </w:p>
+    <w:p>
+      <w:r>
+        <w:rPr>
+          <w:b/>
+        </w:rPr>
+        <w:t>Soluciones posibles:</w:t>
+      </w:r>
+    </w:p>
+    <w:p>
+      <w:pPr>
+        <w:pStyle w:val="ListBullet"/>
+      </w:pPr>
+      <w:r>
+        <w:t>Aumentar la presión mínima del aire de instrumentos o usar un amplificador (booster).</w:t>
+      </w:r>
+    </w:p>
+    <w:p>
+      <w:pPr>
+        <w:pStyle w:val="ListBullet"/>
+      </w:pPr>
+      <w:r>
+        <w:t>Usar un trim balanceado para bajar la fuerza de desbalance.</w:t>
+      </w:r>
+    </w:p>
+    <w:p>
+      <w:pPr>
+        <w:pStyle w:val="ListBullet"/>
+      </w:pPr>
+      <w:r>
+        <w:t>Pasar a un actuador de pistón o electrohidráulico.</w:t>
+      </w:r>
+    </w:p>
+    <w:p>
+      <w:pPr>
+        <w:pStyle w:val="ListBullet"/>
+      </w:pPr>
+      <w:r>
+        <w:t>Revisar la clase de cierre: una clase menor baja la carga de asiento.</w:t>
+      </w:r>
+    </w:p>
+    <w:p>
+      <w:r>
+        <w:rPr>
+          <w:i/>
+          <w:sz w:val="17"/>
+        </w:rPr>
+        <w:t>Referencia: Práctica de la industria de válvulas de control (dimensionamiento de actuadores)</w:t>
       </w:r>
     </w:p>
     <w:p>
@@ -17923,45 +17238,6 @@
       </w:r>
     </w:p>
     <w:p>
-      <w:r>
-        <w:rPr>
-          <w:b/>
-          <w:color w:val="2F6FB0"/>
-        </w:rPr>
-        <w:t>[Información] Actuador: Aire máximo sobre el límite del actuador</w:t>
-      </w:r>
-    </w:p>
-    <w:p>
-      <w:r>
-        <w:t>El aire máximo (7,00 bar g (101,5 psig)) supera la presión máxima del actuador (2,76 bar g (40,0 psig)): el set de aire de la solapa 5 debe regularse por debajo de ese límite.</w:t>
-      </w:r>
-    </w:p>
-    <w:p>
-      <w:r>
-        <w:rPr>
-          <w:b/>
-        </w:rPr>
-        <w:t>Soluciones posibles:</w:t>
-      </w:r>
-    </w:p>
-    <w:p>
-      <w:pPr>
-        <w:pStyle w:val="ListBullet"/>
-      </w:pPr>
-      <w:r>
-        <w:t>Regular la alimentación entre 2,29 bar g (33,2 psig) y 2,76 bar g (40,0 psig) con el set de aire (solapa 5).</w:t>
-      </w:r>
-    </w:p>
-    <w:p>
-      <w:r>
-        <w:rPr>
-          <w:i/>
-          <w:sz w:val="17"/>
-        </w:rPr>
-        <w:t>Referencia: Práctica de la industria de válvulas de control (dimensionamiento de actuadores)</w:t>
-      </w:r>
-    </w:p>
-    <w:p>
       <w:pPr>
         <w:pStyle w:val="Heading2"/>
       </w:pPr>
@@ -18007,6 +17283,38 @@
       </w:pPr>
       <w:r>
         <w:t>Cavitación con flujo bloqueado: Válvula angular con descarga a tubería de mayor diámetro para alejar el colapso de burbujas de las paredes.</w:t>
+      </w:r>
+    </w:p>
+    <w:p>
+      <w:pPr>
+        <w:pStyle w:val="ListBullet"/>
+      </w:pPr>
+      <w:r>
+        <w:t>El actuador no alcanza la fuerza requerida: Aumentar la presión mínima del aire de instrumentos o usar un amplificador (booster).</w:t>
+      </w:r>
+    </w:p>
+    <w:p>
+      <w:pPr>
+        <w:pStyle w:val="ListBullet"/>
+      </w:pPr>
+      <w:r>
+        <w:t>El actuador no alcanza la fuerza requerida: Usar un trim balanceado para bajar la fuerza de desbalance.</w:t>
+      </w:r>
+    </w:p>
+    <w:p>
+      <w:pPr>
+        <w:pStyle w:val="ListBullet"/>
+      </w:pPr>
+      <w:r>
+        <w:t>El actuador no alcanza la fuerza requerida: Pasar a un actuador de pistón o electrohidráulico.</w:t>
+      </w:r>
+    </w:p>
+    <w:p>
+      <w:pPr>
+        <w:pStyle w:val="ListBullet"/>
+      </w:pPr>
+      <w:r>
+        <w:t>El actuador no alcanza la fuerza requerida: Revisar la clase de cierre: una clase menor baja la carga de asiento.</w:t>
       </w:r>
     </w:p>
     <w:p>
@@ -19324,7 +18632,7 @@
     </w:p>
     <w:p>
       <w:r>
-        <w:t>Actuador apto: Diafragma y resorte D-450: área efectiva 2.903 cm² (450,0 in²), carrera máxima 101,6 mm (4,000 in).</w:t>
+        <w:t>El actuador NO cumple: Diafragma y resorte: ningún tamaño de la serie genérica alcanza con el aire disponible.</w:t>
       </w:r>
     </w:p>
     <w:tbl>
@@ -19396,7 +18704,7 @@
               <w:rPr>
                 <w:sz w:val="18"/>
               </w:rPr>
-              <w:t>26,19 kN (5.887 lbf)</w:t>
+              <w:t>44,91 kN (10.095 lbf)</w:t>
             </w:r>
           </w:p>
         </w:tc>
@@ -19424,7 +18732,7 @@
               <w:rPr>
                 <w:sz w:val="18"/>
               </w:rPr>
-              <w:t>8,54 kN (1.919 lbf)</w:t>
+              <w:t>11,18 kN (2.513 lbf)</w:t>
             </w:r>
           </w:p>
         </w:tc>
@@ -19508,7 +18816,7 @@
               <w:rPr>
                 <w:sz w:val="18"/>
               </w:rPr>
-              <w:t>35,06 kN (7.881 lbf)</w:t>
+              <w:t>56,42 kN (12.683 lbf)</w:t>
             </w:r>
           </w:p>
         </w:tc>
@@ -19730,7 +19038,7 @@
               <w:rPr>
                 <w:sz w:val="18"/>
               </w:rPr>
-              <w:t>Diafragma y resorte D-450: área efectiva 2.903 cm² (450,0 in²), carrera máxima 101,6 mm (4,000 in)</w:t>
+              <w:t>Diafragma y resorte: ningún tamaño de la serie genérica alcanza con el aire disponible</w:t>
             </w:r>
           </w:p>
         </w:tc>
@@ -19911,306 +19219,6 @@
                 <w:sz w:val="18"/>
               </w:rPr>
               <w:t>50,8 mm (2,000 in)</w:t>
-            </w:r>
-          </w:p>
-        </w:tc>
-      </w:tr>
-      <w:tr>
-        <w:tc>
-          <w:tcPr>
-            <w:tcW w:type="dxa" w:w="3453"/>
-            <w:shd w:val="clear" w:color="auto" w:fill="EEF2F6"/>
-          </w:tcPr>
-          <w:p>
-            <w:r>
-              <w:rPr>
-                <w:b/>
-                <w:sz w:val="18"/>
-              </w:rPr>
-              <w:t>Acción del actuador</w:t>
-            </w:r>
-          </w:p>
-        </w:tc>
-        <w:tc>
-          <w:tcPr>
-            <w:tcW w:type="dxa" w:w="6412"/>
-          </w:tcPr>
-          <w:p>
-            <w:r>
-              <w:rPr>
-                <w:sz w:val="18"/>
-              </w:rPr>
-              <w:t>Aire para abrir (resorte cierra): actuador de acción inversa</w:t>
-            </w:r>
-          </w:p>
-        </w:tc>
-      </w:tr>
-      <w:tr>
-        <w:tc>
-          <w:tcPr>
-            <w:tcW w:type="dxa" w:w="3453"/>
-            <w:shd w:val="clear" w:color="auto" w:fill="EEF2F6"/>
-          </w:tcPr>
-          <w:p>
-            <w:r>
-              <w:rPr>
-                <w:b/>
-                <w:sz w:val="18"/>
-              </w:rPr>
-              <w:t>Ajuste de banco (bench set)</w:t>
-            </w:r>
-          </w:p>
-        </w:tc>
-        <w:tc>
-          <w:tcPr>
-            <w:tcW w:type="dxa" w:w="6412"/>
-          </w:tcPr>
-          <w:p>
-            <w:r>
-              <w:rPr>
-                <w:sz w:val="18"/>
-              </w:rPr>
-              <w:t>19,5 – 33,0 psig (1,34 – 2,28 bar g)</w:t>
-            </w:r>
-          </w:p>
-        </w:tc>
-      </w:tr>
-      <w:tr>
-        <w:tc>
-          <w:tcPr>
-            <w:tcW w:type="dxa" w:w="3453"/>
-            <w:shd w:val="clear" w:color="auto" w:fill="EEF2F6"/>
-          </w:tcPr>
-          <w:p>
-            <w:r>
-              <w:rPr>
-                <w:b/>
-                <w:sz w:val="18"/>
-              </w:rPr>
-              <w:t>Constante del resorte</w:t>
-            </w:r>
-          </w:p>
-        </w:tc>
-        <w:tc>
-          <w:tcPr>
-            <w:tcW w:type="dxa" w:w="6412"/>
-          </w:tcPr>
-          <w:p>
-            <w:r>
-              <w:rPr>
-                <w:sz w:val="18"/>
-              </w:rPr>
-              <w:t>531,9 N/mm (3.038 lbf/in)</w:t>
-            </w:r>
-          </w:p>
-        </w:tc>
-      </w:tr>
-      <w:tr>
-        <w:tc>
-          <w:tcPr>
-            <w:tcW w:type="dxa" w:w="3453"/>
-            <w:shd w:val="clear" w:color="auto" w:fill="EEF2F6"/>
-          </w:tcPr>
-          <w:p>
-            <w:r>
-              <w:rPr>
-                <w:b/>
-                <w:sz w:val="18"/>
-              </w:rPr>
-              <w:t>Compresión inicial del resorte</w:t>
-            </w:r>
-          </w:p>
-        </w:tc>
-        <w:tc>
-          <w:tcPr>
-            <w:tcW w:type="dxa" w:w="6412"/>
-          </w:tcPr>
-          <w:p>
-            <w:r>
-              <w:rPr>
-                <w:sz w:val="18"/>
-              </w:rPr>
-              <w:t>73,4 mm (2,889 in)</w:t>
-            </w:r>
-          </w:p>
-        </w:tc>
-      </w:tr>
-      <w:tr>
-        <w:tc>
-          <w:tcPr>
-            <w:tcW w:type="dxa" w:w="3453"/>
-            <w:shd w:val="clear" w:color="auto" w:fill="EEF2F6"/>
-          </w:tcPr>
-          <w:p>
-            <w:r>
-              <w:rPr>
-                <w:b/>
-                <w:sz w:val="18"/>
-              </w:rPr>
-              <w:t>Carga máxima del resorte</w:t>
-            </w:r>
-          </w:p>
-        </w:tc>
-        <w:tc>
-          <w:tcPr>
-            <w:tcW w:type="dxa" w:w="6412"/>
-          </w:tcPr>
-          <w:p>
-            <w:r>
-              <w:rPr>
-                <w:sz w:val="18"/>
-              </w:rPr>
-              <w:t>66,06 kN (14.850 lbf)</w:t>
-            </w:r>
-          </w:p>
-        </w:tc>
-      </w:tr>
-      <w:tr>
-        <w:tc>
-          <w:tcPr>
-            <w:tcW w:type="dxa" w:w="3453"/>
-            <w:shd w:val="clear" w:color="auto" w:fill="EEF2F6"/>
-          </w:tcPr>
-          <w:p>
-            <w:r>
-              <w:rPr>
-                <w:b/>
-                <w:sz w:val="18"/>
-              </w:rPr>
-              <w:t>Presión de aire requerida en el actuador</w:t>
-            </w:r>
-          </w:p>
-        </w:tc>
-        <w:tc>
-          <w:tcPr>
-            <w:tcW w:type="dxa" w:w="6412"/>
-          </w:tcPr>
-          <w:p>
-            <w:r>
-              <w:rPr>
-                <w:sz w:val="18"/>
-              </w:rPr>
-              <w:t>2,29 bar g (33,2 psig)</w:t>
-            </w:r>
-          </w:p>
-        </w:tc>
-      </w:tr>
-      <w:tr>
-        <w:tc>
-          <w:tcPr>
-            <w:tcW w:type="dxa" w:w="3453"/>
-            <w:shd w:val="clear" w:color="auto" w:fill="EEF2F6"/>
-          </w:tcPr>
-          <w:p>
-            <w:r>
-              <w:rPr>
-                <w:b/>
-                <w:sz w:val="18"/>
-              </w:rPr>
-              <w:t>Empuje de cierre disponible</w:t>
-            </w:r>
-          </w:p>
-        </w:tc>
-        <w:tc>
-          <w:tcPr>
-            <w:tcW w:type="dxa" w:w="6412"/>
-          </w:tcPr>
-          <w:p>
-            <w:r>
-              <w:rPr>
-                <w:sz w:val="18"/>
-              </w:rPr>
-              <w:t>39,03 kN (8.775 lbf)</w:t>
-            </w:r>
-          </w:p>
-        </w:tc>
-      </w:tr>
-      <w:tr>
-        <w:tc>
-          <w:tcPr>
-            <w:tcW w:type="dxa" w:w="3453"/>
-            <w:shd w:val="clear" w:color="auto" w:fill="EEF2F6"/>
-          </w:tcPr>
-          <w:p>
-            <w:r>
-              <w:rPr>
-                <w:b/>
-                <w:sz w:val="18"/>
-              </w:rPr>
-              <w:t>Empuje de apertura disponible</w:t>
-            </w:r>
-          </w:p>
-        </w:tc>
-        <w:tc>
-          <w:tcPr>
-            <w:tcW w:type="dxa" w:w="6412"/>
-          </w:tcPr>
-          <w:p>
-            <w:r>
-              <w:rPr>
-                <w:sz w:val="18"/>
-              </w:rPr>
-              <w:t>14,01 kN (3.150 lbf)</w:t>
-            </w:r>
-          </w:p>
-        </w:tc>
-      </w:tr>
-      <w:tr>
-        <w:tc>
-          <w:tcPr>
-            <w:tcW w:type="dxa" w:w="3453"/>
-            <w:shd w:val="clear" w:color="auto" w:fill="EEF2F6"/>
-          </w:tcPr>
-          <w:p>
-            <w:r>
-              <w:rPr>
-                <w:b/>
-                <w:sz w:val="18"/>
-              </w:rPr>
-              <w:t>Margen de presión con aire mínimo</w:t>
-            </w:r>
-          </w:p>
-        </w:tc>
-        <w:tc>
-          <w:tcPr>
-            <w:tcW w:type="dxa" w:w="6412"/>
-          </w:tcPr>
-          <w:p>
-            <w:r>
-              <w:rPr>
-                <w:sz w:val="18"/>
-              </w:rPr>
-              <w:t>0,47 bar g (6,8 psig)</w:t>
-            </w:r>
-          </w:p>
-        </w:tc>
-      </w:tr>
-      <w:tr>
-        <w:tc>
-          <w:tcPr>
-            <w:tcW w:type="dxa" w:w="3453"/>
-            <w:shd w:val="clear" w:color="auto" w:fill="EEF2F6"/>
-          </w:tcPr>
-          <w:p>
-            <w:r>
-              <w:rPr>
-                <w:b/>
-                <w:sz w:val="18"/>
-              </w:rPr>
-              <w:t>Carga del vástago en el asiento / admisible</w:t>
-            </w:r>
-          </w:p>
-        </w:tc>
-        <w:tc>
-          <w:tcPr>
-            <w:tcW w:type="dxa" w:w="6412"/>
-          </w:tcPr>
-          <w:p>
-            <w:r>
-              <w:rPr>
-                <w:sz w:val="18"/>
-              </w:rPr>
-              <w:t>39,03 kN (8.775 lbf) / 42,08 kN (9.459 lbf) (316 endurecido, 110 °C)</w:t>
             </w:r>
           </w:p>
         </w:tc>
@@ -20481,7 +19489,7 @@
     <w:p/>
     <w:p>
       <w:r>
-        <w:t>Acción sugerida: Configurable. Set de aire sugerido: Ajustable 0-80 psi.</w:t>
+        <w:t>Acción sugerida: Configurable. Set de aire sugerido: Otro.</w:t>
       </w:r>
     </w:p>
     <w:p>
@@ -20601,7 +19609,7 @@
         <w:pStyle w:val="ListBullet"/>
       </w:pPr>
       <w:r>
-        <w:t>Calculado con N25 Valves Sizing 0.10.0 de INSTRUMATIK S.A.S.. Software independiente de fabricantes.</w:t>
+        <w:t>Calculado con N25 Valves Sizing 0.10.1 de INSTRUMATIK S.A.S.. Software independiente de fabricantes.</w:t>
       </w:r>
     </w:p>
     <w:sectPr>
@@ -20627,7 +19635,7 @@
       <w:rPr>
         <w:sz w:val="16"/>
       </w:rPr>
-      <w:t xml:space="preserve">N25 Valves Sizing 0.10.0 · Página </w:t>
+      <w:t xml:space="preserve">N25 Valves Sizing 0.10.1 · Página </w:t>
     </w:r>
     <w:r>
       <w:fldChar w:fldCharType="begin"/>

--- a/kit_workshop/resultados_de_referencia/Caso_C_alta_agua_producida_agria_resultados_N25.docx
+++ b/kit_workshop/resultados_de_referencia/Caso_C_alta_agua_producida_agria_resultados_N25.docx
@@ -251,7 +251,7 @@
               <w:rPr>
                 <w:sz w:val="18"/>
               </w:rPr>
-              <w:t>24/10/2026</w:t>
+              <w:t>26/10/2026</w:t>
             </w:r>
           </w:p>
         </w:tc>
@@ -1155,7 +1155,7 @@
               <w:rPr>
                 <w:sz w:val="18"/>
               </w:rPr>
-              <w:t>0,940</w:t>
+              <w:t>0,939</w:t>
             </w:r>
           </w:p>
         </w:tc>
@@ -1171,7 +1171,7 @@
               <w:rPr>
                 <w:sz w:val="18"/>
               </w:rPr>
-              <w:t>0,939</w:t>
+              <w:t>0,938</w:t>
             </w:r>
           </w:p>
         </w:tc>
@@ -1231,7 +1231,7 @@
               <w:rPr>
                 <w:sz w:val="18"/>
               </w:rPr>
-              <w:t>0,940</w:t>
+              <w:t>0,939</w:t>
             </w:r>
           </w:p>
         </w:tc>
@@ -1247,7 +1247,7 @@
               <w:rPr>
                 <w:sz w:val="18"/>
               </w:rPr>
-              <w:t>0,939</w:t>
+              <w:t>0,938</w:t>
             </w:r>
           </w:p>
         </w:tc>
@@ -1503,7 +1503,7 @@
               <w:rPr>
                 <w:sz w:val="18"/>
               </w:rPr>
-              <w:t>Globo, 3" (DN 80), CL600, RF bridada; internos: globo, internos multietapa (anticavitación severa); Cv nominal típico 31,50.</w:t>
+              <w:t>Globo, 2" (DN 50), CL600, RF bridada; internos: globo, internos multietapa (anticavitación severa), flujo tiende a abrir; Cv nominal típico 26,00.</w:t>
             </w:r>
           </w:p>
         </w:tc>
@@ -2093,7 +2093,7 @@
               <w:rPr>
                 <w:sz w:val="18"/>
               </w:rPr>
-              <w:t>1,000</w:t>
+              <w:t>0,999</w:t>
             </w:r>
           </w:p>
         </w:tc>
@@ -2110,7 +2110,7 @@
               <w:rPr>
                 <w:sz w:val="18"/>
               </w:rPr>
-              <w:t>1,000</w:t>
+              <w:t>0,994</w:t>
             </w:r>
           </w:p>
         </w:tc>
@@ -2127,7 +2127,7 @@
               <w:rPr>
                 <w:sz w:val="18"/>
               </w:rPr>
-              <w:t>0,999</w:t>
+              <w:t>0,987</w:t>
             </w:r>
           </w:p>
         </w:tc>
@@ -2172,7 +2172,7 @@
               <w:rPr>
                 <w:sz w:val="18"/>
               </w:rPr>
-              <w:t>0,970</w:t>
+              <w:t>0,969</w:t>
             </w:r>
           </w:p>
         </w:tc>
@@ -2189,7 +2189,7 @@
               <w:rPr>
                 <w:sz w:val="18"/>
               </w:rPr>
-              <w:t>0,969</w:t>
+              <w:t>0,963</w:t>
             </w:r>
           </w:p>
         </w:tc>
@@ -2206,7 +2206,7 @@
               <w:rPr>
                 <w:sz w:val="18"/>
               </w:rPr>
-              <w:t>0,968</w:t>
+              <w:t>0,956</w:t>
             </w:r>
           </w:p>
         </w:tc>
@@ -2251,7 +2251,7 @@
               <w:rPr>
                 <w:sz w:val="18"/>
               </w:rPr>
-              <w:t>68,22</w:t>
+              <w:t>68,21</w:t>
             </w:r>
           </w:p>
         </w:tc>
@@ -2268,7 +2268,7 @@
               <w:rPr>
                 <w:sz w:val="18"/>
               </w:rPr>
-              <w:t>66,29</w:t>
+              <w:t>66,24</w:t>
             </w:r>
           </w:p>
         </w:tc>
@@ -2285,7 +2285,7 @@
               <w:rPr>
                 <w:sz w:val="18"/>
               </w:rPr>
-              <w:t>64,35</w:t>
+              <w:t>64,25</w:t>
             </w:r>
           </w:p>
         </w:tc>
@@ -2330,7 +2330,7 @@
               <w:rPr>
                 <w:sz w:val="18"/>
               </w:rPr>
-              <w:t>68,22</w:t>
+              <w:t>68,21</w:t>
             </w:r>
           </w:p>
         </w:tc>
@@ -2347,7 +2347,7 @@
               <w:rPr>
                 <w:sz w:val="18"/>
               </w:rPr>
-              <w:t>66,29</w:t>
+              <w:t>66,24</w:t>
             </w:r>
           </w:p>
         </w:tc>
@@ -2364,7 +2364,7 @@
               <w:rPr>
                 <w:sz w:val="18"/>
               </w:rPr>
-              <w:t>64,35</w:t>
+              <w:t>64,25</w:t>
             </w:r>
           </w:p>
         </w:tc>
@@ -2409,7 +2409,7 @@
               <w:rPr>
                 <w:sz w:val="18"/>
               </w:rPr>
-              <w:t>214.935</w:t>
+              <w:t>214.811</w:t>
             </w:r>
           </w:p>
         </w:tc>
@@ -2426,7 +2426,7 @@
               <w:rPr>
                 <w:sz w:val="18"/>
               </w:rPr>
-              <w:t>320.139</w:t>
+              <w:t>319.169</w:t>
             </w:r>
           </w:p>
         </w:tc>
@@ -2443,7 +2443,7 @@
               <w:rPr>
                 <w:sz w:val="18"/>
               </w:rPr>
-              <w:t>381.957</w:t>
+              <w:t>379.457</w:t>
             </w:r>
           </w:p>
         </w:tc>
@@ -2567,7 +2567,7 @@
               <w:rPr>
                 <w:sz w:val="18"/>
               </w:rPr>
-              <w:t>5,773</w:t>
+              <w:t>5,780</w:t>
             </w:r>
           </w:p>
         </w:tc>
@@ -2584,7 +2584,7 @@
               <w:rPr>
                 <w:sz w:val="18"/>
               </w:rPr>
-              <w:t>13,18</w:t>
+              <w:t>13,26</w:t>
             </w:r>
           </w:p>
         </w:tc>
@@ -2601,7 +2601,7 @@
               <w:rPr>
                 <w:sz w:val="18"/>
               </w:rPr>
-              <w:t>19,33</w:t>
+              <w:t>19,59</w:t>
             </w:r>
           </w:p>
         </w:tc>
@@ -2742,7 +2742,7 @@
               <w:rPr>
                 <w:sz w:val="18"/>
               </w:rPr>
-              <w:t>0,940</w:t>
+              <w:t>0,939</w:t>
             </w:r>
           </w:p>
         </w:tc>
@@ -2759,7 +2759,7 @@
               <w:rPr>
                 <w:sz w:val="18"/>
               </w:rPr>
-              <w:t>0,939</w:t>
+              <w:t>0,938</w:t>
             </w:r>
           </w:p>
         </w:tc>
@@ -2804,7 +2804,7 @@
               <w:rPr>
                 <w:sz w:val="18"/>
               </w:rPr>
-              <w:t>68,19</w:t>
+              <w:t>68,18</w:t>
             </w:r>
           </w:p>
         </w:tc>
@@ -2821,7 +2821,7 @@
               <w:rPr>
                 <w:sz w:val="18"/>
               </w:rPr>
-              <w:t>66,26</w:t>
+              <w:t>66,22</w:t>
             </w:r>
           </w:p>
         </w:tc>
@@ -2838,7 +2838,7 @@
               <w:rPr>
                 <w:sz w:val="18"/>
               </w:rPr>
-              <w:t>64,33</w:t>
+              <w:t>64,23</w:t>
             </w:r>
           </w:p>
         </w:tc>
@@ -2900,7 +2900,7 @@
               <w:rPr>
                 <w:sz w:val="18"/>
               </w:rPr>
-              <w:t>0,940</w:t>
+              <w:t>0,939</w:t>
             </w:r>
           </w:p>
         </w:tc>
@@ -2917,7 +2917,7 @@
               <w:rPr>
                 <w:sz w:val="18"/>
               </w:rPr>
-              <w:t>0,939</w:t>
+              <w:t>0,938</w:t>
             </w:r>
           </w:p>
         </w:tc>
@@ -2962,7 +2962,7 @@
               <w:rPr>
                 <w:sz w:val="18"/>
               </w:rPr>
-              <w:t>15,5</w:t>
+              <w:t>19,8</w:t>
             </w:r>
           </w:p>
         </w:tc>
@@ -2979,7 +2979,7 @@
               <w:rPr>
                 <w:sz w:val="18"/>
               </w:rPr>
-              <w:t>39,8</w:t>
+              <w:t>49,5</w:t>
             </w:r>
           </w:p>
         </w:tc>
@@ -2996,7 +2996,7 @@
               <w:rPr>
                 <w:sz w:val="18"/>
               </w:rPr>
-              <w:t>60,0</w:t>
+              <w:t>74,6</w:t>
             </w:r>
           </w:p>
         </w:tc>
@@ -3011,7 +3011,7 @@
               <w:rPr>
                 <w:sz w:val="18"/>
               </w:rPr>
-              <w:t>Carrera = apertura × carrera nominal (2 in (50,8 mm) estimada; puerto 3 7/16 in (87,3 mm) estimado)</w:t>
+              <w:t>Carrera = apertura × carrera nominal (1 1/2 in (38,1 mm) estimada; puerto 2 1/4 in (57,1 mm) estimado)</w:t>
             </w:r>
           </w:p>
         </w:tc>
@@ -3041,7 +3041,7 @@
               <w:rPr>
                 <w:sz w:val="18"/>
               </w:rPr>
-              <w:t>7,88</w:t>
+              <w:t>7,54</w:t>
             </w:r>
           </w:p>
         </w:tc>
@@ -3058,7 +3058,7 @@
               <w:rPr>
                 <w:sz w:val="18"/>
               </w:rPr>
-              <w:t>20,2</w:t>
+              <w:t>18,8</w:t>
             </w:r>
           </w:p>
         </w:tc>
@@ -3075,7 +3075,7 @@
               <w:rPr>
                 <w:sz w:val="18"/>
               </w:rPr>
-              <w:t>30,5</w:t>
+              <w:t>28,4</w:t>
             </w:r>
           </w:p>
         </w:tc>
@@ -3120,7 +3120,7 @@
               <w:rPr>
                 <w:sz w:val="18"/>
               </w:rPr>
-              <w:t>72,1</w:t>
+              <w:t>77,8</w:t>
             </w:r>
           </w:p>
         </w:tc>
@@ -3137,7 +3137,7 @@
               <w:rPr>
                 <w:sz w:val="18"/>
               </w:rPr>
-              <w:t>77,1</w:t>
+              <w:t>83,9</w:t>
             </w:r>
           </w:p>
         </w:tc>
@@ -3154,7 +3154,7 @@
               <w:rPr>
                 <w:sz w:val="18"/>
               </w:rPr>
-              <w:t>78,9</w:t>
+              <w:t>86,8</w:t>
             </w:r>
           </w:p>
         </w:tc>
@@ -3316,7 +3316,7 @@
               <w:rPr>
                 <w:sz w:val="18"/>
               </w:rPr>
-              <w:t>5,773</w:t>
+              <w:t>5,780</w:t>
             </w:r>
           </w:p>
         </w:tc>
@@ -3333,7 +3333,7 @@
               <w:rPr>
                 <w:sz w:val="18"/>
               </w:rPr>
-              <w:t>13,18</w:t>
+              <w:t>13,26</w:t>
             </w:r>
           </w:p>
         </w:tc>
@@ -3350,7 +3350,7 @@
               <w:rPr>
                 <w:sz w:val="18"/>
               </w:rPr>
-              <w:t>19,33</w:t>
+              <w:t>19,59</w:t>
             </w:r>
           </w:p>
         </w:tc>
@@ -3395,7 +3395,7 @@
               <w:rPr>
                 <w:sz w:val="18"/>
               </w:rPr>
-              <w:t>15,5</w:t>
+              <w:t>19,8</w:t>
             </w:r>
           </w:p>
         </w:tc>
@@ -3412,7 +3412,7 @@
               <w:rPr>
                 <w:sz w:val="18"/>
               </w:rPr>
-              <w:t>39,8</w:t>
+              <w:t>49,5</w:t>
             </w:r>
           </w:p>
         </w:tc>
@@ -3429,7 +3429,7 @@
               <w:rPr>
                 <w:sz w:val="18"/>
               </w:rPr>
-              <w:t>60,0</w:t>
+              <w:t>74,6</w:t>
             </w:r>
           </w:p>
         </w:tc>
@@ -3474,7 +3474,7 @@
               <w:rPr>
                 <w:sz w:val="18"/>
               </w:rPr>
-              <w:t>7,88</w:t>
+              <w:t>7,54</w:t>
             </w:r>
           </w:p>
         </w:tc>
@@ -3491,7 +3491,7 @@
               <w:rPr>
                 <w:sz w:val="18"/>
               </w:rPr>
-              <w:t>20,2</w:t>
+              <w:t>18,8</w:t>
             </w:r>
           </w:p>
         </w:tc>
@@ -3508,7 +3508,7 @@
               <w:rPr>
                 <w:sz w:val="18"/>
               </w:rPr>
-              <w:t>30,5</w:t>
+              <w:t>28,4</w:t>
             </w:r>
           </w:p>
         </w:tc>
@@ -3760,7 +3760,7 @@
               <w:rPr>
                 <w:sz w:val="18"/>
               </w:rPr>
-              <w:t>ΔP de flujo estrangulado (ΔP choked)</w:t>
+              <w:t>ΔP crítica de flujo estrangulado (ΔP choked)</w:t>
             </w:r>
           </w:p>
         </w:tc>
@@ -3790,7 +3790,7 @@
               <w:rPr>
                 <w:sz w:val="18"/>
               </w:rPr>
-              <w:t>68,22</w:t>
+              <w:t>68,21</w:t>
             </w:r>
           </w:p>
         </w:tc>
@@ -3807,7 +3807,7 @@
               <w:rPr>
                 <w:sz w:val="18"/>
               </w:rPr>
-              <w:t>66,29</w:t>
+              <w:t>66,24</w:t>
             </w:r>
           </w:p>
         </w:tc>
@@ -3824,7 +3824,7 @@
               <w:rPr>
                 <w:sz w:val="18"/>
               </w:rPr>
-              <w:t>64,35</w:t>
+              <w:t>64,25</w:t>
             </w:r>
           </w:p>
         </w:tc>
@@ -3869,7 +3869,7 @@
               <w:rPr>
                 <w:sz w:val="18"/>
               </w:rPr>
-              <w:t>68,19</w:t>
+              <w:t>68,18</w:t>
             </w:r>
           </w:p>
         </w:tc>
@@ -3886,7 +3886,7 @@
               <w:rPr>
                 <w:sz w:val="18"/>
               </w:rPr>
-              <w:t>66,26</w:t>
+              <w:t>66,22</w:t>
             </w:r>
           </w:p>
         </w:tc>
@@ -3903,7 +3903,7 @@
               <w:rPr>
                 <w:sz w:val="18"/>
               </w:rPr>
-              <w:t>64,33</w:t>
+              <w:t>64,23</w:t>
             </w:r>
           </w:p>
         </w:tc>
@@ -3948,7 +3948,7 @@
               <w:rPr>
                 <w:sz w:val="18"/>
               </w:rPr>
-              <w:t>68,19</w:t>
+              <w:t>68,18</w:t>
             </w:r>
           </w:p>
         </w:tc>
@@ -3965,7 +3965,7 @@
               <w:rPr>
                 <w:sz w:val="18"/>
               </w:rPr>
-              <w:t>66,26</w:t>
+              <w:t>66,22</w:t>
             </w:r>
           </w:p>
         </w:tc>
@@ -3982,7 +3982,7 @@
               <w:rPr>
                 <w:sz w:val="18"/>
               </w:rPr>
-              <w:t>64,33</w:t>
+              <w:t>64,23</w:t>
             </w:r>
           </w:p>
         </w:tc>
@@ -4183,7 +4183,7 @@
               <w:rPr>
                 <w:sz w:val="18"/>
               </w:rPr>
-              <w:t>72,1</w:t>
+              <w:t>77,8</w:t>
             </w:r>
           </w:p>
         </w:tc>
@@ -4200,7 +4200,7 @@
               <w:rPr>
                 <w:sz w:val="18"/>
               </w:rPr>
-              <w:t>77,1</w:t>
+              <w:t>83,9</w:t>
             </w:r>
           </w:p>
         </w:tc>
@@ -4217,7 +4217,7 @@
               <w:rPr>
                 <w:sz w:val="18"/>
               </w:rPr>
-              <w:t>78,9</w:t>
+              <w:t>86,8</w:t>
             </w:r>
           </w:p>
         </w:tc>
@@ -5253,7 +5253,7 @@
               <w:rPr>
                 <w:sz w:val="18"/>
               </w:rPr>
-              <w:t>0,940</w:t>
+              <w:t>0,939</w:t>
             </w:r>
           </w:p>
         </w:tc>
@@ -5329,7 +5329,7 @@
               <w:rPr>
                 <w:sz w:val="18"/>
               </w:rPr>
-              <w:t>0,939</w:t>
+              <w:t>0,938</w:t>
             </w:r>
           </w:p>
         </w:tc>
@@ -5691,7 +5691,7 @@
               <w:rPr>
                 <w:sz w:val="18"/>
               </w:rPr>
-              <w:t>Cl⁻ ≈ 85.000 mg/L y 110 °C &gt; 60 °C: los austeníticos 304/316 son susceptibles.</w:t>
+              <w:t>Cl⁻ ≈ 85.000 mg/L y 85 °C &gt; 60 °C: los austeníticos 304/316 son susceptibles.</w:t>
             </w:r>
           </w:p>
         </w:tc>
@@ -6100,7 +6100,7 @@
         <w:pStyle w:val="ListBullet"/>
       </w:pPr>
       <w:r>
-        <w:t>Cl⁻ (85.000,0 mg/L, 110 °C, con agua): regla A — excelente</w:t>
+        <w:t>Cl⁻ (85.000,0 mg/L, 85 °C, con agua): regla A — excelente</w:t>
       </w:r>
     </w:p>
     <w:p>
@@ -6108,7 +6108,7 @@
         <w:pStyle w:val="ListBullet"/>
       </w:pPr>
       <w:r>
-        <w:t>H₂S (1,8 kPa, 110 °C, con agua): regla A — excelente</w:t>
+        <w:t>H₂S (1,8 kPa, 85 °C, con agua): regla A — excelente</w:t>
       </w:r>
     </w:p>
     <w:p>
@@ -6116,7 +6116,7 @@
         <w:pStyle w:val="ListBullet"/>
       </w:pPr>
       <w:r>
-        <w:t>CO₂ (60,0 kPa, 110 °C, con agua): regla A — excelente</w:t>
+        <w:t>CO₂ (60,0 kPa, 85 °C, con agua): regla A — excelente</w:t>
       </w:r>
     </w:p>
     <w:p>
@@ -6164,7 +6164,7 @@
         <w:pStyle w:val="ListBullet"/>
       </w:pPr>
       <w:r>
-        <w:t>cloruros: A — Cl⁻ (85.000,0 mg/L, 110 °C, con agua): regla A — excelente</w:t>
+        <w:t>cloruros: A — Cl⁻ (85.000,0 mg/L, 85 °C, con agua): regla A — excelente</w:t>
       </w:r>
     </w:p>
     <w:p>
@@ -6172,7 +6172,7 @@
         <w:pStyle w:val="ListBullet"/>
       </w:pPr>
       <w:r>
-        <w:t>h2s: A — H₂S (1,8 kPa, 110 °C, con agua): regla A — excelente</w:t>
+        <w:t>h2s: A — H₂S (1,8 kPa, 85 °C, con agua): regla A — excelente</w:t>
       </w:r>
     </w:p>
     <w:p>
@@ -6180,7 +6180,7 @@
         <w:pStyle w:val="ListBullet"/>
       </w:pPr>
       <w:r>
-        <w:t>co2: A — CO₂ (60,0 kPa, 110 °C, con agua): regla A — excelente</w:t>
+        <w:t>co2: A — CO₂ (60,0 kPa, 85 °C, con agua): regla A — excelente</w:t>
       </w:r>
     </w:p>
     <w:p>
@@ -6188,7 +6188,7 @@
         <w:pStyle w:val="ListBullet"/>
       </w:pPr>
       <w:r>
-        <w:t>Alternativas aptas: ASTM A494 CW2M — Hastelloy C fundido (C-276) (puntaje 14,00; química A); ASTM A494 CX2MW — Hastelloy C-22 fundido (puntaje 15,00; química A); ASTM B367 Gr. C-2 / B381 F2 — titanio grado 2 (puntaje 18,40; química B)</w:t>
+        <w:t>Alternativas aptas: ASTM A494 CW2M — Hastelloy C fundido (C-276) (puntaje 14,00; química A); ASTM A494 CX2MW — Hastelloy C-22 fundido (puntaje 15,00; química A); ASTM A494 N7M — Hastelloy B2 fundido (puntaje 18,00; química A); ASTM A216 WCB — acero al carbono fundido (alternativa económica con compatibilidad C: solo con sobreespesor de corrosión, inhibidor y evaluación del especialista)</w:t>
       </w:r>
     </w:p>
     <w:p>
@@ -6196,7 +6196,7 @@
         <w:pStyle w:val="ListBullet"/>
       </w:pPr>
       <w:r>
-        <w:t>Materiales descartados: 27 (detalle en la solapa 3-Materiales, botón Análisis).</w:t>
+        <w:t>Materiales descartados: 11 (detalle en la solapa 3-Materiales, botón Análisis).</w:t>
       </w:r>
     </w:p>
     <w:p>
@@ -6225,7 +6225,7 @@
         <w:pStyle w:val="ListBullet"/>
       </w:pPr>
       <w:r>
-        <w:t>cloruros: A — Cl⁻ (85.000,0 mg/L, 110 °C, con agua): regla A — excelente</w:t>
+        <w:t>cloruros: A — Cl⁻ (85.000,0 mg/L, 85 °C, con agua): regla A — excelente</w:t>
       </w:r>
     </w:p>
     <w:p>
@@ -6233,7 +6233,7 @@
         <w:pStyle w:val="ListBullet"/>
       </w:pPr>
       <w:r>
-        <w:t>h2s: A — H₂S (1,8 kPa, 110 °C, con agua): regla A — excelente</w:t>
+        <w:t>h2s: A — H₂S (1,8 kPa, 85 °C, con agua): regla A — excelente</w:t>
       </w:r>
     </w:p>
     <w:p>
@@ -6241,7 +6241,7 @@
         <w:pStyle w:val="ListBullet"/>
       </w:pPr>
       <w:r>
-        <w:t>co2: A — CO₂ (60,0 kPa, 110 °C, con agua): regla A — excelente</w:t>
+        <w:t>co2: A — CO₂ (60,0 kPa, 85 °C, con agua): regla A — excelente</w:t>
       </w:r>
     </w:p>
     <w:p>
@@ -6270,7 +6270,7 @@
         <w:pStyle w:val="ListBullet"/>
       </w:pPr>
       <w:r>
-        <w:t>Compatibilidad química global: B — bueno.</w:t>
+        <w:t>Compatibilidad química global: A — excelente.</w:t>
       </w:r>
     </w:p>
     <w:p>
@@ -6278,7 +6278,7 @@
         <w:pStyle w:val="ListBullet"/>
       </w:pPr>
       <w:r>
-        <w:t>Cl⁻ (85.000,0 mg/L, 110 °C, con agua): regla B — bueno</w:t>
+        <w:t>Cl⁻ (85.000,0 mg/L, 85 °C, con agua): regla A — excelente</w:t>
       </w:r>
     </w:p>
     <w:p>
@@ -6286,7 +6286,7 @@
         <w:pStyle w:val="ListBullet"/>
       </w:pPr>
       <w:r>
-        <w:t>H₂S (1,8 kPa, 110 °C, con agua): regla A — excelente</w:t>
+        <w:t>H₂S (1,8 kPa, 85 °C, con agua): regla A — excelente</w:t>
       </w:r>
     </w:p>
     <w:p>
@@ -6294,7 +6294,7 @@
         <w:pStyle w:val="ListBullet"/>
       </w:pPr>
       <w:r>
-        <w:t>CO₂ (60,0 kPa, 110 °C, con agua): regla A — excelente</w:t>
+        <w:t>CO₂ (60,0 kPa, 85 °C, con agua): regla A — excelente</w:t>
       </w:r>
     </w:p>
     <w:p>
@@ -6326,7 +6326,7 @@
         <w:pStyle w:val="ListBullet"/>
       </w:pPr>
       <w:r>
-        <w:t>Nivel químico B; puntaje 16,5</w:t>
+        <w:t>Nivel químico A; puntaje 11,0</w:t>
       </w:r>
     </w:p>
     <w:p>
@@ -6334,7 +6334,7 @@
         <w:pStyle w:val="ListBullet"/>
       </w:pPr>
       <w:r>
-        <w:t>cloruros: B — Cl⁻ (85.000,0 mg/L, 110 °C, con agua): regla B — bueno</w:t>
+        <w:t>cloruros: A — Cl⁻ (85.000,0 mg/L, 85 °C, con agua): regla A — excelente</w:t>
       </w:r>
     </w:p>
     <w:p>
@@ -6342,7 +6342,7 @@
         <w:pStyle w:val="ListBullet"/>
       </w:pPr>
       <w:r>
-        <w:t>h2s: A — H₂S (1,8 kPa, 110 °C, con agua): regla A — excelente</w:t>
+        <w:t>h2s: A — H₂S (1,8 kPa, 85 °C, con agua): regla A — excelente</w:t>
       </w:r>
     </w:p>
     <w:p>
@@ -6350,7 +6350,7 @@
         <w:pStyle w:val="ListBullet"/>
       </w:pPr>
       <w:r>
-        <w:t>co2: A — CO₂ (60,0 kPa, 110 °C, con agua): regla A — excelente</w:t>
+        <w:t>co2: A — CO₂ (60,0 kPa, 85 °C, con agua): regla A — excelente</w:t>
       </w:r>
     </w:p>
     <w:p>
@@ -6387,7 +6387,7 @@
         <w:pStyle w:val="ListBullet"/>
       </w:pPr>
       <w:r>
-        <w:t>Compatibilidad química global: B — bueno.</w:t>
+        <w:t>Compatibilidad química global: A — excelente.</w:t>
       </w:r>
     </w:p>
     <w:p>
@@ -6395,7 +6395,7 @@
         <w:pStyle w:val="ListBullet"/>
       </w:pPr>
       <w:r>
-        <w:t>Cl⁻ (85.000,0 mg/L, 110 °C, con agua): regla B — bueno</w:t>
+        <w:t>Cl⁻ (85.000,0 mg/L, 85 °C, con agua): regla A — excelente</w:t>
       </w:r>
     </w:p>
     <w:p>
@@ -6403,7 +6403,7 @@
         <w:pStyle w:val="ListBullet"/>
       </w:pPr>
       <w:r>
-        <w:t>H₂S (1,8 kPa, 110 °C, con agua): regla A — excelente</w:t>
+        <w:t>H₂S (1,8 kPa, 85 °C, con agua): regla A — excelente</w:t>
       </w:r>
     </w:p>
     <w:p>
@@ -6411,7 +6411,7 @@
         <w:pStyle w:val="ListBullet"/>
       </w:pPr>
       <w:r>
-        <w:t>CO₂ (60,0 kPa, 110 °C, con agua): regla A — excelente</w:t>
+        <w:t>CO₂ (60,0 kPa, 85 °C, con agua): regla A — excelente</w:t>
       </w:r>
     </w:p>
     <w:p>
@@ -6443,7 +6443,7 @@
         <w:pStyle w:val="ListBullet"/>
       </w:pPr>
       <w:r>
-        <w:t>Nivel químico B; puntaje 16,5</w:t>
+        <w:t>Nivel químico A; puntaje 11,0</w:t>
       </w:r>
     </w:p>
     <w:p>
@@ -6451,7 +6451,7 @@
         <w:pStyle w:val="ListBullet"/>
       </w:pPr>
       <w:r>
-        <w:t>cloruros: B — Cl⁻ (85.000,0 mg/L, 110 °C, con agua): regla B — bueno</w:t>
+        <w:t>cloruros: A — Cl⁻ (85.000,0 mg/L, 85 °C, con agua): regla A — excelente</w:t>
       </w:r>
     </w:p>
     <w:p>
@@ -6459,7 +6459,7 @@
         <w:pStyle w:val="ListBullet"/>
       </w:pPr>
       <w:r>
-        <w:t>h2s: A — H₂S (1,8 kPa, 110 °C, con agua): regla A — excelente</w:t>
+        <w:t>h2s: A — H₂S (1,8 kPa, 85 °C, con agua): regla A — excelente</w:t>
       </w:r>
     </w:p>
     <w:p>
@@ -6467,7 +6467,7 @@
         <w:pStyle w:val="ListBullet"/>
       </w:pPr>
       <w:r>
-        <w:t>co2: A — CO₂ (60,0 kPa, 110 °C, con agua): regla A — excelente</w:t>
+        <w:t>co2: A — CO₂ (60,0 kPa, 85 °C, con agua): regla A — excelente</w:t>
       </w:r>
     </w:p>
     <w:p>
@@ -6509,7 +6509,7 @@
         <w:pStyle w:val="ListBullet"/>
       </w:pPr>
       <w:r>
-        <w:t>Compatibilidad química global: B — bueno.</w:t>
+        <w:t>Compatibilidad química global: A — excelente.</w:t>
       </w:r>
     </w:p>
     <w:p>
@@ -6517,7 +6517,7 @@
         <w:pStyle w:val="ListBullet"/>
       </w:pPr>
       <w:r>
-        <w:t>Cl⁻ (85.000,0 mg/L, 110 °C, con agua): regla B — bueno</w:t>
+        <w:t>Cl⁻ (85.000,0 mg/L, 85 °C, con agua): regla A — excelente</w:t>
       </w:r>
     </w:p>
     <w:p>
@@ -6525,7 +6525,7 @@
         <w:pStyle w:val="ListBullet"/>
       </w:pPr>
       <w:r>
-        <w:t>H₂S (1,8 kPa, 110 °C, con agua): regla A — excelente</w:t>
+        <w:t>H₂S (1,8 kPa, 85 °C, con agua): regla A — excelente</w:t>
       </w:r>
     </w:p>
     <w:p>
@@ -6533,7 +6533,7 @@
         <w:pStyle w:val="ListBullet"/>
       </w:pPr>
       <w:r>
-        <w:t>CO₂ (60,0 kPa, 110 °C, con agua): regla A — excelente</w:t>
+        <w:t>CO₂ (60,0 kPa, 85 °C, con agua): regla A — excelente</w:t>
       </w:r>
     </w:p>
     <w:p>
@@ -6565,7 +6565,7 @@
         <w:pStyle w:val="ListBullet"/>
       </w:pPr>
       <w:r>
-        <w:t>Nivel químico B; puntaje 16,5</w:t>
+        <w:t>Nivel químico A; puntaje 11,0</w:t>
       </w:r>
     </w:p>
     <w:p>
@@ -6573,7 +6573,7 @@
         <w:pStyle w:val="ListBullet"/>
       </w:pPr>
       <w:r>
-        <w:t>cloruros: B — Cl⁻ (85.000,0 mg/L, 110 °C, con agua): regla B — bueno</w:t>
+        <w:t>cloruros: A — Cl⁻ (85.000,0 mg/L, 85 °C, con agua): regla A — excelente</w:t>
       </w:r>
     </w:p>
     <w:p>
@@ -6581,7 +6581,7 @@
         <w:pStyle w:val="ListBullet"/>
       </w:pPr>
       <w:r>
-        <w:t>h2s: A — H₂S (1,8 kPa, 110 °C, con agua): regla A — excelente</w:t>
+        <w:t>h2s: A — H₂S (1,8 kPa, 85 °C, con agua): regla A — excelente</w:t>
       </w:r>
     </w:p>
     <w:p>
@@ -6589,7 +6589,7 @@
         <w:pStyle w:val="ListBullet"/>
       </w:pPr>
       <w:r>
-        <w:t>co2: A — CO₂ (60,0 kPa, 110 °C, con agua): regla A — excelente</w:t>
+        <w:t>co2: A — CO₂ (60,0 kPa, 85 °C, con agua): regla A — excelente</w:t>
       </w:r>
     </w:p>
     <w:p>
@@ -6634,7 +6634,7 @@
         <w:pStyle w:val="ListBullet"/>
       </w:pPr>
       <w:r>
-        <w:t>Cl⁻ (85.000,0 mg/L, 110 °C, con agua): regla A — excelente</w:t>
+        <w:t>Cl⁻ (85.000,0 mg/L, 85 °C, con agua): regla A — excelente</w:t>
       </w:r>
     </w:p>
     <w:p>
@@ -6642,7 +6642,7 @@
         <w:pStyle w:val="ListBullet"/>
       </w:pPr>
       <w:r>
-        <w:t>H₂S (1,8 kPa, 110 °C, con agua): regla A — excelente</w:t>
+        <w:t>H₂S (1,8 kPa, 85 °C, con agua): regla A — excelente</w:t>
       </w:r>
     </w:p>
     <w:p>
@@ -6650,7 +6650,7 @@
         <w:pStyle w:val="ListBullet"/>
       </w:pPr>
       <w:r>
-        <w:t>CO₂ (60,0 kPa, 110 °C, con agua): regla A — excelente</w:t>
+        <w:t>CO₂ (60,0 kPa, 85 °C, con agua): regla A — excelente</w:t>
       </w:r>
     </w:p>
     <w:p>
@@ -6682,7 +6682,7 @@
         <w:pStyle w:val="ListBullet"/>
       </w:pPr>
       <w:r>
-        <w:t>cloruros: A — Cl⁻ (85.000,0 mg/L, 110 °C, con agua): regla A — excelente</w:t>
+        <w:t>cloruros: A — Cl⁻ (85.000,0 mg/L, 85 °C, con agua): regla A — excelente</w:t>
       </w:r>
     </w:p>
     <w:p>
@@ -6690,7 +6690,7 @@
         <w:pStyle w:val="ListBullet"/>
       </w:pPr>
       <w:r>
-        <w:t>h2s: A — H₂S (1,8 kPa, 110 °C, con agua): regla A — excelente</w:t>
+        <w:t>h2s: A — H₂S (1,8 kPa, 85 °C, con agua): regla A — excelente</w:t>
       </w:r>
     </w:p>
     <w:p>
@@ -6698,7 +6698,7 @@
         <w:pStyle w:val="ListBullet"/>
       </w:pPr>
       <w:r>
-        <w:t>co2: A — CO₂ (60,0 kPa, 110 °C, con agua): regla A — excelente</w:t>
+        <w:t>co2: A — CO₂ (60,0 kPa, 85 °C, con agua): regla A — excelente</w:t>
       </w:r>
     </w:p>
     <w:p>
@@ -6706,7 +6706,7 @@
         <w:pStyle w:val="ListBullet"/>
       </w:pPr>
       <w:r>
-        <w:t>Alternativas aptas: Inconel 718 (N07718) envejecido (puntaje 6,50; química A); Monel K-500 (N05500) envejecido (puntaje 9,00; química B); Hastelloy C-276 (N10276) barra (puntaje 10,50; química A)</w:t>
+        <w:t>Alternativas aptas: Inconel 718 (N07718) envejecido (puntaje 6,50; química A); Monel K-500 (N05500) envejecido (puntaje 9,00; química B); Hastelloy C-276 (N10276) barra (puntaje 10,50; química A); Superdúplex S32760 (Zeron 100) barra (alternativa económica con compatibilidad C: solo con sobreespesor de corrosión, inhibidor y evaluación del especialista)</w:t>
       </w:r>
     </w:p>
     <w:p>
@@ -6714,7 +6714,7 @@
         <w:pStyle w:val="ListBullet"/>
       </w:pPr>
       <w:r>
-        <w:t>Materiales descartados: 16 (detalle en la solapa 3-Materiales, botón Análisis).</w:t>
+        <w:t>Materiales descartados: 14 (detalle en la solapa 3-Materiales, botón Análisis).</w:t>
       </w:r>
     </w:p>
     <w:p>
@@ -6997,7 +6997,7 @@
         <w:pStyle w:val="ListBullet"/>
       </w:pPr>
       <w:r>
-        <w:t>N25-T01 — Martensítico endurecido: no apto. Asiento (416): Incompatible químicamente: Cl⁻ (85.000,0 mg/L, 110 °C, con agua): regla D — no usar. No aceptable según ISO 15156 / MR0175: Aceros de fácil mecanizado (S alto) no aceptables. Dureza 40 HRC (≈ 371 HB) menor que la requerida (55 HRC). Resistencia a la cavitación 5/10 menor que la requerida (8/10). Resistencia a la erosión 5/10 menor que la requerida (8/10). Jaula caracterizada (CB7Cu1): Incompatible químicamente: Cl⁻ (85.000,0 mg/L, 110 °C, con agua): regla D — no usar. No aceptable según ISO 15156 / MR0175: Solo condición H1150D doble envejecido ≤ 33 HRC. Dureza 36 HRC (≈ 336 HB) menor que la requerida (55 HRC). Resistencia a la cavitación 6/10 menor que la requerida (8/10). Resistencia a la erosión 6/10 menor que la requerida (8/10). (índice 3,06)</w:t>
+        <w:t>N25-T01 — Martensítico endurecido: no apto. Asiento (416): Incompatible químicamente: Cl⁻ (85.000,0 mg/L, 85 °C, con agua): regla D — no usar. No aceptable según ISO 15156 / MR0175: Aceros de fácil mecanizado (S alto) no aceptables. Dureza 40 HRC (≈ 371 HB) menor que la requerida (55 HRC). Resistencia a la cavitación 5/10 menor que la requerida (8/10). Resistencia a la erosión 5/10 menor que la requerida (8/10). Jaula caracterizada (CB7Cu1): Incompatible químicamente: Cl⁻ (85.000,0 mg/L, 85 °C, con agua): regla D — no usar. No aceptable según ISO 15156 / MR0175: Solo condición H1150D doble envejecido ≤ 33 HRC. Dureza 36 HRC (≈ 336 HB) menor que la requerida (55 HRC). Resistencia a la cavitación 6/10 menor que la requerida (8/10). Resistencia a la erosión 6/10 menor que la requerida (8/10). (índice 3,06)</w:t>
       </w:r>
     </w:p>
     <w:p>
@@ -7005,7 +7005,7 @@
         <w:pStyle w:val="ListBullet"/>
       </w:pPr>
       <w:r>
-        <w:t>N25-T02 — Inoxidable 316 con jaula ENC: no apto. Asiento (316): Incompatible químicamente: Cl⁻ (85.000,0 mg/L, 110 °C, con agua): regla D — no usar. Temperatura 110 °C supera el límite ambiental (60 °C) en servicio agrio. Dureza 150 HB menor que la requerida (55 HRC). Resistencia a la cavitación 2/10 menor que la requerida (8/10). Resistencia a la erosión 2/10 menor que la requerida (8/10). Jaula caracterizada (316_ENC): Incompatible químicamente: Cl⁻ (85.000,0 mg/L, 110 °C, con agua): regla D — no usar. Temperatura 110 °C supera el límite ambiental (60 °C) en servicio agrio. Dureza 50 HRC (≈ 475 HB) menor que la requerida (55 HRC). Resistencia a la cavitación 3/10 menor que la requerida (8/10). Resistencia a la erosión 4/10 menor que la requerida (8/10). (índice 4,11)</w:t>
+        <w:t>N25-T02 — Inoxidable 316 con jaula ENC: no apto. Asiento (316): Incompatible químicamente: Cl⁻ (85.000,0 mg/L, 85 °C, con agua): regla D — no usar. Temperatura 85 °C supera el límite ambiental (60 °C) en servicio agrio. Dureza 150 HB menor que la requerida (55 HRC). Resistencia a la cavitación 2/10 menor que la requerida (8/10). Resistencia a la erosión 2/10 menor que la requerida (8/10). Jaula caracterizada (316_ENC): Incompatible químicamente: Cl⁻ (85.000,0 mg/L, 85 °C, con agua): regla D — no usar. Temperatura 85 °C supera el límite ambiental (60 °C) en servicio agrio. Dureza 50 HRC (≈ 475 HB) menor que la requerida (55 HRC). Resistencia a la cavitación 3/10 menor que la requerida (8/10). Resistencia a la erosión 4/10 menor que la requerida (8/10). (índice 4,11)</w:t>
       </w:r>
     </w:p>
     <w:p>
@@ -7013,7 +7013,7 @@
         <w:pStyle w:val="ListBullet"/>
       </w:pPr>
       <w:r>
-        <w:t>N25-T03 — Inoxidable 316 con jaula ENC y asiento blando: no apto. Asiento (316): Incompatible químicamente: Cl⁻ (85.000,0 mg/L, 110 °C, con agua): regla D — no usar. Temperatura 110 °C supera el límite ambiental (60 °C) en servicio agrio. Dureza 150 HB menor que la requerida (55 HRC). Resistencia a la cavitación 2/10 menor que la requerida (8/10). Resistencia a la erosión 2/10 menor que la requerida (8/10). Jaula caracterizada (316_ENC): Incompatible químicamente: Cl⁻ (85.000,0 mg/L, 110 °C, con agua): regla D — no usar. Temperatura 110 °C supera el límite ambiental (60 °C) en servicio agrio. Dureza 50 HRC (≈ 475 HB) menor que la requerida (55 HRC). Resistencia a la cavitación 3/10 menor que la requerida (8/10). Resistencia a la erosión 4/10 menor que la requerida (8/10). (índice 4,11)</w:t>
+        <w:t>N25-T03 — Inoxidable 316 con jaula ENC y asiento blando: no apto. Asiento (316): Incompatible químicamente: Cl⁻ (85.000,0 mg/L, 85 °C, con agua): regla D — no usar. Temperatura 85 °C supera el límite ambiental (60 °C) en servicio agrio. Dureza 150 HB menor que la requerida (55 HRC). Resistencia a la cavitación 2/10 menor que la requerida (8/10). Resistencia a la erosión 2/10 menor que la requerida (8/10). Jaula caracterizada (316_ENC): Incompatible químicamente: Cl⁻ (85.000,0 mg/L, 85 °C, con agua): regla D — no usar. Temperatura 85 °C supera el límite ambiental (60 °C) en servicio agrio. Dureza 50 HRC (≈ 475 HB) menor que la requerida (55 HRC). Resistencia a la cavitación 3/10 menor que la requerida (8/10). Resistencia a la erosión 4/10 menor que la requerida (8/10). (índice 4,11)</w:t>
       </w:r>
     </w:p>
     <w:p>
@@ -7021,7 +7021,7 @@
         <w:pStyle w:val="ListBullet"/>
       </w:pPr>
       <w:r>
-        <w:t>N25-T04 — 316 con Stellite en asiento y guía, jaula ENC: no apto. Asiento (ST6): Incompatible químicamente: Cl⁻ (85.000,0 mg/L, 110 °C, con agua): regla D — no usar. Dureza 40 HRC (≈ 371 HB) menor que la requerida (55 HRC). Jaula caracterizada (316_ENC): Incompatible químicamente: Cl⁻ (85.000,0 mg/L, 110 °C, con agua): regla D — no usar. Temperatura 110 °C supera el límite ambiental (60 °C) en servicio agrio. Dureza 50 HRC (≈ 475 HB) menor que la requerida (55 HRC). Resistencia a la cavitación 3/10 menor que la requerida (8/10). Resistencia a la erosión 4/10 menor que la requerida (8/10). (índice 9,99)</w:t>
+        <w:t>N25-T04 — 316 con Stellite en asiento y guía, jaula ENC: no apto. Asiento (ST6): Dureza 40 HRC (≈ 371 HB) menor que la requerida (55 HRC). Jaula caracterizada (316_ENC): Incompatible químicamente: Cl⁻ (85.000,0 mg/L, 85 °C, con agua): regla D — no usar. Temperatura 85 °C supera el límite ambiental (60 °C) en servicio agrio. Dureza 50 HRC (≈ 475 HB) menor que la requerida (55 HRC). Resistencia a la cavitación 3/10 menor que la requerida (8/10). Resistencia a la erosión 4/10 menor que la requerida (8/10). (índice 13,0)</w:t>
       </w:r>
     </w:p>
     <w:p>
@@ -7029,7 +7029,7 @@
         <w:pStyle w:val="ListBullet"/>
       </w:pPr>
       <w:r>
-        <w:t>N25-T05 — 316 con Stellite, jaula ENC y asiento blando: no apto. Asiento (316_ST6): Incompatible químicamente: Cl⁻ (85.000,0 mg/L, 110 °C, con agua): regla D — no usar. Dureza 40 HRC (≈ 371 HB) menor que la requerida (55 HRC). Jaula caracterizada (316_ENC): Incompatible químicamente: Cl⁻ (85.000,0 mg/L, 110 °C, con agua): regla D — no usar. Temperatura 110 °C supera el límite ambiental (60 °C) en servicio agrio. Dureza 50 HRC (≈ 475 HB) menor que la requerida (55 HRC). Resistencia a la cavitación 3/10 menor que la requerida (8/10). Resistencia a la erosión 4/10 menor que la requerida (8/10). (índice 6,19)</w:t>
+        <w:t>N25-T05 — 316 con Stellite, jaula ENC y asiento blando: no apto. Asiento (316_ST6): Incompatible químicamente: Cl⁻ (85.000,0 mg/L, 85 °C, con agua): regla D — no usar. Dureza 40 HRC (≈ 371 HB) menor que la requerida (55 HRC). Jaula caracterizada (316_ENC): Incompatible químicamente: Cl⁻ (85.000,0 mg/L, 85 °C, con agua): regla D — no usar. Temperatura 85 °C supera el límite ambiental (60 °C) en servicio agrio. Dureza 50 HRC (≈ 475 HB) menor que la requerida (55 HRC). Resistencia a la cavitación 3/10 menor que la requerida (8/10). Resistencia a la erosión 4/10 menor que la requerida (8/10). (índice 6,19)</w:t>
       </w:r>
     </w:p>
     <w:p>
@@ -7037,7 +7037,7 @@
         <w:pStyle w:val="ListBullet"/>
       </w:pPr>
       <w:r>
-        <w:t>N25-T06 — Stellite macizo en asiento y jaula: no apto. Asiento (ST6): Incompatible químicamente: Cl⁻ (85.000,0 mg/L, 110 °C, con agua): regla D — no usar. Dureza 40 HRC (≈ 371 HB) menor que la requerida (55 HRC). Jaula caracterizada (ST6): Incompatible químicamente: Cl⁻ (85.000,0 mg/L, 110 °C, con agua): regla D — no usar. Dureza 40 HRC (≈ 371 HB) menor que la requerida (55 HRC). (índice 14,2)</w:t>
+        <w:t>N25-T06 — Stellite macizo en asiento y jaula: no apto. Asiento (ST6): Dureza 40 HRC (≈ 371 HB) menor que la requerida (55 HRC). Jaula caracterizada (ST6): Dureza 40 HRC (≈ 371 HB) menor que la requerida (55 HRC). (índice 20,2)</w:t>
       </w:r>
     </w:p>
     <w:p>
@@ -7045,7 +7045,7 @@
         <w:pStyle w:val="ListBullet"/>
       </w:pPr>
       <w:r>
-        <w:t>N25-T07 — Stellite macizo con asiento blando: no apto. Asiento (316_ST6): Incompatible químicamente: Cl⁻ (85.000,0 mg/L, 110 °C, con agua): regla D — no usar. Dureza 40 HRC (≈ 371 HB) menor que la requerida (55 HRC). Jaula caracterizada (ST6): Incompatible químicamente: Cl⁻ (85.000,0 mg/L, 110 °C, con agua): regla D — no usar. Dureza 40 HRC (≈ 371 HB) menor que la requerida (55 HRC). (índice 10,4)</w:t>
+        <w:t>N25-T07 — Stellite macizo con asiento blando: no apto. Asiento (316_ST6): Incompatible químicamente: Cl⁻ (85.000,0 mg/L, 85 °C, con agua): regla D — no usar. Dureza 40 HRC (≈ 371 HB) menor que la requerida (55 HRC). Jaula caracterizada (ST6): Dureza 40 HRC (≈ 371 HB) menor que la requerida (55 HRC). (índice 13,4)</w:t>
       </w:r>
     </w:p>
     <w:p>
@@ -7053,7 +7053,7 @@
         <w:pStyle w:val="ListBullet"/>
       </w:pPr>
       <w:r>
-        <w:t>N25-T08 — 316L con jaula ENC: no apto. Asiento (316L): Incompatible químicamente: Cl⁻ (85.000,0 mg/L, 110 °C, con agua): regla D — no usar. Temperatura 110 °C supera el límite ambiental (60 °C) en servicio agrio. Dureza 150 HB menor que la requerida (55 HRC). Resistencia a la cavitación 2/10 menor que la requerida (8/10). Resistencia a la erosión 2/10 menor que la requerida (8/10). Jaula caracterizada (316_ENC): Incompatible químicamente: Cl⁻ (85.000,0 mg/L, 110 °C, con agua): regla D — no usar. Temperatura 110 °C supera el límite ambiental (60 °C) en servicio agrio. Dureza 50 HRC (≈ 475 HB) menor que la requerida (55 HRC). Resistencia a la cavitación 3/10 menor que la requerida (8/10). Resistencia a la erosión 4/10 menor que la requerida (8/10). (índice 4,23)</w:t>
+        <w:t>N25-T08 — 316L con jaula ENC: no apto. Asiento (316L): Incompatible químicamente: Cl⁻ (85.000,0 mg/L, 85 °C, con agua): regla D — no usar. Temperatura 85 °C supera el límite ambiental (60 °C) en servicio agrio. Dureza 150 HB menor que la requerida (55 HRC). Resistencia a la cavitación 2/10 menor que la requerida (8/10). Resistencia a la erosión 2/10 menor que la requerida (8/10). Jaula caracterizada (316_ENC): Incompatible químicamente: Cl⁻ (85.000,0 mg/L, 85 °C, con agua): regla D — no usar. Temperatura 85 °C supera el límite ambiental (60 °C) en servicio agrio. Dureza 50 HRC (≈ 475 HB) menor que la requerida (55 HRC). Resistencia a la cavitación 3/10 menor que la requerida (8/10). Resistencia a la erosión 4/10 menor que la requerida (8/10). (índice 4,23)</w:t>
       </w:r>
     </w:p>
     <w:p>
@@ -7061,7 +7061,7 @@
         <w:pStyle w:val="ListBullet"/>
       </w:pPr>
       <w:r>
-        <w:t>N25-T09 — 321 estabilizado con jaula 347 ENC: no apto. Asiento (321): Incompatible químicamente: Cl⁻ (85.000,0 mg/L, 110 °C, con agua): regla D — no usar. Temperatura 110 °C supera el límite ambiental (60 °C) en servicio agrio. Dureza 160 HB menor que la requerida (55 HRC). Resistencia a la cavitación 2/10 menor que la requerida (8/10). Resistencia a la erosión 2/10 menor que la requerida (8/10). Jaula caracterizada (CF8C_ENC): Incompatible químicamente: Cl⁻ (85.000,0 mg/L, 110 °C, con agua): regla D — no usar. Temperatura 110 °C supera el límite ambiental (60 °C) en servicio agrio. Dureza 50 HRC (≈ 475 HB) menor que la requerida (55 HRC). Resistencia a la cavitación 3/10 menor que la requerida (8/10). Resistencia a la erosión 4/10 menor que la requerida (8/10). (índice 4,68)</w:t>
+        <w:t>N25-T09 — 321 estabilizado con jaula 347 ENC: no apto. Asiento (321): Incompatible químicamente: Cl⁻ (85.000,0 mg/L, 85 °C, con agua): regla D — no usar. Temperatura 85 °C supera el límite ambiental (60 °C) en servicio agrio. Dureza 160 HB menor que la requerida (55 HRC). Resistencia a la cavitación 2/10 menor que la requerida (8/10). Resistencia a la erosión 2/10 menor que la requerida (8/10). Jaula caracterizada (CF8C_ENC): Incompatible químicamente: Cl⁻ (85.000,0 mg/L, 85 °C, con agua): regla D — no usar. Temperatura 85 °C supera el límite ambiental (60 °C) en servicio agrio. Dureza 50 HRC (≈ 475 HB) menor que la requerida (55 HRC). Resistencia a la cavitación 3/10 menor que la requerida (8/10). Resistencia a la erosión 4/10 menor que la requerida (8/10). (índice 4,68)</w:t>
       </w:r>
     </w:p>
     <w:p>
@@ -7069,7 +7069,7 @@
         <w:pStyle w:val="ListBullet"/>
       </w:pPr>
       <w:r>
-        <w:t>N25-T10 — Stellite en asiento con jaula 17-4PH: no apto. Asiento (ST6): Incompatible químicamente: Cl⁻ (85.000,0 mg/L, 110 °C, con agua): regla D — no usar. Dureza 40 HRC (≈ 371 HB) menor que la requerida (55 HRC). Jaula caracterizada (CB7Cu1): Incompatible químicamente: Cl⁻ (85.000,0 mg/L, 110 °C, con agua): regla D — no usar. No aceptable según ISO 15156 / MR0175: Solo condición H1150D doble envejecido ≤ 33 HRC. Dureza 36 HRC (≈ 336 HB) menor que la requerida (55 HRC). Resistencia a la cavitación 6/10 menor que la requerida (8/10). Resistencia a la erosión 6/10 menor que la requerida (8/10). (índice 9,60)</w:t>
+        <w:t>N25-T10 — Stellite en asiento con jaula 17-4PH: no apto. Asiento (ST6): Dureza 40 HRC (≈ 371 HB) menor que la requerida (55 HRC). Jaula caracterizada (CB7Cu1): Incompatible químicamente: Cl⁻ (85.000,0 mg/L, 85 °C, con agua): regla D — no usar. No aceptable según ISO 15156 / MR0175: Solo condición H1150D doble envejecido ≤ 33 HRC. Dureza 36 HRC (≈ 336 HB) menor que la requerida (55 HRC). Resistencia a la cavitación 6/10 menor que la requerida (8/10). Resistencia a la erosión 6/10 menor que la requerida (8/10). (índice 12,6)</w:t>
       </w:r>
     </w:p>
     <w:p>
@@ -7077,7 +7077,7 @@
         <w:pStyle w:val="ListBullet"/>
       </w:pPr>
       <w:r>
-        <w:t>N25-T11 — 316 con Stellite y jaula 17-4PH: no apto. Asiento (316_ST6): Incompatible químicamente: Cl⁻ (85.000,0 mg/L, 110 °C, con agua): regla D — no usar. Dureza 40 HRC (≈ 371 HB) menor que la requerida (55 HRC). Jaula caracterizada (CB7Cu1): Incompatible químicamente: Cl⁻ (85.000,0 mg/L, 110 °C, con agua): regla D — no usar. No aceptable según ISO 15156 / MR0175: Solo condición H1150D doble envejecido ≤ 33 HRC. Dureza 36 HRC (≈ 336 HB) menor que la requerida (55 HRC). Resistencia a la cavitación 6/10 menor que la requerida (8/10). Resistencia a la erosión 6/10 menor que la requerida (8/10). (índice 5,80)</w:t>
+        <w:t>N25-T11 — 316 con Stellite y jaula 17-4PH: no apto. Asiento (316_ST6): Incompatible químicamente: Cl⁻ (85.000,0 mg/L, 85 °C, con agua): regla D — no usar. Dureza 40 HRC (≈ 371 HB) menor que la requerida (55 HRC). Jaula caracterizada (CB7Cu1): Incompatible químicamente: Cl⁻ (85.000,0 mg/L, 85 °C, con agua): regla D — no usar. No aceptable según ISO 15156 / MR0175: Solo condición H1150D doble envejecido ≤ 33 HRC. Dureza 36 HRC (≈ 336 HB) menor que la requerida (55 HRC). Resistencia a la cavitación 6/10 menor que la requerida (8/10). Resistencia a la erosión 6/10 menor que la requerida (8/10). (índice 5,80)</w:t>
       </w:r>
     </w:p>
     <w:p>
@@ -7085,7 +7085,7 @@
         <w:pStyle w:val="ListBullet"/>
       </w:pPr>
       <w:r>
-        <w:t>N25-T12 — Inoxidable 316 con jaula 17-4PH: no apto. Asiento (316): Incompatible químicamente: Cl⁻ (85.000,0 mg/L, 110 °C, con agua): regla D — no usar. Temperatura 110 °C supera el límite ambiental (60 °C) en servicio agrio. Dureza 150 HB menor que la requerida (55 HRC). Resistencia a la cavitación 2/10 menor que la requerida (8/10). Resistencia a la erosión 2/10 menor que la requerida (8/10). Jaula caracterizada (CB7Cu1): Incompatible químicamente: Cl⁻ (85.000,0 mg/L, 110 °C, con agua): regla D — no usar. No aceptable según ISO 15156 / MR0175: Solo condición H1150D doble envejecido ≤ 33 HRC. Dureza 36 HRC (≈ 336 HB) menor que la requerida (55 HRC). Resistencia a la cavitación 6/10 menor que la requerida (8/10). Resistencia a la erosión 6/10 menor que la requerida (8/10). (índice 3,72)</w:t>
+        <w:t>N25-T12 — Inoxidable 316 con jaula 17-4PH: no apto. Asiento (316): Incompatible químicamente: Cl⁻ (85.000,0 mg/L, 85 °C, con agua): regla D — no usar. Temperatura 85 °C supera el límite ambiental (60 °C) en servicio agrio. Dureza 150 HB menor que la requerida (55 HRC). Resistencia a la cavitación 2/10 menor que la requerida (8/10). Resistencia a la erosión 2/10 menor que la requerida (8/10). Jaula caracterizada (CB7Cu1): Incompatible químicamente: Cl⁻ (85.000,0 mg/L, 85 °C, con agua): regla D — no usar. No aceptable según ISO 15156 / MR0175: Solo condición H1150D doble envejecido ≤ 33 HRC. Dureza 36 HRC (≈ 336 HB) menor que la requerida (55 HRC). Resistencia a la cavitación 6/10 menor que la requerida (8/10). Resistencia a la erosión 6/10 menor que la requerida (8/10). (índice 3,72)</w:t>
       </w:r>
     </w:p>
     <w:p>
@@ -7093,7 +7093,7 @@
         <w:pStyle w:val="ListBullet"/>
       </w:pPr>
       <w:r>
-        <w:t>N25-T13 — 440C con jaula 17-4PH: no apto. Asiento (440C): Incompatible químicamente: Cl⁻ (85.000,0 mg/L, 110 °C, con agua): regla D — no usar. No aceptable según ISO 15156 / MR0175: No aceptable (dureza muy superior a los límites). Jaula caracterizada (CB7Cu1): Incompatible químicamente: Cl⁻ (85.000,0 mg/L, 110 °C, con agua): regla D — no usar. No aceptable según ISO 15156 / MR0175: Solo condición H1150D doble envejecido ≤ 33 HRC. Dureza 36 HRC (≈ 336 HB) menor que la requerida (55 HRC). Resistencia a la cavitación 6/10 menor que la requerida (8/10). Resistencia a la erosión 6/10 menor que la requerida (8/10). (índice 3,60)</w:t>
+        <w:t>N25-T13 — 440C con jaula 17-4PH: no apto. Asiento (440C): Incompatible químicamente: Cl⁻ (85.000,0 mg/L, 85 °C, con agua): regla D — no usar. No aceptable según ISO 15156 / MR0175: No aceptable (dureza muy superior a los límites). Jaula caracterizada (CB7Cu1): Incompatible químicamente: Cl⁻ (85.000,0 mg/L, 85 °C, con agua): regla D — no usar. No aceptable según ISO 15156 / MR0175: Solo condición H1150D doble envejecido ≤ 33 HRC. Dureza 36 HRC (≈ 336 HB) menor que la requerida (55 HRC). Resistencia a la cavitación 6/10 menor que la requerida (8/10). Resistencia a la erosión 6/10 menor que la requerida (8/10). (índice 3,60)</w:t>
       </w:r>
     </w:p>
     <w:p>
@@ -7101,7 +7101,7 @@
         <w:pStyle w:val="ListBullet"/>
       </w:pPr>
       <w:r>
-        <w:t>N25-T14 — 316 con asiento blando y jaula 17-4PH: no apto. Asiento (316): Incompatible químicamente: Cl⁻ (85.000,0 mg/L, 110 °C, con agua): regla D — no usar. Temperatura 110 °C supera el límite ambiental (60 °C) en servicio agrio. Dureza 150 HB menor que la requerida (55 HRC). Resistencia a la cavitación 2/10 menor que la requerida (8/10). Resistencia a la erosión 2/10 menor que la requerida (8/10). Jaula caracterizada (CB7Cu1): Incompatible químicamente: Cl⁻ (85.000,0 mg/L, 110 °C, con agua): regla D — no usar. No aceptable según ISO 15156 / MR0175: Solo condición H1150D doble envejecido ≤ 33 HRC. Dureza 36 HRC (≈ 336 HB) menor que la requerida (55 HRC). Resistencia a la cavitación 6/10 menor que la requerida (8/10). Resistencia a la erosión 6/10 menor que la requerida (8/10). (índice 3,72)</w:t>
+        <w:t>N25-T14 — 316 con asiento blando y jaula 17-4PH: no apto. Asiento (316): Incompatible químicamente: Cl⁻ (85.000,0 mg/L, 85 °C, con agua): regla D — no usar. Temperatura 85 °C supera el límite ambiental (60 °C) en servicio agrio. Dureza 150 HB menor que la requerida (55 HRC). Resistencia a la cavitación 2/10 menor que la requerida (8/10). Resistencia a la erosión 2/10 menor que la requerida (8/10). Jaula caracterizada (CB7Cu1): Incompatible químicamente: Cl⁻ (85.000,0 mg/L, 85 °C, con agua): regla D — no usar. No aceptable según ISO 15156 / MR0175: Solo condición H1150D doble envejecido ≤ 33 HRC. Dureza 36 HRC (≈ 336 HB) menor que la requerida (55 HRC). Resistencia a la cavitación 6/10 menor que la requerida (8/10). Resistencia a la erosión 6/10 menor que la requerida (8/10). (índice 3,72)</w:t>
       </w:r>
     </w:p>
     <w:p>
@@ -7109,7 +7109,7 @@
         <w:pStyle w:val="ListBullet"/>
       </w:pPr>
       <w:r>
-        <w:t>N25-T15 — Asiento blando con obturador 416 y jaula 17-4PH: no apto. Asiento (316): Incompatible químicamente: Cl⁻ (85.000,0 mg/L, 110 °C, con agua): regla D — no usar. Temperatura 110 °C supera el límite ambiental (60 °C) en servicio agrio. Dureza 150 HB menor que la requerida (55 HRC). Resistencia a la cavitación 2/10 menor que la requerida (8/10). Resistencia a la erosión 2/10 menor que la requerida (8/10). Jaula caracterizada (CB7Cu1): Incompatible químicamente: Cl⁻ (85.000,0 mg/L, 110 °C, con agua): regla D — no usar. No aceptable según ISO 15156 / MR0175: Solo condición H1150D doble envejecido ≤ 33 HRC. Dureza 36 HRC (≈ 336 HB) menor que la requerida (55 HRC). Resistencia a la cavitación 6/10 menor que la requerida (8/10). Resistencia a la erosión 6/10 menor que la requerida (8/10). (índice 3,39)</w:t>
+        <w:t>N25-T15 — Asiento blando con obturador 416 y jaula 17-4PH: no apto. Asiento (316): Incompatible químicamente: Cl⁻ (85.000,0 mg/L, 85 °C, con agua): regla D — no usar. Temperatura 85 °C supera el límite ambiental (60 °C) en servicio agrio. Dureza 150 HB menor que la requerida (55 HRC). Resistencia a la cavitación 2/10 menor que la requerida (8/10). Resistencia a la erosión 2/10 menor que la requerida (8/10). Jaula caracterizada (CB7Cu1): Incompatible químicamente: Cl⁻ (85.000,0 mg/L, 85 °C, con agua): regla D — no usar. No aceptable según ISO 15156 / MR0175: Solo condición H1150D doble envejecido ≤ 33 HRC. Dureza 36 HRC (≈ 336 HB) menor que la requerida (55 HRC). Resistencia a la cavitación 6/10 menor que la requerida (8/10). Resistencia a la erosión 6/10 menor que la requerida (8/10). (índice 3,39)</w:t>
       </w:r>
     </w:p>
     <w:p>
@@ -7117,7 +7117,7 @@
         <w:pStyle w:val="ListBullet"/>
       </w:pPr>
       <w:r>
-        <w:t>N25-T16 — NACE de alta resistencia: no apto. Asiento (ST6): Incompatible químicamente: Cl⁻ (85.000,0 mg/L, 110 °C, con agua): regla D — no usar. Dureza 40 HRC (≈ 371 HB) menor que la requerida (55 HRC). Jaula caracterizada (CB7Cu1_CR): Incompatible químicamente: Cl⁻ (85.000,0 mg/L, 110 °C, con agua): regla D — no usar. Resistencia a la cavitación 4/10 menor que la requerida (8/10). Resistencia a la erosión 5/10 menor que la requerida (8/10). (índice 10,8)</w:t>
+        <w:t>N25-T16 — NACE de alta resistencia: no apto. Asiento (ST6): Dureza 40 HRC (≈ 371 HB) menor que la requerida (55 HRC). Jaula caracterizada (CB7Cu1_CR): Incompatible químicamente: Cl⁻ (85.000,0 mg/L, 85 °C, con agua): regla D — no usar. Resistencia a la cavitación 4/10 menor que la requerida (8/10). Resistencia a la erosión 5/10 menor que la requerida (8/10). (índice 13,8)</w:t>
       </w:r>
     </w:p>
     <w:p>
@@ -7125,7 +7125,7 @@
         <w:pStyle w:val="ListBullet"/>
       </w:pPr>
       <w:r>
-        <w:t>N25-T17 — Martensítico NACE (CA6NM): no apto. Asiento (410_NACE): Incompatible químicamente: Cl⁻ (85.000,0 mg/L, 110 °C, con agua): regla D — no usar. Dureza 22 HRC (≈ 237 HB) menor que la requerida (55 HRC). Resistencia a la cavitación 3/10 menor que la requerida (8/10). Resistencia a la erosión 4/10 menor que la requerida (8/10). Jaula caracterizada (CB7Cu1): Incompatible químicamente: Cl⁻ (85.000,0 mg/L, 110 °C, con agua): regla D — no usar. No aceptable según ISO 15156 / MR0175: Solo condición H1150D doble envejecido ≤ 33 HRC. Dureza 36 HRC (≈ 336 HB) menor que la requerida (55 HRC). Resistencia a la cavitación 6/10 menor que la requerida (8/10). Resistencia a la erosión 6/10 menor que la requerida (8/10). (índice 3,42)</w:t>
+        <w:t>N25-T17 — Martensítico NACE (CA6NM): no apto. Asiento (410_NACE): Incompatible químicamente: Cl⁻ (85.000,0 mg/L, 85 °C, con agua): regla D — no usar. Dureza 22 HRC (≈ 237 HB) menor que la requerida (55 HRC). Resistencia a la cavitación 3/10 menor que la requerida (8/10). Resistencia a la erosión 4/10 menor que la requerida (8/10). Jaula caracterizada (CB7Cu1): Incompatible químicamente: Cl⁻ (85.000,0 mg/L, 85 °C, con agua): regla D — no usar. No aceptable según ISO 15156 / MR0175: Solo condición H1150D doble envejecido ≤ 33 HRC. Dureza 36 HRC (≈ 336 HB) menor que la requerida (55 HRC). Resistencia a la cavitación 6/10 menor que la requerida (8/10). Resistencia a la erosión 6/10 menor que la requerida (8/10). (índice 3,42)</w:t>
       </w:r>
     </w:p>
     <w:p>
@@ -7421,7 +7421,7 @@
               <w:rPr>
                 <w:sz w:val="18"/>
               </w:rPr>
-              <w:t>44,91 kN (10.095 lbf)</w:t>
+              <w:t>19,24 kN (4.325 lbf)</w:t>
             </w:r>
           </w:p>
         </w:tc>
@@ -7437,7 +7437,7 @@
               <w:rPr>
                 <w:sz w:val="18"/>
               </w:rPr>
-              <w:t>ΔP·A_puerto + P2·A_vástago = 1.087,8·9,281 + 0,0·1,340</w:t>
+              <w:t>ΔP·A_puerto + P2·A_vástago = 1.087,8·3,976 + 0,0·0,353</w:t>
             </w:r>
           </w:p>
         </w:tc>
@@ -7465,7 +7465,7 @@
               <w:rPr>
                 <w:sz w:val="18"/>
               </w:rPr>
-              <w:t>11,18 kN (2.513 lbf)</w:t>
+              <w:t>7,32 kN (1.645 lbf)</w:t>
             </w:r>
           </w:p>
         </w:tc>
@@ -7481,7 +7481,7 @@
               <w:rPr>
                 <w:sz w:val="18"/>
               </w:rPr>
-              <w:t>(100 + 0,122·ΔP)·PC (clase V, asiento metálico); PC = π·3,438 in</w:t>
+              <w:t>(100 + 0,122·ΔP)·PC (clase V, asiento metálico); PC = π·2,250 in</w:t>
             </w:r>
           </w:p>
         </w:tc>
@@ -7509,7 +7509,7 @@
               <w:rPr>
                 <w:sz w:val="18"/>
               </w:rPr>
-              <w:t>334 N (75 lbf)</w:t>
+              <w:t>222 N (50 lbf)</w:t>
             </w:r>
           </w:p>
         </w:tc>
@@ -7525,7 +7525,7 @@
               <w:rPr>
                 <w:sz w:val="18"/>
               </w:rPr>
-              <w:t>PTFE simple ≈ 100 lbf por pulgada de vástago (empaquetadura de respaldo del fuelle); vástago 19,0 mm (0,750 in)</w:t>
+              <w:t>PTFE simple ≈ 100 lbf por pulgada de vástago (empaquetadura de respaldo del fuelle); vástago 12,7 mm (0,500 in)</w:t>
             </w:r>
           </w:p>
         </w:tc>
@@ -7597,7 +7597,7 @@
               <w:rPr>
                 <w:sz w:val="18"/>
               </w:rPr>
-              <w:t>56,42 kN (12.683 lbf)</w:t>
+              <w:t>26,78 kN (6.020 lbf)</w:t>
             </w:r>
           </w:p>
         </w:tc>
@@ -7640,7 +7640,7 @@
               <w:rPr>
                 <w:sz w:val="18"/>
               </w:rPr>
-              <w:t>334 N (75 lbf)</w:t>
+              <w:t>222 N (50 lbf)</w:t>
             </w:r>
           </w:p>
         </w:tc>
@@ -7765,7 +7765,7 @@
               <w:rPr>
                 <w:sz w:val="18"/>
               </w:rPr>
-              <w:t>9,281 in²</w:t>
+              <w:t>3,976 in²</w:t>
             </w:r>
           </w:p>
         </w:tc>
@@ -7809,7 +7809,7 @@
               <w:rPr>
                 <w:sz w:val="18"/>
               </w:rPr>
-              <w:t>1,340 in²</w:t>
+              <w:t>0,353 in²</w:t>
             </w:r>
           </w:p>
         </w:tc>
@@ -7837,7 +7837,7 @@
               <w:rPr>
                 <w:sz w:val="18"/>
               </w:rPr>
-              <w:t>ΔP·A_puerto + P2·A_vástago = 1.087,8·9,281 + 0,0·1,340</w:t>
+              <w:t>ΔP·A_puerto + P2·A_vástago = 1.087,8·3,976 + 0,0·0,353</w:t>
             </w:r>
           </w:p>
         </w:tc>
@@ -7853,7 +7853,7 @@
               <w:rPr>
                 <w:sz w:val="18"/>
               </w:rPr>
-              <w:t>44,91 kN (10.095 lbf)</w:t>
+              <w:t>19,24 kN (4.325 lbf)</w:t>
             </w:r>
           </w:p>
         </w:tc>
@@ -7897,7 +7897,7 @@
               <w:rPr>
                 <w:sz w:val="18"/>
               </w:rPr>
-              <w:t>11,18 kN (2.513 lbf)</w:t>
+              <w:t>7,32 kN (1.645 lbf)</w:t>
             </w:r>
           </w:p>
         </w:tc>
@@ -7941,7 +7941,7 @@
               <w:rPr>
                 <w:sz w:val="18"/>
               </w:rPr>
-              <w:t>334 N (75 lbf)</w:t>
+              <w:t>222 N (50 lbf)</w:t>
             </w:r>
           </w:p>
         </w:tc>
@@ -7985,7 +7985,7 @@
               <w:rPr>
                 <w:sz w:val="18"/>
               </w:rPr>
-              <w:t>56,42 kN (12.683 lbf)</w:t>
+              <w:t>26,78 kN (6.020 lbf)</w:t>
             </w:r>
           </w:p>
         </w:tc>
@@ -8029,7 +8029,7 @@
               <w:rPr>
                 <w:sz w:val="18"/>
               </w:rPr>
-              <w:t>334 N (75 lbf)</w:t>
+              <w:t>222 N (50 lbf)</w:t>
             </w:r>
           </w:p>
         </w:tc>
@@ -8073,7 +8073,183 @@
               <w:rPr>
                 <w:sz w:val="18"/>
               </w:rPr>
-              <w:t>62,06 kN (13.952 lbf)</w:t>
+              <w:t>29,46 kN (6.622 lbf)</w:t>
+            </w:r>
+          </w:p>
+        </w:tc>
+      </w:tr>
+      <w:tr>
+        <w:tc>
+          <w:tcPr>
+            <w:tcW w:type="dxa" w:w="2762"/>
+          </w:tcPr>
+          <w:p>
+            <w:r>
+              <w:rPr>
+                <w:sz w:val="18"/>
+              </w:rPr>
+              <w:t>Ajuste de banco inferior</w:t>
+            </w:r>
+          </w:p>
+        </w:tc>
+        <w:tc>
+          <w:tcPr>
+            <w:tcW w:type="dxa" w:w="4636"/>
+          </w:tcPr>
+          <w:p>
+            <w:r>
+              <w:rPr>
+                <w:sz w:val="18"/>
+              </w:rPr>
+              <w:t>Pbl = F_cierre·m / A (el resorte asienta)</w:t>
+            </w:r>
+          </w:p>
+        </w:tc>
+        <w:tc>
+          <w:tcPr>
+            <w:tcW w:type="dxa" w:w="2466"/>
+          </w:tcPr>
+          <w:p>
+            <w:pPr>
+              <w:jc w:val="right"/>
+            </w:pPr>
+            <w:r>
+              <w:rPr>
+                <w:sz w:val="18"/>
+              </w:rPr>
+              <w:t>22,5 psig</w:t>
+            </w:r>
+          </w:p>
+        </w:tc>
+      </w:tr>
+      <w:tr>
+        <w:tc>
+          <w:tcPr>
+            <w:tcW w:type="dxa" w:w="2762"/>
+          </w:tcPr>
+          <w:p>
+            <w:r>
+              <w:rPr>
+                <w:sz w:val="18"/>
+              </w:rPr>
+              <w:t>Ajuste de banco superior</w:t>
+            </w:r>
+          </w:p>
+        </w:tc>
+        <w:tc>
+          <w:tcPr>
+            <w:tcW w:type="dxa" w:w="4636"/>
+          </w:tcPr>
+          <w:p>
+            <w:r>
+              <w:rPr>
+                <w:sz w:val="18"/>
+              </w:rPr>
+              <w:t>Pbu = Pbl + rango (≥ ⅓ del rango de operación, ≥ Kn·ΔP·L/A)</w:t>
+            </w:r>
+          </w:p>
+        </w:tc>
+        <w:tc>
+          <w:tcPr>
+            <w:tcW w:type="dxa" w:w="2466"/>
+          </w:tcPr>
+          <w:p>
+            <w:pPr>
+              <w:jc w:val="right"/>
+            </w:pPr>
+            <w:r>
+              <w:rPr>
+                <w:sz w:val="18"/>
+              </w:rPr>
+              <w:t>36,0 psig</w:t>
+            </w:r>
+          </w:p>
+        </w:tc>
+      </w:tr>
+      <w:tr>
+        <w:tc>
+          <w:tcPr>
+            <w:tcW w:type="dxa" w:w="2762"/>
+          </w:tcPr>
+          <w:p>
+            <w:r>
+              <w:rPr>
+                <w:sz w:val="18"/>
+              </w:rPr>
+              <w:t>Constante del resorte</w:t>
+            </w:r>
+          </w:p>
+        </w:tc>
+        <w:tc>
+          <w:tcPr>
+            <w:tcW w:type="dxa" w:w="4636"/>
+          </w:tcPr>
+          <w:p>
+            <w:r>
+              <w:rPr>
+                <w:sz w:val="18"/>
+              </w:rPr>
+              <w:t>Ks = (Pbu − Pbl)·A / L</w:t>
+            </w:r>
+          </w:p>
+        </w:tc>
+        <w:tc>
+          <w:tcPr>
+            <w:tcW w:type="dxa" w:w="2466"/>
+          </w:tcPr>
+          <w:p>
+            <w:pPr>
+              <w:jc w:val="right"/>
+            </w:pPr>
+            <w:r>
+              <w:rPr>
+                <w:sz w:val="18"/>
+              </w:rPr>
+              <w:t>2.700 lbf/in</w:t>
+            </w:r>
+          </w:p>
+        </w:tc>
+      </w:tr>
+      <w:tr>
+        <w:tc>
+          <w:tcPr>
+            <w:tcW w:type="dxa" w:w="2762"/>
+          </w:tcPr>
+          <w:p>
+            <w:r>
+              <w:rPr>
+                <w:sz w:val="18"/>
+              </w:rPr>
+              <w:t>Presión de aire requerida</w:t>
+            </w:r>
+          </w:p>
+        </w:tc>
+        <w:tc>
+          <w:tcPr>
+            <w:tcW w:type="dxa" w:w="4636"/>
+          </w:tcPr>
+          <w:p>
+            <w:r>
+              <w:rPr>
+                <w:sz w:val="18"/>
+              </w:rPr>
+              <w:t>P = Pbu + F_apertura·m / A</w:t>
+            </w:r>
+          </w:p>
+        </w:tc>
+        <w:tc>
+          <w:tcPr>
+            <w:tcW w:type="dxa" w:w="2466"/>
+          </w:tcPr>
+          <w:p>
+            <w:pPr>
+              <w:jc w:val="right"/>
+            </w:pPr>
+            <w:r>
+              <w:rPr>
+                <w:sz w:val="18"/>
+              </w:rPr>
+              <w:t>2,49 bar g (36,2 psig)</w:t>
             </w:r>
           </w:p>
         </w:tc>
@@ -8289,7 +8465,7 @@
               <w:rPr>
                 <w:sz w:val="18"/>
               </w:rPr>
-              <w:t>Diafragma y resorte: ningún tamaño de la serie genérica alcanza con el aire disponible</w:t>
+              <w:t>Diafragma y resorte D-300: área efectiva 1.935 cm² (300,0 in²), carrera máxima 101,6 mm (4,000 in)</w:t>
             </w:r>
           </w:p>
         </w:tc>
@@ -8401,7 +8577,7 @@
               <w:rPr>
                 <w:sz w:val="18"/>
               </w:rPr>
-              <w:t>19,0 mm (0,750 in) (estimado)</w:t>
+              <w:t>12,7 mm (0,500 in) (estimado)</w:t>
             </w:r>
           </w:p>
         </w:tc>
@@ -8457,7 +8633,287 @@
               <w:rPr>
                 <w:sz w:val="18"/>
               </w:rPr>
-              <w:t>50,8 mm (2,000 in)</w:t>
+              <w:t>38,1 mm (1,500 in)</w:t>
+            </w:r>
+          </w:p>
+        </w:tc>
+      </w:tr>
+      <w:tr>
+        <w:tc>
+          <w:tcPr>
+            <w:tcW w:type="dxa" w:w="3453"/>
+          </w:tcPr>
+          <w:p>
+            <w:r>
+              <w:rPr>
+                <w:sz w:val="18"/>
+              </w:rPr>
+              <w:t>Acción del actuador</w:t>
+            </w:r>
+          </w:p>
+        </w:tc>
+        <w:tc>
+          <w:tcPr>
+            <w:tcW w:type="dxa" w:w="6412"/>
+          </w:tcPr>
+          <w:p>
+            <w:r>
+              <w:rPr>
+                <w:sz w:val="18"/>
+              </w:rPr>
+              <w:t>Aire para abrir (resorte cierra): actuador de acción inversa</w:t>
+            </w:r>
+          </w:p>
+        </w:tc>
+      </w:tr>
+      <w:tr>
+        <w:tc>
+          <w:tcPr>
+            <w:tcW w:type="dxa" w:w="3453"/>
+          </w:tcPr>
+          <w:p>
+            <w:r>
+              <w:rPr>
+                <w:sz w:val="18"/>
+              </w:rPr>
+              <w:t>Ajuste de banco (bench set)</w:t>
+            </w:r>
+          </w:p>
+        </w:tc>
+        <w:tc>
+          <w:tcPr>
+            <w:tcW w:type="dxa" w:w="6412"/>
+          </w:tcPr>
+          <w:p>
+            <w:r>
+              <w:rPr>
+                <w:sz w:val="18"/>
+              </w:rPr>
+              <w:t>22,5 – 36,0 psig (1,55 – 2,48 bar g)</w:t>
+            </w:r>
+          </w:p>
+        </w:tc>
+      </w:tr>
+      <w:tr>
+        <w:tc>
+          <w:tcPr>
+            <w:tcW w:type="dxa" w:w="3453"/>
+          </w:tcPr>
+          <w:p>
+            <w:r>
+              <w:rPr>
+                <w:sz w:val="18"/>
+              </w:rPr>
+              <w:t>Constante del resorte</w:t>
+            </w:r>
+          </w:p>
+        </w:tc>
+        <w:tc>
+          <w:tcPr>
+            <w:tcW w:type="dxa" w:w="6412"/>
+          </w:tcPr>
+          <w:p>
+            <w:r>
+              <w:rPr>
+                <w:sz w:val="18"/>
+              </w:rPr>
+              <w:t>472,8 N/mm (2.700 lbf/in)</w:t>
+            </w:r>
+          </w:p>
+        </w:tc>
+      </w:tr>
+      <w:tr>
+        <w:tc>
+          <w:tcPr>
+            <w:tcW w:type="dxa" w:w="3453"/>
+          </w:tcPr>
+          <w:p>
+            <w:r>
+              <w:rPr>
+                <w:sz w:val="18"/>
+              </w:rPr>
+              <w:t>Compresión inicial del resorte</w:t>
+            </w:r>
+          </w:p>
+        </w:tc>
+        <w:tc>
+          <w:tcPr>
+            <w:tcW w:type="dxa" w:w="6412"/>
+          </w:tcPr>
+          <w:p>
+            <w:r>
+              <w:rPr>
+                <w:sz w:val="18"/>
+              </w:rPr>
+              <w:t>63,5 mm (2,500 in)</w:t>
+            </w:r>
+          </w:p>
+        </w:tc>
+      </w:tr>
+      <w:tr>
+        <w:tc>
+          <w:tcPr>
+            <w:tcW w:type="dxa" w:w="3453"/>
+          </w:tcPr>
+          <w:p>
+            <w:r>
+              <w:rPr>
+                <w:sz w:val="18"/>
+              </w:rPr>
+              <w:t>Carga máxima del resorte</w:t>
+            </w:r>
+          </w:p>
+        </w:tc>
+        <w:tc>
+          <w:tcPr>
+            <w:tcW w:type="dxa" w:w="6412"/>
+          </w:tcPr>
+          <w:p>
+            <w:r>
+              <w:rPr>
+                <w:sz w:val="18"/>
+              </w:rPr>
+              <w:t>48,04 kN (10.800 lbf)</w:t>
+            </w:r>
+          </w:p>
+        </w:tc>
+      </w:tr>
+      <w:tr>
+        <w:tc>
+          <w:tcPr>
+            <w:tcW w:type="dxa" w:w="3453"/>
+          </w:tcPr>
+          <w:p>
+            <w:r>
+              <w:rPr>
+                <w:sz w:val="18"/>
+              </w:rPr>
+              <w:t>Presión de aire requerida en el actuador</w:t>
+            </w:r>
+          </w:p>
+        </w:tc>
+        <w:tc>
+          <w:tcPr>
+            <w:tcW w:type="dxa" w:w="6412"/>
+          </w:tcPr>
+          <w:p>
+            <w:r>
+              <w:rPr>
+                <w:sz w:val="18"/>
+              </w:rPr>
+              <w:t>2,49 bar g (36,2 psig)</w:t>
+            </w:r>
+          </w:p>
+        </w:tc>
+      </w:tr>
+      <w:tr>
+        <w:tc>
+          <w:tcPr>
+            <w:tcW w:type="dxa" w:w="3453"/>
+          </w:tcPr>
+          <w:p>
+            <w:r>
+              <w:rPr>
+                <w:sz w:val="18"/>
+              </w:rPr>
+              <w:t>Empuje de cierre disponible</w:t>
+            </w:r>
+          </w:p>
+        </w:tc>
+        <w:tc>
+          <w:tcPr>
+            <w:tcW w:type="dxa" w:w="6412"/>
+          </w:tcPr>
+          <w:p>
+            <w:r>
+              <w:rPr>
+                <w:sz w:val="18"/>
+              </w:rPr>
+              <w:t>30,03 kN (6.750 lbf)</w:t>
+            </w:r>
+          </w:p>
+        </w:tc>
+      </w:tr>
+      <w:tr>
+        <w:tc>
+          <w:tcPr>
+            <w:tcW w:type="dxa" w:w="3453"/>
+          </w:tcPr>
+          <w:p>
+            <w:r>
+              <w:rPr>
+                <w:sz w:val="18"/>
+              </w:rPr>
+              <w:t>Empuje de apertura disponible</w:t>
+            </w:r>
+          </w:p>
+        </w:tc>
+        <w:tc>
+          <w:tcPr>
+            <w:tcW w:type="dxa" w:w="6412"/>
+          </w:tcPr>
+          <w:p>
+            <w:r>
+              <w:rPr>
+                <w:sz w:val="18"/>
+              </w:rPr>
+              <w:t>5,34 kN (1.200 lbf)</w:t>
+            </w:r>
+          </w:p>
+        </w:tc>
+      </w:tr>
+      <w:tr>
+        <w:tc>
+          <w:tcPr>
+            <w:tcW w:type="dxa" w:w="3453"/>
+          </w:tcPr>
+          <w:p>
+            <w:r>
+              <w:rPr>
+                <w:sz w:val="18"/>
+              </w:rPr>
+              <w:t>Margen de presión con aire mínimo</w:t>
+            </w:r>
+          </w:p>
+        </w:tc>
+        <w:tc>
+          <w:tcPr>
+            <w:tcW w:type="dxa" w:w="6412"/>
+          </w:tcPr>
+          <w:p>
+            <w:r>
+              <w:rPr>
+                <w:sz w:val="18"/>
+              </w:rPr>
+              <w:t>0,26 bar g (3,8 psig)</w:t>
+            </w:r>
+          </w:p>
+        </w:tc>
+      </w:tr>
+      <w:tr>
+        <w:tc>
+          <w:tcPr>
+            <w:tcW w:type="dxa" w:w="3453"/>
+          </w:tcPr>
+          <w:p>
+            <w:r>
+              <w:rPr>
+                <w:sz w:val="18"/>
+              </w:rPr>
+              <w:t>Carga del vástago en el asiento / admisible</w:t>
+            </w:r>
+          </w:p>
+        </w:tc>
+        <w:tc>
+          <w:tcPr>
+            <w:tcW w:type="dxa" w:w="6412"/>
+          </w:tcPr>
+          <w:p>
+            <w:r>
+              <w:rPr>
+                <w:sz w:val="18"/>
+              </w:rPr>
+              <w:t>30,03 kN (6.750 lbf) / 18,69 kN (4.201 lbf) (316 endurecido, 110 °C)</w:t>
             </w:r>
           </w:p>
         </w:tc>
@@ -8786,12 +9242,12 @@
     </w:p>
     <w:p>
       <w:r>
-        <w:t>Válvula seleccionada: Globo, 3" (DN 80), CL600, RF bridada; internos: globo, internos multietapa (anticavitación severa); Cv nominal típico 31,50.</w:t>
+        <w:t>Válvula seleccionada: Globo, 2" (DN 50), CL600, RF bridada; internos: globo, internos multietapa (anticavitación severa), flujo tiende a abrir; Cv nominal típico 26,00.</w:t>
       </w:r>
     </w:p>
     <w:p>
       <w:r>
-        <w:t>Condiciones a resolver: Cavitación con flujo bloqueado; El actuador no alcanza la fuerza requerida; Etapas anticavitación recomendadas; Fuerza de desbalance alta; Servicio agrio (H₂S); Velocidad alta en la tubería de entrada. Ver el informe técnico.</w:t>
+        <w:t>Condiciones a resolver: Carga del vástago excesiva (pandeo); Cavitación con flujo bloqueado; Etapas anticavitación recomendadas; Ruido por encima del límite; Servicio agrio (H₂S); Velocidad alta en la tubería de entrada; Velocidad de líquido alta en la válvula. Ver el informe técnico.</w:t>
       </w:r>
     </w:p>
     <w:p>
@@ -9048,7 +9504,7 @@
               <w:rPr>
                 <w:sz w:val="18"/>
               </w:rPr>
-              <w:t>24/10/2026</w:t>
+              <w:t>26/10/2026</w:t>
             </w:r>
           </w:p>
         </w:tc>
@@ -9973,7 +10429,7 @@
               <w:rPr>
                 <w:sz w:val="18"/>
               </w:rPr>
-              <w:t>0,940</w:t>
+              <w:t>0,939</w:t>
             </w:r>
           </w:p>
         </w:tc>
@@ -9989,7 +10445,7 @@
               <w:rPr>
                 <w:sz w:val="18"/>
               </w:rPr>
-              <w:t>0,939</w:t>
+              <w:t>0,938</w:t>
             </w:r>
           </w:p>
         </w:tc>
@@ -10049,7 +10505,7 @@
               <w:rPr>
                 <w:sz w:val="18"/>
               </w:rPr>
-              <w:t>0,940</w:t>
+              <w:t>0,939</w:t>
             </w:r>
           </w:p>
         </w:tc>
@@ -10065,7 +10521,7 @@
               <w:rPr>
                 <w:sz w:val="18"/>
               </w:rPr>
-              <w:t>0,939</w:t>
+              <w:t>0,938</w:t>
             </w:r>
           </w:p>
         </w:tc>
@@ -10261,7 +10717,7 @@
               <w:rPr>
                 <w:sz w:val="18"/>
               </w:rPr>
-              <w:t>5,773</w:t>
+              <w:t>5,780</w:t>
             </w:r>
           </w:p>
         </w:tc>
@@ -10277,7 +10733,7 @@
               <w:rPr>
                 <w:sz w:val="18"/>
               </w:rPr>
-              <w:t>13,18</w:t>
+              <w:t>13,26</w:t>
             </w:r>
           </w:p>
         </w:tc>
@@ -10293,7 +10749,7 @@
               <w:rPr>
                 <w:sz w:val="18"/>
               </w:rPr>
-              <w:t>19,33</w:t>
+              <w:t>19,59</w:t>
             </w:r>
           </w:p>
         </w:tc>
@@ -10337,7 +10793,7 @@
               <w:rPr>
                 <w:sz w:val="18"/>
               </w:rPr>
-              <w:t>15,5</w:t>
+              <w:t>19,8</w:t>
             </w:r>
           </w:p>
         </w:tc>
@@ -10353,7 +10809,7 @@
               <w:rPr>
                 <w:sz w:val="18"/>
               </w:rPr>
-              <w:t>39,8</w:t>
+              <w:t>49,5</w:t>
             </w:r>
           </w:p>
         </w:tc>
@@ -10369,7 +10825,7 @@
               <w:rPr>
                 <w:sz w:val="18"/>
               </w:rPr>
-              <w:t>60,0</w:t>
+              <w:t>74,6</w:t>
             </w:r>
           </w:p>
         </w:tc>
@@ -10413,7 +10869,7 @@
               <w:rPr>
                 <w:sz w:val="18"/>
               </w:rPr>
-              <w:t>7,88</w:t>
+              <w:t>7,54</w:t>
             </w:r>
           </w:p>
         </w:tc>
@@ -10429,7 +10885,7 @@
               <w:rPr>
                 <w:sz w:val="18"/>
               </w:rPr>
-              <w:t>20,2</w:t>
+              <w:t>18,8</w:t>
             </w:r>
           </w:p>
         </w:tc>
@@ -10445,7 +10901,7 @@
               <w:rPr>
                 <w:sz w:val="18"/>
               </w:rPr>
-              <w:t>30,5</w:t>
+              <w:t>28,4</w:t>
             </w:r>
           </w:p>
         </w:tc>
@@ -10505,7 +10961,7 @@
               <w:rPr>
                 <w:sz w:val="18"/>
               </w:rPr>
-              <w:t>0,944 / 0,940</w:t>
+              <w:t>0,944 / 0,939</w:t>
             </w:r>
           </w:p>
         </w:tc>
@@ -10521,7 +10977,7 @@
               <w:rPr>
                 <w:sz w:val="18"/>
               </w:rPr>
-              <w:t>0,942 / 0,939</w:t>
+              <w:t>0,942 / 0,938</w:t>
             </w:r>
           </w:p>
         </w:tc>
@@ -10640,7 +11096,7 @@
               <w:rPr>
                 <w:sz w:val="18"/>
               </w:rPr>
-              <w:t>72,1</w:t>
+              <w:t>77,8</w:t>
             </w:r>
           </w:p>
         </w:tc>
@@ -10656,7 +11112,7 @@
               <w:rPr>
                 <w:sz w:val="18"/>
               </w:rPr>
-              <w:t>77,1</w:t>
+              <w:t>83,9</w:t>
             </w:r>
           </w:p>
         </w:tc>
@@ -10672,7 +11128,7 @@
               <w:rPr>
                 <w:sz w:val="18"/>
               </w:rPr>
-              <w:t>78,9</w:t>
+              <w:t>86,8</w:t>
             </w:r>
           </w:p>
         </w:tc>
@@ -11270,7 +11726,7 @@
               <w:rPr>
                 <w:sz w:val="18"/>
               </w:rPr>
-              <w:t>3" (DN 80)</w:t>
+              <w:t>2" (DN 50)</w:t>
             </w:r>
           </w:p>
         </w:tc>
@@ -11562,7 +12018,7 @@
               <w:rPr>
                 <w:sz w:val="18"/>
               </w:rPr>
-              <w:t>Globo, internos multietapa (anticavitación severa)</w:t>
+              <w:t>Globo, internos multietapa (anticavitación severa), flujo tiende a abrir</w:t>
             </w:r>
           </w:p>
         </w:tc>
@@ -11579,7 +12035,7 @@
                 <w:b/>
                 <w:sz w:val="18"/>
               </w:rPr>
-              <w:t>Trim anticavitación</w:t>
+              <w:t>Sentido de flujo</w:t>
             </w:r>
           </w:p>
         </w:tc>
@@ -11592,7 +12048,7 @@
               <w:rPr>
                 <w:sz w:val="18"/>
               </w:rPr>
-              <w:t>Estándar (trim elegido, 1 etapa)</w:t>
+              <w:t>Flujo tiende a abrir (Up)</w:t>
             </w:r>
           </w:p>
         </w:tc>
@@ -11609,7 +12065,7 @@
                 <w:b/>
                 <w:sz w:val="18"/>
               </w:rPr>
-              <w:t>Obturador</w:t>
+              <w:t>Trim anticavitación</w:t>
             </w:r>
           </w:p>
         </w:tc>
@@ -11622,7 +12078,7 @@
               <w:rPr>
                 <w:sz w:val="18"/>
               </w:rPr>
-              <w:t>Desbalanceado</w:t>
+              <w:t>Estándar (trim elegido, 1 etapa)</w:t>
             </w:r>
           </w:p>
         </w:tc>
@@ -11639,7 +12095,7 @@
                 <w:b/>
                 <w:sz w:val="18"/>
               </w:rPr>
-              <w:t>Característica inherente</w:t>
+              <w:t>Obturador</w:t>
             </w:r>
           </w:p>
         </w:tc>
@@ -11652,7 +12108,7 @@
               <w:rPr>
                 <w:sz w:val="18"/>
               </w:rPr>
-              <w:t>Lineal</w:t>
+              <w:t>Desbalanceado</w:t>
             </w:r>
           </w:p>
         </w:tc>
@@ -11669,7 +12125,7 @@
                 <w:b/>
                 <w:sz w:val="18"/>
               </w:rPr>
-              <w:t>Cv nominal (típico del tamaño y trim)</w:t>
+              <w:t>Característica inherente</w:t>
             </w:r>
           </w:p>
         </w:tc>
@@ -11682,7 +12138,7 @@
               <w:rPr>
                 <w:sz w:val="18"/>
               </w:rPr>
-              <w:t>31,50</w:t>
+              <w:t>Lineal</w:t>
             </w:r>
           </w:p>
         </w:tc>
@@ -11699,7 +12155,7 @@
                 <w:b/>
                 <w:sz w:val="18"/>
               </w:rPr>
-              <w:t>Tamaño del trim (diámetro del puerto)</w:t>
+              <w:t>Cv nominal (típico del tamaño y trim)</w:t>
             </w:r>
           </w:p>
         </w:tc>
@@ -11712,7 +12168,7 @@
               <w:rPr>
                 <w:sz w:val="18"/>
               </w:rPr>
-              <w:t>3 7/16 in (87,3 mm) estimado</w:t>
+              <w:t>26,00</w:t>
             </w:r>
           </w:p>
         </w:tc>
@@ -11729,7 +12185,7 @@
                 <w:b/>
                 <w:sz w:val="18"/>
               </w:rPr>
-              <w:t>Carrera nominal del vástago</w:t>
+              <w:t>Tamaño del trim (diámetro del puerto)</w:t>
             </w:r>
           </w:p>
         </w:tc>
@@ -11742,7 +12198,7 @@
               <w:rPr>
                 <w:sz w:val="18"/>
               </w:rPr>
-              <w:t>2 in (50,8 mm) estimada</w:t>
+              <w:t>2 1/4 in (57,1 mm) estimado</w:t>
             </w:r>
           </w:p>
         </w:tc>
@@ -11759,7 +12215,7 @@
                 <w:b/>
                 <w:sz w:val="18"/>
               </w:rPr>
-              <w:t>Carrera de operación</w:t>
+              <w:t>Carrera nominal del vástago</w:t>
             </w:r>
           </w:p>
         </w:tc>
@@ -11772,7 +12228,7 @@
               <w:rPr>
                 <w:sz w:val="18"/>
               </w:rPr>
-              <w:t>Mínimo: 7,88 mm · Normal: 20,2 mm · Máximo: 30,5 mm</w:t>
+              <w:t>1 1/2 in (38,1 mm) estimada</w:t>
             </w:r>
           </w:p>
         </w:tc>
@@ -11789,6 +12245,36 @@
                 <w:b/>
                 <w:sz w:val="18"/>
               </w:rPr>
+              <w:t>Carrera de operación</w:t>
+            </w:r>
+          </w:p>
+        </w:tc>
+        <w:tc>
+          <w:tcPr>
+            <w:tcW w:type="dxa" w:w="6412"/>
+          </w:tcPr>
+          <w:p>
+            <w:r>
+              <w:rPr>
+                <w:sz w:val="18"/>
+              </w:rPr>
+              <w:t>Mínimo: 7,54 mm · Normal: 18,8 mm · Máximo: 28,4 mm</w:t>
+            </w:r>
+          </w:p>
+        </w:tc>
+      </w:tr>
+      <w:tr>
+        <w:tc>
+          <w:tcPr>
+            <w:tcW w:type="dxa" w:w="3453"/>
+            <w:shd w:val="clear" w:color="auto" w:fill="EEF2F6"/>
+          </w:tcPr>
+          <w:p>
+            <w:r>
+              <w:rPr>
+                <w:b/>
+                <w:sz w:val="18"/>
+              </w:rPr>
               <w:t>Guía y obturador</w:t>
             </w:r>
           </w:p>
@@ -11802,7 +12288,7 @@
               <w:rPr>
                 <w:sz w:val="18"/>
               </w:rPr>
-              <w:t>Obturador guiado por jaula, desbalanceado (elegido). Con esta ΔP y diámetro conviene balanceado para reducir el empuje del actuador.</w:t>
+              <w:t>Obturador guiado por jaula, desbalanceado (elegido).</w:t>
             </w:r>
           </w:p>
         </w:tc>
@@ -12364,7 +12850,7 @@
               <w:rPr>
                 <w:sz w:val="18"/>
               </w:rPr>
-              <w:t>62,06 kN (13.952 lbf)</w:t>
+              <w:t>29,46 kN (6.622 lbf)</w:t>
             </w:r>
           </w:p>
         </w:tc>
@@ -12394,7 +12880,7 @@
               <w:rPr>
                 <w:sz w:val="18"/>
               </w:rPr>
-              <w:t>Diafragma y resorte: ningún tamaño de la serie genérica alcanza con el aire disponible</w:t>
+              <w:t>Diafragma y resorte D-300: área efectiva 1.935 cm² (300,0 in²), carrera máxima 101,6 mm (4,000 in)</w:t>
             </w:r>
           </w:p>
         </w:tc>
@@ -12514,7 +13000,7 @@
               <w:rPr>
                 <w:sz w:val="18"/>
               </w:rPr>
-              <w:t>19,0 mm (0,750 in) (estimado)</w:t>
+              <w:t>12,7 mm (0,500 in) (estimado)</w:t>
             </w:r>
           </w:p>
         </w:tc>
@@ -12574,7 +13060,307 @@
               <w:rPr>
                 <w:sz w:val="18"/>
               </w:rPr>
-              <w:t>50,8 mm (2,000 in)</w:t>
+              <w:t>38,1 mm (1,500 in)</w:t>
+            </w:r>
+          </w:p>
+        </w:tc>
+      </w:tr>
+      <w:tr>
+        <w:tc>
+          <w:tcPr>
+            <w:tcW w:type="dxa" w:w="3453"/>
+            <w:shd w:val="clear" w:color="auto" w:fill="EEF2F6"/>
+          </w:tcPr>
+          <w:p>
+            <w:r>
+              <w:rPr>
+                <w:b/>
+                <w:sz w:val="18"/>
+              </w:rPr>
+              <w:t>Acción del actuador</w:t>
+            </w:r>
+          </w:p>
+        </w:tc>
+        <w:tc>
+          <w:tcPr>
+            <w:tcW w:type="dxa" w:w="6412"/>
+          </w:tcPr>
+          <w:p>
+            <w:r>
+              <w:rPr>
+                <w:sz w:val="18"/>
+              </w:rPr>
+              <w:t>Aire para abrir (resorte cierra): actuador de acción inversa</w:t>
+            </w:r>
+          </w:p>
+        </w:tc>
+      </w:tr>
+      <w:tr>
+        <w:tc>
+          <w:tcPr>
+            <w:tcW w:type="dxa" w:w="3453"/>
+            <w:shd w:val="clear" w:color="auto" w:fill="EEF2F6"/>
+          </w:tcPr>
+          <w:p>
+            <w:r>
+              <w:rPr>
+                <w:b/>
+                <w:sz w:val="18"/>
+              </w:rPr>
+              <w:t>Ajuste de banco (bench set)</w:t>
+            </w:r>
+          </w:p>
+        </w:tc>
+        <w:tc>
+          <w:tcPr>
+            <w:tcW w:type="dxa" w:w="6412"/>
+          </w:tcPr>
+          <w:p>
+            <w:r>
+              <w:rPr>
+                <w:sz w:val="18"/>
+              </w:rPr>
+              <w:t>22,5 – 36,0 psig (1,55 – 2,48 bar g)</w:t>
+            </w:r>
+          </w:p>
+        </w:tc>
+      </w:tr>
+      <w:tr>
+        <w:tc>
+          <w:tcPr>
+            <w:tcW w:type="dxa" w:w="3453"/>
+            <w:shd w:val="clear" w:color="auto" w:fill="EEF2F6"/>
+          </w:tcPr>
+          <w:p>
+            <w:r>
+              <w:rPr>
+                <w:b/>
+                <w:sz w:val="18"/>
+              </w:rPr>
+              <w:t>Constante del resorte</w:t>
+            </w:r>
+          </w:p>
+        </w:tc>
+        <w:tc>
+          <w:tcPr>
+            <w:tcW w:type="dxa" w:w="6412"/>
+          </w:tcPr>
+          <w:p>
+            <w:r>
+              <w:rPr>
+                <w:sz w:val="18"/>
+              </w:rPr>
+              <w:t>472,8 N/mm (2.700 lbf/in)</w:t>
+            </w:r>
+          </w:p>
+        </w:tc>
+      </w:tr>
+      <w:tr>
+        <w:tc>
+          <w:tcPr>
+            <w:tcW w:type="dxa" w:w="3453"/>
+            <w:shd w:val="clear" w:color="auto" w:fill="EEF2F6"/>
+          </w:tcPr>
+          <w:p>
+            <w:r>
+              <w:rPr>
+                <w:b/>
+                <w:sz w:val="18"/>
+              </w:rPr>
+              <w:t>Compresión inicial del resorte</w:t>
+            </w:r>
+          </w:p>
+        </w:tc>
+        <w:tc>
+          <w:tcPr>
+            <w:tcW w:type="dxa" w:w="6412"/>
+          </w:tcPr>
+          <w:p>
+            <w:r>
+              <w:rPr>
+                <w:sz w:val="18"/>
+              </w:rPr>
+              <w:t>63,5 mm (2,500 in)</w:t>
+            </w:r>
+          </w:p>
+        </w:tc>
+      </w:tr>
+      <w:tr>
+        <w:tc>
+          <w:tcPr>
+            <w:tcW w:type="dxa" w:w="3453"/>
+            <w:shd w:val="clear" w:color="auto" w:fill="EEF2F6"/>
+          </w:tcPr>
+          <w:p>
+            <w:r>
+              <w:rPr>
+                <w:b/>
+                <w:sz w:val="18"/>
+              </w:rPr>
+              <w:t>Carga máxima del resorte</w:t>
+            </w:r>
+          </w:p>
+        </w:tc>
+        <w:tc>
+          <w:tcPr>
+            <w:tcW w:type="dxa" w:w="6412"/>
+          </w:tcPr>
+          <w:p>
+            <w:r>
+              <w:rPr>
+                <w:sz w:val="18"/>
+              </w:rPr>
+              <w:t>48,04 kN (10.800 lbf)</w:t>
+            </w:r>
+          </w:p>
+        </w:tc>
+      </w:tr>
+      <w:tr>
+        <w:tc>
+          <w:tcPr>
+            <w:tcW w:type="dxa" w:w="3453"/>
+            <w:shd w:val="clear" w:color="auto" w:fill="EEF2F6"/>
+          </w:tcPr>
+          <w:p>
+            <w:r>
+              <w:rPr>
+                <w:b/>
+                <w:sz w:val="18"/>
+              </w:rPr>
+              <w:t>Presión de aire requerida en el actuador</w:t>
+            </w:r>
+          </w:p>
+        </w:tc>
+        <w:tc>
+          <w:tcPr>
+            <w:tcW w:type="dxa" w:w="6412"/>
+          </w:tcPr>
+          <w:p>
+            <w:r>
+              <w:rPr>
+                <w:sz w:val="18"/>
+              </w:rPr>
+              <w:t>2,49 bar g (36,2 psig)</w:t>
+            </w:r>
+          </w:p>
+        </w:tc>
+      </w:tr>
+      <w:tr>
+        <w:tc>
+          <w:tcPr>
+            <w:tcW w:type="dxa" w:w="3453"/>
+            <w:shd w:val="clear" w:color="auto" w:fill="EEF2F6"/>
+          </w:tcPr>
+          <w:p>
+            <w:r>
+              <w:rPr>
+                <w:b/>
+                <w:sz w:val="18"/>
+              </w:rPr>
+              <w:t>Empuje de cierre disponible</w:t>
+            </w:r>
+          </w:p>
+        </w:tc>
+        <w:tc>
+          <w:tcPr>
+            <w:tcW w:type="dxa" w:w="6412"/>
+          </w:tcPr>
+          <w:p>
+            <w:r>
+              <w:rPr>
+                <w:sz w:val="18"/>
+              </w:rPr>
+              <w:t>30,03 kN (6.750 lbf)</w:t>
+            </w:r>
+          </w:p>
+        </w:tc>
+      </w:tr>
+      <w:tr>
+        <w:tc>
+          <w:tcPr>
+            <w:tcW w:type="dxa" w:w="3453"/>
+            <w:shd w:val="clear" w:color="auto" w:fill="EEF2F6"/>
+          </w:tcPr>
+          <w:p>
+            <w:r>
+              <w:rPr>
+                <w:b/>
+                <w:sz w:val="18"/>
+              </w:rPr>
+              <w:t>Empuje de apertura disponible</w:t>
+            </w:r>
+          </w:p>
+        </w:tc>
+        <w:tc>
+          <w:tcPr>
+            <w:tcW w:type="dxa" w:w="6412"/>
+          </w:tcPr>
+          <w:p>
+            <w:r>
+              <w:rPr>
+                <w:sz w:val="18"/>
+              </w:rPr>
+              <w:t>5,34 kN (1.200 lbf)</w:t>
+            </w:r>
+          </w:p>
+        </w:tc>
+      </w:tr>
+      <w:tr>
+        <w:tc>
+          <w:tcPr>
+            <w:tcW w:type="dxa" w:w="3453"/>
+            <w:shd w:val="clear" w:color="auto" w:fill="EEF2F6"/>
+          </w:tcPr>
+          <w:p>
+            <w:r>
+              <w:rPr>
+                <w:b/>
+                <w:sz w:val="18"/>
+              </w:rPr>
+              <w:t>Margen de presión con aire mínimo</w:t>
+            </w:r>
+          </w:p>
+        </w:tc>
+        <w:tc>
+          <w:tcPr>
+            <w:tcW w:type="dxa" w:w="6412"/>
+          </w:tcPr>
+          <w:p>
+            <w:r>
+              <w:rPr>
+                <w:sz w:val="18"/>
+              </w:rPr>
+              <w:t>0,26 bar g (3,8 psig)</w:t>
+            </w:r>
+          </w:p>
+        </w:tc>
+      </w:tr>
+      <w:tr>
+        <w:tc>
+          <w:tcPr>
+            <w:tcW w:type="dxa" w:w="3453"/>
+            <w:shd w:val="clear" w:color="auto" w:fill="EEF2F6"/>
+          </w:tcPr>
+          <w:p>
+            <w:r>
+              <w:rPr>
+                <w:b/>
+                <w:sz w:val="18"/>
+              </w:rPr>
+              <w:t>Carga del vástago en el asiento / admisible</w:t>
+            </w:r>
+          </w:p>
+        </w:tc>
+        <w:tc>
+          <w:tcPr>
+            <w:tcW w:type="dxa" w:w="6412"/>
+          </w:tcPr>
+          <w:p>
+            <w:r>
+              <w:rPr>
+                <w:sz w:val="18"/>
+              </w:rPr>
+              <w:t>30,03 kN (6.750 lbf) / 18,69 kN (4.201 lbf) (316 endurecido, 110 °C)</w:t>
             </w:r>
           </w:p>
         </w:tc>
@@ -12932,15 +13718,7 @@
         <w:pStyle w:val="ListBullet"/>
       </w:pPr>
       <w:r>
-        <w:t>[Crítica] Actuador: El actuador no alcanza la fuerza requerida</w:t>
-      </w:r>
-    </w:p>
-    <w:p>
-      <w:pPr>
-        <w:pStyle w:val="ListBullet"/>
-      </w:pPr>
-      <w:r>
-        <w:t>[Advertencia] General: Fuerza de desbalance alta</w:t>
+        <w:t>[Crítica] Actuador: Carga del vástago excesiva (pandeo)</w:t>
       </w:r>
     </w:p>
     <w:p>
@@ -12957,6 +13735,30 @@
       </w:pPr>
       <w:r>
         <w:t>[Advertencia] General: Etapas anticavitación recomendadas</w:t>
+      </w:r>
+    </w:p>
+    <w:p>
+      <w:pPr>
+        <w:pStyle w:val="ListBullet"/>
+      </w:pPr>
+      <w:r>
+        <w:t>[Advertencia] Normal: Velocidad de líquido alta en la válvula</w:t>
+      </w:r>
+    </w:p>
+    <w:p>
+      <w:pPr>
+        <w:pStyle w:val="ListBullet"/>
+      </w:pPr>
+      <w:r>
+        <w:t>[Advertencia] Máximo: Velocidad de líquido alta en la válvula</w:t>
+      </w:r>
+    </w:p>
+    <w:p>
+      <w:pPr>
+        <w:pStyle w:val="ListBullet"/>
+      </w:pPr>
+      <w:r>
+        <w:t>[Advertencia] Máximo: Ruido por encima del límite</w:t>
       </w:r>
     </w:p>
     <w:p>
@@ -13231,7 +14033,7 @@
               <w:rPr>
                 <w:sz w:val="18"/>
               </w:rPr>
-              <w:t>24/10/2026</w:t>
+              <w:t>26/10/2026</w:t>
             </w:r>
           </w:p>
         </w:tc>
@@ -13248,7 +14050,7 @@
     </w:p>
     <w:p>
       <w:r>
-        <w:t>Válvula: Globo, 3" (DN 80), CL600, RF bridada; internos: globo, internos multietapa (anticavitación severa); Cv nominal típico 31,50.</w:t>
+        <w:t>Válvula: Globo, 2" (DN 50), CL600, RF bridada; internos: globo, internos multietapa (anticavitación severa), flujo tiende a abrir; Cv nominal típico 26,00.</w:t>
       </w:r>
     </w:p>
     <w:p>
@@ -14587,7 +15389,7 @@
               <w:rPr>
                 <w:sz w:val="18"/>
               </w:rPr>
-              <w:t>0,940</w:t>
+              <w:t>0,939</w:t>
             </w:r>
           </w:p>
         </w:tc>
@@ -14603,7 +15405,7 @@
               <w:rPr>
                 <w:sz w:val="18"/>
               </w:rPr>
-              <w:t>0,939</w:t>
+              <w:t>0,938</w:t>
             </w:r>
           </w:p>
         </w:tc>
@@ -14663,7 +15465,7 @@
               <w:rPr>
                 <w:sz w:val="18"/>
               </w:rPr>
-              <w:t>0,940</w:t>
+              <w:t>0,939</w:t>
             </w:r>
           </w:p>
         </w:tc>
@@ -14679,7 +15481,7 @@
               <w:rPr>
                 <w:sz w:val="18"/>
               </w:rPr>
-              <w:t>0,939</w:t>
+              <w:t>0,938</w:t>
             </w:r>
           </w:p>
         </w:tc>
@@ -15003,7 +15805,7 @@
               <w:rPr>
                 <w:sz w:val="18"/>
               </w:rPr>
-              <w:t>5,773</w:t>
+              <w:t>5,780</w:t>
             </w:r>
           </w:p>
         </w:tc>
@@ -15020,7 +15822,7 @@
               <w:rPr>
                 <w:sz w:val="18"/>
               </w:rPr>
-              <w:t>13,18</w:t>
+              <w:t>13,26</w:t>
             </w:r>
           </w:p>
         </w:tc>
@@ -15037,7 +15839,7 @@
               <w:rPr>
                 <w:sz w:val="18"/>
               </w:rPr>
-              <w:t>19,33</w:t>
+              <w:t>19,59</w:t>
             </w:r>
           </w:p>
         </w:tc>
@@ -15082,7 +15884,7 @@
               <w:rPr>
                 <w:sz w:val="18"/>
               </w:rPr>
-              <w:t>15,5</w:t>
+              <w:t>19,8</w:t>
             </w:r>
           </w:p>
         </w:tc>
@@ -15099,7 +15901,7 @@
               <w:rPr>
                 <w:sz w:val="18"/>
               </w:rPr>
-              <w:t>39,8</w:t>
+              <w:t>49,5</w:t>
             </w:r>
           </w:p>
         </w:tc>
@@ -15116,7 +15918,7 @@
               <w:rPr>
                 <w:sz w:val="18"/>
               </w:rPr>
-              <w:t>60,0</w:t>
+              <w:t>74,6</w:t>
             </w:r>
           </w:p>
         </w:tc>
@@ -15161,7 +15963,7 @@
               <w:rPr>
                 <w:sz w:val="18"/>
               </w:rPr>
-              <w:t>7,88</w:t>
+              <w:t>7,54</w:t>
             </w:r>
           </w:p>
         </w:tc>
@@ -15178,7 +15980,7 @@
               <w:rPr>
                 <w:sz w:val="18"/>
               </w:rPr>
-              <w:t>20,2</w:t>
+              <w:t>18,8</w:t>
             </w:r>
           </w:p>
         </w:tc>
@@ -15195,7 +15997,7 @@
               <w:rPr>
                 <w:sz w:val="18"/>
               </w:rPr>
-              <w:t>30,5</w:t>
+              <w:t>28,4</w:t>
             </w:r>
           </w:p>
         </w:tc>
@@ -15447,7 +16249,7 @@
               <w:rPr>
                 <w:sz w:val="18"/>
               </w:rPr>
-              <w:t>ΔP de flujo estrangulado (ΔP choked)</w:t>
+              <w:t>ΔP crítica de flujo estrangulado (ΔP choked)</w:t>
             </w:r>
           </w:p>
         </w:tc>
@@ -15477,7 +16279,7 @@
               <w:rPr>
                 <w:sz w:val="18"/>
               </w:rPr>
-              <w:t>68,22</w:t>
+              <w:t>68,21</w:t>
             </w:r>
           </w:p>
         </w:tc>
@@ -15494,7 +16296,7 @@
               <w:rPr>
                 <w:sz w:val="18"/>
               </w:rPr>
-              <w:t>66,29</w:t>
+              <w:t>66,24</w:t>
             </w:r>
           </w:p>
         </w:tc>
@@ -15511,7 +16313,7 @@
               <w:rPr>
                 <w:sz w:val="18"/>
               </w:rPr>
-              <w:t>64,35</w:t>
+              <w:t>64,25</w:t>
             </w:r>
           </w:p>
         </w:tc>
@@ -15556,7 +16358,7 @@
               <w:rPr>
                 <w:sz w:val="18"/>
               </w:rPr>
-              <w:t>68,19</w:t>
+              <w:t>68,18</w:t>
             </w:r>
           </w:p>
         </w:tc>
@@ -15573,7 +16375,7 @@
               <w:rPr>
                 <w:sz w:val="18"/>
               </w:rPr>
-              <w:t>66,26</w:t>
+              <w:t>66,22</w:t>
             </w:r>
           </w:p>
         </w:tc>
@@ -15590,7 +16392,7 @@
               <w:rPr>
                 <w:sz w:val="18"/>
               </w:rPr>
-              <w:t>64,33</w:t>
+              <w:t>64,23</w:t>
             </w:r>
           </w:p>
         </w:tc>
@@ -15635,7 +16437,7 @@
               <w:rPr>
                 <w:sz w:val="18"/>
               </w:rPr>
-              <w:t>68,19</w:t>
+              <w:t>68,18</w:t>
             </w:r>
           </w:p>
         </w:tc>
@@ -15652,7 +16454,7 @@
               <w:rPr>
                 <w:sz w:val="18"/>
               </w:rPr>
-              <w:t>66,26</w:t>
+              <w:t>66,22</w:t>
             </w:r>
           </w:p>
         </w:tc>
@@ -15669,7 +16471,7 @@
               <w:rPr>
                 <w:sz w:val="18"/>
               </w:rPr>
-              <w:t>64,33</w:t>
+              <w:t>64,23</w:t>
             </w:r>
           </w:p>
         </w:tc>
@@ -15949,7 +16751,7 @@
               <w:rPr>
                 <w:sz w:val="18"/>
               </w:rPr>
-              <w:t>1,000</w:t>
+              <w:t>0,999</w:t>
             </w:r>
           </w:p>
         </w:tc>
@@ -15966,7 +16768,7 @@
               <w:rPr>
                 <w:sz w:val="18"/>
               </w:rPr>
-              <w:t>1,000</w:t>
+              <w:t>0,994</w:t>
             </w:r>
           </w:p>
         </w:tc>
@@ -15983,7 +16785,7 @@
               <w:rPr>
                 <w:sz w:val="18"/>
               </w:rPr>
-              <w:t>0,999</w:t>
+              <w:t>0,987</w:t>
             </w:r>
           </w:p>
         </w:tc>
@@ -16028,7 +16830,7 @@
               <w:rPr>
                 <w:sz w:val="18"/>
               </w:rPr>
-              <w:t>0,970</w:t>
+              <w:t>0,969</w:t>
             </w:r>
           </w:p>
         </w:tc>
@@ -16045,7 +16847,7 @@
               <w:rPr>
                 <w:sz w:val="18"/>
               </w:rPr>
-              <w:t>0,969</w:t>
+              <w:t>0,963</w:t>
             </w:r>
           </w:p>
         </w:tc>
@@ -16062,7 +16864,7 @@
               <w:rPr>
                 <w:sz w:val="18"/>
               </w:rPr>
-              <w:t>0,968</w:t>
+              <w:t>0,956</w:t>
             </w:r>
           </w:p>
         </w:tc>
@@ -16186,7 +16988,7 @@
               <w:rPr>
                 <w:sz w:val="18"/>
               </w:rPr>
-              <w:t>214.935</w:t>
+              <w:t>214.811</w:t>
             </w:r>
           </w:p>
         </w:tc>
@@ -16203,7 +17005,7 @@
               <w:rPr>
                 <w:sz w:val="18"/>
               </w:rPr>
-              <w:t>320.139</w:t>
+              <w:t>319.169</w:t>
             </w:r>
           </w:p>
         </w:tc>
@@ -16220,7 +17022,7 @@
               <w:rPr>
                 <w:sz w:val="18"/>
               </w:rPr>
-              <w:t>381.957</w:t>
+              <w:t>379.457</w:t>
             </w:r>
           </w:p>
         </w:tc>
@@ -16581,7 +17383,7 @@
               <w:rPr>
                 <w:sz w:val="18"/>
               </w:rPr>
-              <w:t>72,1</w:t>
+              <w:t>77,8</w:t>
             </w:r>
           </w:p>
         </w:tc>
@@ -16598,7 +17400,7 @@
               <w:rPr>
                 <w:sz w:val="18"/>
               </w:rPr>
-              <w:t>77,1</w:t>
+              <w:t>83,9</w:t>
             </w:r>
           </w:p>
         </w:tc>
@@ -16615,7 +17417,7 @@
               <w:rPr>
                 <w:sz w:val="18"/>
               </w:rPr>
-              <w:t>78,9</w:t>
+              <w:t>86,8</w:t>
             </w:r>
           </w:p>
         </w:tc>
@@ -16751,7 +17553,7 @@
     </w:p>
     <w:p>
       <w:r>
-        <w:t>La presión en la vena contracta cae por debajo de la presión de vapor y las burbujas colapsan aguas abajo (P2 &gt; Pv). Kapp = xF = 0,944, Kc del trim = 0,940, bloqueo FL² = 0,940. σ = 1,06. El caudal ya no aumenta al bajar P2 (flujo crítico por cavitación plena). La energía de colapso es alta: alto riesgo de daño por erosión.</w:t>
+        <w:t>La presión en la vena contracta cae por debajo de la presión de vapor y las burbujas colapsan aguas abajo (P2 &gt; Pv). Kapp = xF = 0,944, Kc del trim = 0,939, bloqueo FL² = 0,939. σ = 1,06. El caudal ya no aumenta al bajar P2 (flujo crítico por cavitación plena). La energía de colapso es alta: alto riesgo de daño por erosión.</w:t>
       </w:r>
     </w:p>
     <w:p>
@@ -16822,7 +17624,7 @@
     </w:p>
     <w:p>
       <w:r>
-        <w:t>La presión en la vena contracta cae por debajo de la presión de vapor y las burbujas colapsan aguas abajo (P2 &gt; Pv). Kapp = xF = 0,942, Kc del trim = 0,939, bloqueo FL² = 0,939. σ = 1,06. El caudal ya no aumenta al bajar P2 (flujo crítico por cavitación plena). La energía de colapso es alta: alto riesgo de daño por erosión.</w:t>
+        <w:t>La presión en la vena contracta cae por debajo de la presión de vapor y las burbujas colapsan aguas abajo (P2 &gt; Pv). Kapp = xF = 0,942, Kc del trim = 0,938, bloqueo FL² = 0,938. σ = 1,06. El caudal ya no aumenta al bajar P2 (flujo crítico por cavitación plena). La energía de colapso es alta: alto riesgo de daño por erosión.</w:t>
       </w:r>
     </w:p>
     <w:p>
@@ -16888,12 +17690,12 @@
           <w:b/>
           <w:color w:val="C0392B"/>
         </w:rPr>
-        <w:t>[Crítica] Actuador: El actuador no alcanza la fuerza requerida</w:t>
+        <w:t>[Crítica] Actuador: Carga del vástago excesiva (pandeo)</w:t>
       </w:r>
     </w:p>
     <w:p>
       <w:r>
-        <w:t>Con aire mínimo de 4,00 bar g (58,0 psig) ningún diafragma y resorte de la serie genérica (hasta 2.903 cm² (450,0 in²)) da 62,06 kN (13.952 lbf) para cerrar y 367 N (82 lbf) para abrir con carrera 50,8 mm (2,000 in).</w:t>
+        <w:t>El actuador puede aplicar 30,03 kN (6.750 lbf) y el vástago de 12,7 mm (0,500 in) admite 18,69 kN (4.201 lbf) a 110 °C.</w:t>
       </w:r>
     </w:p>
     <w:p>
@@ -16909,7 +17711,7 @@
         <w:pStyle w:val="ListBullet"/>
       </w:pPr>
       <w:r>
-        <w:t>Aumentar la presión mínima del aire de instrumentos o usar un amplificador (booster).</w:t>
+        <w:t>Usar un vástago de mayor diámetro o de mayor resistencia (17-4PH, S20910).</w:t>
       </w:r>
     </w:p>
     <w:p>
@@ -16917,7 +17719,7 @@
         <w:pStyle w:val="ListBullet"/>
       </w:pPr>
       <w:r>
-        <w:t>Usar un trim balanceado para bajar la fuerza de desbalance.</w:t>
+        <w:t>Limitar la presión de alimentación con un regulador.</w:t>
       </w:r>
     </w:p>
     <w:p>
@@ -16925,15 +17727,7 @@
         <w:pStyle w:val="ListBullet"/>
       </w:pPr>
       <w:r>
-        <w:t>Pasar a un actuador de pistón o electrohidráulico.</w:t>
-      </w:r>
-    </w:p>
-    <w:p>
-      <w:pPr>
-        <w:pStyle w:val="ListBullet"/>
-      </w:pPr>
-      <w:r>
-        <w:t>Revisar la clase de cierre: una clase menor baja la carga de asiento.</w:t>
+        <w:t>Elegir un actuador más chico.</w:t>
       </w:r>
     </w:p>
     <w:p>
@@ -16943,53 +17737,6 @@
           <w:sz w:val="17"/>
         </w:rPr>
         <w:t>Referencia: Práctica de la industria de válvulas de control (dimensionamiento de actuadores)</w:t>
-      </w:r>
-    </w:p>
-    <w:p>
-      <w:r>
-        <w:rPr>
-          <w:b/>
-          <w:color w:val="B07A00"/>
-        </w:rPr>
-        <w:t>[Advertencia] General: Fuerza de desbalance alta</w:t>
-      </w:r>
-    </w:p>
-    <w:p>
-      <w:r>
-        <w:t>Con trim desbalanceado, ΔP máxima 73,99 bar g y válvula de 3" la fuerza del fluido sobre el obturador es del orden de 34,2 kN (7.689 lbf), estimada con ΔP·π·d²/4 y el puerto igual al diámetro de la válvula. El actuador debe vencerla para cerrar y modular: resulta grande y la estabilidad cerca del asiento empeora.</w:t>
-      </w:r>
-    </w:p>
-    <w:p>
-      <w:r>
-        <w:rPr>
-          <w:b/>
-        </w:rPr>
-        <w:t>Soluciones posibles:</w:t>
-      </w:r>
-    </w:p>
-    <w:p>
-      <w:pPr>
-        <w:pStyle w:val="ListBullet"/>
-      </w:pPr>
-      <w:r>
-        <w:t>Usar trim balanceado (obturador guiado por jaula con sello de balanceo).</w:t>
-      </w:r>
-    </w:p>
-    <w:p>
-      <w:pPr>
-        <w:pStyle w:val="ListBullet"/>
-      </w:pPr>
-      <w:r>
-        <w:t>Confirmar con el fabricante el diámetro de puerto real y el empuje del actuador.</w:t>
-      </w:r>
-    </w:p>
-    <w:p>
-      <w:r>
-        <w:rPr>
-          <w:i/>
-          <w:sz w:val="17"/>
-        </w:rPr>
-        <w:t>Referencia: Práctica de la industria (manuales de fabricantes de válvulas de control)</w:t>
       </w:r>
     </w:p>
     <w:p>
@@ -17051,6 +17798,147 @@
           <w:sz w:val="17"/>
         </w:rPr>
         <w:t>Referencia: ISA-RP75.23; IEC 60534-8-4</w:t>
+      </w:r>
+    </w:p>
+    <w:p>
+      <w:r>
+        <w:rPr>
+          <w:b/>
+          <w:color w:val="B07A00"/>
+        </w:rPr>
+        <w:t>[Advertencia] Normal: Velocidad de líquido alta en la válvula · intensidad 37 % (moderada)</w:t>
+      </w:r>
+    </w:p>
+    <w:p>
+      <w:r>
+        <w:t>Velocidad en la conexión de salida de la válvula: 12,33 m/s (recomendado ≤ 9,0 m/s para líquidos limpios). Favorece erosión, vibración y golpe de ariete.</w:t>
+      </w:r>
+    </w:p>
+    <w:p>
+      <w:r>
+        <w:rPr>
+          <w:b/>
+        </w:rPr>
+        <w:t>Soluciones posibles:</w:t>
+      </w:r>
+    </w:p>
+    <w:p>
+      <w:pPr>
+        <w:pStyle w:val="ListBullet"/>
+      </w:pPr>
+      <w:r>
+        <w:t>Seleccionar un diámetro de válvula mayor.</w:t>
+      </w:r>
+    </w:p>
+    <w:p>
+      <w:pPr>
+        <w:pStyle w:val="ListBullet"/>
+      </w:pPr>
+      <w:r>
+        <w:t>Si el líquido arrastra sólidos, reducir aún más la velocidad (≤ 4,5 m/s).</w:t>
+      </w:r>
+    </w:p>
+    <w:p>
+      <w:r>
+        <w:rPr>
+          <w:i/>
+          <w:sz w:val="17"/>
+        </w:rPr>
+        <w:t>Referencia: Práctica de la industria (ISA / guías de usuarios)</w:t>
+      </w:r>
+    </w:p>
+    <w:p>
+      <w:r>
+        <w:rPr>
+          <w:b/>
+          <w:color w:val="B07A00"/>
+        </w:rPr>
+        <w:t>[Advertencia] Máximo: Velocidad de líquido alta en la válvula · intensidad 98 % (severa)</w:t>
+      </w:r>
+    </w:p>
+    <w:p>
+      <w:r>
+        <w:t>Velocidad en la conexión de salida de la válvula: 17,82 m/s (recomendado ≤ 9,0 m/s para líquidos limpios). Favorece erosión, vibración y golpe de ariete.</w:t>
+      </w:r>
+    </w:p>
+    <w:p>
+      <w:r>
+        <w:rPr>
+          <w:b/>
+        </w:rPr>
+        <w:t>Soluciones posibles:</w:t>
+      </w:r>
+    </w:p>
+    <w:p>
+      <w:pPr>
+        <w:pStyle w:val="ListBullet"/>
+      </w:pPr>
+      <w:r>
+        <w:t>Seleccionar un diámetro de válvula mayor.</w:t>
+      </w:r>
+    </w:p>
+    <w:p>
+      <w:pPr>
+        <w:pStyle w:val="ListBullet"/>
+      </w:pPr>
+      <w:r>
+        <w:t>Si el líquido arrastra sólidos, reducir aún más la velocidad (≤ 4,5 m/s).</w:t>
+      </w:r>
+    </w:p>
+    <w:p>
+      <w:r>
+        <w:rPr>
+          <w:i/>
+          <w:sz w:val="17"/>
+        </w:rPr>
+        <w:t>Referencia: Práctica de la industria (ISA / guías de usuarios)</w:t>
+      </w:r>
+    </w:p>
+    <w:p>
+      <w:r>
+        <w:rPr>
+          <w:b/>
+          <w:color w:val="B07A00"/>
+        </w:rPr>
+        <w:t>[Advertencia] Máximo: Ruido por encima del límite · intensidad 23 %</w:t>
+      </w:r>
+    </w:p>
+    <w:p>
+      <w:r>
+        <w:t>Nivel estimado LpAe,1m = 86,8 dB(A) a 1 m aguas abajo y a 1 m de la tubería (límite usado: 85 dB(A)).</w:t>
+      </w:r>
+    </w:p>
+    <w:p>
+      <w:r>
+        <w:rPr>
+          <w:b/>
+        </w:rPr>
+        <w:t>Soluciones posibles:</w:t>
+      </w:r>
+    </w:p>
+    <w:p>
+      <w:pPr>
+        <w:pStyle w:val="ListBullet"/>
+      </w:pPr>
+      <w:r>
+        <w:t>El ruido en líquidos proviene sobre todo de la cavitación: aplique las medidas contra la cavitación (internos anticavitación o multietapa, contrapresión).</w:t>
+      </w:r>
+    </w:p>
+    <w:p>
+      <w:pPr>
+        <w:pStyle w:val="ListBullet"/>
+      </w:pPr>
+      <w:r>
+        <w:t>Tubería de mayor espesor o aislamiento acústico.</w:t>
+      </w:r>
+    </w:p>
+    <w:p>
+      <w:r>
+        <w:rPr>
+          <w:i/>
+          <w:sz w:val="17"/>
+        </w:rPr>
+        <w:t>Referencia: IEC 60534-8-4:2015</w:t>
       </w:r>
     </w:p>
     <w:p>
@@ -17127,6 +18015,53 @@
     <w:p>
       <w:r>
         <w:t>La capacidad nominal de la válvula es un valor típico del estilo, no de un fabricante. Reemplácela por el valor certificado de la válvula ofertada para verificar la apertura real.</w:t>
+      </w:r>
+    </w:p>
+    <w:p>
+      <w:r>
+        <w:rPr>
+          <w:b/>
+          <w:color w:val="2F6FB0"/>
+        </w:rPr>
+        <w:t>[Información] Normal: Ruido cercano al límite · intensidad 13 %</w:t>
+      </w:r>
+    </w:p>
+    <w:p>
+      <w:r>
+        <w:t>Nivel estimado LpAe,1m = 83,9 dB(A) a 1 m aguas abajo y a 1 m de la tubería (límite usado: 85 dB(A)).</w:t>
+      </w:r>
+    </w:p>
+    <w:p>
+      <w:r>
+        <w:rPr>
+          <w:b/>
+        </w:rPr>
+        <w:t>Soluciones posibles:</w:t>
+      </w:r>
+    </w:p>
+    <w:p>
+      <w:pPr>
+        <w:pStyle w:val="ListBullet"/>
+      </w:pPr>
+      <w:r>
+        <w:t>El ruido en líquidos proviene sobre todo de la cavitación: aplique las medidas contra la cavitación (internos anticavitación o multietapa, contrapresión).</w:t>
+      </w:r>
+    </w:p>
+    <w:p>
+      <w:pPr>
+        <w:pStyle w:val="ListBullet"/>
+      </w:pPr>
+      <w:r>
+        <w:t>Tubería de mayor espesor o aislamiento acústico.</w:t>
+      </w:r>
+    </w:p>
+    <w:p>
+      <w:r>
+        <w:rPr>
+          <w:i/>
+          <w:sz w:val="17"/>
+        </w:rPr>
+        <w:t>Referencia: IEC 60534-8-4:2015</w:t>
       </w:r>
     </w:p>
     <w:p>
@@ -17238,6 +18173,45 @@
       </w:r>
     </w:p>
     <w:p>
+      <w:r>
+        <w:rPr>
+          <w:b/>
+          <w:color w:val="2F6FB0"/>
+        </w:rPr>
+        <w:t>[Información] Actuador: Aire máximo sobre el límite del actuador</w:t>
+      </w:r>
+    </w:p>
+    <w:p>
+      <w:r>
+        <w:t>El aire máximo (7,00 bar g (101,5 psig)) supera la presión máxima del actuador (2,76 bar g (40,0 psig)): el set de aire de la solapa 5 debe regularse por debajo de ese límite.</w:t>
+      </w:r>
+    </w:p>
+    <w:p>
+      <w:r>
+        <w:rPr>
+          <w:b/>
+        </w:rPr>
+        <w:t>Soluciones posibles:</w:t>
+      </w:r>
+    </w:p>
+    <w:p>
+      <w:pPr>
+        <w:pStyle w:val="ListBullet"/>
+      </w:pPr>
+      <w:r>
+        <w:t>Regular la alimentación entre 2,49 bar g (36,2 psig) y 2,76 bar g (40,0 psig) con el set de aire (solapa 5).</w:t>
+      </w:r>
+    </w:p>
+    <w:p>
+      <w:r>
+        <w:rPr>
+          <w:i/>
+          <w:sz w:val="17"/>
+        </w:rPr>
+        <w:t>Referencia: Práctica de la industria de válvulas de control (dimensionamiento de actuadores)</w:t>
+      </w:r>
+    </w:p>
+    <w:p>
       <w:pPr>
         <w:pStyle w:val="Heading2"/>
       </w:pPr>
@@ -17290,7 +18264,7 @@
         <w:pStyle w:val="ListBullet"/>
       </w:pPr>
       <w:r>
-        <w:t>El actuador no alcanza la fuerza requerida: Aumentar la presión mínima del aire de instrumentos o usar un amplificador (booster).</w:t>
+        <w:t>Carga del vástago excesiva (pandeo): Usar un vástago de mayor diámetro o de mayor resistencia (17-4PH, S20910).</w:t>
       </w:r>
     </w:p>
     <w:p>
@@ -17298,7 +18272,7 @@
         <w:pStyle w:val="ListBullet"/>
       </w:pPr>
       <w:r>
-        <w:t>El actuador no alcanza la fuerza requerida: Usar un trim balanceado para bajar la fuerza de desbalance.</w:t>
+        <w:t>Carga del vástago excesiva (pandeo): Limitar la presión de alimentación con un regulador.</w:t>
       </w:r>
     </w:p>
     <w:p>
@@ -17306,31 +18280,7 @@
         <w:pStyle w:val="ListBullet"/>
       </w:pPr>
       <w:r>
-        <w:t>El actuador no alcanza la fuerza requerida: Pasar a un actuador de pistón o electrohidráulico.</w:t>
-      </w:r>
-    </w:p>
-    <w:p>
-      <w:pPr>
-        <w:pStyle w:val="ListBullet"/>
-      </w:pPr>
-      <w:r>
-        <w:t>El actuador no alcanza la fuerza requerida: Revisar la clase de cierre: una clase menor baja la carga de asiento.</w:t>
-      </w:r>
-    </w:p>
-    <w:p>
-      <w:pPr>
-        <w:pStyle w:val="ListBullet"/>
-      </w:pPr>
-      <w:r>
-        <w:t>Fuerza de desbalance alta: Usar trim balanceado (obturador guiado por jaula con sello de balanceo).</w:t>
-      </w:r>
-    </w:p>
-    <w:p>
-      <w:pPr>
-        <w:pStyle w:val="ListBullet"/>
-      </w:pPr>
-      <w:r>
-        <w:t>Fuerza de desbalance alta: Confirmar con el fabricante el diámetro de puerto real y el empuje del actuador.</w:t>
+        <w:t>Carga del vástago excesiva (pandeo): Elegir un actuador más chico.</w:t>
       </w:r>
     </w:p>
     <w:p>
@@ -17347,6 +18297,38 @@
       </w:pPr>
       <w:r>
         <w:t>Velocidad alta en la tubería de entrada: Si hay sólidos en suspensión, limitar a unos 3,0 m/s.</w:t>
+      </w:r>
+    </w:p>
+    <w:p>
+      <w:pPr>
+        <w:pStyle w:val="ListBullet"/>
+      </w:pPr>
+      <w:r>
+        <w:t>Velocidad de líquido alta en la válvula: Seleccionar un diámetro de válvula mayor.</w:t>
+      </w:r>
+    </w:p>
+    <w:p>
+      <w:pPr>
+        <w:pStyle w:val="ListBullet"/>
+      </w:pPr>
+      <w:r>
+        <w:t>Velocidad de líquido alta en la válvula: Si el líquido arrastra sólidos, reducir aún más la velocidad (≤ 4,5 m/s).</w:t>
+      </w:r>
+    </w:p>
+    <w:p>
+      <w:pPr>
+        <w:pStyle w:val="ListBullet"/>
+      </w:pPr>
+      <w:r>
+        <w:t>Ruido por encima del límite: El ruido en líquidos proviene sobre todo de la cavitación: aplique las medidas contra la cavitación (internos anticavitación o multietapa, contrapresión).</w:t>
+      </w:r>
+    </w:p>
+    <w:p>
+      <w:pPr>
+        <w:pStyle w:val="ListBullet"/>
+      </w:pPr>
+      <w:r>
+        <w:t>Ruido por encima del límite: Tubería de mayor espesor o aislamiento acústico.</w:t>
       </w:r>
     </w:p>
     <w:p>
@@ -17434,7 +18416,7 @@
               <w:rPr>
                 <w:sz w:val="18"/>
               </w:rPr>
-              <w:t>Cv requerido máximo 19,3. Se recomienda una válvula con Cv nominal de al menos 22,7 (apertura ≤ 85 % en el caso máximo). Con la válvula de 3" (Cv nominal 31,5) la apertura queda entre 16 % y 60 %.</w:t>
+              <w:t>Cv requerido máximo 19,6. Se recomienda una válvula con Cv nominal de al menos 23,0 (apertura ≤ 85 % en el caso máximo). Con la válvula de 2" (Cv nominal 26,0) la apertura queda entre 20 % y 75 %.</w:t>
             </w:r>
           </w:p>
         </w:tc>
@@ -17518,7 +18500,7 @@
               <w:rPr>
                 <w:sz w:val="18"/>
               </w:rPr>
-              <w:t>Obturador guiado por jaula, desbalanceado (elegido). Con esta ΔP y diámetro conviene balanceado para reducir el empuje del actuador.</w:t>
+              <w:t>Obturador guiado por jaula, desbalanceado (elegido).</w:t>
             </w:r>
           </w:p>
         </w:tc>
@@ -17602,7 +18584,7 @@
               <w:rPr>
                 <w:sz w:val="18"/>
               </w:rPr>
-              <w:t>Nivel máximo estimado 78,9 dB(A) a 1 m (límite 85 dB(A)). Cumple.</w:t>
+              <w:t>Nivel máximo estimado 86,8 dB(A) a 1 m (límite 85 dB(A)). No cumple: aplicar las medidas contra la cavitación y el ruido indicadas en las alertas.</w:t>
             </w:r>
           </w:p>
         </w:tc>
@@ -17910,7 +18892,7 @@
               <w:rPr>
                 <w:sz w:val="18"/>
               </w:rPr>
-              <w:t>Seleccionado: Carburo de tungsteno con ligante de níquel (inserto) (UNS —; Especificación del fabricante).; Temperatura del servicio 85 a 110 °C dentro del rango del material (-196 a 500 °C).; Compatibilidad química global: B — bueno.</w:t>
+              <w:t>Seleccionado: Carburo de tungsteno con ligante de níquel (inserto) (UNS —; Especificación del fabricante).; Temperatura del servicio 85 a 110 °C dentro del rango del material (-196 a 500 °C).; Compatibilidad química global: A — excelente.</w:t>
             </w:r>
           </w:p>
         </w:tc>
@@ -17970,7 +18952,7 @@
               <w:rPr>
                 <w:sz w:val="18"/>
               </w:rPr>
-              <w:t>Seleccionado: Carburo de tungsteno con ligante de níquel (inserto) (UNS —; Especificación del fabricante).; Temperatura del servicio 85 a 110 °C dentro del rango del material (-196 a 500 °C).; Compatibilidad química global: B — bueno.</w:t>
+              <w:t>Seleccionado: Carburo de tungsteno con ligante de níquel (inserto) (UNS —; Especificación del fabricante).; Temperatura del servicio 85 a 110 °C dentro del rango del material (-196 a 500 °C).; Compatibilidad química global: A — excelente.</w:t>
             </w:r>
           </w:p>
         </w:tc>
@@ -18089,7 +19071,7 @@
               <w:rPr>
                 <w:sz w:val="18"/>
               </w:rPr>
-              <w:t>Seleccionado: Carburo de tungsteno con ligante de níquel (inserto) (UNS —; Especificación del fabricante).; Temperatura del servicio 85 a 110 °C dentro del rango del material (-196 a 500 °C).; Compatibilidad química global: B — bueno.</w:t>
+              <w:t>Seleccionado: Carburo de tungsteno con ligante de níquel (inserto) (UNS —; Especificación del fabricante).; Temperatura del servicio 85 a 110 °C dentro del rango del material (-196 a 500 °C).; Compatibilidad química global: A — excelente.</w:t>
             </w:r>
           </w:p>
         </w:tc>
@@ -18632,7 +19614,7 @@
     </w:p>
     <w:p>
       <w:r>
-        <w:t>El actuador NO cumple: Diafragma y resorte: ningún tamaño de la serie genérica alcanza con el aire disponible.</w:t>
+        <w:t>Actuador apto: Diafragma y resorte D-300: área efectiva 1.935 cm² (300,0 in²), carrera máxima 101,6 mm (4,000 in).</w:t>
       </w:r>
     </w:p>
     <w:tbl>
@@ -18704,7 +19686,7 @@
               <w:rPr>
                 <w:sz w:val="18"/>
               </w:rPr>
-              <w:t>44,91 kN (10.095 lbf)</w:t>
+              <w:t>19,24 kN (4.325 lbf)</w:t>
             </w:r>
           </w:p>
         </w:tc>
@@ -18732,7 +19714,7 @@
               <w:rPr>
                 <w:sz w:val="18"/>
               </w:rPr>
-              <w:t>11,18 kN (2.513 lbf)</w:t>
+              <w:t>7,32 kN (1.645 lbf)</w:t>
             </w:r>
           </w:p>
         </w:tc>
@@ -18760,7 +19742,7 @@
               <w:rPr>
                 <w:sz w:val="18"/>
               </w:rPr>
-              <w:t>334 N (75 lbf)</w:t>
+              <w:t>222 N (50 lbf)</w:t>
             </w:r>
           </w:p>
         </w:tc>
@@ -18816,7 +19798,7 @@
               <w:rPr>
                 <w:sz w:val="18"/>
               </w:rPr>
-              <w:t>56,42 kN (12.683 lbf)</w:t>
+              <w:t>26,78 kN (6.020 lbf)</w:t>
             </w:r>
           </w:p>
         </w:tc>
@@ -18844,7 +19826,7 @@
               <w:rPr>
                 <w:sz w:val="18"/>
               </w:rPr>
-              <w:t>334 N (75 lbf)</w:t>
+              <w:t>222 N (50 lbf)</w:t>
             </w:r>
           </w:p>
         </w:tc>
@@ -19038,7 +20020,7 @@
               <w:rPr>
                 <w:sz w:val="18"/>
               </w:rPr>
-              <w:t>Diafragma y resorte: ningún tamaño de la serie genérica alcanza con el aire disponible</w:t>
+              <w:t>Diafragma y resorte D-300: área efectiva 1.935 cm² (300,0 in²), carrera máxima 101,6 mm (4,000 in)</w:t>
             </w:r>
           </w:p>
         </w:tc>
@@ -19158,7 +20140,7 @@
               <w:rPr>
                 <w:sz w:val="18"/>
               </w:rPr>
-              <w:t>19,0 mm (0,750 in) (estimado)</w:t>
+              <w:t>12,7 mm (0,500 in) (estimado)</w:t>
             </w:r>
           </w:p>
         </w:tc>
@@ -19218,7 +20200,307 @@
               <w:rPr>
                 <w:sz w:val="18"/>
               </w:rPr>
-              <w:t>50,8 mm (2,000 in)</w:t>
+              <w:t>38,1 mm (1,500 in)</w:t>
+            </w:r>
+          </w:p>
+        </w:tc>
+      </w:tr>
+      <w:tr>
+        <w:tc>
+          <w:tcPr>
+            <w:tcW w:type="dxa" w:w="3453"/>
+            <w:shd w:val="clear" w:color="auto" w:fill="EEF2F6"/>
+          </w:tcPr>
+          <w:p>
+            <w:r>
+              <w:rPr>
+                <w:b/>
+                <w:sz w:val="18"/>
+              </w:rPr>
+              <w:t>Acción del actuador</w:t>
+            </w:r>
+          </w:p>
+        </w:tc>
+        <w:tc>
+          <w:tcPr>
+            <w:tcW w:type="dxa" w:w="6412"/>
+          </w:tcPr>
+          <w:p>
+            <w:r>
+              <w:rPr>
+                <w:sz w:val="18"/>
+              </w:rPr>
+              <w:t>Aire para abrir (resorte cierra): actuador de acción inversa</w:t>
+            </w:r>
+          </w:p>
+        </w:tc>
+      </w:tr>
+      <w:tr>
+        <w:tc>
+          <w:tcPr>
+            <w:tcW w:type="dxa" w:w="3453"/>
+            <w:shd w:val="clear" w:color="auto" w:fill="EEF2F6"/>
+          </w:tcPr>
+          <w:p>
+            <w:r>
+              <w:rPr>
+                <w:b/>
+                <w:sz w:val="18"/>
+              </w:rPr>
+              <w:t>Ajuste de banco (bench set)</w:t>
+            </w:r>
+          </w:p>
+        </w:tc>
+        <w:tc>
+          <w:tcPr>
+            <w:tcW w:type="dxa" w:w="6412"/>
+          </w:tcPr>
+          <w:p>
+            <w:r>
+              <w:rPr>
+                <w:sz w:val="18"/>
+              </w:rPr>
+              <w:t>22,5 – 36,0 psig (1,55 – 2,48 bar g)</w:t>
+            </w:r>
+          </w:p>
+        </w:tc>
+      </w:tr>
+      <w:tr>
+        <w:tc>
+          <w:tcPr>
+            <w:tcW w:type="dxa" w:w="3453"/>
+            <w:shd w:val="clear" w:color="auto" w:fill="EEF2F6"/>
+          </w:tcPr>
+          <w:p>
+            <w:r>
+              <w:rPr>
+                <w:b/>
+                <w:sz w:val="18"/>
+              </w:rPr>
+              <w:t>Constante del resorte</w:t>
+            </w:r>
+          </w:p>
+        </w:tc>
+        <w:tc>
+          <w:tcPr>
+            <w:tcW w:type="dxa" w:w="6412"/>
+          </w:tcPr>
+          <w:p>
+            <w:r>
+              <w:rPr>
+                <w:sz w:val="18"/>
+              </w:rPr>
+              <w:t>472,8 N/mm (2.700 lbf/in)</w:t>
+            </w:r>
+          </w:p>
+        </w:tc>
+      </w:tr>
+      <w:tr>
+        <w:tc>
+          <w:tcPr>
+            <w:tcW w:type="dxa" w:w="3453"/>
+            <w:shd w:val="clear" w:color="auto" w:fill="EEF2F6"/>
+          </w:tcPr>
+          <w:p>
+            <w:r>
+              <w:rPr>
+                <w:b/>
+                <w:sz w:val="18"/>
+              </w:rPr>
+              <w:t>Compresión inicial del resorte</w:t>
+            </w:r>
+          </w:p>
+        </w:tc>
+        <w:tc>
+          <w:tcPr>
+            <w:tcW w:type="dxa" w:w="6412"/>
+          </w:tcPr>
+          <w:p>
+            <w:r>
+              <w:rPr>
+                <w:sz w:val="18"/>
+              </w:rPr>
+              <w:t>63,5 mm (2,500 in)</w:t>
+            </w:r>
+          </w:p>
+        </w:tc>
+      </w:tr>
+      <w:tr>
+        <w:tc>
+          <w:tcPr>
+            <w:tcW w:type="dxa" w:w="3453"/>
+            <w:shd w:val="clear" w:color="auto" w:fill="EEF2F6"/>
+          </w:tcPr>
+          <w:p>
+            <w:r>
+              <w:rPr>
+                <w:b/>
+                <w:sz w:val="18"/>
+              </w:rPr>
+              <w:t>Carga máxima del resorte</w:t>
+            </w:r>
+          </w:p>
+        </w:tc>
+        <w:tc>
+          <w:tcPr>
+            <w:tcW w:type="dxa" w:w="6412"/>
+          </w:tcPr>
+          <w:p>
+            <w:r>
+              <w:rPr>
+                <w:sz w:val="18"/>
+              </w:rPr>
+              <w:t>48,04 kN (10.800 lbf)</w:t>
+            </w:r>
+          </w:p>
+        </w:tc>
+      </w:tr>
+      <w:tr>
+        <w:tc>
+          <w:tcPr>
+            <w:tcW w:type="dxa" w:w="3453"/>
+            <w:shd w:val="clear" w:color="auto" w:fill="EEF2F6"/>
+          </w:tcPr>
+          <w:p>
+            <w:r>
+              <w:rPr>
+                <w:b/>
+                <w:sz w:val="18"/>
+              </w:rPr>
+              <w:t>Presión de aire requerida en el actuador</w:t>
+            </w:r>
+          </w:p>
+        </w:tc>
+        <w:tc>
+          <w:tcPr>
+            <w:tcW w:type="dxa" w:w="6412"/>
+          </w:tcPr>
+          <w:p>
+            <w:r>
+              <w:rPr>
+                <w:sz w:val="18"/>
+              </w:rPr>
+              <w:t>2,49 bar g (36,2 psig)</w:t>
+            </w:r>
+          </w:p>
+        </w:tc>
+      </w:tr>
+      <w:tr>
+        <w:tc>
+          <w:tcPr>
+            <w:tcW w:type="dxa" w:w="3453"/>
+            <w:shd w:val="clear" w:color="auto" w:fill="EEF2F6"/>
+          </w:tcPr>
+          <w:p>
+            <w:r>
+              <w:rPr>
+                <w:b/>
+                <w:sz w:val="18"/>
+              </w:rPr>
+              <w:t>Empuje de cierre disponible</w:t>
+            </w:r>
+          </w:p>
+        </w:tc>
+        <w:tc>
+          <w:tcPr>
+            <w:tcW w:type="dxa" w:w="6412"/>
+          </w:tcPr>
+          <w:p>
+            <w:r>
+              <w:rPr>
+                <w:sz w:val="18"/>
+              </w:rPr>
+              <w:t>30,03 kN (6.750 lbf)</w:t>
+            </w:r>
+          </w:p>
+        </w:tc>
+      </w:tr>
+      <w:tr>
+        <w:tc>
+          <w:tcPr>
+            <w:tcW w:type="dxa" w:w="3453"/>
+            <w:shd w:val="clear" w:color="auto" w:fill="EEF2F6"/>
+          </w:tcPr>
+          <w:p>
+            <w:r>
+              <w:rPr>
+                <w:b/>
+                <w:sz w:val="18"/>
+              </w:rPr>
+              <w:t>Empuje de apertura disponible</w:t>
+            </w:r>
+          </w:p>
+        </w:tc>
+        <w:tc>
+          <w:tcPr>
+            <w:tcW w:type="dxa" w:w="6412"/>
+          </w:tcPr>
+          <w:p>
+            <w:r>
+              <w:rPr>
+                <w:sz w:val="18"/>
+              </w:rPr>
+              <w:t>5,34 kN (1.200 lbf)</w:t>
+            </w:r>
+          </w:p>
+        </w:tc>
+      </w:tr>
+      <w:tr>
+        <w:tc>
+          <w:tcPr>
+            <w:tcW w:type="dxa" w:w="3453"/>
+            <w:shd w:val="clear" w:color="auto" w:fill="EEF2F6"/>
+          </w:tcPr>
+          <w:p>
+            <w:r>
+              <w:rPr>
+                <w:b/>
+                <w:sz w:val="18"/>
+              </w:rPr>
+              <w:t>Margen de presión con aire mínimo</w:t>
+            </w:r>
+          </w:p>
+        </w:tc>
+        <w:tc>
+          <w:tcPr>
+            <w:tcW w:type="dxa" w:w="6412"/>
+          </w:tcPr>
+          <w:p>
+            <w:r>
+              <w:rPr>
+                <w:sz w:val="18"/>
+              </w:rPr>
+              <w:t>0,26 bar g (3,8 psig)</w:t>
+            </w:r>
+          </w:p>
+        </w:tc>
+      </w:tr>
+      <w:tr>
+        <w:tc>
+          <w:tcPr>
+            <w:tcW w:type="dxa" w:w="3453"/>
+            <w:shd w:val="clear" w:color="auto" w:fill="EEF2F6"/>
+          </w:tcPr>
+          <w:p>
+            <w:r>
+              <w:rPr>
+                <w:b/>
+                <w:sz w:val="18"/>
+              </w:rPr>
+              <w:t>Carga del vástago en el asiento / admisible</w:t>
+            </w:r>
+          </w:p>
+        </w:tc>
+        <w:tc>
+          <w:tcPr>
+            <w:tcW w:type="dxa" w:w="6412"/>
+          </w:tcPr>
+          <w:p>
+            <w:r>
+              <w:rPr>
+                <w:sz w:val="18"/>
+              </w:rPr>
+              <w:t>30,03 kN (6.750 lbf) / 18,69 kN (4.201 lbf) (316 endurecido, 110 °C)</w:t>
             </w:r>
           </w:p>
         </w:tc>
@@ -19489,7 +20771,7 @@
     <w:p/>
     <w:p>
       <w:r>
-        <w:t>Acción sugerida: Configurable. Set de aire sugerido: Otro.</w:t>
+        <w:t>Acción sugerida: Configurable. Set de aire sugerido: Ajustable 0-80 psi.</w:t>
       </w:r>
     </w:p>
     <w:p>
@@ -19609,7 +20891,7 @@
         <w:pStyle w:val="ListBullet"/>
       </w:pPr>
       <w:r>
-        <w:t>Calculado con N25 Valves Sizing 0.10.1 de INSTRUMATIK S.A.S.. Software independiente de fabricantes.</w:t>
+        <w:t>Calculado con N25 Valves Sizing 0.12.0 de INSTRUMATIK S.A.S.. Software independiente de fabricantes.</w:t>
       </w:r>
     </w:p>
     <w:sectPr>
@@ -19635,7 +20917,7 @@
       <w:rPr>
         <w:sz w:val="16"/>
       </w:rPr>
-      <w:t xml:space="preserve">N25 Valves Sizing 0.10.1 · Página </w:t>
+      <w:t xml:space="preserve">N25 Valves Sizing 0.12.0 · Página </w:t>
     </w:r>
     <w:r>
       <w:fldChar w:fldCharType="begin"/>

--- a/kit_workshop/resultados_de_referencia/Caso_C_alta_agua_producida_agria_resultados_N25.docx
+++ b/kit_workshop/resultados_de_referencia/Caso_C_alta_agua_producida_agria_resultados_N25.docx
@@ -987,7 +987,7 @@
               <w:rPr>
                 <w:sz w:val="18"/>
               </w:rPr>
-              <w:t>0,970</w:t>
+              <w:t>0,930</w:t>
             </w:r>
           </w:p>
         </w:tc>
@@ -1003,7 +1003,7 @@
               <w:rPr>
                 <w:sz w:val="18"/>
               </w:rPr>
-              <w:t>0,970</w:t>
+              <w:t>0,930</w:t>
             </w:r>
           </w:p>
         </w:tc>
@@ -1019,7 +1019,7 @@
               <w:rPr>
                 <w:sz w:val="18"/>
               </w:rPr>
-              <w:t>0,970</w:t>
+              <w:t>0,930</w:t>
             </w:r>
           </w:p>
         </w:tc>
@@ -1063,7 +1063,7 @@
               <w:rPr>
                 <w:sz w:val="18"/>
               </w:rPr>
-              <w:t>0,0700</w:t>
+              <w:t>0,100</w:t>
             </w:r>
           </w:p>
         </w:tc>
@@ -1079,7 +1079,7 @@
               <w:rPr>
                 <w:sz w:val="18"/>
               </w:rPr>
-              <w:t>0,0700</w:t>
+              <w:t>0,100</w:t>
             </w:r>
           </w:p>
         </w:tc>
@@ -1095,7 +1095,7 @@
               <w:rPr>
                 <w:sz w:val="18"/>
               </w:rPr>
-              <w:t>0,0700</w:t>
+              <w:t>0,100</w:t>
             </w:r>
           </w:p>
         </w:tc>
@@ -1139,7 +1139,7 @@
               <w:rPr>
                 <w:sz w:val="18"/>
               </w:rPr>
-              <w:t>0,941</w:t>
+              <w:t>0,850</w:t>
             </w:r>
           </w:p>
         </w:tc>
@@ -1155,7 +1155,7 @@
               <w:rPr>
                 <w:sz w:val="18"/>
               </w:rPr>
-              <w:t>0,939</w:t>
+              <w:t>0,850</w:t>
             </w:r>
           </w:p>
         </w:tc>
@@ -1171,7 +1171,7 @@
               <w:rPr>
                 <w:sz w:val="18"/>
               </w:rPr>
-              <w:t>0,938</w:t>
+              <w:t>0,850</w:t>
             </w:r>
           </w:p>
         </w:tc>
@@ -1215,7 +1215,7 @@
               <w:rPr>
                 <w:sz w:val="18"/>
               </w:rPr>
-              <w:t>0,941</w:t>
+              <w:t>0,504 (típico IEC)</w:t>
             </w:r>
           </w:p>
         </w:tc>
@@ -1231,7 +1231,7 @@
               <w:rPr>
                 <w:sz w:val="18"/>
               </w:rPr>
-              <w:t>0,939</w:t>
+              <w:t>0,459 (típico IEC)</w:t>
             </w:r>
           </w:p>
         </w:tc>
@@ -1247,7 +1247,7 @@
               <w:rPr>
                 <w:sz w:val="18"/>
               </w:rPr>
-              <w:t>0,938</w:t>
+              <w:t>0,437 (típico IEC)</w:t>
             </w:r>
           </w:p>
         </w:tc>
@@ -1503,7 +1503,7 @@
               <w:rPr>
                 <w:sz w:val="18"/>
               </w:rPr>
-              <w:t>Globo, 2" (DN 50), CL600, RF bridada; internos: globo, internos multietapa (anticavitación severa), flujo tiende a abrir; Cv nominal típico 26,00.</w:t>
+              <w:t>Globo, 2" (DN 50), CL600, RF bridada; internos: globo, jaula anticavitación de 1 etapa, flujo tiende a abrir; Cv nominal típico 42,00.</w:t>
             </w:r>
           </w:p>
         </w:tc>
@@ -2110,7 +2110,7 @@
               <w:rPr>
                 <w:sz w:val="18"/>
               </w:rPr>
-              <w:t>0,994</w:t>
+              <w:t>0,993</w:t>
             </w:r>
           </w:p>
         </w:tc>
@@ -2127,7 +2127,7 @@
               <w:rPr>
                 <w:sz w:val="18"/>
               </w:rPr>
-              <w:t>0,987</w:t>
+              <w:t>0,986</w:t>
             </w:r>
           </w:p>
         </w:tc>
@@ -2172,7 +2172,7 @@
               <w:rPr>
                 <w:sz w:val="18"/>
               </w:rPr>
-              <w:t>0,969</w:t>
+              <w:t>0,929</w:t>
             </w:r>
           </w:p>
         </w:tc>
@@ -2189,7 +2189,7 @@
               <w:rPr>
                 <w:sz w:val="18"/>
               </w:rPr>
-              <w:t>0,963</w:t>
+              <w:t>0,924</w:t>
             </w:r>
           </w:p>
         </w:tc>
@@ -2206,7 +2206,7 @@
               <w:rPr>
                 <w:sz w:val="18"/>
               </w:rPr>
-              <w:t>0,956</w:t>
+              <w:t>0,916</w:t>
             </w:r>
           </w:p>
         </w:tc>
@@ -2251,7 +2251,7 @@
               <w:rPr>
                 <w:sz w:val="18"/>
               </w:rPr>
-              <w:t>68,21</w:t>
+              <w:t>62,71</w:t>
             </w:r>
           </w:p>
         </w:tc>
@@ -2268,7 +2268,7 @@
               <w:rPr>
                 <w:sz w:val="18"/>
               </w:rPr>
-              <w:t>66,24</w:t>
+              <w:t>60,96</w:t>
             </w:r>
           </w:p>
         </w:tc>
@@ -2285,7 +2285,7 @@
               <w:rPr>
                 <w:sz w:val="18"/>
               </w:rPr>
-              <w:t>64,25</w:t>
+              <w:t>59,20</w:t>
             </w:r>
           </w:p>
         </w:tc>
@@ -2330,7 +2330,7 @@
               <w:rPr>
                 <w:sz w:val="18"/>
               </w:rPr>
-              <w:t>68,21</w:t>
+              <w:t>62,71</w:t>
             </w:r>
           </w:p>
         </w:tc>
@@ -2347,7 +2347,7 @@
               <w:rPr>
                 <w:sz w:val="18"/>
               </w:rPr>
-              <w:t>66,24</w:t>
+              <w:t>60,96</w:t>
             </w:r>
           </w:p>
         </w:tc>
@@ -2364,7 +2364,7 @@
               <w:rPr>
                 <w:sz w:val="18"/>
               </w:rPr>
-              <w:t>64,25</w:t>
+              <w:t>59,20</w:t>
             </w:r>
           </w:p>
         </w:tc>
@@ -2409,7 +2409,7 @@
               <w:rPr>
                 <w:sz w:val="18"/>
               </w:rPr>
-              <w:t>214.811</w:t>
+              <w:t>306.873</w:t>
             </w:r>
           </w:p>
         </w:tc>
@@ -2426,7 +2426,7 @@
               <w:rPr>
                 <w:sz w:val="18"/>
               </w:rPr>
-              <w:t>319.169</w:t>
+              <w:t>455.956</w:t>
             </w:r>
           </w:p>
         </w:tc>
@@ -2443,7 +2443,7 @@
               <w:rPr>
                 <w:sz w:val="18"/>
               </w:rPr>
-              <w:t>379.457</w:t>
+              <w:t>542.082</w:t>
             </w:r>
           </w:p>
         </w:tc>
@@ -2567,7 +2567,7 @@
               <w:rPr>
                 <w:sz w:val="18"/>
               </w:rPr>
-              <w:t>5,780</w:t>
+              <w:t>6,028</w:t>
             </w:r>
           </w:p>
         </w:tc>
@@ -2584,7 +2584,7 @@
               <w:rPr>
                 <w:sz w:val="18"/>
               </w:rPr>
-              <w:t>13,26</w:t>
+              <w:t>13,83</w:t>
             </w:r>
           </w:p>
         </w:tc>
@@ -2601,7 +2601,7 @@
               <w:rPr>
                 <w:sz w:val="18"/>
               </w:rPr>
-              <w:t>19,59</w:t>
+              <w:t>20,43</w:t>
             </w:r>
           </w:p>
         </w:tc>
@@ -2725,7 +2725,7 @@
               <w:rPr>
                 <w:sz w:val="18"/>
               </w:rPr>
-              <w:t>0,941</w:t>
+              <w:t>0,850</w:t>
             </w:r>
           </w:p>
         </w:tc>
@@ -2742,7 +2742,7 @@
               <w:rPr>
                 <w:sz w:val="18"/>
               </w:rPr>
-              <w:t>0,939</w:t>
+              <w:t>0,850</w:t>
             </w:r>
           </w:p>
         </w:tc>
@@ -2759,7 +2759,7 @@
               <w:rPr>
                 <w:sz w:val="18"/>
               </w:rPr>
-              <w:t>0,938</w:t>
+              <w:t>0,850</w:t>
             </w:r>
           </w:p>
         </w:tc>
@@ -2804,7 +2804,7 @@
               <w:rPr>
                 <w:sz w:val="18"/>
               </w:rPr>
-              <w:t>68,18</w:t>
+              <w:t>61,61</w:t>
             </w:r>
           </w:p>
         </w:tc>
@@ -2821,7 +2821,7 @@
               <w:rPr>
                 <w:sz w:val="18"/>
               </w:rPr>
-              <w:t>66,22</w:t>
+              <w:t>59,91</w:t>
             </w:r>
           </w:p>
         </w:tc>
@@ -2838,7 +2838,7 @@
               <w:rPr>
                 <w:sz w:val="18"/>
               </w:rPr>
-              <w:t>64,23</w:t>
+              <w:t>58,21</w:t>
             </w:r>
           </w:p>
         </w:tc>
@@ -2883,7 +2883,7 @@
               <w:rPr>
                 <w:sz w:val="18"/>
               </w:rPr>
-              <w:t>0,941</w:t>
+              <w:t>0,504</w:t>
             </w:r>
           </w:p>
         </w:tc>
@@ -2900,7 +2900,7 @@
               <w:rPr>
                 <w:sz w:val="18"/>
               </w:rPr>
-              <w:t>0,939</w:t>
+              <w:t>0,459</w:t>
             </w:r>
           </w:p>
         </w:tc>
@@ -2917,7 +2917,7 @@
               <w:rPr>
                 <w:sz w:val="18"/>
               </w:rPr>
-              <w:t>0,938</w:t>
+              <w:t>0,437</w:t>
             </w:r>
           </w:p>
         </w:tc>
@@ -2962,7 +2962,7 @@
               <w:rPr>
                 <w:sz w:val="18"/>
               </w:rPr>
-              <w:t>19,8</w:t>
+              <w:t>8,24</w:t>
             </w:r>
           </w:p>
         </w:tc>
@@ -2979,7 +2979,7 @@
               <w:rPr>
                 <w:sz w:val="18"/>
               </w:rPr>
-              <w:t>49,5</w:t>
+              <w:t>28,1</w:t>
             </w:r>
           </w:p>
         </w:tc>
@@ -2996,7 +2996,7 @@
               <w:rPr>
                 <w:sz w:val="18"/>
               </w:rPr>
-              <w:t>74,6</w:t>
+              <w:t>45,0</w:t>
             </w:r>
           </w:p>
         </w:tc>
@@ -3011,7 +3011,7 @@
               <w:rPr>
                 <w:sz w:val="18"/>
               </w:rPr>
-              <w:t>Carrera = apertura × carrera nominal (1 1/2 in (38,1 mm) estimada; puerto 2 1/4 in (57,1 mm) estimado)</w:t>
+              <w:t>Carrera = apertura × carrera nominal (1 1/8 in (28,6 mm) estimada; puerto 2 in (50,8 mm) estimado)</w:t>
             </w:r>
           </w:p>
         </w:tc>
@@ -3041,7 +3041,7 @@
               <w:rPr>
                 <w:sz w:val="18"/>
               </w:rPr>
-              <w:t>7,54</w:t>
+              <w:t>2,35</w:t>
             </w:r>
           </w:p>
         </w:tc>
@@ -3058,7 +3058,7 @@
               <w:rPr>
                 <w:sz w:val="18"/>
               </w:rPr>
-              <w:t>18,8</w:t>
+              <w:t>8,04</w:t>
             </w:r>
           </w:p>
         </w:tc>
@@ -3075,7 +3075,7 @@
               <w:rPr>
                 <w:sz w:val="18"/>
               </w:rPr>
-              <w:t>28,4</w:t>
+              <w:t>12,9</w:t>
             </w:r>
           </w:p>
         </w:tc>
@@ -3120,7 +3120,7 @@
               <w:rPr>
                 <w:sz w:val="18"/>
               </w:rPr>
-              <w:t>77,8</w:t>
+              <w:t>86,3</w:t>
             </w:r>
           </w:p>
         </w:tc>
@@ -3137,7 +3137,7 @@
               <w:rPr>
                 <w:sz w:val="18"/>
               </w:rPr>
-              <w:t>83,9</w:t>
+              <w:t>92,6</w:t>
             </w:r>
           </w:p>
         </w:tc>
@@ -3154,7 +3154,7 @@
               <w:rPr>
                 <w:sz w:val="18"/>
               </w:rPr>
-              <w:t>86,8</w:t>
+              <w:t>95,4</w:t>
             </w:r>
           </w:p>
         </w:tc>
@@ -3316,7 +3316,7 @@
               <w:rPr>
                 <w:sz w:val="18"/>
               </w:rPr>
-              <w:t>5,780</w:t>
+              <w:t>6,028</w:t>
             </w:r>
           </w:p>
         </w:tc>
@@ -3333,7 +3333,7 @@
               <w:rPr>
                 <w:sz w:val="18"/>
               </w:rPr>
-              <w:t>13,26</w:t>
+              <w:t>13,83</w:t>
             </w:r>
           </w:p>
         </w:tc>
@@ -3350,7 +3350,7 @@
               <w:rPr>
                 <w:sz w:val="18"/>
               </w:rPr>
-              <w:t>19,59</w:t>
+              <w:t>20,43</w:t>
             </w:r>
           </w:p>
         </w:tc>
@@ -3395,7 +3395,7 @@
               <w:rPr>
                 <w:sz w:val="18"/>
               </w:rPr>
-              <w:t>19,8</w:t>
+              <w:t>8,24</w:t>
             </w:r>
           </w:p>
         </w:tc>
@@ -3412,7 +3412,7 @@
               <w:rPr>
                 <w:sz w:val="18"/>
               </w:rPr>
-              <w:t>49,5</w:t>
+              <w:t>28,1</w:t>
             </w:r>
           </w:p>
         </w:tc>
@@ -3429,7 +3429,7 @@
               <w:rPr>
                 <w:sz w:val="18"/>
               </w:rPr>
-              <w:t>74,6</w:t>
+              <w:t>45,0</w:t>
             </w:r>
           </w:p>
         </w:tc>
@@ -3474,7 +3474,7 @@
               <w:rPr>
                 <w:sz w:val="18"/>
               </w:rPr>
-              <w:t>7,54</w:t>
+              <w:t>2,35</w:t>
             </w:r>
           </w:p>
         </w:tc>
@@ -3491,7 +3491,7 @@
               <w:rPr>
                 <w:sz w:val="18"/>
               </w:rPr>
-              <w:t>18,8</w:t>
+              <w:t>8,04</w:t>
             </w:r>
           </w:p>
         </w:tc>
@@ -3508,7 +3508,7 @@
               <w:rPr>
                 <w:sz w:val="18"/>
               </w:rPr>
-              <w:t>28,4</w:t>
+              <w:t>12,9</w:t>
             </w:r>
           </w:p>
         </w:tc>
@@ -3790,7 +3790,7 @@
               <w:rPr>
                 <w:sz w:val="18"/>
               </w:rPr>
-              <w:t>68,21</w:t>
+              <w:t>62,71</w:t>
             </w:r>
           </w:p>
         </w:tc>
@@ -3807,7 +3807,7 @@
               <w:rPr>
                 <w:sz w:val="18"/>
               </w:rPr>
-              <w:t>66,24</w:t>
+              <w:t>60,96</w:t>
             </w:r>
           </w:p>
         </w:tc>
@@ -3824,7 +3824,7 @@
               <w:rPr>
                 <w:sz w:val="18"/>
               </w:rPr>
-              <w:t>64,25</w:t>
+              <w:t>59,20</w:t>
             </w:r>
           </w:p>
         </w:tc>
@@ -3869,7 +3869,7 @@
               <w:rPr>
                 <w:sz w:val="18"/>
               </w:rPr>
-              <w:t>68,18</w:t>
+              <w:t>61,61</w:t>
             </w:r>
           </w:p>
         </w:tc>
@@ -3886,7 +3886,7 @@
               <w:rPr>
                 <w:sz w:val="18"/>
               </w:rPr>
-              <w:t>66,22</w:t>
+              <w:t>59,91</w:t>
             </w:r>
           </w:p>
         </w:tc>
@@ -3903,7 +3903,7 @@
               <w:rPr>
                 <w:sz w:val="18"/>
               </w:rPr>
-              <w:t>64,23</w:t>
+              <w:t>58,21</w:t>
             </w:r>
           </w:p>
         </w:tc>
@@ -3948,7 +3948,7 @@
               <w:rPr>
                 <w:sz w:val="18"/>
               </w:rPr>
-              <w:t>68,18</w:t>
+              <w:t>36,54</w:t>
             </w:r>
           </w:p>
         </w:tc>
@@ -3965,7 +3965,7 @@
               <w:rPr>
                 <w:sz w:val="18"/>
               </w:rPr>
-              <w:t>66,22</w:t>
+              <w:t>32,38</w:t>
             </w:r>
           </w:p>
         </w:tc>
@@ -3982,7 +3982,7 @@
               <w:rPr>
                 <w:sz w:val="18"/>
               </w:rPr>
-              <w:t>64,23</w:t>
+              <w:t>29,95</w:t>
             </w:r>
           </w:p>
         </w:tc>
@@ -4183,7 +4183,7 @@
               <w:rPr>
                 <w:sz w:val="18"/>
               </w:rPr>
-              <w:t>77,8</w:t>
+              <w:t>86,3</w:t>
             </w:r>
           </w:p>
         </w:tc>
@@ -4200,7 +4200,7 @@
               <w:rPr>
                 <w:sz w:val="18"/>
               </w:rPr>
-              <w:t>83,9</w:t>
+              <w:t>92,6</w:t>
             </w:r>
           </w:p>
         </w:tc>
@@ -4217,7 +4217,7 @@
               <w:rPr>
                 <w:sz w:val="18"/>
               </w:rPr>
-              <w:t>86,8</w:t>
+              <w:t>95,4</w:t>
             </w:r>
           </w:p>
         </w:tc>
@@ -5177,7 +5177,7 @@
               <w:rPr>
                 <w:sz w:val="18"/>
               </w:rPr>
-              <w:t>0,941</w:t>
+              <w:t>0,850</w:t>
             </w:r>
           </w:p>
         </w:tc>
@@ -5193,7 +5193,7 @@
               <w:rPr>
                 <w:sz w:val="18"/>
               </w:rPr>
-              <w:t>0,941</w:t>
+              <w:t>0,865</w:t>
             </w:r>
           </w:p>
         </w:tc>
@@ -5253,7 +5253,7 @@
               <w:rPr>
                 <w:sz w:val="18"/>
               </w:rPr>
-              <w:t>0,939</w:t>
+              <w:t>0,850</w:t>
             </w:r>
           </w:p>
         </w:tc>
@@ -5269,7 +5269,7 @@
               <w:rPr>
                 <w:sz w:val="18"/>
               </w:rPr>
-              <w:t>0,941</w:t>
+              <w:t>0,865</w:t>
             </w:r>
           </w:p>
         </w:tc>
@@ -5329,7 +5329,7 @@
               <w:rPr>
                 <w:sz w:val="18"/>
               </w:rPr>
-              <w:t>0,938</w:t>
+              <w:t>0,850</w:t>
             </w:r>
           </w:p>
         </w:tc>
@@ -5345,7 +5345,7 @@
               <w:rPr>
                 <w:sz w:val="18"/>
               </w:rPr>
-              <w:t>0,941</w:t>
+              <w:t>0,865</w:t>
             </w:r>
           </w:p>
         </w:tc>
@@ -7421,7 +7421,7 @@
               <w:rPr>
                 <w:sz w:val="18"/>
               </w:rPr>
-              <w:t>19,24 kN (4.325 lbf)</w:t>
+              <w:t>15,20 kN (3.417 lbf)</w:t>
             </w:r>
           </w:p>
         </w:tc>
@@ -7437,7 +7437,7 @@
               <w:rPr>
                 <w:sz w:val="18"/>
               </w:rPr>
-              <w:t>ΔP·A_puerto + P2·A_vástago = 1.087,8·3,976 + 0,0·0,353</w:t>
+              <w:t>ΔP·A_puerto + P2·A_vástago = 1.087,8·3,142 + 0,0·0,353</w:t>
             </w:r>
           </w:p>
         </w:tc>
@@ -7465,7 +7465,7 @@
               <w:rPr>
                 <w:sz w:val="18"/>
               </w:rPr>
-              <w:t>7,32 kN (1.645 lbf)</w:t>
+              <w:t>6,50 kN (1.462 lbf)</w:t>
             </w:r>
           </w:p>
         </w:tc>
@@ -7481,7 +7481,7 @@
               <w:rPr>
                 <w:sz w:val="18"/>
               </w:rPr>
-              <w:t>(100 + 0,122·ΔP)·PC (clase V, asiento metálico); PC = π·2,250 in</w:t>
+              <w:t>(100 + 0,122·ΔP)·PC (clase V, asiento metálico); PC = π·2,000 in</w:t>
             </w:r>
           </w:p>
         </w:tc>
@@ -7597,7 +7597,7 @@
               <w:rPr>
                 <w:sz w:val="18"/>
               </w:rPr>
-              <w:t>26,78 kN (6.020 lbf)</w:t>
+              <w:t>21,93 kN (4.930 lbf)</w:t>
             </w:r>
           </w:p>
         </w:tc>
@@ -7765,7 +7765,7 @@
               <w:rPr>
                 <w:sz w:val="18"/>
               </w:rPr>
-              <w:t>3,976 in²</w:t>
+              <w:t>3,142 in²</w:t>
             </w:r>
           </w:p>
         </w:tc>
@@ -7837,7 +7837,7 @@
               <w:rPr>
                 <w:sz w:val="18"/>
               </w:rPr>
-              <w:t>ΔP·A_puerto + P2·A_vástago = 1.087,8·3,976 + 0,0·0,353</w:t>
+              <w:t>ΔP·A_puerto + P2·A_vástago = 1.087,8·3,142 + 0,0·0,353</w:t>
             </w:r>
           </w:p>
         </w:tc>
@@ -7853,7 +7853,7 @@
               <w:rPr>
                 <w:sz w:val="18"/>
               </w:rPr>
-              <w:t>19,24 kN (4.325 lbf)</w:t>
+              <w:t>15,20 kN (3.417 lbf)</w:t>
             </w:r>
           </w:p>
         </w:tc>
@@ -7897,7 +7897,7 @@
               <w:rPr>
                 <w:sz w:val="18"/>
               </w:rPr>
-              <w:t>7,32 kN (1.645 lbf)</w:t>
+              <w:t>6,50 kN (1.462 lbf)</w:t>
             </w:r>
           </w:p>
         </w:tc>
@@ -7985,7 +7985,7 @@
               <w:rPr>
                 <w:sz w:val="18"/>
               </w:rPr>
-              <w:t>26,78 kN (6.020 lbf)</w:t>
+              <w:t>21,93 kN (4.930 lbf)</w:t>
             </w:r>
           </w:p>
         </w:tc>
@@ -8073,7 +8073,7 @@
               <w:rPr>
                 <w:sz w:val="18"/>
               </w:rPr>
-              <w:t>29,46 kN (6.622 lbf)</w:t>
+              <w:t>24,12 kN (5.422 lbf)</w:t>
             </w:r>
           </w:p>
         </w:tc>
@@ -8117,7 +8117,7 @@
               <w:rPr>
                 <w:sz w:val="18"/>
               </w:rPr>
-              <w:t>22,5 psig</w:t>
+              <w:t>25,0 psig</w:t>
             </w:r>
           </w:p>
         </w:tc>
@@ -8161,7 +8161,7 @@
               <w:rPr>
                 <w:sz w:val="18"/>
               </w:rPr>
-              <w:t>36,0 psig</w:t>
+              <w:t>38,5 psig</w:t>
             </w:r>
           </w:p>
         </w:tc>
@@ -8205,7 +8205,7 @@
               <w:rPr>
                 <w:sz w:val="18"/>
               </w:rPr>
-              <w:t>2.700 lbf/in</w:t>
+              <w:t>2.640 lbf/in</w:t>
             </w:r>
           </w:p>
         </w:tc>
@@ -8249,7 +8249,7 @@
               <w:rPr>
                 <w:sz w:val="18"/>
               </w:rPr>
-              <w:t>2,49 bar g (36,2 psig)</w:t>
+              <w:t>2,67 bar g (38,8 psig)</w:t>
             </w:r>
           </w:p>
         </w:tc>
@@ -8465,7 +8465,7 @@
               <w:rPr>
                 <w:sz w:val="18"/>
               </w:rPr>
-              <w:t>Diafragma y resorte D-300: área efectiva 1.935 cm² (300,0 in²), carrera máxima 101,6 mm (4,000 in)</w:t>
+              <w:t>Diafragma y resorte D-220: área efectiva 1.419 cm² (220,0 in²), carrera máxima 76,2 mm (3,000 in)</w:t>
             </w:r>
           </w:p>
         </w:tc>
@@ -8633,7 +8633,7 @@
               <w:rPr>
                 <w:sz w:val="18"/>
               </w:rPr>
-              <w:t>38,1 mm (1,500 in)</w:t>
+              <w:t>28,6 mm (1,125 in)</w:t>
             </w:r>
           </w:p>
         </w:tc>
@@ -8689,7 +8689,7 @@
               <w:rPr>
                 <w:sz w:val="18"/>
               </w:rPr>
-              <w:t>22,5 – 36,0 psig (1,55 – 2,48 bar g)</w:t>
+              <w:t>25,0 – 38,5 psig (1,72 – 2,65 bar g)</w:t>
             </w:r>
           </w:p>
         </w:tc>
@@ -8717,7 +8717,7 @@
               <w:rPr>
                 <w:sz w:val="18"/>
               </w:rPr>
-              <w:t>472,8 N/mm (2.700 lbf/in)</w:t>
+              <w:t>462,3 N/mm (2.640 lbf/in)</w:t>
             </w:r>
           </w:p>
         </w:tc>
@@ -8745,7 +8745,7 @@
               <w:rPr>
                 <w:sz w:val="18"/>
               </w:rPr>
-              <w:t>63,5 mm (2,500 in)</w:t>
+              <w:t>52,9 mm (2,083 in)</w:t>
             </w:r>
           </w:p>
         </w:tc>
@@ -8773,7 +8773,7 @@
               <w:rPr>
                 <w:sz w:val="18"/>
               </w:rPr>
-              <w:t>48,04 kN (10.800 lbf)</w:t>
+              <w:t>37,68 kN (8.470 lbf)</w:t>
             </w:r>
           </w:p>
         </w:tc>
@@ -8801,7 +8801,7 @@
               <w:rPr>
                 <w:sz w:val="18"/>
               </w:rPr>
-              <w:t>2,49 bar g (36,2 psig)</w:t>
+              <w:t>2,67 bar g (38,8 psig)</w:t>
             </w:r>
           </w:p>
         </w:tc>
@@ -8829,7 +8829,7 @@
               <w:rPr>
                 <w:sz w:val="18"/>
               </w:rPr>
-              <w:t>30,03 kN (6.750 lbf)</w:t>
+              <w:t>24,47 kN (5.500 lbf)</w:t>
             </w:r>
           </w:p>
         </w:tc>
@@ -8857,7 +8857,7 @@
               <w:rPr>
                 <w:sz w:val="18"/>
               </w:rPr>
-              <w:t>5,34 kN (1.200 lbf)</w:t>
+              <w:t>1,47 kN (330 lbf)</w:t>
             </w:r>
           </w:p>
         </w:tc>
@@ -8885,7 +8885,7 @@
               <w:rPr>
                 <w:sz w:val="18"/>
               </w:rPr>
-              <w:t>0,26 bar g (3,8 psig)</w:t>
+              <w:t>0,09 bar g (1,2 psig)</w:t>
             </w:r>
           </w:p>
         </w:tc>
@@ -8913,7 +8913,7 @@
               <w:rPr>
                 <w:sz w:val="18"/>
               </w:rPr>
-              <w:t>30,03 kN (6.750 lbf) / 18,69 kN (4.201 lbf) (316 endurecido, 110 °C)</w:t>
+              <w:t>24,47 kN (5.500 lbf) / 18,69 kN (4.201 lbf) (316 endurecido, 110 °C)</w:t>
             </w:r>
           </w:p>
         </w:tc>
@@ -9242,12 +9242,12 @@
     </w:p>
     <w:p>
       <w:r>
-        <w:t>Válvula seleccionada: Globo, 2" (DN 50), CL600, RF bridada; internos: globo, internos multietapa (anticavitación severa), flujo tiende a abrir; Cv nominal típico 26,00.</w:t>
+        <w:t>Válvula seleccionada: Globo, 2" (DN 50), CL600, RF bridada; internos: globo, jaula anticavitación de 1 etapa, flujo tiende a abrir; Cv nominal típico 42,00.</w:t>
       </w:r>
     </w:p>
     <w:p>
       <w:r>
-        <w:t>Condiciones a resolver: Carga del vástago excesiva (pandeo); Cavitación con flujo bloqueado; Etapas anticavitación recomendadas; Ruido por encima del límite; Servicio agrio (H₂S); Velocidad alta en la tubería de entrada; Velocidad de líquido alta en la válvula. Ver el informe técnico.</w:t>
+        <w:t>Condiciones a resolver: Carga del vástago excesiva (pandeo); Cavitación con flujo bloqueado; Etapas anticavitación recomendadas; Ruido por encima del límite; Servicio agrio (H₂S); Velocidad alta en la tubería de entrada; Velocidad de líquido alta en la válvula; Válvula sobredimensionada. Ver el informe técnico.</w:t>
       </w:r>
     </w:p>
     <w:p>
@@ -10261,7 +10261,7 @@
               <w:rPr>
                 <w:sz w:val="18"/>
               </w:rPr>
-              <w:t>0,970</w:t>
+              <w:t>0,930</w:t>
             </w:r>
           </w:p>
         </w:tc>
@@ -10277,7 +10277,7 @@
               <w:rPr>
                 <w:sz w:val="18"/>
               </w:rPr>
-              <w:t>0,970</w:t>
+              <w:t>0,930</w:t>
             </w:r>
           </w:p>
         </w:tc>
@@ -10293,7 +10293,7 @@
               <w:rPr>
                 <w:sz w:val="18"/>
               </w:rPr>
-              <w:t>0,970</w:t>
+              <w:t>0,930</w:t>
             </w:r>
           </w:p>
         </w:tc>
@@ -10337,7 +10337,7 @@
               <w:rPr>
                 <w:sz w:val="18"/>
               </w:rPr>
-              <w:t>0,0700</w:t>
+              <w:t>0,100</w:t>
             </w:r>
           </w:p>
         </w:tc>
@@ -10353,7 +10353,7 @@
               <w:rPr>
                 <w:sz w:val="18"/>
               </w:rPr>
-              <w:t>0,0700</w:t>
+              <w:t>0,100</w:t>
             </w:r>
           </w:p>
         </w:tc>
@@ -10369,7 +10369,7 @@
               <w:rPr>
                 <w:sz w:val="18"/>
               </w:rPr>
-              <w:t>0,0700</w:t>
+              <w:t>0,100</w:t>
             </w:r>
           </w:p>
         </w:tc>
@@ -10413,7 +10413,7 @@
               <w:rPr>
                 <w:sz w:val="18"/>
               </w:rPr>
-              <w:t>0,941</w:t>
+              <w:t>0,850</w:t>
             </w:r>
           </w:p>
         </w:tc>
@@ -10429,7 +10429,7 @@
               <w:rPr>
                 <w:sz w:val="18"/>
               </w:rPr>
-              <w:t>0,939</w:t>
+              <w:t>0,850</w:t>
             </w:r>
           </w:p>
         </w:tc>
@@ -10445,7 +10445,7 @@
               <w:rPr>
                 <w:sz w:val="18"/>
               </w:rPr>
-              <w:t>0,938</w:t>
+              <w:t>0,850</w:t>
             </w:r>
           </w:p>
         </w:tc>
@@ -10489,7 +10489,7 @@
               <w:rPr>
                 <w:sz w:val="18"/>
               </w:rPr>
-              <w:t>0,941</w:t>
+              <w:t>0,504 (típico IEC)</w:t>
             </w:r>
           </w:p>
         </w:tc>
@@ -10505,7 +10505,7 @@
               <w:rPr>
                 <w:sz w:val="18"/>
               </w:rPr>
-              <w:t>0,939</w:t>
+              <w:t>0,459 (típico IEC)</w:t>
             </w:r>
           </w:p>
         </w:tc>
@@ -10521,7 +10521,7 @@
               <w:rPr>
                 <w:sz w:val="18"/>
               </w:rPr>
-              <w:t>0,938</w:t>
+              <w:t>0,437 (típico IEC)</w:t>
             </w:r>
           </w:p>
         </w:tc>
@@ -10717,7 +10717,7 @@
               <w:rPr>
                 <w:sz w:val="18"/>
               </w:rPr>
-              <w:t>5,780</w:t>
+              <w:t>6,028</w:t>
             </w:r>
           </w:p>
         </w:tc>
@@ -10733,7 +10733,7 @@
               <w:rPr>
                 <w:sz w:val="18"/>
               </w:rPr>
-              <w:t>13,26</w:t>
+              <w:t>13,83</w:t>
             </w:r>
           </w:p>
         </w:tc>
@@ -10749,7 +10749,7 @@
               <w:rPr>
                 <w:sz w:val="18"/>
               </w:rPr>
-              <w:t>19,59</w:t>
+              <w:t>20,43</w:t>
             </w:r>
           </w:p>
         </w:tc>
@@ -10793,7 +10793,7 @@
               <w:rPr>
                 <w:sz w:val="18"/>
               </w:rPr>
-              <w:t>19,8</w:t>
+              <w:t>8,24</w:t>
             </w:r>
           </w:p>
         </w:tc>
@@ -10809,7 +10809,7 @@
               <w:rPr>
                 <w:sz w:val="18"/>
               </w:rPr>
-              <w:t>49,5</w:t>
+              <w:t>28,1</w:t>
             </w:r>
           </w:p>
         </w:tc>
@@ -10825,7 +10825,7 @@
               <w:rPr>
                 <w:sz w:val="18"/>
               </w:rPr>
-              <w:t>74,6</w:t>
+              <w:t>45,0</w:t>
             </w:r>
           </w:p>
         </w:tc>
@@ -10869,7 +10869,7 @@
               <w:rPr>
                 <w:sz w:val="18"/>
               </w:rPr>
-              <w:t>7,54</w:t>
+              <w:t>2,35</w:t>
             </w:r>
           </w:p>
         </w:tc>
@@ -10885,7 +10885,7 @@
               <w:rPr>
                 <w:sz w:val="18"/>
               </w:rPr>
-              <w:t>18,8</w:t>
+              <w:t>8,04</w:t>
             </w:r>
           </w:p>
         </w:tc>
@@ -10901,7 +10901,7 @@
               <w:rPr>
                 <w:sz w:val="18"/>
               </w:rPr>
-              <w:t>28,4</w:t>
+              <w:t>12,9</w:t>
             </w:r>
           </w:p>
         </w:tc>
@@ -10945,7 +10945,7 @@
               <w:rPr>
                 <w:sz w:val="18"/>
               </w:rPr>
-              <w:t>0,945 / 0,941</w:t>
+              <w:t>0,945 / 0,850</w:t>
             </w:r>
           </w:p>
         </w:tc>
@@ -10961,7 +10961,7 @@
               <w:rPr>
                 <w:sz w:val="18"/>
               </w:rPr>
-              <w:t>0,944 / 0,939</w:t>
+              <w:t>0,944 / 0,850</w:t>
             </w:r>
           </w:p>
         </w:tc>
@@ -10977,7 +10977,7 @@
               <w:rPr>
                 <w:sz w:val="18"/>
               </w:rPr>
-              <w:t>0,942 / 0,938</w:t>
+              <w:t>0,942 / 0,850</w:t>
             </w:r>
           </w:p>
         </w:tc>
@@ -11096,7 +11096,7 @@
               <w:rPr>
                 <w:sz w:val="18"/>
               </w:rPr>
-              <w:t>77,8</w:t>
+              <w:t>86,3</w:t>
             </w:r>
           </w:p>
         </w:tc>
@@ -11112,7 +11112,7 @@
               <w:rPr>
                 <w:sz w:val="18"/>
               </w:rPr>
-              <w:t>83,9</w:t>
+              <w:t>92,6</w:t>
             </w:r>
           </w:p>
         </w:tc>
@@ -11128,7 +11128,7 @@
               <w:rPr>
                 <w:sz w:val="18"/>
               </w:rPr>
-              <w:t>86,8</w:t>
+              <w:t>95,4</w:t>
             </w:r>
           </w:p>
         </w:tc>
@@ -12005,7 +12005,7 @@
                 <w:b/>
                 <w:sz w:val="18"/>
               </w:rPr>
-              <w:t>Tipo de trim</w:t>
+              <w:t>Trim</w:t>
             </w:r>
           </w:p>
         </w:tc>
@@ -12018,7 +12018,7 @@
               <w:rPr>
                 <w:sz w:val="18"/>
               </w:rPr>
-              <w:t>Globo, internos multietapa (anticavitación severa), flujo tiende a abrir</w:t>
+              <w:t>Globo, jaula anticavitación de 1 etapa, flujo tiende a abrir</w:t>
             </w:r>
           </w:p>
         </w:tc>
@@ -12035,7 +12035,7 @@
                 <w:b/>
                 <w:sz w:val="18"/>
               </w:rPr>
-              <w:t>Sentido de flujo</w:t>
+              <w:t>Tipo de trim</w:t>
             </w:r>
           </w:p>
         </w:tc>
@@ -12048,7 +12048,7 @@
               <w:rPr>
                 <w:sz w:val="18"/>
               </w:rPr>
-              <w:t>Flujo tiende a abrir (Up)</w:t>
+              <w:t>Guiado por jaula</w:t>
             </w:r>
           </w:p>
         </w:tc>
@@ -12065,7 +12065,7 @@
                 <w:b/>
                 <w:sz w:val="18"/>
               </w:rPr>
-              <w:t>Trim anticavitación</w:t>
+              <w:t>Jaula</w:t>
             </w:r>
           </w:p>
         </w:tc>
@@ -12078,7 +12078,7 @@
               <w:rPr>
                 <w:sz w:val="18"/>
               </w:rPr>
-              <w:t>Estándar (trim elegido, 1 etapa)</w:t>
+              <w:t>Jaula anticavitación</w:t>
             </w:r>
           </w:p>
         </w:tc>
@@ -12095,7 +12095,7 @@
                 <w:b/>
                 <w:sz w:val="18"/>
               </w:rPr>
-              <w:t>Obturador</w:t>
+              <w:t>Nivel o etapas</w:t>
             </w:r>
           </w:p>
         </w:tc>
@@ -12108,7 +12108,7 @@
               <w:rPr>
                 <w:sz w:val="18"/>
               </w:rPr>
-              <w:t>Desbalanceado</w:t>
+              <w:t>Jaula de orificios chicos, 1 etapa (Kc 0,85, FL 0,93)</w:t>
             </w:r>
           </w:p>
         </w:tc>
@@ -12125,7 +12125,7 @@
                 <w:b/>
                 <w:sz w:val="18"/>
               </w:rPr>
-              <w:t>Característica inherente</w:t>
+              <w:t>Sentido de flujo</w:t>
             </w:r>
           </w:p>
         </w:tc>
@@ -12138,7 +12138,7 @@
               <w:rPr>
                 <w:sz w:val="18"/>
               </w:rPr>
-              <w:t>Lineal</w:t>
+              <w:t>Flujo tiende a abrir (Up)</w:t>
             </w:r>
           </w:p>
         </w:tc>
@@ -12155,7 +12155,7 @@
                 <w:b/>
                 <w:sz w:val="18"/>
               </w:rPr>
-              <w:t>Cv nominal (típico del tamaño y trim)</w:t>
+              <w:t>Balance del obturador</w:t>
             </w:r>
           </w:p>
         </w:tc>
@@ -12168,7 +12168,7 @@
               <w:rPr>
                 <w:sz w:val="18"/>
               </w:rPr>
-              <w:t>26,00</w:t>
+              <w:t>Desbalanceado</w:t>
             </w:r>
           </w:p>
         </w:tc>
@@ -12185,7 +12185,7 @@
                 <w:b/>
                 <w:sz w:val="18"/>
               </w:rPr>
-              <w:t>Tamaño del trim (diámetro del puerto)</w:t>
+              <w:t>Característica inherente</w:t>
             </w:r>
           </w:p>
         </w:tc>
@@ -12198,7 +12198,7 @@
               <w:rPr>
                 <w:sz w:val="18"/>
               </w:rPr>
-              <w:t>2 1/4 in (57,1 mm) estimado</w:t>
+              <w:t>Lineal</w:t>
             </w:r>
           </w:p>
         </w:tc>
@@ -12215,7 +12215,7 @@
                 <w:b/>
                 <w:sz w:val="18"/>
               </w:rPr>
-              <w:t>Carrera nominal del vástago</w:t>
+              <w:t>Cv nominal (típico del tamaño y trim)</w:t>
             </w:r>
           </w:p>
         </w:tc>
@@ -12228,7 +12228,7 @@
               <w:rPr>
                 <w:sz w:val="18"/>
               </w:rPr>
-              <w:t>1 1/2 in (38,1 mm) estimada</w:t>
+              <w:t>42,00</w:t>
             </w:r>
           </w:p>
         </w:tc>
@@ -12245,6 +12245,66 @@
                 <w:b/>
                 <w:sz w:val="18"/>
               </w:rPr>
+              <w:t>Tamaño del trim (diámetro del puerto)</w:t>
+            </w:r>
+          </w:p>
+        </w:tc>
+        <w:tc>
+          <w:tcPr>
+            <w:tcW w:type="dxa" w:w="6412"/>
+          </w:tcPr>
+          <w:p>
+            <w:r>
+              <w:rPr>
+                <w:sz w:val="18"/>
+              </w:rPr>
+              <w:t>2 in (50,8 mm) estimado</w:t>
+            </w:r>
+          </w:p>
+        </w:tc>
+      </w:tr>
+      <w:tr>
+        <w:tc>
+          <w:tcPr>
+            <w:tcW w:type="dxa" w:w="3453"/>
+            <w:shd w:val="clear" w:color="auto" w:fill="EEF2F6"/>
+          </w:tcPr>
+          <w:p>
+            <w:r>
+              <w:rPr>
+                <w:b/>
+                <w:sz w:val="18"/>
+              </w:rPr>
+              <w:t>Carrera nominal del vástago</w:t>
+            </w:r>
+          </w:p>
+        </w:tc>
+        <w:tc>
+          <w:tcPr>
+            <w:tcW w:type="dxa" w:w="6412"/>
+          </w:tcPr>
+          <w:p>
+            <w:r>
+              <w:rPr>
+                <w:sz w:val="18"/>
+              </w:rPr>
+              <w:t>1 1/8 in (28,6 mm) estimada</w:t>
+            </w:r>
+          </w:p>
+        </w:tc>
+      </w:tr>
+      <w:tr>
+        <w:tc>
+          <w:tcPr>
+            <w:tcW w:type="dxa" w:w="3453"/>
+            <w:shd w:val="clear" w:color="auto" w:fill="EEF2F6"/>
+          </w:tcPr>
+          <w:p>
+            <w:r>
+              <w:rPr>
+                <w:b/>
+                <w:sz w:val="18"/>
+              </w:rPr>
               <w:t>Carrera de operación</w:t>
             </w:r>
           </w:p>
@@ -12258,7 +12318,7 @@
               <w:rPr>
                 <w:sz w:val="18"/>
               </w:rPr>
-              <w:t>Mínimo: 7,54 mm · Normal: 18,8 mm · Máximo: 28,4 mm</w:t>
+              <w:t>Mínimo: 2,35 mm · Normal: 8,04 mm · Máximo: 12,9 mm</w:t>
             </w:r>
           </w:p>
         </w:tc>
@@ -12850,7 +12910,7 @@
               <w:rPr>
                 <w:sz w:val="18"/>
               </w:rPr>
-              <w:t>29,46 kN (6.622 lbf)</w:t>
+              <w:t>24,12 kN (5.422 lbf)</w:t>
             </w:r>
           </w:p>
         </w:tc>
@@ -12880,7 +12940,7 @@
               <w:rPr>
                 <w:sz w:val="18"/>
               </w:rPr>
-              <w:t>Diafragma y resorte D-300: área efectiva 1.935 cm² (300,0 in²), carrera máxima 101,6 mm (4,000 in)</w:t>
+              <w:t>Diafragma y resorte D-220: área efectiva 1.419 cm² (220,0 in²), carrera máxima 76,2 mm (3,000 in)</w:t>
             </w:r>
           </w:p>
         </w:tc>
@@ -13060,7 +13120,7 @@
               <w:rPr>
                 <w:sz w:val="18"/>
               </w:rPr>
-              <w:t>38,1 mm (1,500 in)</w:t>
+              <w:t>28,6 mm (1,125 in)</w:t>
             </w:r>
           </w:p>
         </w:tc>
@@ -13120,7 +13180,7 @@
               <w:rPr>
                 <w:sz w:val="18"/>
               </w:rPr>
-              <w:t>22,5 – 36,0 psig (1,55 – 2,48 bar g)</w:t>
+              <w:t>25,0 – 38,5 psig (1,72 – 2,65 bar g)</w:t>
             </w:r>
           </w:p>
         </w:tc>
@@ -13150,7 +13210,7 @@
               <w:rPr>
                 <w:sz w:val="18"/>
               </w:rPr>
-              <w:t>472,8 N/mm (2.700 lbf/in)</w:t>
+              <w:t>462,3 N/mm (2.640 lbf/in)</w:t>
             </w:r>
           </w:p>
         </w:tc>
@@ -13180,7 +13240,7 @@
               <w:rPr>
                 <w:sz w:val="18"/>
               </w:rPr>
-              <w:t>63,5 mm (2,500 in)</w:t>
+              <w:t>52,9 mm (2,083 in)</w:t>
             </w:r>
           </w:p>
         </w:tc>
@@ -13210,7 +13270,7 @@
               <w:rPr>
                 <w:sz w:val="18"/>
               </w:rPr>
-              <w:t>48,04 kN (10.800 lbf)</w:t>
+              <w:t>37,68 kN (8.470 lbf)</w:t>
             </w:r>
           </w:p>
         </w:tc>
@@ -13240,7 +13300,7 @@
               <w:rPr>
                 <w:sz w:val="18"/>
               </w:rPr>
-              <w:t>2,49 bar g (36,2 psig)</w:t>
+              <w:t>2,67 bar g (38,8 psig)</w:t>
             </w:r>
           </w:p>
         </w:tc>
@@ -13270,7 +13330,7 @@
               <w:rPr>
                 <w:sz w:val="18"/>
               </w:rPr>
-              <w:t>30,03 kN (6.750 lbf)</w:t>
+              <w:t>24,47 kN (5.500 lbf)</w:t>
             </w:r>
           </w:p>
         </w:tc>
@@ -13300,7 +13360,7 @@
               <w:rPr>
                 <w:sz w:val="18"/>
               </w:rPr>
-              <w:t>5,34 kN (1.200 lbf)</w:t>
+              <w:t>1,47 kN (330 lbf)</w:t>
             </w:r>
           </w:p>
         </w:tc>
@@ -13330,7 +13390,7 @@
               <w:rPr>
                 <w:sz w:val="18"/>
               </w:rPr>
-              <w:t>0,26 bar g (3,8 psig)</w:t>
+              <w:t>0,09 bar g (1,2 psig)</w:t>
             </w:r>
           </w:p>
         </w:tc>
@@ -13360,7 +13420,7 @@
               <w:rPr>
                 <w:sz w:val="18"/>
               </w:rPr>
-              <w:t>30,03 kN (6.750 lbf) / 18,69 kN (4.201 lbf) (316 endurecido, 110 °C)</w:t>
+              <w:t>24,47 kN (5.500 lbf) / 18,69 kN (4.201 lbf) (316 endurecido, 110 °C)</w:t>
             </w:r>
           </w:p>
         </w:tc>
@@ -13718,6 +13778,14 @@
         <w:pStyle w:val="ListBullet"/>
       </w:pPr>
       <w:r>
+        <w:t>[Crítica] Máximo: Ruido por encima del límite</w:t>
+      </w:r>
+    </w:p>
+    <w:p>
+      <w:pPr>
+        <w:pStyle w:val="ListBullet"/>
+      </w:pPr>
+      <w:r>
         <w:t>[Crítica] Actuador: Carga del vástago excesiva (pandeo)</w:t>
       </w:r>
     </w:p>
@@ -13742,6 +13810,22 @@
         <w:pStyle w:val="ListBullet"/>
       </w:pPr>
       <w:r>
+        <w:t>[Advertencia] Mínimo: Ruido por encima del límite</w:t>
+      </w:r>
+    </w:p>
+    <w:p>
+      <w:pPr>
+        <w:pStyle w:val="ListBullet"/>
+      </w:pPr>
+      <w:r>
+        <w:t>[Advertencia] Mínimo: Válvula sobredimensionada</w:t>
+      </w:r>
+    </w:p>
+    <w:p>
+      <w:pPr>
+        <w:pStyle w:val="ListBullet"/>
+      </w:pPr>
+      <w:r>
         <w:t>[Advertencia] Normal: Velocidad de líquido alta en la válvula</w:t>
       </w:r>
     </w:p>
@@ -13750,7 +13834,7 @@
         <w:pStyle w:val="ListBullet"/>
       </w:pPr>
       <w:r>
-        <w:t>[Advertencia] Máximo: Velocidad de líquido alta en la válvula</w:t>
+        <w:t>[Advertencia] Normal: Ruido por encima del límite</w:t>
       </w:r>
     </w:p>
     <w:p>
@@ -13758,7 +13842,7 @@
         <w:pStyle w:val="ListBullet"/>
       </w:pPr>
       <w:r>
-        <w:t>[Advertencia] Máximo: Ruido por encima del límite</w:t>
+        <w:t>[Advertencia] Máximo: Velocidad de líquido alta en la válvula</w:t>
       </w:r>
     </w:p>
     <w:p>
@@ -14050,7 +14134,7 @@
     </w:p>
     <w:p>
       <w:r>
-        <w:t>Válvula: Globo, 2" (DN 50), CL600, RF bridada; internos: globo, internos multietapa (anticavitación severa), flujo tiende a abrir; Cv nominal típico 26,00.</w:t>
+        <w:t>Válvula: Globo, 2" (DN 50), CL600, RF bridada; internos: globo, jaula anticavitación de 1 etapa, flujo tiende a abrir; Cv nominal típico 42,00.</w:t>
       </w:r>
     </w:p>
     <w:p>
@@ -15221,7 +15305,7 @@
               <w:rPr>
                 <w:sz w:val="18"/>
               </w:rPr>
-              <w:t>0,970</w:t>
+              <w:t>0,930</w:t>
             </w:r>
           </w:p>
         </w:tc>
@@ -15237,7 +15321,7 @@
               <w:rPr>
                 <w:sz w:val="18"/>
               </w:rPr>
-              <w:t>0,970</w:t>
+              <w:t>0,930</w:t>
             </w:r>
           </w:p>
         </w:tc>
@@ -15253,7 +15337,7 @@
               <w:rPr>
                 <w:sz w:val="18"/>
               </w:rPr>
-              <w:t>0,970</w:t>
+              <w:t>0,930</w:t>
             </w:r>
           </w:p>
         </w:tc>
@@ -15297,7 +15381,7 @@
               <w:rPr>
                 <w:sz w:val="18"/>
               </w:rPr>
-              <w:t>0,0700</w:t>
+              <w:t>0,100</w:t>
             </w:r>
           </w:p>
         </w:tc>
@@ -15313,7 +15397,7 @@
               <w:rPr>
                 <w:sz w:val="18"/>
               </w:rPr>
-              <w:t>0,0700</w:t>
+              <w:t>0,100</w:t>
             </w:r>
           </w:p>
         </w:tc>
@@ -15329,7 +15413,7 @@
               <w:rPr>
                 <w:sz w:val="18"/>
               </w:rPr>
-              <w:t>0,0700</w:t>
+              <w:t>0,100</w:t>
             </w:r>
           </w:p>
         </w:tc>
@@ -15373,7 +15457,7 @@
               <w:rPr>
                 <w:sz w:val="18"/>
               </w:rPr>
-              <w:t>0,941</w:t>
+              <w:t>0,850</w:t>
             </w:r>
           </w:p>
         </w:tc>
@@ -15389,7 +15473,7 @@
               <w:rPr>
                 <w:sz w:val="18"/>
               </w:rPr>
-              <w:t>0,939</w:t>
+              <w:t>0,850</w:t>
             </w:r>
           </w:p>
         </w:tc>
@@ -15405,7 +15489,7 @@
               <w:rPr>
                 <w:sz w:val="18"/>
               </w:rPr>
-              <w:t>0,938</w:t>
+              <w:t>0,850</w:t>
             </w:r>
           </w:p>
         </w:tc>
@@ -15449,7 +15533,7 @@
               <w:rPr>
                 <w:sz w:val="18"/>
               </w:rPr>
-              <w:t>0,941</w:t>
+              <w:t>0,504 (típico IEC)</w:t>
             </w:r>
           </w:p>
         </w:tc>
@@ -15465,7 +15549,7 @@
               <w:rPr>
                 <w:sz w:val="18"/>
               </w:rPr>
-              <w:t>0,939</w:t>
+              <w:t>0,459 (típico IEC)</w:t>
             </w:r>
           </w:p>
         </w:tc>
@@ -15481,7 +15565,7 @@
               <w:rPr>
                 <w:sz w:val="18"/>
               </w:rPr>
-              <w:t>0,938</w:t>
+              <w:t>0,437 (típico IEC)</w:t>
             </w:r>
           </w:p>
         </w:tc>
@@ -15805,7 +15889,7 @@
               <w:rPr>
                 <w:sz w:val="18"/>
               </w:rPr>
-              <w:t>5,780</w:t>
+              <w:t>6,028</w:t>
             </w:r>
           </w:p>
         </w:tc>
@@ -15822,7 +15906,7 @@
               <w:rPr>
                 <w:sz w:val="18"/>
               </w:rPr>
-              <w:t>13,26</w:t>
+              <w:t>13,83</w:t>
             </w:r>
           </w:p>
         </w:tc>
@@ -15839,7 +15923,7 @@
               <w:rPr>
                 <w:sz w:val="18"/>
               </w:rPr>
-              <w:t>19,59</w:t>
+              <w:t>20,43</w:t>
             </w:r>
           </w:p>
         </w:tc>
@@ -15884,7 +15968,7 @@
               <w:rPr>
                 <w:sz w:val="18"/>
               </w:rPr>
-              <w:t>19,8</w:t>
+              <w:t>8,24</w:t>
             </w:r>
           </w:p>
         </w:tc>
@@ -15901,7 +15985,7 @@
               <w:rPr>
                 <w:sz w:val="18"/>
               </w:rPr>
-              <w:t>49,5</w:t>
+              <w:t>28,1</w:t>
             </w:r>
           </w:p>
         </w:tc>
@@ -15918,7 +16002,7 @@
               <w:rPr>
                 <w:sz w:val="18"/>
               </w:rPr>
-              <w:t>74,6</w:t>
+              <w:t>45,0</w:t>
             </w:r>
           </w:p>
         </w:tc>
@@ -15963,7 +16047,7 @@
               <w:rPr>
                 <w:sz w:val="18"/>
               </w:rPr>
-              <w:t>7,54</w:t>
+              <w:t>2,35</w:t>
             </w:r>
           </w:p>
         </w:tc>
@@ -15980,7 +16064,7 @@
               <w:rPr>
                 <w:sz w:val="18"/>
               </w:rPr>
-              <w:t>18,8</w:t>
+              <w:t>8,04</w:t>
             </w:r>
           </w:p>
         </w:tc>
@@ -15997,7 +16081,7 @@
               <w:rPr>
                 <w:sz w:val="18"/>
               </w:rPr>
-              <w:t>28,4</w:t>
+              <w:t>12,9</w:t>
             </w:r>
           </w:p>
         </w:tc>
@@ -16279,7 +16363,7 @@
               <w:rPr>
                 <w:sz w:val="18"/>
               </w:rPr>
-              <w:t>68,21</w:t>
+              <w:t>62,71</w:t>
             </w:r>
           </w:p>
         </w:tc>
@@ -16296,7 +16380,7 @@
               <w:rPr>
                 <w:sz w:val="18"/>
               </w:rPr>
-              <w:t>66,24</w:t>
+              <w:t>60,96</w:t>
             </w:r>
           </w:p>
         </w:tc>
@@ -16313,7 +16397,7 @@
               <w:rPr>
                 <w:sz w:val="18"/>
               </w:rPr>
-              <w:t>64,25</w:t>
+              <w:t>59,20</w:t>
             </w:r>
           </w:p>
         </w:tc>
@@ -16358,7 +16442,7 @@
               <w:rPr>
                 <w:sz w:val="18"/>
               </w:rPr>
-              <w:t>68,18</w:t>
+              <w:t>61,61</w:t>
             </w:r>
           </w:p>
         </w:tc>
@@ -16375,7 +16459,7 @@
               <w:rPr>
                 <w:sz w:val="18"/>
               </w:rPr>
-              <w:t>66,22</w:t>
+              <w:t>59,91</w:t>
             </w:r>
           </w:p>
         </w:tc>
@@ -16392,7 +16476,7 @@
               <w:rPr>
                 <w:sz w:val="18"/>
               </w:rPr>
-              <w:t>64,23</w:t>
+              <w:t>58,21</w:t>
             </w:r>
           </w:p>
         </w:tc>
@@ -16437,7 +16521,7 @@
               <w:rPr>
                 <w:sz w:val="18"/>
               </w:rPr>
-              <w:t>68,18</w:t>
+              <w:t>36,54</w:t>
             </w:r>
           </w:p>
         </w:tc>
@@ -16454,7 +16538,7 @@
               <w:rPr>
                 <w:sz w:val="18"/>
               </w:rPr>
-              <w:t>66,22</w:t>
+              <w:t>32,38</w:t>
             </w:r>
           </w:p>
         </w:tc>
@@ -16471,7 +16555,7 @@
               <w:rPr>
                 <w:sz w:val="18"/>
               </w:rPr>
-              <w:t>64,23</w:t>
+              <w:t>29,95</w:t>
             </w:r>
           </w:p>
         </w:tc>
@@ -16768,7 +16852,7 @@
               <w:rPr>
                 <w:sz w:val="18"/>
               </w:rPr>
-              <w:t>0,994</w:t>
+              <w:t>0,993</w:t>
             </w:r>
           </w:p>
         </w:tc>
@@ -16785,7 +16869,7 @@
               <w:rPr>
                 <w:sz w:val="18"/>
               </w:rPr>
-              <w:t>0,987</w:t>
+              <w:t>0,986</w:t>
             </w:r>
           </w:p>
         </w:tc>
@@ -16830,7 +16914,7 @@
               <w:rPr>
                 <w:sz w:val="18"/>
               </w:rPr>
-              <w:t>0,969</w:t>
+              <w:t>0,929</w:t>
             </w:r>
           </w:p>
         </w:tc>
@@ -16847,7 +16931,7 @@
               <w:rPr>
                 <w:sz w:val="18"/>
               </w:rPr>
-              <w:t>0,963</w:t>
+              <w:t>0,924</w:t>
             </w:r>
           </w:p>
         </w:tc>
@@ -16864,7 +16948,7 @@
               <w:rPr>
                 <w:sz w:val="18"/>
               </w:rPr>
-              <w:t>0,956</w:t>
+              <w:t>0,916</w:t>
             </w:r>
           </w:p>
         </w:tc>
@@ -16988,7 +17072,7 @@
               <w:rPr>
                 <w:sz w:val="18"/>
               </w:rPr>
-              <w:t>214.811</w:t>
+              <w:t>306.873</w:t>
             </w:r>
           </w:p>
         </w:tc>
@@ -17005,7 +17089,7 @@
               <w:rPr>
                 <w:sz w:val="18"/>
               </w:rPr>
-              <w:t>319.169</w:t>
+              <w:t>455.956</w:t>
             </w:r>
           </w:p>
         </w:tc>
@@ -17022,7 +17106,7 @@
               <w:rPr>
                 <w:sz w:val="18"/>
               </w:rPr>
-              <w:t>379.457</w:t>
+              <w:t>542.082</w:t>
             </w:r>
           </w:p>
         </w:tc>
@@ -17383,7 +17467,7 @@
               <w:rPr>
                 <w:sz w:val="18"/>
               </w:rPr>
-              <w:t>77,8</w:t>
+              <w:t>86,3</w:t>
             </w:r>
           </w:p>
         </w:tc>
@@ -17400,7 +17484,7 @@
               <w:rPr>
                 <w:sz w:val="18"/>
               </w:rPr>
-              <w:t>83,9</w:t>
+              <w:t>92,6</w:t>
             </w:r>
           </w:p>
         </w:tc>
@@ -17417,7 +17501,7 @@
               <w:rPr>
                 <w:sz w:val="18"/>
               </w:rPr>
-              <w:t>86,8</w:t>
+              <w:t>95,4</w:t>
             </w:r>
           </w:p>
         </w:tc>
@@ -17482,7 +17566,7 @@
     </w:p>
     <w:p>
       <w:r>
-        <w:t>La presión en la vena contracta cae por debajo de la presión de vapor y las burbujas colapsan aguas abajo (P2 &gt; Pv). Kapp = xF = 0,945, Kc del trim = 0,941, bloqueo FL² = 0,941. σ = 1,06. El caudal ya no aumenta al bajar P2 (flujo crítico por cavitación plena). La energía de colapso es alta: alto riesgo de daño por erosión.</w:t>
+        <w:t>La presión en la vena contracta cae por debajo de la presión de vapor y las burbujas colapsan aguas abajo (P2 &gt; Pv). Kapp = xF = 0,945, Kc del trim = 0,850, bloqueo FL² = 0,865. σ = 1,06. El caudal ya no aumenta al bajar P2 (flujo crítico por cavitación plena). La energía de colapso es alta: alto riesgo de daño por erosión.</w:t>
       </w:r>
     </w:p>
     <w:p>
@@ -17553,7 +17637,7 @@
     </w:p>
     <w:p>
       <w:r>
-        <w:t>La presión en la vena contracta cae por debajo de la presión de vapor y las burbujas colapsan aguas abajo (P2 &gt; Pv). Kapp = xF = 0,944, Kc del trim = 0,939, bloqueo FL² = 0,939. σ = 1,06. El caudal ya no aumenta al bajar P2 (flujo crítico por cavitación plena). La energía de colapso es alta: alto riesgo de daño por erosión.</w:t>
+        <w:t>La presión en la vena contracta cae por debajo de la presión de vapor y las burbujas colapsan aguas abajo (P2 &gt; Pv). Kapp = xF = 0,944, Kc del trim = 0,850, bloqueo FL² = 0,865. σ = 1,06. El caudal ya no aumenta al bajar P2 (flujo crítico por cavitación plena). La energía de colapso es alta: alto riesgo de daño por erosión.</w:t>
       </w:r>
     </w:p>
     <w:p>
@@ -17624,7 +17708,7 @@
     </w:p>
     <w:p>
       <w:r>
-        <w:t>La presión en la vena contracta cae por debajo de la presión de vapor y las burbujas colapsan aguas abajo (P2 &gt; Pv). Kapp = xF = 0,942, Kc del trim = 0,938, bloqueo FL² = 0,938. σ = 1,06. El caudal ya no aumenta al bajar P2 (flujo crítico por cavitación plena). La energía de colapso es alta: alto riesgo de daño por erosión.</w:t>
+        <w:t>La presión en la vena contracta cae por debajo de la presión de vapor y las burbujas colapsan aguas abajo (P2 &gt; Pv). Kapp = xF = 0,942, Kc del trim = 0,850, bloqueo FL² = 0,864. σ = 1,06. El caudal ya no aumenta al bajar P2 (flujo crítico por cavitación plena). La energía de colapso es alta: alto riesgo de daño por erosión.</w:t>
       </w:r>
     </w:p>
     <w:p>
@@ -17690,12 +17774,59 @@
           <w:b/>
           <w:color w:val="C0392B"/>
         </w:rPr>
+        <w:t>[Crítica] Máximo: Ruido por encima del límite · intensidad 51 %</w:t>
+      </w:r>
+    </w:p>
+    <w:p>
+      <w:r>
+        <w:t>Nivel estimado LpAe,1m = 95,4 dB(A) a 1 m aguas abajo y a 1 m de la tubería (límite usado: 85 dB(A)).</w:t>
+      </w:r>
+    </w:p>
+    <w:p>
+      <w:r>
+        <w:rPr>
+          <w:b/>
+        </w:rPr>
+        <w:t>Soluciones posibles:</w:t>
+      </w:r>
+    </w:p>
+    <w:p>
+      <w:pPr>
+        <w:pStyle w:val="ListBullet"/>
+      </w:pPr>
+      <w:r>
+        <w:t>El ruido en líquidos proviene sobre todo de la cavitación: aplique las medidas contra la cavitación (internos anticavitación o multietapa, contrapresión).</w:t>
+      </w:r>
+    </w:p>
+    <w:p>
+      <w:pPr>
+        <w:pStyle w:val="ListBullet"/>
+      </w:pPr>
+      <w:r>
+        <w:t>Tubería de mayor espesor o aislamiento acústico.</w:t>
+      </w:r>
+    </w:p>
+    <w:p>
+      <w:r>
+        <w:rPr>
+          <w:i/>
+          <w:sz w:val="17"/>
+        </w:rPr>
+        <w:t>Referencia: IEC 60534-8-4:2015</w:t>
+      </w:r>
+    </w:p>
+    <w:p>
+      <w:r>
+        <w:rPr>
+          <w:b/>
+          <w:color w:val="C0392B"/>
+        </w:rPr>
         <w:t>[Crítica] Actuador: Carga del vástago excesiva (pandeo)</w:t>
       </w:r>
     </w:p>
     <w:p>
       <w:r>
-        <w:t>El actuador puede aplicar 30,03 kN (6.750 lbf) y el vástago de 12,7 mm (0,500 in) admite 18,69 kN (4.201 lbf) a 110 °C.</w:t>
+        <w:t>El actuador puede aplicar 24,47 kN (5.500 lbf) y el vástago de 12,7 mm (0,500 in) admite 18,69 kN (4.201 lbf) a 110 °C.</w:t>
       </w:r>
     </w:p>
     <w:p>
@@ -17806,6 +17937,83 @@
           <w:b/>
           <w:color w:val="B07A00"/>
         </w:rPr>
+        <w:t>[Advertencia] Mínimo: Ruido por encima del límite · intensidad 21 %</w:t>
+      </w:r>
+    </w:p>
+    <w:p>
+      <w:r>
+        <w:t>Nivel estimado LpAe,1m = 86,3 dB(A) a 1 m aguas abajo y a 1 m de la tubería (límite usado: 85 dB(A)).</w:t>
+      </w:r>
+    </w:p>
+    <w:p>
+      <w:r>
+        <w:rPr>
+          <w:b/>
+        </w:rPr>
+        <w:t>Soluciones posibles:</w:t>
+      </w:r>
+    </w:p>
+    <w:p>
+      <w:pPr>
+        <w:pStyle w:val="ListBullet"/>
+      </w:pPr>
+      <w:r>
+        <w:t>El ruido en líquidos proviene sobre todo de la cavitación: aplique las medidas contra la cavitación (internos anticavitación o multietapa, contrapresión).</w:t>
+      </w:r>
+    </w:p>
+    <w:p>
+      <w:pPr>
+        <w:pStyle w:val="ListBullet"/>
+      </w:pPr>
+      <w:r>
+        <w:t>Tubería de mayor espesor o aislamiento acústico.</w:t>
+      </w:r>
+    </w:p>
+    <w:p>
+      <w:r>
+        <w:rPr>
+          <w:i/>
+          <w:sz w:val="17"/>
+        </w:rPr>
+        <w:t>Referencia: IEC 60534-8-4:2015</w:t>
+      </w:r>
+    </w:p>
+    <w:p>
+      <w:r>
+        <w:rPr>
+          <w:b/>
+          <w:color w:val="B07A00"/>
+        </w:rPr>
+        <w:t>[Advertencia] Mínimo: Válvula sobredimensionada</w:t>
+      </w:r>
+    </w:p>
+    <w:p>
+      <w:r>
+        <w:t>Apertura requerida 8 %: operar cerca del asiento empeora el control, acelera el desgaste del asiento y aumenta la sensibilidad al rozamiento.</w:t>
+      </w:r>
+    </w:p>
+    <w:p>
+      <w:r>
+        <w:rPr>
+          <w:b/>
+        </w:rPr>
+        <w:t>Soluciones posibles:</w:t>
+      </w:r>
+    </w:p>
+    <w:p>
+      <w:pPr>
+        <w:pStyle w:val="ListBullet"/>
+      </w:pPr>
+      <w:r>
+        <w:t>Seleccionar un diámetro menor o internos de capacidad reducida.</w:t>
+      </w:r>
+    </w:p>
+    <w:p>
+      <w:r>
+        <w:rPr>
+          <w:b/>
+          <w:color w:val="B07A00"/>
+        </w:rPr>
         <w:t>[Advertencia] Normal: Velocidad de líquido alta en la válvula · intensidad 37 % (moderada)</w:t>
       </w:r>
     </w:p>
@@ -17853,6 +18061,53 @@
           <w:b/>
           <w:color w:val="B07A00"/>
         </w:rPr>
+        <w:t>[Advertencia] Normal: Ruido por encima del límite · intensidad 42 %</w:t>
+      </w:r>
+    </w:p>
+    <w:p>
+      <w:r>
+        <w:t>Nivel estimado LpAe,1m = 92,6 dB(A) a 1 m aguas abajo y a 1 m de la tubería (límite usado: 85 dB(A)).</w:t>
+      </w:r>
+    </w:p>
+    <w:p>
+      <w:r>
+        <w:rPr>
+          <w:b/>
+        </w:rPr>
+        <w:t>Soluciones posibles:</w:t>
+      </w:r>
+    </w:p>
+    <w:p>
+      <w:pPr>
+        <w:pStyle w:val="ListBullet"/>
+      </w:pPr>
+      <w:r>
+        <w:t>El ruido en líquidos proviene sobre todo de la cavitación: aplique las medidas contra la cavitación (internos anticavitación o multietapa, contrapresión).</w:t>
+      </w:r>
+    </w:p>
+    <w:p>
+      <w:pPr>
+        <w:pStyle w:val="ListBullet"/>
+      </w:pPr>
+      <w:r>
+        <w:t>Tubería de mayor espesor o aislamiento acústico.</w:t>
+      </w:r>
+    </w:p>
+    <w:p>
+      <w:r>
+        <w:rPr>
+          <w:i/>
+          <w:sz w:val="17"/>
+        </w:rPr>
+        <w:t>Referencia: IEC 60534-8-4:2015</w:t>
+      </w:r>
+    </w:p>
+    <w:p>
+      <w:r>
+        <w:rPr>
+          <w:b/>
+          <w:color w:val="B07A00"/>
+        </w:rPr>
         <w:t>[Advertencia] Máximo: Velocidad de líquido alta en la válvula · intensidad 98 % (severa)</w:t>
       </w:r>
     </w:p>
@@ -17892,53 +18147,6 @@
           <w:sz w:val="17"/>
         </w:rPr>
         <w:t>Referencia: Práctica de la industria (ISA / guías de usuarios)</w:t>
-      </w:r>
-    </w:p>
-    <w:p>
-      <w:r>
-        <w:rPr>
-          <w:b/>
-          <w:color w:val="B07A00"/>
-        </w:rPr>
-        <w:t>[Advertencia] Máximo: Ruido por encima del límite · intensidad 23 %</w:t>
-      </w:r>
-    </w:p>
-    <w:p>
-      <w:r>
-        <w:t>Nivel estimado LpAe,1m = 86,8 dB(A) a 1 m aguas abajo y a 1 m de la tubería (límite usado: 85 dB(A)).</w:t>
-      </w:r>
-    </w:p>
-    <w:p>
-      <w:r>
-        <w:rPr>
-          <w:b/>
-        </w:rPr>
-        <w:t>Soluciones posibles:</w:t>
-      </w:r>
-    </w:p>
-    <w:p>
-      <w:pPr>
-        <w:pStyle w:val="ListBullet"/>
-      </w:pPr>
-      <w:r>
-        <w:t>El ruido en líquidos proviene sobre todo de la cavitación: aplique las medidas contra la cavitación (internos anticavitación o multietapa, contrapresión).</w:t>
-      </w:r>
-    </w:p>
-    <w:p>
-      <w:pPr>
-        <w:pStyle w:val="ListBullet"/>
-      </w:pPr>
-      <w:r>
-        <w:t>Tubería de mayor espesor o aislamiento acústico.</w:t>
-      </w:r>
-    </w:p>
-    <w:p>
-      <w:r>
-        <w:rPr>
-          <w:i/>
-          <w:sz w:val="17"/>
-        </w:rPr>
-        <w:t>Referencia: IEC 60534-8-4:2015</w:t>
       </w:r>
     </w:p>
     <w:p>
@@ -18015,53 +18223,6 @@
     <w:p>
       <w:r>
         <w:t>La capacidad nominal de la válvula es un valor típico del estilo, no de un fabricante. Reemplácela por el valor certificado de la válvula ofertada para verificar la apertura real.</w:t>
-      </w:r>
-    </w:p>
-    <w:p>
-      <w:r>
-        <w:rPr>
-          <w:b/>
-          <w:color w:val="2F6FB0"/>
-        </w:rPr>
-        <w:t>[Información] Normal: Ruido cercano al límite · intensidad 13 %</w:t>
-      </w:r>
-    </w:p>
-    <w:p>
-      <w:r>
-        <w:t>Nivel estimado LpAe,1m = 83,9 dB(A) a 1 m aguas abajo y a 1 m de la tubería (límite usado: 85 dB(A)).</w:t>
-      </w:r>
-    </w:p>
-    <w:p>
-      <w:r>
-        <w:rPr>
-          <w:b/>
-        </w:rPr>
-        <w:t>Soluciones posibles:</w:t>
-      </w:r>
-    </w:p>
-    <w:p>
-      <w:pPr>
-        <w:pStyle w:val="ListBullet"/>
-      </w:pPr>
-      <w:r>
-        <w:t>El ruido en líquidos proviene sobre todo de la cavitación: aplique las medidas contra la cavitación (internos anticavitación o multietapa, contrapresión).</w:t>
-      </w:r>
-    </w:p>
-    <w:p>
-      <w:pPr>
-        <w:pStyle w:val="ListBullet"/>
-      </w:pPr>
-      <w:r>
-        <w:t>Tubería de mayor espesor o aislamiento acústico.</w:t>
-      </w:r>
-    </w:p>
-    <w:p>
-      <w:r>
-        <w:rPr>
-          <w:i/>
-          <w:sz w:val="17"/>
-        </w:rPr>
-        <w:t>Referencia: IEC 60534-8-4:2015</w:t>
       </w:r>
     </w:p>
     <w:p>
@@ -18199,7 +18360,7 @@
         <w:pStyle w:val="ListBullet"/>
       </w:pPr>
       <w:r>
-        <w:t>Regular la alimentación entre 2,49 bar g (36,2 psig) y 2,76 bar g (40,0 psig) con el set de aire (solapa 5).</w:t>
+        <w:t>Regular la alimentación entre 2,67 bar g (38,8 psig) y 2,76 bar g (40,0 psig) con el set de aire (solapa 5).</w:t>
       </w:r>
     </w:p>
     <w:p>
@@ -18264,6 +18425,22 @@
         <w:pStyle w:val="ListBullet"/>
       </w:pPr>
       <w:r>
+        <w:t>Ruido por encima del límite: El ruido en líquidos proviene sobre todo de la cavitación: aplique las medidas contra la cavitación (internos anticavitación o multietapa, contrapresión).</w:t>
+      </w:r>
+    </w:p>
+    <w:p>
+      <w:pPr>
+        <w:pStyle w:val="ListBullet"/>
+      </w:pPr>
+      <w:r>
+        <w:t>Ruido por encima del límite: Tubería de mayor espesor o aislamiento acústico.</w:t>
+      </w:r>
+    </w:p>
+    <w:p>
+      <w:pPr>
+        <w:pStyle w:val="ListBullet"/>
+      </w:pPr>
+      <w:r>
         <w:t>Carga del vástago excesiva (pandeo): Usar un vástago de mayor diámetro o de mayor resistencia (17-4PH, S20910).</w:t>
       </w:r>
     </w:p>
@@ -18304,6 +18481,14 @@
         <w:pStyle w:val="ListBullet"/>
       </w:pPr>
       <w:r>
+        <w:t>Válvula sobredimensionada: Seleccionar un diámetro menor o internos de capacidad reducida.</w:t>
+      </w:r>
+    </w:p>
+    <w:p>
+      <w:pPr>
+        <w:pStyle w:val="ListBullet"/>
+      </w:pPr>
+      <w:r>
         <w:t>Velocidad de líquido alta en la válvula: Seleccionar un diámetro de válvula mayor.</w:t>
       </w:r>
     </w:p>
@@ -18313,22 +18498,6 @@
       </w:pPr>
       <w:r>
         <w:t>Velocidad de líquido alta en la válvula: Si el líquido arrastra sólidos, reducir aún más la velocidad (≤ 4,5 m/s).</w:t>
-      </w:r>
-    </w:p>
-    <w:p>
-      <w:pPr>
-        <w:pStyle w:val="ListBullet"/>
-      </w:pPr>
-      <w:r>
-        <w:t>Ruido por encima del límite: El ruido en líquidos proviene sobre todo de la cavitación: aplique las medidas contra la cavitación (internos anticavitación o multietapa, contrapresión).</w:t>
-      </w:r>
-    </w:p>
-    <w:p>
-      <w:pPr>
-        <w:pStyle w:val="ListBullet"/>
-      </w:pPr>
-      <w:r>
-        <w:t>Ruido por encima del límite: Tubería de mayor espesor o aislamiento acústico.</w:t>
       </w:r>
     </w:p>
     <w:p>
@@ -18416,7 +18585,7 @@
               <w:rPr>
                 <w:sz w:val="18"/>
               </w:rPr>
-              <w:t>Cv requerido máximo 19,6. Se recomienda una válvula con Cv nominal de al menos 23,0 (apertura ≤ 85 % en el caso máximo). Con la válvula de 2" (Cv nominal 26,0) la apertura queda entre 20 % y 75 %.</w:t>
+              <w:t>Cv requerido máximo 20,4. Se recomienda una válvula con Cv nominal de al menos 24,0 (apertura ≤ 85 % en el caso máximo). Con la válvula de 2" (Cv nominal 42,0) la apertura queda entre 8 % y 45 %.</w:t>
             </w:r>
           </w:p>
         </w:tc>
@@ -18584,7 +18753,7 @@
               <w:rPr>
                 <w:sz w:val="18"/>
               </w:rPr>
-              <w:t>Nivel máximo estimado 86,8 dB(A) a 1 m (límite 85 dB(A)). No cumple: aplicar las medidas contra la cavitación y el ruido indicadas en las alertas.</w:t>
+              <w:t>Nivel máximo estimado 95,4 dB(A) a 1 m (límite 85 dB(A)). No cumple: aplicar las medidas contra la cavitación y el ruido indicadas en las alertas.</w:t>
             </w:r>
           </w:p>
         </w:tc>
@@ -19614,7 +19783,7 @@
     </w:p>
     <w:p>
       <w:r>
-        <w:t>Actuador apto: Diafragma y resorte D-300: área efectiva 1.935 cm² (300,0 in²), carrera máxima 101,6 mm (4,000 in).</w:t>
+        <w:t>Actuador apto: Diafragma y resorte D-220: área efectiva 1.419 cm² (220,0 in²), carrera máxima 76,2 mm (3,000 in).</w:t>
       </w:r>
     </w:p>
     <w:tbl>
@@ -19686,7 +19855,7 @@
               <w:rPr>
                 <w:sz w:val="18"/>
               </w:rPr>
-              <w:t>19,24 kN (4.325 lbf)</w:t>
+              <w:t>15,20 kN (3.417 lbf)</w:t>
             </w:r>
           </w:p>
         </w:tc>
@@ -19714,7 +19883,7 @@
               <w:rPr>
                 <w:sz w:val="18"/>
               </w:rPr>
-              <w:t>7,32 kN (1.645 lbf)</w:t>
+              <w:t>6,50 kN (1.462 lbf)</w:t>
             </w:r>
           </w:p>
         </w:tc>
@@ -19798,7 +19967,7 @@
               <w:rPr>
                 <w:sz w:val="18"/>
               </w:rPr>
-              <w:t>26,78 kN (6.020 lbf)</w:t>
+              <w:t>21,93 kN (4.930 lbf)</w:t>
             </w:r>
           </w:p>
         </w:tc>
@@ -20020,7 +20189,7 @@
               <w:rPr>
                 <w:sz w:val="18"/>
               </w:rPr>
-              <w:t>Diafragma y resorte D-300: área efectiva 1.935 cm² (300,0 in²), carrera máxima 101,6 mm (4,000 in)</w:t>
+              <w:t>Diafragma y resorte D-220: área efectiva 1.419 cm² (220,0 in²), carrera máxima 76,2 mm (3,000 in)</w:t>
             </w:r>
           </w:p>
         </w:tc>
@@ -20200,7 +20369,7 @@
               <w:rPr>
                 <w:sz w:val="18"/>
               </w:rPr>
-              <w:t>38,1 mm (1,500 in)</w:t>
+              <w:t>28,6 mm (1,125 in)</w:t>
             </w:r>
           </w:p>
         </w:tc>
@@ -20260,7 +20429,7 @@
               <w:rPr>
                 <w:sz w:val="18"/>
               </w:rPr>
-              <w:t>22,5 – 36,0 psig (1,55 – 2,48 bar g)</w:t>
+              <w:t>25,0 – 38,5 psig (1,72 – 2,65 bar g)</w:t>
             </w:r>
           </w:p>
         </w:tc>
@@ -20290,7 +20459,7 @@
               <w:rPr>
                 <w:sz w:val="18"/>
               </w:rPr>
-              <w:t>472,8 N/mm (2.700 lbf/in)</w:t>
+              <w:t>462,3 N/mm (2.640 lbf/in)</w:t>
             </w:r>
           </w:p>
         </w:tc>
@@ -20320,7 +20489,7 @@
               <w:rPr>
                 <w:sz w:val="18"/>
               </w:rPr>
-              <w:t>63,5 mm (2,500 in)</w:t>
+              <w:t>52,9 mm (2,083 in)</w:t>
             </w:r>
           </w:p>
         </w:tc>
@@ -20350,7 +20519,7 @@
               <w:rPr>
                 <w:sz w:val="18"/>
               </w:rPr>
-              <w:t>48,04 kN (10.800 lbf)</w:t>
+              <w:t>37,68 kN (8.470 lbf)</w:t>
             </w:r>
           </w:p>
         </w:tc>
@@ -20380,7 +20549,7 @@
               <w:rPr>
                 <w:sz w:val="18"/>
               </w:rPr>
-              <w:t>2,49 bar g (36,2 psig)</w:t>
+              <w:t>2,67 bar g (38,8 psig)</w:t>
             </w:r>
           </w:p>
         </w:tc>
@@ -20410,7 +20579,7 @@
               <w:rPr>
                 <w:sz w:val="18"/>
               </w:rPr>
-              <w:t>30,03 kN (6.750 lbf)</w:t>
+              <w:t>24,47 kN (5.500 lbf)</w:t>
             </w:r>
           </w:p>
         </w:tc>
@@ -20440,7 +20609,7 @@
               <w:rPr>
                 <w:sz w:val="18"/>
               </w:rPr>
-              <w:t>5,34 kN (1.200 lbf)</w:t>
+              <w:t>1,47 kN (330 lbf)</w:t>
             </w:r>
           </w:p>
         </w:tc>
@@ -20470,7 +20639,7 @@
               <w:rPr>
                 <w:sz w:val="18"/>
               </w:rPr>
-              <w:t>0,26 bar g (3,8 psig)</w:t>
+              <w:t>0,09 bar g (1,2 psig)</w:t>
             </w:r>
           </w:p>
         </w:tc>
@@ -20500,7 +20669,7 @@
               <w:rPr>
                 <w:sz w:val="18"/>
               </w:rPr>
-              <w:t>30,03 kN (6.750 lbf) / 18,69 kN (4.201 lbf) (316 endurecido, 110 °C)</w:t>
+              <w:t>24,47 kN (5.500 lbf) / 18,69 kN (4.201 lbf) (316 endurecido, 110 °C)</w:t>
             </w:r>
           </w:p>
         </w:tc>
@@ -20891,7 +21060,7 @@
         <w:pStyle w:val="ListBullet"/>
       </w:pPr>
       <w:r>
-        <w:t>Calculado con N25 Valves Sizing 0.12.0 de INSTRUMATIK S.A.S.. Software independiente de fabricantes.</w:t>
+        <w:t>Calculado con N25 Valves Sizing 0.12.1 de INSTRUMATIK S.A.S.. Software independiente de fabricantes.</w:t>
       </w:r>
     </w:p>
     <w:sectPr>
@@ -20917,7 +21086,7 @@
       <w:rPr>
         <w:sz w:val="16"/>
       </w:rPr>
-      <w:t xml:space="preserve">N25 Valves Sizing 0.12.0 · Página </w:t>
+      <w:t xml:space="preserve">N25 Valves Sizing 0.12.1 · Página </w:t>
     </w:r>
     <w:r>
       <w:fldChar w:fldCharType="begin"/>

--- a/kit_workshop/resultados_de_referencia/Caso_C_alta_agua_producida_agria_resultados_N25.docx
+++ b/kit_workshop/resultados_de_referencia/Caso_C_alta_agua_producida_agria_resultados_N25.docx
@@ -12048,7 +12048,7 @@
               <w:rPr>
                 <w:sz w:val="18"/>
               </w:rPr>
-              <w:t>Guiado por jaula</w:t>
+              <w:t>Con jaula</w:t>
             </w:r>
           </w:p>
         </w:tc>
@@ -12065,7 +12065,7 @@
                 <w:b/>
                 <w:sz w:val="18"/>
               </w:rPr>
-              <w:t>Jaula</w:t>
+              <w:t>Tipo de obturador</w:t>
             </w:r>
           </w:p>
         </w:tc>
@@ -12078,7 +12078,7 @@
               <w:rPr>
                 <w:sz w:val="18"/>
               </w:rPr>
-              <w:t>Jaula anticavitación</w:t>
+              <w:t>Cilíndrico</w:t>
             </w:r>
           </w:p>
         </w:tc>
@@ -12095,7 +12095,7 @@
                 <w:b/>
                 <w:sz w:val="18"/>
               </w:rPr>
-              <w:t>Nivel o etapas</w:t>
+              <w:t>Jaula</w:t>
             </w:r>
           </w:p>
         </w:tc>
@@ -12108,7 +12108,7 @@
               <w:rPr>
                 <w:sz w:val="18"/>
               </w:rPr>
-              <w:t>Jaula de orificios chicos, 1 etapa (Kc 0,85, FL 0,93)</w:t>
+              <w:t>Jaula anticavitación</w:t>
             </w:r>
           </w:p>
         </w:tc>
@@ -12125,7 +12125,7 @@
                 <w:b/>
                 <w:sz w:val="18"/>
               </w:rPr>
-              <w:t>Sentido de flujo</w:t>
+              <w:t>Config dinámica de la jaula</w:t>
             </w:r>
           </w:p>
         </w:tc>
@@ -12138,7 +12138,7 @@
               <w:rPr>
                 <w:sz w:val="18"/>
               </w:rPr>
-              <w:t>Flujo tiende a abrir (Up)</w:t>
+              <w:t>Jaula perforada, 1 etapa – Kc 0,85, FL 0,93</w:t>
             </w:r>
           </w:p>
         </w:tc>
@@ -12155,7 +12155,7 @@
                 <w:b/>
                 <w:sz w:val="18"/>
               </w:rPr>
-              <w:t>Balance del obturador</w:t>
+              <w:t>Sentido de flujo</w:t>
             </w:r>
           </w:p>
         </w:tc>
@@ -12168,7 +12168,7 @@
               <w:rPr>
                 <w:sz w:val="18"/>
               </w:rPr>
-              <w:t>Desbalanceado</w:t>
+              <w:t>Flujo tiende a abrir (Up)</w:t>
             </w:r>
           </w:p>
         </w:tc>
@@ -12185,7 +12185,7 @@
                 <w:b/>
                 <w:sz w:val="18"/>
               </w:rPr>
-              <w:t>Característica inherente</w:t>
+              <w:t>Balance del obturador</w:t>
             </w:r>
           </w:p>
         </w:tc>
@@ -12198,7 +12198,7 @@
               <w:rPr>
                 <w:sz w:val="18"/>
               </w:rPr>
-              <w:t>Lineal</w:t>
+              <w:t>Desbalanceado</w:t>
             </w:r>
           </w:p>
         </w:tc>
@@ -12215,7 +12215,7 @@
                 <w:b/>
                 <w:sz w:val="18"/>
               </w:rPr>
-              <w:t>Cv nominal (típico del tamaño y trim)</w:t>
+              <w:t>Característica inherente</w:t>
             </w:r>
           </w:p>
         </w:tc>
@@ -12228,7 +12228,7 @@
               <w:rPr>
                 <w:sz w:val="18"/>
               </w:rPr>
-              <w:t>42,00</w:t>
+              <w:t>Lineal</w:t>
             </w:r>
           </w:p>
         </w:tc>
@@ -12245,7 +12245,7 @@
                 <w:b/>
                 <w:sz w:val="18"/>
               </w:rPr>
-              <w:t>Tamaño del trim (diámetro del puerto)</w:t>
+              <w:t>Cv nominal (típico del tamaño y trim)</w:t>
             </w:r>
           </w:p>
         </w:tc>
@@ -12258,7 +12258,7 @@
               <w:rPr>
                 <w:sz w:val="18"/>
               </w:rPr>
-              <w:t>2 in (50,8 mm) estimado</w:t>
+              <w:t>42,00</w:t>
             </w:r>
           </w:p>
         </w:tc>
@@ -12275,7 +12275,7 @@
                 <w:b/>
                 <w:sz w:val="18"/>
               </w:rPr>
-              <w:t>Carrera nominal del vástago</w:t>
+              <w:t>Tamaño del trim (diámetro del puerto)</w:t>
             </w:r>
           </w:p>
         </w:tc>
@@ -12288,7 +12288,7 @@
               <w:rPr>
                 <w:sz w:val="18"/>
               </w:rPr>
-              <w:t>1 1/8 in (28,6 mm) estimada</w:t>
+              <w:t>2 in (50,8 mm) estimado</w:t>
             </w:r>
           </w:p>
         </w:tc>
@@ -12305,7 +12305,7 @@
                 <w:b/>
                 <w:sz w:val="18"/>
               </w:rPr>
-              <w:t>Carrera de operación</w:t>
+              <w:t>Carrera nominal del vástago</w:t>
             </w:r>
           </w:p>
         </w:tc>
@@ -12318,7 +12318,7 @@
               <w:rPr>
                 <w:sz w:val="18"/>
               </w:rPr>
-              <w:t>Mínimo: 2,35 mm · Normal: 8,04 mm · Máximo: 12,9 mm</w:t>
+              <w:t>1 1/8 in (28,6 mm) estimada</w:t>
             </w:r>
           </w:p>
         </w:tc>
@@ -12335,6 +12335,36 @@
                 <w:b/>
                 <w:sz w:val="18"/>
               </w:rPr>
+              <w:t>Carrera de operación</w:t>
+            </w:r>
+          </w:p>
+        </w:tc>
+        <w:tc>
+          <w:tcPr>
+            <w:tcW w:type="dxa" w:w="6412"/>
+          </w:tcPr>
+          <w:p>
+            <w:r>
+              <w:rPr>
+                <w:sz w:val="18"/>
+              </w:rPr>
+              <w:t>Mínimo: 2,35 mm · Normal: 8,04 mm · Máximo: 12,9 mm</w:t>
+            </w:r>
+          </w:p>
+        </w:tc>
+      </w:tr>
+      <w:tr>
+        <w:tc>
+          <w:tcPr>
+            <w:tcW w:type="dxa" w:w="3453"/>
+            <w:shd w:val="clear" w:color="auto" w:fill="EEF2F6"/>
+          </w:tcPr>
+          <w:p>
+            <w:r>
+              <w:rPr>
+                <w:b/>
+                <w:sz w:val="18"/>
+              </w:rPr>
               <w:t>Guía y obturador</w:t>
             </w:r>
           </w:p>
@@ -12348,7 +12378,7 @@
               <w:rPr>
                 <w:sz w:val="18"/>
               </w:rPr>
-              <w:t>Obturador guiado por jaula, desbalanceado (elegido).</w:t>
+              <w:t>Obturador cilíndrico guiado por jaula, desbalanceado (elegido).</w:t>
             </w:r>
           </w:p>
         </w:tc>
@@ -18669,7 +18699,7 @@
               <w:rPr>
                 <w:sz w:val="18"/>
               </w:rPr>
-              <w:t>Obturador guiado por jaula, desbalanceado (elegido).</w:t>
+              <w:t>Obturador cilíndrico guiado por jaula, desbalanceado (elegido).</w:t>
             </w:r>
           </w:p>
         </w:tc>
@@ -21060,7 +21090,7 @@
         <w:pStyle w:val="ListBullet"/>
       </w:pPr>
       <w:r>
-        <w:t>Calculado con N25 Valves Sizing 0.12.1 de INSTRUMATIK S.A.S.. Software independiente de fabricantes.</w:t>
+        <w:t>Calculado con N25 Valves Sizing 0.13.0 de INSTRUMATIK S.A.S.. Software independiente de fabricantes.</w:t>
       </w:r>
     </w:p>
     <w:sectPr>
@@ -21086,7 +21116,7 @@
       <w:rPr>
         <w:sz w:val="16"/>
       </w:rPr>
-      <w:t xml:space="preserve">N25 Valves Sizing 0.12.1 · Página </w:t>
+      <w:t xml:space="preserve">N25 Valves Sizing 0.13.0 · Página </w:t>
     </w:r>
     <w:r>
       <w:fldChar w:fldCharType="begin"/>

--- a/kit_workshop/resultados_de_referencia/Caso_C_alta_agua_producida_agria_resultados_N25.docx
+++ b/kit_workshop/resultados_de_referencia/Caso_C_alta_agua_producida_agria_resultados_N25.docx
@@ -21090,7 +21090,7 @@
         <w:pStyle w:val="ListBullet"/>
       </w:pPr>
       <w:r>
-        <w:t>Calculado con N25 Valves Sizing 0.13.0 de INSTRUMATIK S.A.S.. Software independiente de fabricantes.</w:t>
+        <w:t>Calculado con N25 Valves Sizing 0.13.2 de INSTRUMATIK S.A.S.. Software independiente de fabricantes.</w:t>
       </w:r>
     </w:p>
     <w:sectPr>
@@ -21116,7 +21116,7 @@
       <w:rPr>
         <w:sz w:val="16"/>
       </w:rPr>
-      <w:t xml:space="preserve">N25 Valves Sizing 0.13.0 · Página </w:t>
+      <w:t xml:space="preserve">N25 Valves Sizing 0.13.2 · Página </w:t>
     </w:r>
     <w:r>
       <w:fldChar w:fldCharType="begin"/>

--- a/kit_workshop/resultados_de_referencia/Caso_C_alta_agua_producida_agria_resultados_N25.docx
+++ b/kit_workshop/resultados_de_referencia/Caso_C_alta_agua_producida_agria_resultados_N25.docx
@@ -11803,6 +11803,36 @@
                 <w:b/>
                 <w:sz w:val="18"/>
               </w:rPr>
+              <w:t>Área de salida</w:t>
+            </w:r>
+          </w:p>
+        </w:tc>
+        <w:tc>
+          <w:tcPr>
+            <w:tcW w:type="dxa" w:w="6412"/>
+          </w:tcPr>
+          <w:p>
+            <w:r>
+              <w:rPr>
+                <w:sz w:val="18"/>
+              </w:rPr>
+              <w:t>2.163 mm² · Automática: 2" Sch 40 (ASME B36.10M / ASME B36.19M)</w:t>
+            </w:r>
+          </w:p>
+        </w:tc>
+      </w:tr>
+      <w:tr>
+        <w:tc>
+          <w:tcPr>
+            <w:tcW w:type="dxa" w:w="3453"/>
+            <w:shd w:val="clear" w:color="auto" w:fill="EEF2F6"/>
+          </w:tcPr>
+          <w:p>
+            <w:r>
+              <w:rPr>
+                <w:b/>
+                <w:sz w:val="18"/>
+              </w:rPr>
               <w:t>Presión de diseño</w:t>
             </w:r>
           </w:p>
@@ -17388,7 +17418,7 @@
               <w:rPr>
                 <w:sz w:val="18"/>
               </w:rPr>
-              <w:t>Velocidad aguas abajo</w:t>
+              <w:t>Velocidad en la salida de la válvula</w:t>
             </w:r>
           </w:p>
         </w:tc>
@@ -17418,7 +17448,7 @@
               <w:rPr>
                 <w:sz w:val="18"/>
               </w:rPr>
-              <w:t>0,596</w:t>
+              <w:t>5,14</w:t>
             </w:r>
           </w:p>
         </w:tc>
@@ -17435,7 +17465,7 @@
               <w:rPr>
                 <w:sz w:val="18"/>
               </w:rPr>
-              <w:t>1,34</w:t>
+              <w:t>11,6</w:t>
             </w:r>
           </w:p>
         </w:tc>
@@ -17452,7 +17482,165 @@
               <w:rPr>
                 <w:sz w:val="18"/>
               </w:rPr>
+              <w:t>16,7</w:t>
+            </w:r>
+          </w:p>
+        </w:tc>
+      </w:tr>
+      <w:tr>
+        <w:tc>
+          <w:tcPr>
+            <w:tcW w:type="dxa" w:w="3749"/>
+          </w:tcPr>
+          <w:p>
+            <w:r>
+              <w:rPr>
+                <w:sz w:val="18"/>
+              </w:rPr>
+              <w:t>Velocidad aguas abajo</w:t>
+            </w:r>
+          </w:p>
+        </w:tc>
+        <w:tc>
+          <w:tcPr>
+            <w:tcW w:type="dxa" w:w="986"/>
+          </w:tcPr>
+          <w:p>
+            <w:r>
+              <w:rPr>
+                <w:sz w:val="18"/>
+              </w:rPr>
+              <w:t>m/s</w:t>
+            </w:r>
+          </w:p>
+        </w:tc>
+        <w:tc>
+          <w:tcPr>
+            <w:tcW w:type="dxa" w:w="1710"/>
+            <w:shd w:val="clear" w:color="auto" w:fill="E3F1E6"/>
+          </w:tcPr>
+          <w:p>
+            <w:pPr>
+              <w:jc w:val="right"/>
+            </w:pPr>
+            <w:r>
+              <w:rPr>
+                <w:sz w:val="18"/>
+              </w:rPr>
+              <w:t>0,596</w:t>
+            </w:r>
+          </w:p>
+        </w:tc>
+        <w:tc>
+          <w:tcPr>
+            <w:tcW w:type="dxa" w:w="1710"/>
+            <w:shd w:val="clear" w:color="auto" w:fill="E3F1E6"/>
+          </w:tcPr>
+          <w:p>
+            <w:pPr>
+              <w:jc w:val="right"/>
+            </w:pPr>
+            <w:r>
+              <w:rPr>
+                <w:sz w:val="18"/>
+              </w:rPr>
+              <w:t>1,34</w:t>
+            </w:r>
+          </w:p>
+        </w:tc>
+        <w:tc>
+          <w:tcPr>
+            <w:tcW w:type="dxa" w:w="1710"/>
+            <w:shd w:val="clear" w:color="auto" w:fill="E3F1E6"/>
+          </w:tcPr>
+          <w:p>
+            <w:pPr>
+              <w:jc w:val="right"/>
+            </w:pPr>
+            <w:r>
+              <w:rPr>
+                <w:sz w:val="18"/>
+              </w:rPr>
               <w:t>1,94</w:t>
+            </w:r>
+          </w:p>
+        </w:tc>
+      </w:tr>
+      <w:tr>
+        <w:tc>
+          <w:tcPr>
+            <w:tcW w:type="dxa" w:w="3749"/>
+          </w:tcPr>
+          <w:p>
+            <w:r>
+              <w:rPr>
+                <w:sz w:val="18"/>
+              </w:rPr>
+              <w:t>Área de salida de la válvula</w:t>
+            </w:r>
+          </w:p>
+        </w:tc>
+        <w:tc>
+          <w:tcPr>
+            <w:tcW w:type="dxa" w:w="986"/>
+          </w:tcPr>
+          <w:p>
+            <w:r>
+              <w:rPr>
+                <w:sz w:val="18"/>
+              </w:rPr>
+              <w:t>mm²</w:t>
+            </w:r>
+          </w:p>
+        </w:tc>
+        <w:tc>
+          <w:tcPr>
+            <w:tcW w:type="dxa" w:w="1710"/>
+            <w:shd w:val="clear" w:color="auto" w:fill="E3F1E6"/>
+          </w:tcPr>
+          <w:p>
+            <w:pPr>
+              <w:jc w:val="right"/>
+            </w:pPr>
+            <w:r>
+              <w:rPr>
+                <w:sz w:val="18"/>
+              </w:rPr>
+              <w:t>2.163</w:t>
+            </w:r>
+          </w:p>
+        </w:tc>
+        <w:tc>
+          <w:tcPr>
+            <w:tcW w:type="dxa" w:w="1710"/>
+            <w:shd w:val="clear" w:color="auto" w:fill="E3F1E6"/>
+          </w:tcPr>
+          <w:p>
+            <w:pPr>
+              <w:jc w:val="right"/>
+            </w:pPr>
+            <w:r>
+              <w:rPr>
+                <w:sz w:val="18"/>
+              </w:rPr>
+              <w:t>2.163</w:t>
+            </w:r>
+          </w:p>
+        </w:tc>
+        <w:tc>
+          <w:tcPr>
+            <w:tcW w:type="dxa" w:w="1710"/>
+            <w:shd w:val="clear" w:color="auto" w:fill="E3F1E6"/>
+          </w:tcPr>
+          <w:p>
+            <w:pPr>
+              <w:jc w:val="right"/>
+            </w:pPr>
+            <w:r>
+              <w:rPr>
+                <w:sz w:val="18"/>
+              </w:rPr>
+              <w:t>2.163</w:t>
             </w:r>
           </w:p>
         </w:tc>
@@ -18044,12 +18232,12 @@
           <w:b/>
           <w:color w:val="B07A00"/>
         </w:rPr>
-        <w:t>[Advertencia] Normal: Velocidad de líquido alta en la válvula · intensidad 37 % (moderada)</w:t>
+        <w:t>[Advertencia] Normal: Velocidad de líquido alta en la válvula · intensidad 28 % (leve)</w:t>
       </w:r>
     </w:p>
     <w:p>
       <w:r>
-        <w:t>Velocidad en la conexión de salida de la válvula: 12,33 m/s (recomendado ≤ 9,0 m/s para líquidos limpios). Favorece erosión, vibración y golpe de ariete.</w:t>
+        <w:t>Velocidad en la conexión de salida de la válvula: 11,56 m/s (recomendado ≤ 9,0 m/s para líquidos limpios). Favorece erosión, vibración y golpe de ariete.</w:t>
       </w:r>
     </w:p>
     <w:p>
@@ -18138,12 +18326,12 @@
           <w:b/>
           <w:color w:val="B07A00"/>
         </w:rPr>
-        <w:t>[Advertencia] Máximo: Velocidad de líquido alta en la válvula · intensidad 98 % (severa)</w:t>
+        <w:t>[Advertencia] Máximo: Velocidad de líquido alta en la válvula · intensidad 85 % (severa)</w:t>
       </w:r>
     </w:p>
     <w:p>
       <w:r>
-        <w:t>Velocidad en la conexión de salida de la válvula: 17,82 m/s (recomendado ≤ 9,0 m/s para líquidos limpios). Favorece erosión, vibración y golpe de ariete.</w:t>
+        <w:t>Velocidad en la conexión de salida de la válvula: 16,69 m/s (recomendado ≤ 9,0 m/s para líquidos limpios). Favorece erosión, vibración y golpe de ariete.</w:t>
       </w:r>
     </w:p>
     <w:p>
@@ -21090,7 +21278,7 @@
         <w:pStyle w:val="ListBullet"/>
       </w:pPr>
       <w:r>
-        <w:t>Calculado con N25 Valves Sizing 0.13.2 de INSTRUMATIK S.A.S.. Software independiente de fabricantes.</w:t>
+        <w:t>Calculado con N25 Valves Sizing 0.13.4 de INSTRUMATIK S.A.S.. Software independiente de fabricantes.</w:t>
       </w:r>
     </w:p>
     <w:sectPr>
@@ -21116,7 +21304,7 @@
       <w:rPr>
         <w:sz w:val="16"/>
       </w:rPr>
-      <w:t xml:space="preserve">N25 Valves Sizing 0.13.2 · Página </w:t>
+      <w:t xml:space="preserve">N25 Valves Sizing 0.13.4 · Página </w:t>
     </w:r>
     <w:r>
       <w:fldChar w:fldCharType="begin"/>

--- a/kit_workshop/resultados_de_referencia/Caso_C_alta_agua_producida_agria_resultados_N25.docx
+++ b/kit_workshop/resultados_de_referencia/Caso_C_alta_agua_producida_agria_resultados_N25.docx
@@ -6196,7 +6196,7 @@
         <w:pStyle w:val="ListBullet"/>
       </w:pPr>
       <w:r>
-        <w:t>Materiales descartados: 11 (detalle en la solapa 3-Materiales, botón Análisis).</w:t>
+        <w:t>Materiales descartados: 12 (detalle en la solapa 3-Materiales, botón Análisis).</w:t>
       </w:r>
     </w:p>
     <w:p>
@@ -6358,7 +6358,7 @@
         <w:pStyle w:val="ListBullet"/>
       </w:pPr>
       <w:r>
-        <w:t>Materiales descartados: 26 (detalle en la solapa 3-Materiales, botón Análisis).</w:t>
+        <w:t>Materiales descartados: 27 (detalle en la solapa 3-Materiales, botón Análisis).</w:t>
       </w:r>
     </w:p>
     <w:p>
@@ -6475,7 +6475,7 @@
         <w:pStyle w:val="ListBullet"/>
       </w:pPr>
       <w:r>
-        <w:t>Materiales descartados: 31 (detalle en la solapa 3-Materiales, botón Análisis).</w:t>
+        <w:t>Materiales descartados: 33 (detalle en la solapa 3-Materiales, botón Análisis).</w:t>
       </w:r>
     </w:p>
     <w:p>
@@ -6597,7 +6597,7 @@
         <w:pStyle w:val="ListBullet"/>
       </w:pPr>
       <w:r>
-        <w:t>Materiales descartados: 31 (detalle en la solapa 3-Materiales, botón Análisis).</w:t>
+        <w:t>Materiales descartados: 33 (detalle en la solapa 3-Materiales, botón Análisis).</w:t>
       </w:r>
     </w:p>
     <w:p>
@@ -6714,7 +6714,7 @@
         <w:pStyle w:val="ListBullet"/>
       </w:pPr>
       <w:r>
-        <w:t>Materiales descartados: 14 (detalle en la solapa 3-Materiales, botón Análisis).</w:t>
+        <w:t>Materiales descartados: 16 (detalle en la solapa 3-Materiales, botón Análisis).</w:t>
       </w:r>
     </w:p>
     <w:p>
@@ -11967,6 +11967,66 @@
                 <w:sz w:val="18"/>
               </w:rPr>
               <w:t>3.8</w:t>
+            </w:r>
+          </w:p>
+        </w:tc>
+      </w:tr>
+      <w:tr>
+        <w:tc>
+          <w:tcPr>
+            <w:tcW w:type="dxa" w:w="3453"/>
+            <w:shd w:val="clear" w:color="auto" w:fill="EEF2F6"/>
+          </w:tcPr>
+          <w:p>
+            <w:r>
+              <w:rPr>
+                <w:b/>
+                <w:sz w:val="18"/>
+              </w:rPr>
+              <w:t>Pernos y tuercas cuerpo-bonete</w:t>
+            </w:r>
+          </w:p>
+        </w:tc>
+        <w:tc>
+          <w:tcPr>
+            <w:tcW w:type="dxa" w:w="6412"/>
+          </w:tcPr>
+          <w:p>
+            <w:r>
+              <w:rPr>
+                <w:sz w:val="18"/>
+              </w:rPr>
+              <w:t>Estándar del fabricante</w:t>
+            </w:r>
+          </w:p>
+        </w:tc>
+      </w:tr>
+      <w:tr>
+        <w:tc>
+          <w:tcPr>
+            <w:tcW w:type="dxa" w:w="3453"/>
+            <w:shd w:val="clear" w:color="auto" w:fill="EEF2F6"/>
+          </w:tcPr>
+          <w:p>
+            <w:r>
+              <w:rPr>
+                <w:b/>
+                <w:sz w:val="18"/>
+              </w:rPr>
+              <w:t>Espárragos y tuercas de la brida prensaempaques</w:t>
+            </w:r>
+          </w:p>
+        </w:tc>
+        <w:tc>
+          <w:tcPr>
+            <w:tcW w:type="dxa" w:w="6412"/>
+          </w:tcPr>
+          <w:p>
+            <w:r>
+              <w:rPr>
+                <w:sz w:val="18"/>
+              </w:rPr>
+              <w:t>Estándar del fabricante</w:t>
             </w:r>
           </w:p>
         </w:tc>
@@ -19982,6 +20042,88 @@
       </w:r>
     </w:p>
     <w:p>
+      <w:pPr>
+        <w:pStyle w:val="Heading3"/>
+      </w:pPr>
+      <w:r>
+        <w:t>Pernos y tuercas</w:t>
+      </w:r>
+    </w:p>
+    <w:tbl>
+      <w:tblPr>
+        <w:tblStyle w:val="TableGrid"/>
+        <w:tblW w:type="auto" w:w="0"/>
+        <w:jc w:val="center"/>
+        <w:tblLayout w:type="fixed"/>
+        <w:tblLook w:firstColumn="1" w:firstRow="1" w:lastColumn="0" w:lastRow="0" w:noHBand="0" w:noVBand="1" w:val="04A0"/>
+      </w:tblPr>
+      <w:tblGrid>
+        <w:gridCol w:w="4933"/>
+        <w:gridCol w:w="4933"/>
+      </w:tblGrid>
+      <w:tr>
+        <w:tc>
+          <w:tcPr>
+            <w:tcW w:type="dxa" w:w="3453"/>
+            <w:shd w:val="clear" w:color="auto" w:fill="EEF2F6"/>
+          </w:tcPr>
+          <w:p>
+            <w:r>
+              <w:rPr>
+                <w:b/>
+                <w:sz w:val="18"/>
+              </w:rPr>
+              <w:t>Pernos y tuercas cuerpo-bonete</w:t>
+            </w:r>
+          </w:p>
+        </w:tc>
+        <w:tc>
+          <w:tcPr>
+            <w:tcW w:type="dxa" w:w="6412"/>
+          </w:tcPr>
+          <w:p>
+            <w:r>
+              <w:rPr>
+                <w:sz w:val="18"/>
+              </w:rPr>
+              <w:t>Estándar del fabricante</w:t>
+            </w:r>
+          </w:p>
+        </w:tc>
+      </w:tr>
+      <w:tr>
+        <w:tc>
+          <w:tcPr>
+            <w:tcW w:type="dxa" w:w="3453"/>
+            <w:shd w:val="clear" w:color="auto" w:fill="EEF2F6"/>
+          </w:tcPr>
+          <w:p>
+            <w:r>
+              <w:rPr>
+                <w:b/>
+                <w:sz w:val="18"/>
+              </w:rPr>
+              <w:t>Espárragos y tuercas de la brida prensaempaques</w:t>
+            </w:r>
+          </w:p>
+        </w:tc>
+        <w:tc>
+          <w:tcPr>
+            <w:tcW w:type="dxa" w:w="6412"/>
+          </w:tcPr>
+          <w:p>
+            <w:r>
+              <w:rPr>
+                <w:sz w:val="18"/>
+              </w:rPr>
+              <w:t>Estándar del fabricante</w:t>
+            </w:r>
+          </w:p>
+        </w:tc>
+      </w:tr>
+    </w:tbl>
+    <w:p/>
+    <w:p>
       <w:r>
         <w:rPr>
           <w:i/>
@@ -21278,7 +21420,7 @@
         <w:pStyle w:val="ListBullet"/>
       </w:pPr>
       <w:r>
-        <w:t>Calculado con N25 Valves Sizing 0.13.4 de INSTRUMATIK S.A.S.. Software independiente de fabricantes.</w:t>
+        <w:t>Calculado con N25 Valves Sizing 0.14.0 de INSTRUMATIK S.A.S.. Software independiente de fabricantes.</w:t>
       </w:r>
     </w:p>
     <w:sectPr>
@@ -21304,7 +21446,7 @@
       <w:rPr>
         <w:sz w:val="16"/>
       </w:rPr>
-      <w:t xml:space="preserve">N25 Valves Sizing 0.13.4 · Página </w:t>
+      <w:t xml:space="preserve">N25 Valves Sizing 0.14.0 · Página </w:t>
     </w:r>
     <w:r>
       <w:fldChar w:fldCharType="begin"/>

--- a/kit_workshop/resultados_de_referencia/Caso_C_alta_agua_producida_agria_resultados_N25.docx
+++ b/kit_workshop/resultados_de_referencia/Caso_C_alta_agua_producida_agria_resultados_N25.docx
@@ -6475,7 +6475,7 @@
         <w:pStyle w:val="ListBullet"/>
       </w:pPr>
       <w:r>
-        <w:t>Materiales descartados: 33 (detalle en la solapa 3-Materiales, botón Análisis).</w:t>
+        <w:t>Materiales descartados: 34 (detalle en la solapa 3-Materiales, botón Análisis).</w:t>
       </w:r>
     </w:p>
     <w:p>
@@ -6597,7 +6597,7 @@
         <w:pStyle w:val="ListBullet"/>
       </w:pPr>
       <w:r>
-        <w:t>Materiales descartados: 33 (detalle en la solapa 3-Materiales, botón Análisis).</w:t>
+        <w:t>Materiales descartados: 34 (detalle en la solapa 3-Materiales, botón Análisis).</w:t>
       </w:r>
     </w:p>
     <w:p>
@@ -6714,7 +6714,7 @@
         <w:pStyle w:val="ListBullet"/>
       </w:pPr>
       <w:r>
-        <w:t>Materiales descartados: 16 (detalle en la solapa 3-Materiales, botón Análisis).</w:t>
+        <w:t>Materiales descartados: 17 (detalle en la solapa 3-Materiales, botón Análisis).</w:t>
       </w:r>
     </w:p>
     <w:p>
@@ -12014,6 +12014,96 @@
                 <w:sz w:val="18"/>
               </w:rPr>
               <w:t>Espárragos y tuercas de la brida prensaempaques</w:t>
+            </w:r>
+          </w:p>
+        </w:tc>
+        <w:tc>
+          <w:tcPr>
+            <w:tcW w:type="dxa" w:w="6412"/>
+          </w:tcPr>
+          <w:p>
+            <w:r>
+              <w:rPr>
+                <w:sz w:val="18"/>
+              </w:rPr>
+              <w:t>Estándar del fabricante</w:t>
+            </w:r>
+          </w:p>
+        </w:tc>
+      </w:tr>
+      <w:tr>
+        <w:tc>
+          <w:tcPr>
+            <w:tcW w:type="dxa" w:w="3453"/>
+            <w:shd w:val="clear" w:color="auto" w:fill="EEF2F6"/>
+          </w:tcPr>
+          <w:p>
+            <w:r>
+              <w:rPr>
+                <w:b/>
+                <w:sz w:val="18"/>
+              </w:rPr>
+              <w:t>Junta cuerpo-bonete</w:t>
+            </w:r>
+          </w:p>
+        </w:tc>
+        <w:tc>
+          <w:tcPr>
+            <w:tcW w:type="dxa" w:w="6412"/>
+          </w:tcPr>
+          <w:p>
+            <w:r>
+              <w:rPr>
+                <w:sz w:val="18"/>
+              </w:rPr>
+              <w:t>Estándar del fabricante</w:t>
+            </w:r>
+          </w:p>
+        </w:tc>
+      </w:tr>
+      <w:tr>
+        <w:tc>
+          <w:tcPr>
+            <w:tcW w:type="dxa" w:w="3453"/>
+            <w:shd w:val="clear" w:color="auto" w:fill="EEF2F6"/>
+          </w:tcPr>
+          <w:p>
+            <w:r>
+              <w:rPr>
+                <w:b/>
+                <w:sz w:val="18"/>
+              </w:rPr>
+              <w:t>O-rings</w:t>
+            </w:r>
+          </w:p>
+        </w:tc>
+        <w:tc>
+          <w:tcPr>
+            <w:tcW w:type="dxa" w:w="6412"/>
+          </w:tcPr>
+          <w:p>
+            <w:r>
+              <w:rPr>
+                <w:sz w:val="18"/>
+              </w:rPr>
+              <w:t>Estándar del fabricante</w:t>
+            </w:r>
+          </w:p>
+        </w:tc>
+      </w:tr>
+      <w:tr>
+        <w:tc>
+          <w:tcPr>
+            <w:tcW w:type="dxa" w:w="3453"/>
+            <w:shd w:val="clear" w:color="auto" w:fill="EEF2F6"/>
+          </w:tcPr>
+          <w:p>
+            <w:r>
+              <w:rPr>
+                <w:b/>
+                <w:sz w:val="18"/>
+              </w:rPr>
+              <w:t>Resortes</w:t>
             </w:r>
           </w:p>
         </w:tc>
@@ -20046,7 +20136,7 @@
         <w:pStyle w:val="Heading3"/>
       </w:pPr>
       <w:r>
-        <w:t>Pernos y tuercas</w:t>
+        <w:t>Pernos, junta, O-rings y resortes</w:t>
       </w:r>
     </w:p>
     <w:tbl>
@@ -20104,6 +20194,96 @@
                 <w:sz w:val="18"/>
               </w:rPr>
               <w:t>Espárragos y tuercas de la brida prensaempaques</w:t>
+            </w:r>
+          </w:p>
+        </w:tc>
+        <w:tc>
+          <w:tcPr>
+            <w:tcW w:type="dxa" w:w="6412"/>
+          </w:tcPr>
+          <w:p>
+            <w:r>
+              <w:rPr>
+                <w:sz w:val="18"/>
+              </w:rPr>
+              <w:t>Estándar del fabricante</w:t>
+            </w:r>
+          </w:p>
+        </w:tc>
+      </w:tr>
+      <w:tr>
+        <w:tc>
+          <w:tcPr>
+            <w:tcW w:type="dxa" w:w="3453"/>
+            <w:shd w:val="clear" w:color="auto" w:fill="EEF2F6"/>
+          </w:tcPr>
+          <w:p>
+            <w:r>
+              <w:rPr>
+                <w:b/>
+                <w:sz w:val="18"/>
+              </w:rPr>
+              <w:t>Junta cuerpo-bonete</w:t>
+            </w:r>
+          </w:p>
+        </w:tc>
+        <w:tc>
+          <w:tcPr>
+            <w:tcW w:type="dxa" w:w="6412"/>
+          </w:tcPr>
+          <w:p>
+            <w:r>
+              <w:rPr>
+                <w:sz w:val="18"/>
+              </w:rPr>
+              <w:t>Estándar del fabricante</w:t>
+            </w:r>
+          </w:p>
+        </w:tc>
+      </w:tr>
+      <w:tr>
+        <w:tc>
+          <w:tcPr>
+            <w:tcW w:type="dxa" w:w="3453"/>
+            <w:shd w:val="clear" w:color="auto" w:fill="EEF2F6"/>
+          </w:tcPr>
+          <w:p>
+            <w:r>
+              <w:rPr>
+                <w:b/>
+                <w:sz w:val="18"/>
+              </w:rPr>
+              <w:t>O-rings</w:t>
+            </w:r>
+          </w:p>
+        </w:tc>
+        <w:tc>
+          <w:tcPr>
+            <w:tcW w:type="dxa" w:w="6412"/>
+          </w:tcPr>
+          <w:p>
+            <w:r>
+              <w:rPr>
+                <w:sz w:val="18"/>
+              </w:rPr>
+              <w:t>Estándar del fabricante</w:t>
+            </w:r>
+          </w:p>
+        </w:tc>
+      </w:tr>
+      <w:tr>
+        <w:tc>
+          <w:tcPr>
+            <w:tcW w:type="dxa" w:w="3453"/>
+            <w:shd w:val="clear" w:color="auto" w:fill="EEF2F6"/>
+          </w:tcPr>
+          <w:p>
+            <w:r>
+              <w:rPr>
+                <w:b/>
+                <w:sz w:val="18"/>
+              </w:rPr>
+              <w:t>Resortes</w:t>
             </w:r>
           </w:p>
         </w:tc>
@@ -21420,7 +21600,7 @@
         <w:pStyle w:val="ListBullet"/>
       </w:pPr>
       <w:r>
-        <w:t>Calculado con N25 Valves Sizing 0.14.0 de INSTRUMATIK S.A.S.. Software independiente de fabricantes.</w:t>
+        <w:t>Calculado con N25 Valves Sizing 0.14.1 de INSTRUMATIK S.A.S.. Software independiente de fabricantes.</w:t>
       </w:r>
     </w:p>
     <w:sectPr>
@@ -21446,7 +21626,7 @@
       <w:rPr>
         <w:sz w:val="16"/>
       </w:rPr>
-      <w:t xml:space="preserve">N25 Valves Sizing 0.14.0 · Página </w:t>
+      <w:t xml:space="preserve">N25 Valves Sizing 0.14.1 · Página </w:t>
     </w:r>
     <w:r>
       <w:fldChar w:fldCharType="begin"/>

--- a/kit_workshop/resultados_de_referencia/Caso_C_alta_agua_producida_agria_resultados_N25.docx
+++ b/kit_workshop/resultados_de_referencia/Caso_C_alta_agua_producida_agria_resultados_N25.docx
@@ -21600,7 +21600,7 @@
         <w:pStyle w:val="ListBullet"/>
       </w:pPr>
       <w:r>
-        <w:t>Calculado con N25 Valves Sizing 0.14.1 de INSTRUMATIK S.A.S.. Software independiente de fabricantes.</w:t>
+        <w:t>Calculado con N25 Valves Sizing 0.15.0 de INSTRUMATIK S.A.S.. Software independiente de fabricantes.</w:t>
       </w:r>
     </w:p>
     <w:sectPr>
@@ -21626,7 +21626,7 @@
       <w:rPr>
         <w:sz w:val="16"/>
       </w:rPr>
-      <w:t xml:space="preserve">N25 Valves Sizing 0.14.1 · Página </w:t>
+      <w:t xml:space="preserve">N25 Valves Sizing 0.15.0 · Página </w:t>
     </w:r>
     <w:r>
       <w:fldChar w:fldCharType="begin"/>

--- a/kit_workshop/resultados_de_referencia/Caso_C_alta_agua_producida_agria_resultados_N25.docx
+++ b/kit_workshop/resultados_de_referencia/Caso_C_alta_agua_producida_agria_resultados_N25.docx
@@ -21600,7 +21600,7 @@
         <w:pStyle w:val="ListBullet"/>
       </w:pPr>
       <w:r>
-        <w:t>Calculado con N25 Valves Sizing 0.15.0 de INSTRUMATIK S.A.S.. Software independiente de fabricantes.</w:t>
+        <w:t>Calculado con N25 Valves Sizing 0.15.1 de INSTRUMATIK S.A.S.. Software independiente de fabricantes.</w:t>
       </w:r>
     </w:p>
     <w:sectPr>
@@ -21626,7 +21626,7 @@
       <w:rPr>
         <w:sz w:val="16"/>
       </w:rPr>
-      <w:t xml:space="preserve">N25 Valves Sizing 0.15.0 · Página </w:t>
+      <w:t xml:space="preserve">N25 Valves Sizing 0.15.1 · Página </w:t>
     </w:r>
     <w:r>
       <w:fldChar w:fldCharType="begin"/>

--- a/kit_workshop/resultados_de_referencia/Caso_C_alta_agua_producida_agria_resultados_N25.docx
+++ b/kit_workshop/resultados_de_referencia/Caso_C_alta_agua_producida_agria_resultados_N25.docx
@@ -21600,7 +21600,7 @@
         <w:pStyle w:val="ListBullet"/>
       </w:pPr>
       <w:r>
-        <w:t>Calculado con N25 Valves Sizing 0.15.1 de INSTRUMATIK S.A.S.. Software independiente de fabricantes.</w:t>
+        <w:t>Calculado con N25 Valves Sizing 0.15.2 de INSTRUMATIK S.A.S.. Software independiente de fabricantes.</w:t>
       </w:r>
     </w:p>
     <w:sectPr>
@@ -21626,7 +21626,7 @@
       <w:rPr>
         <w:sz w:val="16"/>
       </w:rPr>
-      <w:t xml:space="preserve">N25 Valves Sizing 0.15.1 · Página </w:t>
+      <w:t xml:space="preserve">N25 Valves Sizing 0.15.2 · Página </w:t>
     </w:r>
     <w:r>
       <w:fldChar w:fldCharType="begin"/>
